--- a/input/srs_report/BC7_PDTD_DTM_SRS_v1.0.docx
+++ b/input/srs_report/BC7_PDTD_DTM_SRS_v1.0.docx
@@ -1,6 +1,6 @@
 
 <file path=word/document.xml><?xml version="1.0" encoding="utf-8"?>
-<w:document xmlns:wpc="http://schemas.microsoft.com/office/word/2010/wordprocessingCanvas" xmlns:cx="http://schemas.microsoft.com/office/drawing/2014/chartex" xmlns:cx1="http://schemas.microsoft.com/office/drawing/2015/9/8/chartex" xmlns:cx2="http://schemas.microsoft.com/office/drawing/2015/10/21/chartex" xmlns:cx3="http://schemas.microsoft.com/office/drawing/2016/5/9/chartex" xmlns:cx4="http://schemas.microsoft.com/office/drawing/2016/5/10/chartex" xmlns:cx5="http://schemas.microsoft.com/office/drawing/2016/5/11/chartex" xmlns:cx6="http://schemas.microsoft.com/office/drawing/2016/5/12/chartex" xmlns:cx7="http://schemas.microsoft.com/office/drawing/2016/5/13/chartex" xmlns:cx8="http://schemas.microsoft.com/office/drawing/2016/5/14/chartex" xmlns:mc="http://schemas.openxmlformats.org/markup-compatibility/2006" xmlns:aink="http://schemas.microsoft.com/office/drawing/2016/ink" xmlns:am3d="http://schemas.microsoft.com/office/drawing/2017/model3d" xmlns:o="urn:schemas-microsoft-com:office:office" xmlns:oel="http://schemas.microsoft.com/office/2019/extlst" xmlns:r="http://schemas.openxmlformats.org/officeDocument/2006/relationships" xmlns:m="http://schemas.openxmlformats.org/officeDocument/2006/math" xmlns:v="urn:schemas-microsoft-com:vml" xmlns:wp14="http://schemas.microsoft.com/office/word/2010/wordprocessingDrawing" xmlns:wp="http://schemas.openxmlformats.org/drawingml/2006/wordprocessingDrawing" xmlns:w10="urn:schemas-microsoft-com:office:word" xmlns:w="http://schemas.openxmlformats.org/wordprocessingml/2006/main" xmlns:w14="http://schemas.microsoft.com/office/word/2010/wordml" xmlns:w15="http://schemas.microsoft.com/office/word/2012/wordml" xmlns:w16cei="http://schemas.microsoft.com/office/word/2026/wordml/cei" xmlns:w16cex="http://schemas.microsoft.com/office/word/2018/wordml/cex" xmlns:w16cid="http://schemas.microsoft.com/office/word/2016/wordml/cid" xmlns:w16="http://schemas.microsoft.com/office/word/2018/wordml" xmlns:w16du="http://schemas.microsoft.com/office/word/2023/wordml/word16du" xmlns:w16sdtdh="http://schemas.microsoft.com/office/word/2020/wordml/sdtdatahash" xmlns:w16sdtfl="http://schemas.microsoft.com/office/word/2024/wordml/sdtformatlock" xmlns:w16se="http://schemas.microsoft.com/office/word/2015/wordml/symex" xmlns:wpg="http://schemas.microsoft.com/office/word/2010/wordprocessingGroup" xmlns:wpi="http://schemas.microsoft.com/office/word/2010/wordprocessingInk" xmlns:wne="http://schemas.microsoft.com/office/word/2006/wordml" xmlns:wps="http://schemas.microsoft.com/office/word/2010/wordprocessingShape" mc:Ignorable="w14 w15 w16se w16cid w16 w16cex w16sdtdh w16sdtfl w16du wp14">
+<w:document xmlns:wpc="http://schemas.microsoft.com/office/word/2010/wordprocessingCanvas" xmlns:cx="http://schemas.microsoft.com/office/drawing/2014/chartex" xmlns:cx1="http://schemas.microsoft.com/office/drawing/2015/9/8/chartex" xmlns:cx2="http://schemas.microsoft.com/office/drawing/2015/10/21/chartex" xmlns:cx3="http://schemas.microsoft.com/office/drawing/2016/5/9/chartex" xmlns:cx4="http://schemas.microsoft.com/office/drawing/2016/5/10/chartex" xmlns:cx5="http://schemas.microsoft.com/office/drawing/2016/5/11/chartex" xmlns:cx6="http://schemas.microsoft.com/office/drawing/2016/5/12/chartex" xmlns:cx7="http://schemas.microsoft.com/office/drawing/2016/5/13/chartex" xmlns:cx8="http://schemas.microsoft.com/office/drawing/2016/5/14/chartex" xmlns:mc="http://schemas.openxmlformats.org/markup-compatibility/2006" xmlns:aink="http://schemas.microsoft.com/office/drawing/2016/ink" xmlns:am3d="http://schemas.microsoft.com/office/drawing/2017/model3d" xmlns:o="urn:schemas-microsoft-com:office:office" xmlns:oel="http://schemas.microsoft.com/office/2019/extlst" xmlns:r="http://schemas.openxmlformats.org/officeDocument/2006/relationships" xmlns:m="http://schemas.openxmlformats.org/officeDocument/2006/math" xmlns:v="urn:schemas-microsoft-com:vml" xmlns:wp14="http://schemas.microsoft.com/office/word/2010/wordprocessingDrawing" xmlns:wp="http://schemas.openxmlformats.org/drawingml/2006/wordprocessingDrawing" xmlns:w10="urn:schemas-microsoft-com:office:word" xmlns:w="http://schemas.openxmlformats.org/wordprocessingml/2006/main" xmlns:w14="http://schemas.microsoft.com/office/word/2010/wordml" xmlns:w15="http://schemas.microsoft.com/office/word/2012/wordml" xmlns:w16cex="http://schemas.microsoft.com/office/word/2018/wordml/cex" xmlns:w16cid="http://schemas.microsoft.com/office/word/2016/wordml/cid" xmlns:w16="http://schemas.microsoft.com/office/word/2018/wordml" xmlns:w16du="http://schemas.microsoft.com/office/word/2023/wordml/word16du" xmlns:w16sdtdh="http://schemas.microsoft.com/office/word/2020/wordml/sdtdatahash" xmlns:w16sdtfl="http://schemas.microsoft.com/office/word/2024/wordml/sdtformatlock" xmlns:w16se="http://schemas.microsoft.com/office/word/2015/wordml/symex" xmlns:wpg="http://schemas.microsoft.com/office/word/2010/wordprocessingGroup" xmlns:wpi="http://schemas.microsoft.com/office/word/2010/wordprocessingInk" xmlns:wne="http://schemas.microsoft.com/office/word/2006/wordml" xmlns:wps="http://schemas.microsoft.com/office/word/2010/wordprocessingShape" mc:Ignorable="w14 w15 w16se w16cid w16 w16cex w16sdtdh w16sdtfl w16du wp14">
   <w:body>
     <w:tbl>
       <w:tblPr>
@@ -352,7 +352,7 @@
               </wp:anchor>
             </w:drawing>
           </mc:Choice>
-          <mc:Fallback xmlns:a="http://schemas.openxmlformats.org/drawingml/2006/main" xmlns:pic="http://schemas.openxmlformats.org/drawingml/2006/picture" xmlns:a14="http://schemas.microsoft.com/office/drawing/2010/main">
+          <mc:Fallback xmlns:a14="http://schemas.microsoft.com/office/drawing/2010/main" xmlns:pic="http://schemas.openxmlformats.org/drawingml/2006/picture" xmlns:a="http://schemas.openxmlformats.org/drawingml/2006/main" xmlns:w16cei="http://schemas.microsoft.com/office/word/2026/wordml/cei">
             <w:pict w14:anchorId="491542B0">
               <v:shapetype id="_x0000_t32" coordsize="21600,21600" o:oned="t" filled="f" o:spt="32" path="m,l21600,21600e" w14:anchorId="34A99F1C">
                 <v:path fillok="f" arrowok="t" o:connecttype="none"/>
@@ -571,7 +571,7 @@
               </wp:anchor>
             </w:drawing>
           </mc:Choice>
-          <mc:Fallback xmlns:a="http://schemas.openxmlformats.org/drawingml/2006/main" xmlns:pic="http://schemas.openxmlformats.org/drawingml/2006/picture" xmlns:a14="http://schemas.microsoft.com/office/drawing/2010/main">
+          <mc:Fallback xmlns:a14="http://schemas.microsoft.com/office/drawing/2010/main" xmlns:pic="http://schemas.openxmlformats.org/drawingml/2006/picture" xmlns:a="http://schemas.openxmlformats.org/drawingml/2006/main" xmlns:w16cei="http://schemas.microsoft.com/office/word/2026/wordml/cei">
             <w:pict w14:anchorId="1C08E58D">
               <v:shape id="AutoShape 4" style="position:absolute;margin-left:238.1pt;margin-top:16.9pt;width:226.75pt;height:0;z-index:251660288;visibility:visible;mso-wrap-style:square;mso-width-percent:0;mso-height-percent:0;mso-wrap-distance-left:9pt;mso-wrap-distance-top:-3e-5mm;mso-wrap-distance-right:9pt;mso-wrap-distance-bottom:-3e-5mm;mso-position-horizontal:absolute;mso-position-horizontal-relative:text;mso-position-vertical:absolute;mso-position-vertical-relative:text;mso-width-percent:0;mso-height-percent:0;mso-width-relative:page;mso-height-relative:page" o:spid="_x0000_s1026" strokeweight="1pt" type="#_x0000_t32" o:gfxdata="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" w14:anchorId="07055F7F"/>
             </w:pict>
@@ -2013,7 +2013,6 @@
           <w:docPartUnique/>
         </w:docPartObj>
       </w:sdtPr>
-      <w:sdtEndPr/>
       <w:sdtContent>
         <w:p>
           <w:pPr>
@@ -5860,8 +5859,33 @@
                       <w:rFonts w:eastAsia="Times New Roman"/>
                       <w:lang w:val="en-GB"/>
                     </w:rPr>
-                    <w:t>LEFT JOIN với điều kiện: a.WI_NAME = b.WINAME</w:t>
+                    <w:t xml:space="preserve">LEFT JOIN với điều kiện: </w:t>
                   </w:r>
+                  <w:proofErr w:type="gramStart"/>
+                  <w:r>
+                    <w:rPr>
+                      <w:rFonts w:eastAsia="Times New Roman"/>
+                      <w:lang w:val="en-GB"/>
+                    </w:rPr>
+                    <w:t>a.WI</w:t>
+                  </w:r>
+                  <w:proofErr w:type="gramEnd"/>
+                  <w:r>
+                    <w:rPr>
+                      <w:rFonts w:eastAsia="Times New Roman"/>
+                      <w:lang w:val="en-GB"/>
+                    </w:rPr>
+                    <w:t xml:space="preserve">_NAME = </w:t>
+                  </w:r>
+                  <w:proofErr w:type="gramStart"/>
+                  <w:r>
+                    <w:rPr>
+                      <w:rFonts w:eastAsia="Times New Roman"/>
+                      <w:lang w:val="en-GB"/>
+                    </w:rPr>
+                    <w:t>b.WINAME</w:t>
+                  </w:r>
+                  <w:proofErr w:type="gramEnd"/>
                 </w:p>
               </w:tc>
             </w:tr>
@@ -5906,7 +5930,39 @@
                       <w:rFonts w:eastAsia="Times New Roman"/>
                       <w:lang w:val="en-GB"/>
                     </w:rPr>
-                    <w:t>LEFT JOIN với điều kiện: a.WI_NAME = c.WI_NAME</w:t>
+                    <w:t xml:space="preserve">LEFT JOIN với điều kiện: </w:t>
+                  </w:r>
+                  <w:proofErr w:type="gramStart"/>
+                  <w:r>
+                    <w:rPr>
+                      <w:rFonts w:eastAsia="Times New Roman"/>
+                      <w:lang w:val="en-GB"/>
+                    </w:rPr>
+                    <w:t>a.WI</w:t>
+                  </w:r>
+                  <w:proofErr w:type="gramEnd"/>
+                  <w:r>
+                    <w:rPr>
+                      <w:rFonts w:eastAsia="Times New Roman"/>
+                      <w:lang w:val="en-GB"/>
+                    </w:rPr>
+                    <w:t xml:space="preserve">_NAME = </w:t>
+                  </w:r>
+                  <w:proofErr w:type="gramStart"/>
+                  <w:r>
+                    <w:rPr>
+                      <w:rFonts w:eastAsia="Times New Roman"/>
+                      <w:lang w:val="en-GB"/>
+                    </w:rPr>
+                    <w:t>c.WI</w:t>
+                  </w:r>
+                  <w:proofErr w:type="gramEnd"/>
+                  <w:r>
+                    <w:rPr>
+                      <w:rFonts w:eastAsia="Times New Roman"/>
+                      <w:lang w:val="en-GB"/>
+                    </w:rPr>
+                    <w:t>_NAME</w:t>
                   </w:r>
                 </w:p>
               </w:tc>
@@ -5969,13 +6025,23 @@
                     </w:rPr>
                     <w:t xml:space="preserve">LEFT JOIN với điều kiện: </w:t>
                   </w:r>
+                  <w:proofErr w:type="gramStart"/>
                   <w:r>
                     <w:rPr>
                       <w:rFonts w:eastAsia="Times New Roman"/>
                       <w:lang w:val="en-GB"/>
                     </w:rPr>
-                    <w:t xml:space="preserve">a.EXCEPTION_CATEGORY = </w:t>
+                    <w:t>a.EXCEPTION</w:t>
                   </w:r>
+                  <w:proofErr w:type="gramEnd"/>
+                  <w:r>
+                    <w:rPr>
+                      <w:rFonts w:eastAsia="Times New Roman"/>
+                      <w:lang w:val="en-GB"/>
+                    </w:rPr>
+                    <w:t xml:space="preserve">_CATEGORY = </w:t>
+                  </w:r>
+                  <w:proofErr w:type="gramStart"/>
                   <w:r>
                     <w:rPr>
                       <w:rFonts w:eastAsia="Times New Roman"/>
@@ -5988,21 +6054,261 @@
                       <w:rFonts w:eastAsia="Times New Roman"/>
                       <w:lang w:val="en-GB"/>
                     </w:rPr>
-                    <w:t>.EXCEPTION_CATEGORY and a.EXCEPTION_NAME =</w:t>
+                    <w:t>.EXCEPTION</w:t>
+                  </w:r>
+                  <w:proofErr w:type="gramEnd"/>
+                  <w:r>
+                    <w:rPr>
+                      <w:rFonts w:eastAsia="Times New Roman"/>
+                      <w:lang w:val="en-GB"/>
+                    </w:rPr>
+                    <w:t xml:space="preserve">_CATEGORY and </w:t>
+                  </w:r>
+                  <w:proofErr w:type="gramStart"/>
+                  <w:r>
+                    <w:rPr>
+                      <w:rFonts w:eastAsia="Times New Roman"/>
+                      <w:lang w:val="en-GB"/>
+                    </w:rPr>
+                    <w:t>a.EXCEPTION</w:t>
+                  </w:r>
+                  <w:proofErr w:type="gramEnd"/>
+                  <w:r>
+                    <w:rPr>
+                      <w:rFonts w:eastAsia="Times New Roman"/>
+                      <w:lang w:val="en-GB"/>
+                    </w:rPr>
+                    <w:t>_NAME =</w:t>
                   </w:r>
                   <w:r>
                     <w:rPr>
                       <w:rFonts w:eastAsia="Times New Roman"/>
                       <w:lang w:val="en-GB"/>
                     </w:rPr>
-                    <w:t xml:space="preserve"> d</w:t>
+                    <w:t xml:space="preserve"> </w:t>
+                  </w:r>
+                  <w:proofErr w:type="gramStart"/>
+                  <w:r>
+                    <w:rPr>
+                      <w:rFonts w:eastAsia="Times New Roman"/>
+                      <w:lang w:val="en-GB"/>
+                    </w:rPr>
+                    <w:t>d</w:t>
                   </w:r>
                   <w:r>
                     <w:rPr>
                       <w:rFonts w:eastAsia="Times New Roman"/>
                       <w:lang w:val="en-GB"/>
                     </w:rPr>
-                    <w:t>.EXCEPTION_NAME</w:t>
+                    <w:t>.EXCEPTION</w:t>
+                  </w:r>
+                  <w:proofErr w:type="gramEnd"/>
+                  <w:r>
+                    <w:rPr>
+                      <w:rFonts w:eastAsia="Times New Roman"/>
+                      <w:lang w:val="en-GB"/>
+                    </w:rPr>
+                    <w:t>_NAME</w:t>
+                  </w:r>
+                </w:p>
+              </w:tc>
+            </w:tr>
+            <w:tr>
+              <w:trPr>
+                <w:trHeight w:val="284"/>
+              </w:trPr>
+              <w:tc>
+                <w:tcPr>
+                  <w:tcW w:w="3562" w:type="dxa"/>
+                </w:tcPr>
+                <w:p>
+                  <w:pPr>
+                    <w:spacing w:line="360" w:lineRule="auto"/>
+                    <w:ind w:right="34"/>
+                    <w:jc w:val="left"/>
+                  </w:pPr>
+                  <w:r>
+                    <w:t>SBLOS2.</w:t>
+                  </w:r>
+                  <w:r>
+                    <w:t>NG_SB_CLOS_CUST_INFO</w:t>
+                  </w:r>
+                  <w:r>
+                    <w:t xml:space="preserve"> (f)</w:t>
+                  </w:r>
+                </w:p>
+              </w:tc>
+              <w:tc>
+                <w:tcPr>
+                  <w:tcW w:w="3691" w:type="dxa"/>
+                </w:tcPr>
+                <w:p>
+                  <w:pPr>
+                    <w:spacing w:line="360" w:lineRule="auto"/>
+                    <w:ind w:right="175"/>
+                    <w:jc w:val="left"/>
+                    <w:rPr>
+                      <w:rFonts w:eastAsia="Times New Roman"/>
+                      <w:lang w:val="en-GB"/>
+                    </w:rPr>
+                  </w:pPr>
+                  <w:r>
+                    <w:rPr>
+                      <w:rFonts w:eastAsia="Times New Roman"/>
+                      <w:lang w:val="en-GB"/>
+                    </w:rPr>
+                    <w:t xml:space="preserve">LEFT JOIN với điều kiện: </w:t>
+                  </w:r>
+                  <w:proofErr w:type="gramStart"/>
+                  <w:r>
+                    <w:rPr>
+                      <w:rFonts w:eastAsia="Times New Roman"/>
+                      <w:lang w:val="en-GB"/>
+                    </w:rPr>
+                    <w:t>a.WI</w:t>
+                  </w:r>
+                  <w:proofErr w:type="gramEnd"/>
+                  <w:r>
+                    <w:rPr>
+                      <w:rFonts w:eastAsia="Times New Roman"/>
+                      <w:lang w:val="en-GB"/>
+                    </w:rPr>
+                    <w:t xml:space="preserve">_NAME = </w:t>
+                  </w:r>
+                  <w:proofErr w:type="gramStart"/>
+                  <w:r>
+                    <w:rPr>
+                      <w:rFonts w:eastAsia="Times New Roman"/>
+                      <w:lang w:val="en-GB"/>
+                    </w:rPr>
+                    <w:t>f</w:t>
+                  </w:r>
+                  <w:r>
+                    <w:rPr>
+                      <w:rFonts w:eastAsia="Times New Roman"/>
+                      <w:lang w:val="en-GB"/>
+                    </w:rPr>
+                    <w:t>.WI</w:t>
+                  </w:r>
+                  <w:proofErr w:type="gramEnd"/>
+                  <w:r>
+                    <w:rPr>
+                      <w:rFonts w:eastAsia="Times New Roman"/>
+                      <w:lang w:val="en-GB"/>
+                    </w:rPr>
+                    <w:t>_NAME</w:t>
+                  </w:r>
+                </w:p>
+              </w:tc>
+            </w:tr>
+            <w:tr>
+              <w:trPr>
+                <w:trHeight w:val="284"/>
+              </w:trPr>
+              <w:tc>
+                <w:tcPr>
+                  <w:tcW w:w="3562" w:type="dxa"/>
+                </w:tcPr>
+                <w:p>
+                  <w:pPr>
+                    <w:spacing w:line="360" w:lineRule="auto"/>
+                    <w:ind w:right="34"/>
+                    <w:jc w:val="left"/>
+                  </w:pPr>
+                  <w:r>
+                    <w:t>REF_PHAN_LOAI_DDE</w:t>
+                  </w:r>
+                  <w:r>
+                    <w:t xml:space="preserve"> (</w:t>
+                  </w:r>
+                  <w:r>
+                    <w:t>g</w:t>
+                  </w:r>
+                  <w:r>
+                    <w:t>)</w:t>
+                  </w:r>
+                </w:p>
+              </w:tc>
+              <w:tc>
+                <w:tcPr>
+                  <w:tcW w:w="3691" w:type="dxa"/>
+                </w:tcPr>
+                <w:p>
+                  <w:pPr>
+                    <w:spacing w:line="360" w:lineRule="auto"/>
+                    <w:ind w:right="175"/>
+                    <w:jc w:val="left"/>
+                    <w:rPr>
+                      <w:rFonts w:eastAsia="Times New Roman"/>
+                      <w:lang w:val="en-GB"/>
+                    </w:rPr>
+                  </w:pPr>
+                  <w:r>
+                    <w:rPr>
+                      <w:rFonts w:eastAsia="Times New Roman"/>
+                      <w:lang w:val="en-GB"/>
+                    </w:rPr>
+                    <w:t>LEFT JOIN với điều kiện:</w:t>
+                  </w:r>
+                  <w:r>
+                    <w:rPr>
+                      <w:rFonts w:eastAsia="Times New Roman"/>
+                    </w:rPr>
+                    <w:br/>
+                  </w:r>
+                  <w:proofErr w:type="gramStart"/>
+                  <w:r>
+                    <w:rPr>
+                      <w:rFonts w:eastAsia="Times New Roman"/>
+                    </w:rPr>
+                    <w:t>a.EXCEPTION</w:t>
+                  </w:r>
+                  <w:proofErr w:type="gramEnd"/>
+                  <w:r>
+                    <w:rPr>
+                      <w:rFonts w:eastAsia="Times New Roman"/>
+                    </w:rPr>
+                    <w:t xml:space="preserve">_CATEGORY = </w:t>
+                  </w:r>
+                  <w:proofErr w:type="gramStart"/>
+                  <w:r>
+                    <w:rPr>
+                      <w:rFonts w:eastAsia="Times New Roman"/>
+                    </w:rPr>
+                    <w:t>g</w:t>
+                  </w:r>
+                  <w:r>
+                    <w:rPr>
+                      <w:rFonts w:eastAsia="Times New Roman"/>
+                    </w:rPr>
+                    <w:t>.EXCEPTION</w:t>
+                  </w:r>
+                  <w:proofErr w:type="gramEnd"/>
+                  <w:r>
+                    <w:rPr>
+                      <w:rFonts w:eastAsia="Times New Roman"/>
+                    </w:rPr>
+                    <w:t xml:space="preserve">_CATEGORY and </w:t>
+                  </w:r>
+                  <w:proofErr w:type="gramStart"/>
+                  <w:r>
+                    <w:rPr>
+                      <w:rFonts w:eastAsia="Times New Roman"/>
+                    </w:rPr>
+                    <w:t>g</w:t>
+                  </w:r>
+                  <w:r>
+                    <w:rPr>
+                      <w:rFonts w:eastAsia="Times New Roman"/>
+                    </w:rPr>
+                    <w:t>.SYSTEMNAME</w:t>
+                  </w:r>
+                  <w:proofErr w:type="gramEnd"/>
+                  <w:r>
+                    <w:rPr>
+                      <w:rFonts w:eastAsia="Times New Roman"/>
+                    </w:rPr>
+                    <w:t xml:space="preserve"> = 'CLOS'</w:t>
                   </w:r>
                 </w:p>
               </w:tc>
@@ -6125,12 +6431,70 @@
                     </w:rPr>
                     <w:t xml:space="preserve">LEFT JOIN với điều kiện: </w:t>
                   </w:r>
+                  <w:proofErr w:type="gramStart"/>
                   <w:r>
                     <w:rPr>
                       <w:rFonts w:eastAsia="Times New Roman"/>
                       <w:lang w:val="en-GB"/>
                     </w:rPr>
-                    <w:t>a.EXCEPTION_CATEGORY = b.EXCEPTION_CATEGORY and a.EXCEPTION_NAME = b.EXCEPTION_NAME</w:t>
+                    <w:t>a.EXCEPTION</w:t>
+                  </w:r>
+                  <w:proofErr w:type="gramEnd"/>
+                  <w:r>
+                    <w:rPr>
+                      <w:rFonts w:eastAsia="Times New Roman"/>
+                      <w:lang w:val="en-GB"/>
+                    </w:rPr>
+                    <w:t xml:space="preserve">_CATEGORY = </w:t>
+                  </w:r>
+                  <w:proofErr w:type="gramStart"/>
+                  <w:r>
+                    <w:rPr>
+                      <w:rFonts w:eastAsia="Times New Roman"/>
+                      <w:lang w:val="en-GB"/>
+                    </w:rPr>
+                    <w:lastRenderedPageBreak/>
+                    <w:t>b.EXCEPTION</w:t>
+                  </w:r>
+                  <w:proofErr w:type="gramEnd"/>
+                  <w:r>
+                    <w:rPr>
+                      <w:rFonts w:eastAsia="Times New Roman"/>
+                      <w:lang w:val="en-GB"/>
+                    </w:rPr>
+                    <w:t xml:space="preserve">_CATEGORY and </w:t>
+                  </w:r>
+                  <w:proofErr w:type="gramStart"/>
+                  <w:r>
+                    <w:rPr>
+                      <w:rFonts w:eastAsia="Times New Roman"/>
+                      <w:lang w:val="en-GB"/>
+                    </w:rPr>
+                    <w:t>a.EXCEPTION</w:t>
+                  </w:r>
+                  <w:proofErr w:type="gramEnd"/>
+                  <w:r>
+                    <w:rPr>
+                      <w:rFonts w:eastAsia="Times New Roman"/>
+                      <w:lang w:val="en-GB"/>
+                    </w:rPr>
+                    <w:t xml:space="preserve">_NAME = </w:t>
+                  </w:r>
+                  <w:proofErr w:type="gramStart"/>
+                  <w:r>
+                    <w:rPr>
+                      <w:rFonts w:eastAsia="Times New Roman"/>
+                      <w:lang w:val="en-GB"/>
+                    </w:rPr>
+                    <w:t>b.EXCEPTION</w:t>
+                  </w:r>
+                  <w:proofErr w:type="gramEnd"/>
+                  <w:r>
+                    <w:rPr>
+                      <w:rFonts w:eastAsia="Times New Roman"/>
+                      <w:lang w:val="en-GB"/>
+                    </w:rPr>
+                    <w:t>_NAME</w:t>
                   </w:r>
                 </w:p>
               </w:tc>
@@ -6150,6 +6514,7 @@
                     <w:jc w:val="left"/>
                   </w:pPr>
                   <w:r>
+                    <w:lastRenderedPageBreak/>
                     <w:t>SBLOS2.</w:t>
                   </w:r>
                   <w:r>
@@ -6176,7 +6541,39 @@
                       <w:rFonts w:eastAsia="Times New Roman"/>
                       <w:lang w:val="en-GB"/>
                     </w:rPr>
-                    <w:t>LEFT JOIN với điều kiện: a.WI_NAME = c.WI_NAME</w:t>
+                    <w:t xml:space="preserve">LEFT JOIN với điều kiện: </w:t>
+                  </w:r>
+                  <w:proofErr w:type="gramStart"/>
+                  <w:r>
+                    <w:rPr>
+                      <w:rFonts w:eastAsia="Times New Roman"/>
+                      <w:lang w:val="en-GB"/>
+                    </w:rPr>
+                    <w:t>a.WI</w:t>
+                  </w:r>
+                  <w:proofErr w:type="gramEnd"/>
+                  <w:r>
+                    <w:rPr>
+                      <w:rFonts w:eastAsia="Times New Roman"/>
+                      <w:lang w:val="en-GB"/>
+                    </w:rPr>
+                    <w:t xml:space="preserve">_NAME = </w:t>
+                  </w:r>
+                  <w:proofErr w:type="gramStart"/>
+                  <w:r>
+                    <w:rPr>
+                      <w:rFonts w:eastAsia="Times New Roman"/>
+                      <w:lang w:val="en-GB"/>
+                    </w:rPr>
+                    <w:t>c.WI</w:t>
+                  </w:r>
+                  <w:proofErr w:type="gramEnd"/>
+                  <w:r>
+                    <w:rPr>
+                      <w:rFonts w:eastAsia="Times New Roman"/>
+                      <w:lang w:val="en-GB"/>
+                    </w:rPr>
+                    <w:t>_NAME</w:t>
                   </w:r>
                 </w:p>
               </w:tc>
@@ -6196,7 +6593,6 @@
                     <w:jc w:val="left"/>
                   </w:pPr>
                   <w:r>
-                    <w:lastRenderedPageBreak/>
                     <w:t>SBLOS2.</w:t>
                   </w:r>
                   <w:r>
@@ -6223,7 +6619,244 @@
                       <w:rFonts w:eastAsia="Times New Roman"/>
                       <w:lang w:val="en-GB"/>
                     </w:rPr>
-                    <w:t>LEFT JOIN với điều kiện: a.WI_NAME = d.WINAME</w:t>
+                    <w:t xml:space="preserve">LEFT JOIN với điều kiện: </w:t>
+                  </w:r>
+                  <w:proofErr w:type="gramStart"/>
+                  <w:r>
+                    <w:rPr>
+                      <w:rFonts w:eastAsia="Times New Roman"/>
+                      <w:lang w:val="en-GB"/>
+                    </w:rPr>
+                    <w:t>a.WI</w:t>
+                  </w:r>
+                  <w:proofErr w:type="gramEnd"/>
+                  <w:r>
+                    <w:rPr>
+                      <w:rFonts w:eastAsia="Times New Roman"/>
+                      <w:lang w:val="en-GB"/>
+                    </w:rPr>
+                    <w:t xml:space="preserve">_NAME = </w:t>
+                  </w:r>
+                  <w:proofErr w:type="gramStart"/>
+                  <w:r>
+                    <w:rPr>
+                      <w:rFonts w:eastAsia="Times New Roman"/>
+                      <w:lang w:val="en-GB"/>
+                    </w:rPr>
+                    <w:t>d.WINAME</w:t>
+                  </w:r>
+                  <w:proofErr w:type="gramEnd"/>
+                </w:p>
+              </w:tc>
+            </w:tr>
+            <w:tr>
+              <w:trPr>
+                <w:trHeight w:val="284"/>
+              </w:trPr>
+              <w:tc>
+                <w:tcPr>
+                  <w:tcW w:w="3562" w:type="dxa"/>
+                </w:tcPr>
+                <w:p>
+                  <w:pPr>
+                    <w:spacing w:line="360" w:lineRule="auto"/>
+                    <w:ind w:right="34"/>
+                    <w:jc w:val="left"/>
+                  </w:pPr>
+                  <w:r>
+                    <w:t>SBLOS2.</w:t>
+                  </w:r>
+                  <w:r>
+                    <w:t>NG_SB_RLOS_APPLICANT_GENERAL</w:t>
+                  </w:r>
+                  <w:r>
+                    <w:t xml:space="preserve"> (f)</w:t>
+                  </w:r>
+                </w:p>
+              </w:tc>
+              <w:tc>
+                <w:tcPr>
+                  <w:tcW w:w="3691" w:type="dxa"/>
+                </w:tcPr>
+                <w:p>
+                  <w:pPr>
+                    <w:spacing w:line="360" w:lineRule="auto"/>
+                    <w:ind w:right="175"/>
+                    <w:jc w:val="left"/>
+                    <w:rPr>
+                      <w:rFonts w:eastAsia="Times New Roman"/>
+                      <w:lang w:val="en-GB"/>
+                    </w:rPr>
+                  </w:pPr>
+                  <w:r>
+                    <w:rPr>
+                      <w:rFonts w:eastAsia="Times New Roman"/>
+                      <w:lang w:val="en-GB"/>
+                    </w:rPr>
+                    <w:t xml:space="preserve">LEFT JOIN với điều kiện: </w:t>
+                  </w:r>
+                  <w:proofErr w:type="gramStart"/>
+                  <w:r>
+                    <w:rPr>
+                      <w:rFonts w:eastAsia="Times New Roman"/>
+                      <w:lang w:val="en-GB"/>
+                    </w:rPr>
+                    <w:t>a.WI</w:t>
+                  </w:r>
+                  <w:proofErr w:type="gramEnd"/>
+                  <w:r>
+                    <w:rPr>
+                      <w:rFonts w:eastAsia="Times New Roman"/>
+                      <w:lang w:val="en-GB"/>
+                    </w:rPr>
+                    <w:t xml:space="preserve">_NAME = </w:t>
+                  </w:r>
+                  <w:proofErr w:type="gramStart"/>
+                  <w:r>
+                    <w:rPr>
+                      <w:rFonts w:eastAsia="Times New Roman"/>
+                      <w:lang w:val="en-GB"/>
+                    </w:rPr>
+                    <w:t>f</w:t>
+                  </w:r>
+                  <w:r>
+                    <w:rPr>
+                      <w:rFonts w:eastAsia="Times New Roman"/>
+                      <w:lang w:val="en-GB"/>
+                    </w:rPr>
+                    <w:t>.WI</w:t>
+                  </w:r>
+                  <w:proofErr w:type="gramEnd"/>
+                  <w:r>
+                    <w:rPr>
+                      <w:rFonts w:eastAsia="Times New Roman"/>
+                      <w:lang w:val="en-GB"/>
+                    </w:rPr>
+                    <w:t>_NAME</w:t>
+                  </w:r>
+                </w:p>
+              </w:tc>
+            </w:tr>
+            <w:tr>
+              <w:trPr>
+                <w:trHeight w:val="284"/>
+              </w:trPr>
+              <w:tc>
+                <w:tcPr>
+                  <w:tcW w:w="3562" w:type="dxa"/>
+                </w:tcPr>
+                <w:p>
+                  <w:pPr>
+                    <w:spacing w:line="360" w:lineRule="auto"/>
+                    <w:ind w:right="34"/>
+                    <w:jc w:val="left"/>
+                  </w:pPr>
+                  <w:r>
+                    <w:t>REF_PHAN_LOAI_DDE</w:t>
+                  </w:r>
+                  <w:r>
+                    <w:t xml:space="preserve"> (</w:t>
+                  </w:r>
+                  <w:r>
+                    <w:t>g</w:t>
+                  </w:r>
+                  <w:r>
+                    <w:t>)</w:t>
+                  </w:r>
+                </w:p>
+              </w:tc>
+              <w:tc>
+                <w:tcPr>
+                  <w:tcW w:w="3691" w:type="dxa"/>
+                </w:tcPr>
+                <w:p>
+                  <w:pPr>
+                    <w:spacing w:line="360" w:lineRule="auto"/>
+                    <w:ind w:right="175"/>
+                    <w:jc w:val="left"/>
+                    <w:rPr>
+                      <w:rFonts w:eastAsia="Times New Roman"/>
+                      <w:lang w:val="en-GB"/>
+                    </w:rPr>
+                  </w:pPr>
+                  <w:r>
+                    <w:rPr>
+                      <w:rFonts w:eastAsia="Times New Roman"/>
+                      <w:lang w:val="en-GB"/>
+                    </w:rPr>
+                    <w:t>LEFT JOIN với điều kiện:</w:t>
+                  </w:r>
+                  <w:r>
+                    <w:rPr>
+                      <w:rFonts w:eastAsia="Times New Roman"/>
+                    </w:rPr>
+                    <w:br/>
+                  </w:r>
+                  <w:proofErr w:type="gramStart"/>
+                  <w:r>
+                    <w:rPr>
+                      <w:rFonts w:eastAsia="Times New Roman"/>
+                    </w:rPr>
+                    <w:t>a.EXCEPTION</w:t>
+                  </w:r>
+                  <w:proofErr w:type="gramEnd"/>
+                  <w:r>
+                    <w:rPr>
+                      <w:rFonts w:eastAsia="Times New Roman"/>
+                    </w:rPr>
+                    <w:t xml:space="preserve">_CATEGORY = </w:t>
+                  </w:r>
+                  <w:proofErr w:type="gramStart"/>
+                  <w:r>
+                    <w:rPr>
+                      <w:rFonts w:eastAsia="Times New Roman"/>
+                    </w:rPr>
+                    <w:t>g</w:t>
+                  </w:r>
+                  <w:r>
+                    <w:rPr>
+                      <w:rFonts w:eastAsia="Times New Roman"/>
+                    </w:rPr>
+                    <w:t>.EXCEPTION</w:t>
+                  </w:r>
+                  <w:proofErr w:type="gramEnd"/>
+                  <w:r>
+                    <w:rPr>
+                      <w:rFonts w:eastAsia="Times New Roman"/>
+                    </w:rPr>
+                    <w:t xml:space="preserve">_CATEGORY and </w:t>
+                  </w:r>
+                  <w:proofErr w:type="gramStart"/>
+                  <w:r>
+                    <w:rPr>
+                      <w:rFonts w:eastAsia="Times New Roman"/>
+                    </w:rPr>
+                    <w:t>g</w:t>
+                  </w:r>
+                  <w:r>
+                    <w:rPr>
+                      <w:rFonts w:eastAsia="Times New Roman"/>
+                    </w:rPr>
+                    <w:t>.SYSTEMNAME</w:t>
+                  </w:r>
+                  <w:proofErr w:type="gramEnd"/>
+                  <w:r>
+                    <w:rPr>
+                      <w:rFonts w:eastAsia="Times New Roman"/>
+                    </w:rPr>
+                    <w:t xml:space="preserve"> = '</w:t>
+                  </w:r>
+                  <w:r>
+                    <w:rPr>
+                      <w:rFonts w:eastAsia="Times New Roman"/>
+                    </w:rPr>
+                    <w:t>R</w:t>
+                  </w:r>
+                  <w:r>
+                    <w:rPr>
+                      <w:rFonts w:eastAsia="Times New Roman"/>
+                    </w:rPr>
+                    <w:t>LOS'</w:t>
                   </w:r>
                 </w:p>
               </w:tc>
@@ -6757,23 +7390,80 @@
               <w:rPr>
                 <w:rFonts w:eastAsia="Calibri"/>
               </w:rPr>
-              <w:t>Lấy giá trị d.ACTIVITYNAME với điều kiện: Tồn tại bản ghi trong bảng NG_SB_RLOS_ENTRY_EXIT (e) thỏa mãn điều kiện e.WINAME = a.WI_NAME</w:t>
-            </w:r>
-          </w:p>
-          <w:p>
-            <w:pPr>
-              <w:spacing w:line="360" w:lineRule="auto"/>
-              <w:jc w:val="left"/>
-              <w:rPr>
-                <w:rFonts w:eastAsia="Calibri"/>
-              </w:rPr>
-            </w:pPr>
-            <w:r>
-              <w:rPr>
-                <w:rFonts w:eastAsia="Calibri"/>
-              </w:rPr>
-              <w:t xml:space="preserve">AND e.WORKSTEP = </w:t>
-            </w:r>
+              <w:t xml:space="preserve">Lấy giá trị </w:t>
+            </w:r>
+            <w:proofErr w:type="gramStart"/>
+            <w:r>
+              <w:rPr>
+                <w:rFonts w:eastAsia="Calibri"/>
+              </w:rPr>
+              <w:t>d.ACTIVITYNAME</w:t>
+            </w:r>
+            <w:proofErr w:type="gramEnd"/>
+            <w:r>
+              <w:rPr>
+                <w:rFonts w:eastAsia="Calibri"/>
+              </w:rPr>
+              <w:t xml:space="preserve"> với điều kiện: Tồn tại bản ghi trong bảng NG_SB_RLOS_ENTRY_EXIT (e) thỏa mãn điều kiện </w:t>
+            </w:r>
+            <w:proofErr w:type="gramStart"/>
+            <w:r>
+              <w:rPr>
+                <w:rFonts w:eastAsia="Calibri"/>
+              </w:rPr>
+              <w:t>e.WINAME</w:t>
+            </w:r>
+            <w:proofErr w:type="gramEnd"/>
+            <w:r>
+              <w:rPr>
+                <w:rFonts w:eastAsia="Calibri"/>
+              </w:rPr>
+              <w:t xml:space="preserve"> = </w:t>
+            </w:r>
+            <w:proofErr w:type="gramStart"/>
+            <w:r>
+              <w:rPr>
+                <w:rFonts w:eastAsia="Calibri"/>
+              </w:rPr>
+              <w:t>a.WI</w:t>
+            </w:r>
+            <w:proofErr w:type="gramEnd"/>
+            <w:r>
+              <w:rPr>
+                <w:rFonts w:eastAsia="Calibri"/>
+              </w:rPr>
+              <w:t>_NAME</w:t>
+            </w:r>
+          </w:p>
+          <w:p>
+            <w:pPr>
+              <w:spacing w:line="360" w:lineRule="auto"/>
+              <w:jc w:val="left"/>
+              <w:rPr>
+                <w:rFonts w:eastAsia="Calibri"/>
+              </w:rPr>
+            </w:pPr>
+            <w:r>
+              <w:rPr>
+                <w:rFonts w:eastAsia="Calibri"/>
+              </w:rPr>
+              <w:t xml:space="preserve">AND </w:t>
+            </w:r>
+            <w:proofErr w:type="gramStart"/>
+            <w:r>
+              <w:rPr>
+                <w:rFonts w:eastAsia="Calibri"/>
+              </w:rPr>
+              <w:t>e.WORKSTEP</w:t>
+            </w:r>
+            <w:proofErr w:type="gramEnd"/>
+            <w:r>
+              <w:rPr>
+                <w:rFonts w:eastAsia="Calibri"/>
+              </w:rPr>
+              <w:t xml:space="preserve"> = </w:t>
+            </w:r>
+            <w:proofErr w:type="gramStart"/>
             <w:r>
               <w:rPr>
                 <w:rFonts w:eastAsia="Calibri"/>
@@ -6786,21 +7476,37 @@
               </w:rPr>
               <w:t>.ACTIVITYNAME</w:t>
             </w:r>
-          </w:p>
-          <w:p>
-            <w:pPr>
-              <w:spacing w:line="360" w:lineRule="auto"/>
-              <w:jc w:val="left"/>
-              <w:rPr>
-                <w:rFonts w:eastAsia="Calibri"/>
-              </w:rPr>
-            </w:pPr>
-            <w:r>
-              <w:rPr>
-                <w:rFonts w:eastAsia="Calibri"/>
-              </w:rPr>
-              <w:t xml:space="preserve">AND e.DECISION = </w:t>
-            </w:r>
+            <w:proofErr w:type="gramEnd"/>
+          </w:p>
+          <w:p>
+            <w:pPr>
+              <w:spacing w:line="360" w:lineRule="auto"/>
+              <w:jc w:val="left"/>
+              <w:rPr>
+                <w:rFonts w:eastAsia="Calibri"/>
+              </w:rPr>
+            </w:pPr>
+            <w:r>
+              <w:rPr>
+                <w:rFonts w:eastAsia="Calibri"/>
+              </w:rPr>
+              <w:t xml:space="preserve">AND </w:t>
+            </w:r>
+            <w:proofErr w:type="gramStart"/>
+            <w:r>
+              <w:rPr>
+                <w:rFonts w:eastAsia="Calibri"/>
+              </w:rPr>
+              <w:t>e.DECISION</w:t>
+            </w:r>
+            <w:proofErr w:type="gramEnd"/>
+            <w:r>
+              <w:rPr>
+                <w:rFonts w:eastAsia="Calibri"/>
+              </w:rPr>
+              <w:t xml:space="preserve"> = </w:t>
+            </w:r>
+            <w:proofErr w:type="gramStart"/>
             <w:r>
               <w:rPr>
                 <w:rFonts w:eastAsia="Calibri"/>
@@ -6813,6 +7519,7 @@
               </w:rPr>
               <w:t>.DECISION</w:t>
             </w:r>
+            <w:proofErr w:type="gramEnd"/>
           </w:p>
         </w:tc>
       </w:tr>
@@ -7298,22 +8005,63 @@
               <w:rPr>
                 <w:rFonts w:eastAsia="Calibri"/>
               </w:rPr>
-              <w:t>REGEXP_SUBSTR(EXCEPTION_CATEGORY, '^[^:]+')</w:t>
-            </w:r>
-          </w:p>
-          <w:p>
-            <w:pPr>
-              <w:spacing w:line="360" w:lineRule="auto"/>
-              <w:jc w:val="left"/>
-              <w:rPr>
-                <w:rFonts w:eastAsia="Calibri"/>
-              </w:rPr>
-            </w:pPr>
-            <w:r>
-              <w:rPr>
-                <w:rFonts w:eastAsia="Calibri"/>
-              </w:rPr>
-              <w:lastRenderedPageBreak/>
+              <w:t>REGEXP_</w:t>
+            </w:r>
+            <w:proofErr w:type="gramStart"/>
+            <w:r>
+              <w:rPr>
+                <w:rFonts w:eastAsia="Calibri"/>
+              </w:rPr>
+              <w:t>SUBSTR(</w:t>
+            </w:r>
+            <w:proofErr w:type="gramEnd"/>
+            <w:r>
+              <w:rPr>
+                <w:rFonts w:eastAsia="Calibri"/>
+              </w:rPr>
+              <w:t>EXCEPTION_CATEGORY, '</w:t>
+            </w:r>
+            <w:proofErr w:type="gramStart"/>
+            <w:r>
+              <w:rPr>
+                <w:rFonts w:eastAsia="Calibri"/>
+              </w:rPr>
+              <w:t>^[</w:t>
+            </w:r>
+            <w:proofErr w:type="gramEnd"/>
+            <w:r>
+              <w:rPr>
+                <w:rFonts w:eastAsia="Calibri"/>
+              </w:rPr>
+              <w:t>^</w:t>
+            </w:r>
+            <w:proofErr w:type="gramStart"/>
+            <w:r>
+              <w:rPr>
+                <w:rFonts w:eastAsia="Calibri"/>
+              </w:rPr>
+              <w:t>:]+</w:t>
+            </w:r>
+            <w:proofErr w:type="gramEnd"/>
+            <w:r>
+              <w:rPr>
+                <w:rFonts w:eastAsia="Calibri"/>
+              </w:rPr>
+              <w:t>')</w:t>
+            </w:r>
+          </w:p>
+          <w:p>
+            <w:pPr>
+              <w:spacing w:line="360" w:lineRule="auto"/>
+              <w:jc w:val="left"/>
+              <w:rPr>
+                <w:rFonts w:eastAsia="Calibri"/>
+              </w:rPr>
+            </w:pPr>
+            <w:r>
+              <w:rPr>
+                <w:rFonts w:eastAsia="Calibri"/>
+              </w:rPr>
               <w:t>+ Nếu không có mã code trước dấu ':' thì gán giá trị NULL</w:t>
             </w:r>
           </w:p>
@@ -7457,143 +8205,1878 @@
             <w:pPr>
               <w:spacing w:line="360" w:lineRule="auto"/>
               <w:jc w:val="left"/>
-              <w:rPr>
-                <w:color w:val="000000"/>
-              </w:rPr>
-            </w:pPr>
-            <w:r>
-              <w:rPr>
-                <w:color w:val="000000"/>
-              </w:rPr>
-              <w:t xml:space="preserve">NG_SB_CLOS_ENTRY_EXIT b&gt; </w:t>
-            </w:r>
-          </w:p>
-          <w:p>
-            <w:pPr>
-              <w:spacing w:line="360" w:lineRule="auto"/>
-              <w:jc w:val="left"/>
-              <w:rPr>
-                <w:color w:val="000000"/>
-              </w:rPr>
-            </w:pPr>
-            <w:r>
-              <w:rPr>
-                <w:color w:val="000000"/>
-              </w:rPr>
-              <w:t xml:space="preserve">+ Nếu </w:t>
-            </w:r>
-            <w:r>
-              <w:rPr>
-                <w:color w:val="000000"/>
-              </w:rPr>
-              <w:t>hồ sơ có dòng thỏa mãn điều kiện</w:t>
-            </w:r>
-            <w:r>
-              <w:rPr>
-                <w:color w:val="000000"/>
-              </w:rPr>
-              <w:br/>
+            </w:pPr>
+            <w:r>
+              <w:t>NG_SB_CLOS_EXCEPTION</w:t>
+            </w:r>
+            <w:r>
+              <w:t xml:space="preserve"> a</w:t>
+            </w:r>
+            <w:r>
+              <w:t>&gt;</w:t>
+            </w:r>
+          </w:p>
+          <w:p>
+            <w:pPr>
+              <w:spacing w:line="360" w:lineRule="auto"/>
+              <w:jc w:val="left"/>
+            </w:pPr>
+            <w:r>
+              <w:t>NG_SB_</w:t>
+            </w:r>
+            <w:r>
+              <w:t>C</w:t>
+            </w:r>
+            <w:r>
+              <w:t>LOS_MAS_EXCEPTION</w:t>
+            </w:r>
+            <w:r>
+              <w:t xml:space="preserve"> d </w:t>
+            </w:r>
+            <w:r>
+              <w:t xml:space="preserve">&gt; </w:t>
+            </w:r>
+          </w:p>
+          <w:p>
+            <w:pPr>
+              <w:spacing w:line="360" w:lineRule="auto"/>
+              <w:jc w:val="left"/>
+            </w:pPr>
+            <w:r>
+              <w:t xml:space="preserve">NG_SB_CLOS_ENTRY_EXIT </w:t>
+            </w:r>
+            <w:r>
+              <w:t>h</w:t>
+            </w:r>
+            <w:r>
+              <w:t>&gt;</w:t>
+            </w:r>
+          </w:p>
+          <w:p>
+            <w:pPr>
+              <w:spacing w:line="360" w:lineRule="auto"/>
+              <w:jc w:val="left"/>
+            </w:pPr>
+            <w:r>
+              <w:t>NG_SB_CLOS_CUST_INFO f&gt;</w:t>
+            </w:r>
+          </w:p>
+          <w:p>
+            <w:pPr>
+              <w:spacing w:line="360" w:lineRule="auto"/>
+              <w:jc w:val="left"/>
+            </w:pPr>
+            <w:r>
+              <w:t xml:space="preserve">Từ bảng </w:t>
+            </w:r>
+            <w:r>
+              <w:t>NG_SB_CLOS_EXCEPTION</w:t>
+            </w:r>
+            <w:r>
+              <w:t>, lấy thông tin WI_NAME</w:t>
+            </w:r>
+            <w:r>
+              <w:t xml:space="preserve">. </w:t>
+            </w:r>
+            <w:r>
+              <w:t xml:space="preserve">Xét các </w:t>
+            </w:r>
+            <w:r>
+              <w:t>EXCEPTION_CATEGORY</w:t>
+            </w:r>
+            <w:r>
+              <w:t xml:space="preserve">, </w:t>
+            </w:r>
+            <w:r>
+              <w:t>EXCEPTION_</w:t>
+            </w:r>
+            <w:r>
+              <w:t>NAME</w:t>
+            </w:r>
+            <w:r>
+              <w:t xml:space="preserve"> của WI_NAME trong bảng </w:t>
+            </w:r>
+            <w:r>
+              <w:t>NG_SB_CLOS_EXCEPTION</w:t>
+            </w:r>
+            <w:r>
+              <w:t xml:space="preserve"> </w:t>
+            </w:r>
+            <w:r>
+              <w:t xml:space="preserve">(a) và </w:t>
+            </w:r>
+            <w:r>
+              <w:t>WORKSTEP</w:t>
+            </w:r>
+            <w:r>
+              <w:t xml:space="preserve">, </w:t>
+            </w:r>
+            <w:r>
+              <w:t>DECISION</w:t>
+            </w:r>
+            <w:r>
+              <w:t xml:space="preserve"> tương ứng</w:t>
+            </w:r>
+            <w:r>
+              <w:t xml:space="preserve"> </w:t>
+            </w:r>
+            <w:r>
+              <w:t xml:space="preserve">trong bảng </w:t>
+            </w:r>
+            <w:r>
+              <w:t xml:space="preserve">NG_SB_CLOS_ENTRY_EXIT </w:t>
+            </w:r>
+            <w:r>
               <w:t>(</w:t>
             </w:r>
             <w:r>
-              <w:rPr>
-                <w:color w:val="000000"/>
-              </w:rPr>
-              <w:t>b.</w:t>
-            </w:r>
-            <w:r>
-              <w:rPr>
-                <w:color w:val="000000"/>
-              </w:rPr>
-              <w:t xml:space="preserve">WORKSTEP = 'DetailDataEntry' AND </w:t>
-            </w:r>
-            <w:r>
-              <w:rPr>
-                <w:color w:val="000000"/>
-              </w:rPr>
-              <w:t>b.</w:t>
-            </w:r>
-            <w:r>
-              <w:rPr>
-                <w:color w:val="000000"/>
-              </w:rPr>
-              <w:t>DECISION = 'Send_Back')</w:t>
-            </w:r>
-            <w:r>
-              <w:rPr>
-                <w:color w:val="000000"/>
-              </w:rPr>
-              <w:br/>
-              <w:t>OR (</w:t>
-            </w:r>
-            <w:r>
-              <w:rPr>
-                <w:color w:val="000000"/>
-              </w:rPr>
-              <w:t>b.</w:t>
-            </w:r>
-            <w:r>
-              <w:rPr>
-                <w:color w:val="000000"/>
-              </w:rPr>
-              <w:t>WORKSTEP IN ('DataInputerChecker','UnderwriterMaker','CreditApproval')</w:t>
-            </w:r>
-            <w:r>
-              <w:rPr>
-                <w:color w:val="000000"/>
-              </w:rPr>
-              <w:br/>
-              <w:t xml:space="preserve">  AND </w:t>
-            </w:r>
-            <w:r>
-              <w:rPr>
-                <w:color w:val="000000"/>
-              </w:rPr>
-              <w:t>b.</w:t>
-            </w:r>
-            <w:r>
-              <w:rPr>
-                <w:color w:val="000000"/>
-              </w:rPr>
-              <w:t>DECISION IN ('Additional_Doc_Required','Send_Back to BranchSupport'))</w:t>
-            </w:r>
-            <w:r>
-              <w:rPr>
-                <w:color w:val="000000"/>
-              </w:rPr>
-              <w:br/>
-            </w:r>
-            <w:r>
-              <w:rPr>
-                <w:color w:val="000000"/>
-              </w:rPr>
-              <w:t xml:space="preserve">gán giá trị </w:t>
-            </w:r>
-            <w:r>
-              <w:rPr>
+              <w:t>h</w:t>
+            </w:r>
+            <w:r>
+              <w:t xml:space="preserve">) </w:t>
+            </w:r>
+          </w:p>
+          <w:p>
+            <w:pPr>
+              <w:spacing w:line="360" w:lineRule="auto"/>
+              <w:jc w:val="left"/>
+              <w:rPr>
+                <w:rFonts w:eastAsia="Calibri"/>
+              </w:rPr>
+            </w:pPr>
+            <w:r>
+              <w:t>(join qua điều kiện</w:t>
+            </w:r>
+            <w:r>
+              <w:t>:</w:t>
+            </w:r>
+            <w:r>
+              <w:t xml:space="preserve"> </w:t>
+            </w:r>
+            <w:proofErr w:type="gramStart"/>
+            <w:r>
+              <w:rPr>
+                <w:rFonts w:eastAsia="Calibri"/>
+              </w:rPr>
+              <w:t>h</w:t>
+            </w:r>
+            <w:r>
+              <w:rPr>
+                <w:rFonts w:eastAsia="Calibri"/>
+              </w:rPr>
+              <w:t>.WINAME</w:t>
+            </w:r>
+            <w:proofErr w:type="gramEnd"/>
+            <w:r>
+              <w:rPr>
+                <w:rFonts w:eastAsia="Calibri"/>
+              </w:rPr>
+              <w:t xml:space="preserve"> = </w:t>
+            </w:r>
+            <w:proofErr w:type="gramStart"/>
+            <w:r>
+              <w:rPr>
+                <w:rFonts w:eastAsia="Calibri"/>
+              </w:rPr>
+              <w:t>a.WI</w:t>
+            </w:r>
+            <w:proofErr w:type="gramEnd"/>
+            <w:r>
+              <w:rPr>
+                <w:rFonts w:eastAsia="Calibri"/>
+              </w:rPr>
+              <w:t>_NAME</w:t>
+            </w:r>
+            <w:r>
+              <w:rPr>
+                <w:rFonts w:eastAsia="Calibri"/>
+              </w:rPr>
+              <w:t xml:space="preserve"> </w:t>
+            </w:r>
+            <w:r>
+              <w:rPr>
+                <w:rFonts w:eastAsia="Calibri"/>
+              </w:rPr>
+              <w:t>and</w:t>
+            </w:r>
+            <w:r>
+              <w:rPr>
+                <w:rFonts w:eastAsia="Calibri"/>
+              </w:rPr>
+              <w:t xml:space="preserve"> </w:t>
+            </w:r>
+            <w:proofErr w:type="gramStart"/>
+            <w:r>
+              <w:rPr>
+                <w:rFonts w:eastAsia="Calibri"/>
+              </w:rPr>
+              <w:t>h</w:t>
+            </w:r>
+            <w:r>
+              <w:rPr>
+                <w:rFonts w:eastAsia="Calibri"/>
+              </w:rPr>
+              <w:t>.WORKSTEP</w:t>
+            </w:r>
+            <w:proofErr w:type="gramEnd"/>
+            <w:r>
+              <w:rPr>
+                <w:rFonts w:eastAsia="Calibri"/>
+              </w:rPr>
+              <w:t xml:space="preserve"> = </w:t>
+            </w:r>
+            <w:proofErr w:type="gramStart"/>
+            <w:r>
+              <w:rPr>
+                <w:rFonts w:eastAsia="Calibri"/>
+              </w:rPr>
+              <w:t>d</w:t>
+            </w:r>
+            <w:r>
+              <w:rPr>
+                <w:rFonts w:eastAsia="Calibri"/>
+              </w:rPr>
+              <w:t>.ACTIVITYNAME</w:t>
+            </w:r>
+            <w:proofErr w:type="gramEnd"/>
+            <w:r>
+              <w:rPr>
+                <w:rFonts w:eastAsia="Calibri"/>
+              </w:rPr>
+              <w:t xml:space="preserve"> and</w:t>
+            </w:r>
+            <w:r>
+              <w:rPr>
+                <w:rFonts w:eastAsia="Calibri"/>
+              </w:rPr>
+              <w:t xml:space="preserve"> </w:t>
+            </w:r>
+            <w:proofErr w:type="gramStart"/>
+            <w:r>
+              <w:rPr>
+                <w:rFonts w:eastAsia="Calibri"/>
+              </w:rPr>
+              <w:t>h</w:t>
+            </w:r>
+            <w:r>
+              <w:rPr>
+                <w:rFonts w:eastAsia="Calibri"/>
+              </w:rPr>
+              <w:t>.DECISION</w:t>
+            </w:r>
+            <w:proofErr w:type="gramEnd"/>
+            <w:r>
+              <w:rPr>
+                <w:rFonts w:eastAsia="Calibri"/>
+              </w:rPr>
+              <w:t xml:space="preserve"> = </w:t>
+            </w:r>
+            <w:proofErr w:type="gramStart"/>
+            <w:r>
+              <w:rPr>
+                <w:rFonts w:eastAsia="Calibri"/>
+              </w:rPr>
+              <w:t>d</w:t>
+            </w:r>
+            <w:r>
+              <w:rPr>
+                <w:rFonts w:eastAsia="Calibri"/>
+              </w:rPr>
+              <w:t>.DECISION</w:t>
+            </w:r>
+            <w:proofErr w:type="gramEnd"/>
+            <w:r>
+              <w:rPr>
+                <w:rFonts w:eastAsia="Calibri"/>
+              </w:rPr>
+              <w:t>)</w:t>
+            </w:r>
+          </w:p>
+          <w:p>
+            <w:pPr>
+              <w:pStyle w:val="ListParagraph"/>
+              <w:numPr>
+                <w:ilvl w:val="0"/>
+                <w:numId w:val="20"/>
+              </w:numPr>
+              <w:spacing w:line="360" w:lineRule="auto"/>
+              <w:jc w:val="left"/>
+              <w:rPr>
+                <w:rFonts w:eastAsia="Calibri"/>
                 <w:b/>
                 <w:bCs/>
-                <w:color w:val="000000"/>
-              </w:rPr>
-              <w:t>'First Time Right'</w:t>
-            </w:r>
-          </w:p>
-          <w:p>
-            <w:pPr>
-              <w:spacing w:line="360" w:lineRule="auto"/>
-              <w:jc w:val="left"/>
-            </w:pPr>
-            <w:r>
-              <w:rPr>
-                <w:color w:val="000000"/>
-              </w:rPr>
-              <w:t xml:space="preserve">+ Trường hợp còn lại gán giá trị </w:t>
-            </w:r>
-            <w:r>
-              <w:rPr>
+              </w:rPr>
+            </w:pPr>
+            <w:r>
+              <w:rPr>
+                <w:rFonts w:eastAsia="Calibri"/>
                 <w:b/>
                 <w:bCs/>
-                <w:color w:val="000000"/>
+              </w:rPr>
+              <w:lastRenderedPageBreak/>
+              <w:t>Các trường hợp Exception được tính là ngoại lệ FTR của KHDN</w:t>
+            </w:r>
+          </w:p>
+          <w:p>
+            <w:pPr>
+              <w:spacing w:line="360" w:lineRule="auto"/>
+              <w:jc w:val="left"/>
+            </w:pPr>
+            <w:proofErr w:type="gramStart"/>
+            <w:r>
+              <w:t>f.</w:t>
+            </w:r>
+            <w:r>
+              <w:t>CUST</w:t>
+            </w:r>
+            <w:proofErr w:type="gramEnd"/>
+            <w:r>
+              <w:t>_GROUP in ('MSME','SME','USME')</w:t>
+            </w:r>
+          </w:p>
+          <w:p>
+            <w:pPr>
+              <w:spacing w:line="360" w:lineRule="auto"/>
+              <w:jc w:val="left"/>
+              <w:rPr>
+                <w:color w:val="EE0000"/>
+              </w:rPr>
+            </w:pPr>
+            <w:r>
+              <w:rPr>
+                <w:color w:val="EE0000"/>
+              </w:rPr>
+              <w:t xml:space="preserve">1.1. </w:t>
+            </w:r>
+            <w:proofErr w:type="gramStart"/>
+            <w:r>
+              <w:rPr>
+                <w:color w:val="EE0000"/>
+              </w:rPr>
+              <w:t>h.</w:t>
+            </w:r>
+            <w:r>
+              <w:rPr>
+                <w:color w:val="EE0000"/>
+              </w:rPr>
+              <w:t>WORKSTEP</w:t>
+            </w:r>
+            <w:proofErr w:type="gramEnd"/>
+            <w:r>
+              <w:rPr>
+                <w:color w:val="EE0000"/>
+              </w:rPr>
+              <w:t xml:space="preserve"> = 'DetailDataEntry' and </w:t>
+            </w:r>
+            <w:proofErr w:type="gramStart"/>
+            <w:r>
+              <w:rPr>
+                <w:color w:val="EE0000"/>
+              </w:rPr>
+              <w:t>h.</w:t>
+            </w:r>
+            <w:r>
+              <w:rPr>
+                <w:color w:val="EE0000"/>
+              </w:rPr>
+              <w:t>DECISION</w:t>
+            </w:r>
+            <w:proofErr w:type="gramEnd"/>
+            <w:r>
+              <w:rPr>
+                <w:color w:val="EE0000"/>
+              </w:rPr>
+              <w:t xml:space="preserve"> = 'Send_Back'</w:t>
+            </w:r>
+          </w:p>
+          <w:p>
+            <w:pPr>
+              <w:spacing w:line="360" w:lineRule="auto"/>
+              <w:jc w:val="left"/>
+            </w:pPr>
+            <w:r>
+              <w:t xml:space="preserve">+ </w:t>
+            </w:r>
+            <w:proofErr w:type="gramStart"/>
+            <w:r>
+              <w:t>a.</w:t>
+            </w:r>
+            <w:r>
+              <w:t>EXCEPTION</w:t>
+            </w:r>
+            <w:proofErr w:type="gramEnd"/>
+            <w:r>
+              <w:t>_CATEGORY LIKE N'%DE-BR-NEW: Chất lượng bản scan mờ không thấy thông tin - %'</w:t>
+            </w:r>
+          </w:p>
+          <w:p>
+            <w:pPr>
+              <w:spacing w:line="360" w:lineRule="auto"/>
+              <w:jc w:val="left"/>
+            </w:pPr>
+            <w:r>
+              <w:t xml:space="preserve">+ </w:t>
+            </w:r>
+            <w:proofErr w:type="gramStart"/>
+            <w:r>
+              <w:t>a</w:t>
+            </w:r>
+            <w:r>
+              <w:t>.</w:t>
+            </w:r>
+            <w:r>
+              <w:t>EXCEPTION</w:t>
+            </w:r>
+            <w:proofErr w:type="gramEnd"/>
+            <w:r>
+              <w:t xml:space="preserve">_CATEGORY </w:t>
+            </w:r>
+            <w:r>
+              <w:t>=</w:t>
+            </w:r>
+            <w:r>
+              <w:t xml:space="preserve"> N'</w:t>
+            </w:r>
+            <w:r>
+              <w:t xml:space="preserve">DE-BR-NEW: Bổ sung ý kiến tư vấn của bên thứ 3 (pháp chế, chính sách, sản phẩm, thẩm </w:t>
+            </w:r>
+            <w:proofErr w:type="gramStart"/>
+            <w:r>
+              <w:t>định,…</w:t>
+            </w:r>
+            <w:proofErr w:type="gramEnd"/>
+            <w:r>
+              <w:t>)</w:t>
+            </w:r>
+            <w:r>
+              <w:t>'</w:t>
+            </w:r>
+          </w:p>
+          <w:p>
+            <w:pPr>
+              <w:spacing w:line="360" w:lineRule="auto"/>
+              <w:jc w:val="left"/>
+            </w:pPr>
+            <w:r>
+              <w:t xml:space="preserve">+ </w:t>
+            </w:r>
+            <w:proofErr w:type="gramStart"/>
+            <w:r>
+              <w:t>a</w:t>
+            </w:r>
+            <w:r>
+              <w:t>.</w:t>
+            </w:r>
+            <w:r>
+              <w:t>EXCEPTION</w:t>
+            </w:r>
+            <w:proofErr w:type="gramEnd"/>
+            <w:r>
+              <w:t xml:space="preserve">_CATEGORY </w:t>
+            </w:r>
+            <w:r>
+              <w:t>=</w:t>
+            </w:r>
+            <w:r>
+              <w:t xml:space="preserve"> N'</w:t>
+            </w:r>
+            <w:r>
+              <w:t xml:space="preserve">DE-BR-NEW: Lỗi hệ thống (LOS, T24, </w:t>
+            </w:r>
+            <w:proofErr w:type="gramStart"/>
+            <w:r>
+              <w:t>XHTD,…</w:t>
+            </w:r>
+            <w:proofErr w:type="gramEnd"/>
+            <w:r>
+              <w:t>)</w:t>
+            </w:r>
+            <w:r>
+              <w:t>'</w:t>
+            </w:r>
+          </w:p>
+          <w:p>
+            <w:pPr>
+              <w:spacing w:line="360" w:lineRule="auto"/>
+              <w:jc w:val="left"/>
+            </w:pPr>
+            <w:r>
+              <w:t xml:space="preserve">+ </w:t>
+            </w:r>
+            <w:proofErr w:type="gramStart"/>
+            <w:r>
+              <w:t>a</w:t>
+            </w:r>
+            <w:r>
+              <w:t>.</w:t>
+            </w:r>
+            <w:r>
+              <w:t>EXCEPTION</w:t>
+            </w:r>
+            <w:proofErr w:type="gramEnd"/>
+            <w:r>
+              <w:t xml:space="preserve">_CATEGORY </w:t>
+            </w:r>
+            <w:r>
+              <w:t>=</w:t>
+            </w:r>
+            <w:r>
+              <w:t xml:space="preserve"> </w:t>
+            </w:r>
+            <w:r>
+              <w:t>N</w:t>
+            </w:r>
+            <w:r>
+              <w:t>'</w:t>
+            </w:r>
+            <w:r>
+              <w:t>DE-BR-NEW: Lỗi lựa chọn phân luồng, quy trình trên hệ thống</w:t>
+            </w:r>
+            <w:r>
+              <w:t>'</w:t>
+            </w:r>
+          </w:p>
+          <w:p>
+            <w:pPr>
+              <w:spacing w:line="360" w:lineRule="auto"/>
+              <w:jc w:val="left"/>
+              <w:rPr>
+                <w:color w:val="EE0000"/>
+              </w:rPr>
+            </w:pPr>
+            <w:r>
+              <w:rPr>
+                <w:color w:val="EE0000"/>
+              </w:rPr>
+              <w:t>1.2.</w:t>
+            </w:r>
+            <w:r>
+              <w:rPr>
+                <w:color w:val="EE0000"/>
+              </w:rPr>
+              <w:t xml:space="preserve"> </w:t>
+            </w:r>
+            <w:proofErr w:type="gramStart"/>
+            <w:r>
+              <w:rPr>
+                <w:color w:val="EE0000"/>
+              </w:rPr>
+              <w:t>h.</w:t>
+            </w:r>
+            <w:r>
+              <w:rPr>
+                <w:color w:val="EE0000"/>
+              </w:rPr>
+              <w:t>WORKSTEP</w:t>
+            </w:r>
+            <w:proofErr w:type="gramEnd"/>
+            <w:r>
+              <w:rPr>
+                <w:color w:val="EE0000"/>
+              </w:rPr>
+              <w:t xml:space="preserve"> = '</w:t>
+            </w:r>
+            <w:r>
+              <w:rPr>
+                <w:color w:val="EE0000"/>
+              </w:rPr>
+              <w:t>DataInputerChecker</w:t>
+            </w:r>
+            <w:r>
+              <w:rPr>
+                <w:color w:val="EE0000"/>
+              </w:rPr>
+              <w:t xml:space="preserve">' and </w:t>
+            </w:r>
+            <w:proofErr w:type="gramStart"/>
+            <w:r>
+              <w:rPr>
+                <w:color w:val="EE0000"/>
+              </w:rPr>
+              <w:t>h.</w:t>
+            </w:r>
+            <w:r>
+              <w:rPr>
+                <w:color w:val="EE0000"/>
+              </w:rPr>
+              <w:t>DECISION</w:t>
+            </w:r>
+            <w:proofErr w:type="gramEnd"/>
+            <w:r>
+              <w:rPr>
+                <w:color w:val="EE0000"/>
+              </w:rPr>
+              <w:t xml:space="preserve"> = '</w:t>
+            </w:r>
+            <w:r>
+              <w:rPr>
+                <w:color w:val="EE0000"/>
+              </w:rPr>
+              <w:t>Additional_Doc_Required'</w:t>
+            </w:r>
+          </w:p>
+          <w:p>
+            <w:pPr>
+              <w:spacing w:line="360" w:lineRule="auto"/>
+              <w:jc w:val="left"/>
+            </w:pPr>
+            <w:r>
+              <w:t xml:space="preserve">+ </w:t>
+            </w:r>
+            <w:proofErr w:type="gramStart"/>
+            <w:r>
+              <w:t>a.EXCEPTION</w:t>
+            </w:r>
+            <w:proofErr w:type="gramEnd"/>
+            <w:r>
+              <w:t xml:space="preserve">_CATEGORY LIKE </w:t>
+            </w:r>
+            <w:r>
+              <w:t>N'%</w:t>
+            </w:r>
+            <w:r>
+              <w:t>BC3-BR-NEW: Chất lượng bản scan mờ không thấy thông tin -</w:t>
+            </w:r>
+            <w:r>
+              <w:t xml:space="preserve"> </w:t>
+            </w:r>
+            <w:r>
+              <w:t>%'</w:t>
+            </w:r>
+          </w:p>
+          <w:p>
+            <w:pPr>
+              <w:spacing w:line="360" w:lineRule="auto"/>
+              <w:jc w:val="left"/>
+            </w:pPr>
+            <w:r>
+              <w:t xml:space="preserve">+ </w:t>
+            </w:r>
+            <w:proofErr w:type="gramStart"/>
+            <w:r>
+              <w:t>a.</w:t>
+            </w:r>
+            <w:r>
+              <w:t>EXCEPTION</w:t>
+            </w:r>
+            <w:proofErr w:type="gramEnd"/>
+            <w:r>
+              <w:t xml:space="preserve">_CATEGORY </w:t>
+            </w:r>
+            <w:r>
+              <w:t>=</w:t>
+            </w:r>
+            <w:r>
+              <w:t xml:space="preserve"> </w:t>
+            </w:r>
+            <w:r>
+              <w:t>N</w:t>
+            </w:r>
+            <w:r>
+              <w:t>'</w:t>
+            </w:r>
+            <w:r>
+              <w:t>BC3-BR-NEW</w:t>
+            </w:r>
+            <w:r>
+              <w:t xml:space="preserve">: Bổ sung ý kiến tư vấn của bên thứ 3 (pháp chế, chính sách, sản phẩm, thẩm </w:t>
+            </w:r>
+            <w:proofErr w:type="gramStart"/>
+            <w:r>
+              <w:t>định,…</w:t>
+            </w:r>
+            <w:proofErr w:type="gramEnd"/>
+            <w:r>
+              <w:t>)</w:t>
+            </w:r>
+            <w:r>
+              <w:t>'</w:t>
+            </w:r>
+          </w:p>
+          <w:p>
+            <w:pPr>
+              <w:spacing w:line="360" w:lineRule="auto"/>
+              <w:jc w:val="left"/>
+            </w:pPr>
+            <w:r>
+              <w:t xml:space="preserve">+ </w:t>
+            </w:r>
+            <w:proofErr w:type="gramStart"/>
+            <w:r>
+              <w:t>a.</w:t>
+            </w:r>
+            <w:r>
+              <w:t>EXCEPTION</w:t>
+            </w:r>
+            <w:proofErr w:type="gramEnd"/>
+            <w:r>
+              <w:t xml:space="preserve">_CATEGORY </w:t>
+            </w:r>
+            <w:r>
+              <w:t>=</w:t>
+            </w:r>
+            <w:r>
+              <w:t xml:space="preserve"> </w:t>
+            </w:r>
+            <w:r>
+              <w:t>N</w:t>
+            </w:r>
+            <w:r>
+              <w:t>'</w:t>
+            </w:r>
+            <w:r>
+              <w:t>BC3-BR-NEW</w:t>
+            </w:r>
+            <w:r>
+              <w:t xml:space="preserve">: Lỗi hệ thống (LOS, T24, </w:t>
+            </w:r>
+            <w:proofErr w:type="gramStart"/>
+            <w:r>
+              <w:t>XHTD,…</w:t>
+            </w:r>
+            <w:proofErr w:type="gramEnd"/>
+            <w:r>
+              <w:t>)</w:t>
+            </w:r>
+            <w:r>
+              <w:t>'</w:t>
+            </w:r>
+          </w:p>
+          <w:p>
+            <w:pPr>
+              <w:spacing w:line="360" w:lineRule="auto"/>
+              <w:rPr>
+                <w:color w:val="EE0000"/>
+              </w:rPr>
+            </w:pPr>
+            <w:r>
+              <w:rPr>
+                <w:color w:val="EE0000"/>
+              </w:rPr>
+              <w:t>1.3.</w:t>
+            </w:r>
+            <w:r>
+              <w:rPr>
+                <w:color w:val="EE0000"/>
+              </w:rPr>
+              <w:t xml:space="preserve"> </w:t>
+            </w:r>
+            <w:proofErr w:type="gramStart"/>
+            <w:r>
+              <w:rPr>
+                <w:color w:val="EE0000"/>
+              </w:rPr>
+              <w:t>h.</w:t>
+            </w:r>
+            <w:r>
+              <w:rPr>
+                <w:color w:val="EE0000"/>
+              </w:rPr>
+              <w:t>WORKSTEP</w:t>
+            </w:r>
+            <w:proofErr w:type="gramEnd"/>
+            <w:r>
+              <w:rPr>
+                <w:color w:val="EE0000"/>
+              </w:rPr>
+              <w:t xml:space="preserve"> = '</w:t>
+            </w:r>
+            <w:r>
+              <w:rPr>
+                <w:color w:val="EE0000"/>
+              </w:rPr>
+              <w:t>UnderwriterMaker</w:t>
+            </w:r>
+            <w:r>
+              <w:rPr>
+                <w:color w:val="EE0000"/>
+              </w:rPr>
+              <w:t xml:space="preserve">' and </w:t>
+            </w:r>
+            <w:proofErr w:type="gramStart"/>
+            <w:r>
+              <w:rPr>
+                <w:color w:val="EE0000"/>
+              </w:rPr>
+              <w:t>h.</w:t>
+            </w:r>
+            <w:r>
+              <w:rPr>
+                <w:color w:val="EE0000"/>
+              </w:rPr>
+              <w:t>DECISION</w:t>
+            </w:r>
+            <w:proofErr w:type="gramEnd"/>
+            <w:r>
+              <w:rPr>
+                <w:color w:val="EE0000"/>
+              </w:rPr>
+              <w:t xml:space="preserve"> = 'Additional_Doc_Required'</w:t>
+            </w:r>
+          </w:p>
+          <w:p>
+            <w:pPr>
+              <w:spacing w:line="360" w:lineRule="auto"/>
+              <w:jc w:val="left"/>
+            </w:pPr>
+            <w:r>
+              <w:lastRenderedPageBreak/>
+              <w:t xml:space="preserve">+ </w:t>
+            </w:r>
+            <w:proofErr w:type="gramStart"/>
+            <w:r>
+              <w:t>a.</w:t>
+            </w:r>
+            <w:r>
+              <w:t>EXCEPTION</w:t>
+            </w:r>
+            <w:proofErr w:type="gramEnd"/>
+            <w:r>
+              <w:t xml:space="preserve">_CATEGORY </w:t>
+            </w:r>
+            <w:r>
+              <w:t>LIKE</w:t>
+            </w:r>
+            <w:r>
+              <w:t xml:space="preserve"> </w:t>
+            </w:r>
+            <w:r>
+              <w:t>N</w:t>
+            </w:r>
+            <w:r>
+              <w:t>'</w:t>
+            </w:r>
+            <w:r>
+              <w:t>%</w:t>
+            </w:r>
+            <w:r>
+              <w:t xml:space="preserve">UW-BR- </w:t>
+            </w:r>
+            <w:proofErr w:type="gramStart"/>
+            <w:r>
+              <w:t>FTR:Bổ</w:t>
+            </w:r>
+            <w:proofErr w:type="gramEnd"/>
+            <w:r>
+              <w:t xml:space="preserve"> sung hồ sơ</w:t>
+            </w:r>
+            <w:r>
+              <w:t>%</w:t>
+            </w:r>
+            <w:r>
+              <w:t>'</w:t>
+            </w:r>
+          </w:p>
+          <w:p>
+            <w:pPr>
+              <w:spacing w:line="360" w:lineRule="auto"/>
+            </w:pPr>
+            <w:r>
+              <w:t xml:space="preserve">+ </w:t>
+            </w:r>
+            <w:proofErr w:type="gramStart"/>
+            <w:r>
+              <w:t>a.</w:t>
+            </w:r>
+            <w:r>
+              <w:t>EXCEPTION</w:t>
+            </w:r>
+            <w:proofErr w:type="gramEnd"/>
+            <w:r>
+              <w:t xml:space="preserve">_CATEGORY </w:t>
+            </w:r>
+            <w:r>
+              <w:t>=</w:t>
+            </w:r>
+            <w:r>
+              <w:t xml:space="preserve"> </w:t>
+            </w:r>
+            <w:r>
+              <w:t>N</w:t>
+            </w:r>
+            <w:r>
+              <w:t>'</w:t>
+            </w:r>
+            <w:r>
+              <w:t>UW-BR-FTR: bổ sung hồ sơ</w:t>
+            </w:r>
+            <w:r>
+              <w:t>'</w:t>
+            </w:r>
+          </w:p>
+          <w:p>
+            <w:pPr>
+              <w:spacing w:line="360" w:lineRule="auto"/>
+            </w:pPr>
+            <w:r>
+              <w:t xml:space="preserve">+ </w:t>
+            </w:r>
+            <w:proofErr w:type="gramStart"/>
+            <w:r>
+              <w:t>a.</w:t>
+            </w:r>
+            <w:r>
+              <w:t>EXCEPTION</w:t>
+            </w:r>
+            <w:proofErr w:type="gramEnd"/>
+            <w:r>
+              <w:t xml:space="preserve">_CATEGORY </w:t>
+            </w:r>
+            <w:r>
+              <w:t>=</w:t>
+            </w:r>
+            <w:r>
+              <w:t xml:space="preserve"> </w:t>
+            </w:r>
+            <w:r>
+              <w:t>N</w:t>
+            </w:r>
+            <w:r>
+              <w:t>'</w:t>
+            </w:r>
+            <w:r>
+              <w:t>UW-BR-</w:t>
+            </w:r>
+            <w:proofErr w:type="gramStart"/>
+            <w:r>
+              <w:t>FTR:Giải</w:t>
+            </w:r>
+            <w:proofErr w:type="gramEnd"/>
+            <w:r>
+              <w:t xml:space="preserve"> trình, làm rõ nội dung hồ sơ trường hợp các nội dung yêu cầu giải trình làm rõ ngoài HD thẩm định</w:t>
+            </w:r>
+            <w:r>
+              <w:t>'</w:t>
+            </w:r>
+          </w:p>
+          <w:p>
+            <w:pPr>
+              <w:spacing w:line="360" w:lineRule="auto"/>
+              <w:rPr>
+                <w:color w:val="EE0000"/>
+              </w:rPr>
+            </w:pPr>
+            <w:r>
+              <w:rPr>
+                <w:color w:val="EE0000"/>
+              </w:rPr>
+              <w:t>1.</w:t>
+            </w:r>
+            <w:r>
+              <w:rPr>
+                <w:color w:val="EE0000"/>
+              </w:rPr>
+              <w:t>4</w:t>
+            </w:r>
+            <w:r>
+              <w:rPr>
+                <w:color w:val="EE0000"/>
+              </w:rPr>
+              <w:t>.</w:t>
+            </w:r>
+            <w:r>
+              <w:rPr>
+                <w:color w:val="EE0000"/>
+              </w:rPr>
+              <w:t xml:space="preserve"> </w:t>
+            </w:r>
+            <w:proofErr w:type="gramStart"/>
+            <w:r>
+              <w:rPr>
+                <w:color w:val="EE0000"/>
+              </w:rPr>
+              <w:t>h.</w:t>
+            </w:r>
+            <w:r>
+              <w:rPr>
+                <w:color w:val="EE0000"/>
+              </w:rPr>
+              <w:t>WORKSTEP</w:t>
+            </w:r>
+            <w:proofErr w:type="gramEnd"/>
+            <w:r>
+              <w:rPr>
+                <w:color w:val="EE0000"/>
+              </w:rPr>
+              <w:t xml:space="preserve"> = '</w:t>
+            </w:r>
+            <w:r>
+              <w:rPr>
+                <w:color w:val="EE0000"/>
+              </w:rPr>
+              <w:t>UnderwriterMaker</w:t>
+            </w:r>
+            <w:r>
+              <w:rPr>
+                <w:color w:val="EE0000"/>
+              </w:rPr>
+              <w:t xml:space="preserve">' and </w:t>
+            </w:r>
+            <w:proofErr w:type="gramStart"/>
+            <w:r>
+              <w:rPr>
+                <w:color w:val="EE0000"/>
+              </w:rPr>
+              <w:t>h.</w:t>
+            </w:r>
+            <w:r>
+              <w:rPr>
+                <w:color w:val="EE0000"/>
+              </w:rPr>
+              <w:t>DECISION</w:t>
+            </w:r>
+            <w:proofErr w:type="gramEnd"/>
+            <w:r>
+              <w:rPr>
+                <w:color w:val="EE0000"/>
+              </w:rPr>
+              <w:t xml:space="preserve"> = '</w:t>
+            </w:r>
+            <w:r>
+              <w:rPr>
+                <w:color w:val="EE0000"/>
+              </w:rPr>
+              <w:t>Send_Back to BranchSupport</w:t>
+            </w:r>
+            <w:r>
+              <w:rPr>
+                <w:color w:val="EE0000"/>
+              </w:rPr>
+              <w:t>'</w:t>
+            </w:r>
+          </w:p>
+          <w:p>
+            <w:pPr>
+              <w:spacing w:line="360" w:lineRule="auto"/>
+            </w:pPr>
+            <w:r>
+              <w:t xml:space="preserve">+ </w:t>
+            </w:r>
+            <w:proofErr w:type="gramStart"/>
+            <w:r>
+              <w:t>a.</w:t>
+            </w:r>
+            <w:r>
+              <w:t>EXCEPTION</w:t>
+            </w:r>
+            <w:proofErr w:type="gramEnd"/>
+            <w:r>
+              <w:t xml:space="preserve">_CATEGORY </w:t>
+            </w:r>
+            <w:r>
+              <w:t>=</w:t>
+            </w:r>
+            <w:r>
+              <w:t xml:space="preserve"> </w:t>
+            </w:r>
+            <w:r>
+              <w:t>N</w:t>
+            </w:r>
+            <w:r>
+              <w:t>'</w:t>
+            </w:r>
+            <w:r>
+              <w:t>UW-BR: Gửi dự thảo đề xuất cho chi nhánh</w:t>
+            </w:r>
+            <w:r>
+              <w:t>'</w:t>
+            </w:r>
+          </w:p>
+          <w:p>
+            <w:pPr>
+              <w:pStyle w:val="ListParagraph"/>
+              <w:numPr>
+                <w:ilvl w:val="0"/>
+                <w:numId w:val="20"/>
+              </w:numPr>
+              <w:spacing w:line="360" w:lineRule="auto"/>
+              <w:jc w:val="left"/>
+              <w:rPr>
+                <w:rFonts w:eastAsia="Calibri"/>
+                <w:b/>
+                <w:bCs/>
+              </w:rPr>
+            </w:pPr>
+            <w:r>
+              <w:rPr>
+                <w:rFonts w:eastAsia="Calibri"/>
+                <w:b/>
+                <w:bCs/>
+              </w:rPr>
+              <w:t xml:space="preserve">Các trường hợp Exception được tính là ngoại lệ FTR của </w:t>
+            </w:r>
+            <w:r>
+              <w:rPr>
+                <w:rFonts w:eastAsia="Calibri"/>
+                <w:b/>
+                <w:bCs/>
+              </w:rPr>
+              <w:t>KHDNL, ĐT&amp;ĐCTC</w:t>
+            </w:r>
+            <w:r>
+              <w:rPr>
+                <w:rFonts w:eastAsia="Calibri"/>
+                <w:b/>
+                <w:bCs/>
+              </w:rPr>
+              <w:t>:</w:t>
+            </w:r>
+          </w:p>
+          <w:p>
+            <w:pPr>
+              <w:spacing w:line="360" w:lineRule="auto"/>
+              <w:jc w:val="left"/>
+            </w:pPr>
+            <w:proofErr w:type="gramStart"/>
+            <w:r>
+              <w:t>f.</w:t>
+            </w:r>
+            <w:r>
+              <w:t>CUST</w:t>
+            </w:r>
+            <w:proofErr w:type="gramEnd"/>
+            <w:r>
+              <w:t xml:space="preserve">_GROUP in </w:t>
+            </w:r>
+            <w:r>
+              <w:t>('FDI','SOC','JSC','NBFI', 'BANK','STR')</w:t>
+            </w:r>
+          </w:p>
+          <w:p>
+            <w:pPr>
+              <w:spacing w:line="360" w:lineRule="auto"/>
+              <w:jc w:val="left"/>
+              <w:rPr>
+                <w:color w:val="EE0000"/>
+              </w:rPr>
+            </w:pPr>
+            <w:r>
+              <w:rPr>
+                <w:color w:val="EE0000"/>
+              </w:rPr>
+              <w:t>2</w:t>
+            </w:r>
+            <w:r>
+              <w:rPr>
+                <w:color w:val="EE0000"/>
+              </w:rPr>
+              <w:t xml:space="preserve">.1. </w:t>
+            </w:r>
+            <w:proofErr w:type="gramStart"/>
+            <w:r>
+              <w:rPr>
+                <w:color w:val="EE0000"/>
+              </w:rPr>
+              <w:t>h.</w:t>
+            </w:r>
+            <w:r>
+              <w:rPr>
+                <w:color w:val="EE0000"/>
+              </w:rPr>
+              <w:t>WORKSTEP</w:t>
+            </w:r>
+            <w:proofErr w:type="gramEnd"/>
+            <w:r>
+              <w:rPr>
+                <w:color w:val="EE0000"/>
+              </w:rPr>
+              <w:t xml:space="preserve"> = 'DetailDataEntry' and </w:t>
+            </w:r>
+            <w:proofErr w:type="gramStart"/>
+            <w:r>
+              <w:rPr>
+                <w:color w:val="EE0000"/>
+              </w:rPr>
+              <w:t>h.</w:t>
+            </w:r>
+            <w:r>
+              <w:rPr>
+                <w:color w:val="EE0000"/>
+              </w:rPr>
+              <w:t>DECISION</w:t>
+            </w:r>
+            <w:proofErr w:type="gramEnd"/>
+            <w:r>
+              <w:rPr>
+                <w:color w:val="EE0000"/>
+              </w:rPr>
+              <w:t xml:space="preserve"> = 'Send_Back'</w:t>
+            </w:r>
+          </w:p>
+          <w:p>
+            <w:pPr>
+              <w:spacing w:line="360" w:lineRule="auto"/>
+              <w:jc w:val="left"/>
+            </w:pPr>
+            <w:r>
+              <w:t xml:space="preserve">+ </w:t>
+            </w:r>
+            <w:proofErr w:type="gramStart"/>
+            <w:r>
+              <w:t>a.</w:t>
+            </w:r>
+            <w:r>
+              <w:t>EXCEPTION</w:t>
+            </w:r>
+            <w:proofErr w:type="gramEnd"/>
+            <w:r>
+              <w:t>_CATEGORY LIKE N'%DE-BR-NEW: Chất lượng bản scan mờ không thấy thông tin - %'</w:t>
+            </w:r>
+          </w:p>
+          <w:p>
+            <w:pPr>
+              <w:spacing w:line="360" w:lineRule="auto"/>
+              <w:jc w:val="left"/>
+            </w:pPr>
+            <w:r>
+              <w:t xml:space="preserve">+ </w:t>
+            </w:r>
+            <w:proofErr w:type="gramStart"/>
+            <w:r>
+              <w:t>a.</w:t>
+            </w:r>
+            <w:r>
+              <w:t>EXCEPTION</w:t>
+            </w:r>
+            <w:proofErr w:type="gramEnd"/>
+            <w:r>
+              <w:t xml:space="preserve">_CATEGORY </w:t>
+            </w:r>
+            <w:r>
+              <w:t>=</w:t>
+            </w:r>
+            <w:r>
+              <w:t xml:space="preserve"> N'</w:t>
+            </w:r>
+            <w:r>
+              <w:t xml:space="preserve">DE-BR-NEW: Bổ sung ý kiến tư vấn của bên thứ 3 (pháp chế, chính sách, sản phẩm, thẩm </w:t>
+            </w:r>
+            <w:proofErr w:type="gramStart"/>
+            <w:r>
+              <w:t>định,…</w:t>
+            </w:r>
+            <w:proofErr w:type="gramEnd"/>
+            <w:r>
+              <w:t>)</w:t>
+            </w:r>
+            <w:r>
+              <w:t>'</w:t>
+            </w:r>
+          </w:p>
+          <w:p>
+            <w:pPr>
+              <w:spacing w:line="360" w:lineRule="auto"/>
+              <w:jc w:val="left"/>
+            </w:pPr>
+            <w:r>
+              <w:t xml:space="preserve">+ </w:t>
+            </w:r>
+            <w:proofErr w:type="gramStart"/>
+            <w:r>
+              <w:t>a.</w:t>
+            </w:r>
+            <w:r>
+              <w:t>EXCEPTION</w:t>
+            </w:r>
+            <w:proofErr w:type="gramEnd"/>
+            <w:r>
+              <w:t xml:space="preserve">_CATEGORY </w:t>
+            </w:r>
+            <w:r>
+              <w:t>=</w:t>
+            </w:r>
+            <w:r>
+              <w:t xml:space="preserve"> N'</w:t>
+            </w:r>
+            <w:r>
+              <w:t xml:space="preserve">DE-BR-NEW: Lỗi hệ thống (LOS, T24, </w:t>
+            </w:r>
+            <w:proofErr w:type="gramStart"/>
+            <w:r>
+              <w:t>XHTD,…</w:t>
+            </w:r>
+            <w:proofErr w:type="gramEnd"/>
+            <w:r>
+              <w:t>)</w:t>
+            </w:r>
+            <w:r>
+              <w:t>'</w:t>
+            </w:r>
+          </w:p>
+          <w:p>
+            <w:pPr>
+              <w:spacing w:line="360" w:lineRule="auto"/>
+              <w:jc w:val="left"/>
+            </w:pPr>
+            <w:r>
+              <w:t xml:space="preserve">+ </w:t>
+            </w:r>
+            <w:proofErr w:type="gramStart"/>
+            <w:r>
+              <w:t>a.</w:t>
+            </w:r>
+            <w:r>
+              <w:t>EXCEPTION</w:t>
+            </w:r>
+            <w:proofErr w:type="gramEnd"/>
+            <w:r>
+              <w:t xml:space="preserve">_CATEGORY </w:t>
+            </w:r>
+            <w:r>
+              <w:t>=</w:t>
+            </w:r>
+            <w:r>
+              <w:t xml:space="preserve"> </w:t>
+            </w:r>
+            <w:r>
+              <w:t>N</w:t>
+            </w:r>
+            <w:r>
+              <w:t>'</w:t>
+            </w:r>
+            <w:r>
+              <w:t>DE-BR-NEW: Lỗi lựa chọn phân luồng, quy trình trên hệ thống</w:t>
+            </w:r>
+            <w:r>
+              <w:t>'</w:t>
+            </w:r>
+          </w:p>
+          <w:p>
+            <w:pPr>
+              <w:spacing w:line="360" w:lineRule="auto"/>
+              <w:jc w:val="left"/>
+              <w:rPr>
+                <w:color w:val="EE0000"/>
+              </w:rPr>
+            </w:pPr>
+            <w:r>
+              <w:rPr>
+                <w:color w:val="EE0000"/>
+              </w:rPr>
+              <w:lastRenderedPageBreak/>
+              <w:t>2</w:t>
+            </w:r>
+            <w:r>
+              <w:rPr>
+                <w:color w:val="EE0000"/>
+              </w:rPr>
+              <w:t>.2.</w:t>
+            </w:r>
+            <w:r>
+              <w:rPr>
+                <w:color w:val="EE0000"/>
+              </w:rPr>
+              <w:t xml:space="preserve"> </w:t>
+            </w:r>
+            <w:proofErr w:type="gramStart"/>
+            <w:r>
+              <w:rPr>
+                <w:color w:val="EE0000"/>
+              </w:rPr>
+              <w:t>h.</w:t>
+            </w:r>
+            <w:r>
+              <w:rPr>
+                <w:color w:val="EE0000"/>
+              </w:rPr>
+              <w:t>WORKSTEP</w:t>
+            </w:r>
+            <w:proofErr w:type="gramEnd"/>
+            <w:r>
+              <w:rPr>
+                <w:color w:val="EE0000"/>
+              </w:rPr>
+              <w:t xml:space="preserve"> = 'DataInputerChecker' and </w:t>
+            </w:r>
+            <w:proofErr w:type="gramStart"/>
+            <w:r>
+              <w:rPr>
+                <w:color w:val="EE0000"/>
+              </w:rPr>
+              <w:t>h.</w:t>
+            </w:r>
+            <w:r>
+              <w:rPr>
+                <w:color w:val="EE0000"/>
+              </w:rPr>
+              <w:t>DECISION</w:t>
+            </w:r>
+            <w:proofErr w:type="gramEnd"/>
+            <w:r>
+              <w:rPr>
+                <w:color w:val="EE0000"/>
+              </w:rPr>
+              <w:t xml:space="preserve"> = 'Additional_Doc_Required'</w:t>
+            </w:r>
+          </w:p>
+          <w:p>
+            <w:pPr>
+              <w:spacing w:line="360" w:lineRule="auto"/>
+              <w:jc w:val="left"/>
+            </w:pPr>
+            <w:r>
+              <w:t xml:space="preserve">+ </w:t>
+            </w:r>
+            <w:proofErr w:type="gramStart"/>
+            <w:r>
+              <w:t>a.EXCEPTION</w:t>
+            </w:r>
+            <w:proofErr w:type="gramEnd"/>
+            <w:r>
+              <w:t xml:space="preserve">_CATEGORY LIKE </w:t>
+            </w:r>
+            <w:r>
+              <w:t>N'%</w:t>
+            </w:r>
+            <w:r>
+              <w:t>BC3-BR-NEW: Chất lượng bản scan mờ không thấy thông tin -</w:t>
+            </w:r>
+            <w:r>
+              <w:t xml:space="preserve"> </w:t>
+            </w:r>
+            <w:r>
+              <w:t>%'</w:t>
+            </w:r>
+          </w:p>
+          <w:p>
+            <w:pPr>
+              <w:spacing w:line="360" w:lineRule="auto"/>
+              <w:jc w:val="left"/>
+            </w:pPr>
+            <w:r>
+              <w:t xml:space="preserve">+ </w:t>
+            </w:r>
+            <w:proofErr w:type="gramStart"/>
+            <w:r>
+              <w:t>a.</w:t>
+            </w:r>
+            <w:r>
+              <w:t>EXCEPTION</w:t>
+            </w:r>
+            <w:proofErr w:type="gramEnd"/>
+            <w:r>
+              <w:t xml:space="preserve">_CATEGORY </w:t>
+            </w:r>
+            <w:r>
+              <w:t>=</w:t>
+            </w:r>
+            <w:r>
+              <w:t xml:space="preserve"> </w:t>
+            </w:r>
+            <w:r>
+              <w:t>N</w:t>
+            </w:r>
+            <w:r>
+              <w:t>'</w:t>
+            </w:r>
+            <w:r>
+              <w:t>BC3-BR-NEW</w:t>
+            </w:r>
+            <w:r>
+              <w:t xml:space="preserve">: Bổ sung ý kiến tư vấn của bên thứ 3 (pháp chế, chính sách, sản phẩm, thẩm </w:t>
+            </w:r>
+            <w:proofErr w:type="gramStart"/>
+            <w:r>
+              <w:t>định,…</w:t>
+            </w:r>
+            <w:proofErr w:type="gramEnd"/>
+            <w:r>
+              <w:t>)</w:t>
+            </w:r>
+            <w:r>
+              <w:t>'</w:t>
+            </w:r>
+          </w:p>
+          <w:p>
+            <w:pPr>
+              <w:spacing w:line="360" w:lineRule="auto"/>
+              <w:jc w:val="left"/>
+            </w:pPr>
+            <w:r>
+              <w:t xml:space="preserve">+ </w:t>
+            </w:r>
+            <w:proofErr w:type="gramStart"/>
+            <w:r>
+              <w:t>a.</w:t>
+            </w:r>
+            <w:r>
+              <w:t>EXCEPTION</w:t>
+            </w:r>
+            <w:proofErr w:type="gramEnd"/>
+            <w:r>
+              <w:t xml:space="preserve">_CATEGORY </w:t>
+            </w:r>
+            <w:r>
+              <w:t>=</w:t>
+            </w:r>
+            <w:r>
+              <w:t xml:space="preserve"> </w:t>
+            </w:r>
+            <w:r>
+              <w:t>N</w:t>
+            </w:r>
+            <w:r>
+              <w:t>'</w:t>
+            </w:r>
+            <w:r>
+              <w:t>BC3-BR-NEW</w:t>
+            </w:r>
+            <w:r>
+              <w:t xml:space="preserve">: Lỗi hệ thống (LOS, T24, </w:t>
+            </w:r>
+            <w:proofErr w:type="gramStart"/>
+            <w:r>
+              <w:t>XHTD,…</w:t>
+            </w:r>
+            <w:proofErr w:type="gramEnd"/>
+            <w:r>
+              <w:t>)</w:t>
+            </w:r>
+            <w:r>
+              <w:t>'</w:t>
+            </w:r>
+          </w:p>
+          <w:p>
+            <w:pPr>
+              <w:spacing w:line="360" w:lineRule="auto"/>
+              <w:rPr>
+                <w:color w:val="EE0000"/>
+              </w:rPr>
+            </w:pPr>
+            <w:r>
+              <w:rPr>
+                <w:color w:val="EE0000"/>
+              </w:rPr>
+              <w:t>2</w:t>
+            </w:r>
+            <w:r>
+              <w:rPr>
+                <w:color w:val="EE0000"/>
+              </w:rPr>
+              <w:t>.3.</w:t>
+            </w:r>
+            <w:r>
+              <w:rPr>
+                <w:color w:val="EE0000"/>
+              </w:rPr>
+              <w:t xml:space="preserve"> </w:t>
+            </w:r>
+            <w:proofErr w:type="gramStart"/>
+            <w:r>
+              <w:rPr>
+                <w:color w:val="EE0000"/>
+              </w:rPr>
+              <w:t>h.</w:t>
+            </w:r>
+            <w:r>
+              <w:rPr>
+                <w:color w:val="EE0000"/>
+              </w:rPr>
+              <w:t>WORKSTEP</w:t>
+            </w:r>
+            <w:proofErr w:type="gramEnd"/>
+            <w:r>
+              <w:rPr>
+                <w:color w:val="EE0000"/>
+              </w:rPr>
+              <w:t xml:space="preserve"> = '</w:t>
+            </w:r>
+            <w:r>
+              <w:rPr>
+                <w:color w:val="EE0000"/>
+              </w:rPr>
+              <w:t>UnderwriterMaker</w:t>
+            </w:r>
+            <w:r>
+              <w:rPr>
+                <w:color w:val="EE0000"/>
+              </w:rPr>
+              <w:t xml:space="preserve">' and </w:t>
+            </w:r>
+            <w:proofErr w:type="gramStart"/>
+            <w:r>
+              <w:rPr>
+                <w:color w:val="EE0000"/>
+              </w:rPr>
+              <w:t>h.</w:t>
+            </w:r>
+            <w:r>
+              <w:rPr>
+                <w:color w:val="EE0000"/>
+              </w:rPr>
+              <w:t>DECISION</w:t>
+            </w:r>
+            <w:proofErr w:type="gramEnd"/>
+            <w:r>
+              <w:rPr>
+                <w:color w:val="EE0000"/>
+              </w:rPr>
+              <w:t xml:space="preserve"> = 'Additional_Doc_Required'</w:t>
+            </w:r>
+          </w:p>
+          <w:p>
+            <w:pPr>
+              <w:spacing w:line="360" w:lineRule="auto"/>
+              <w:jc w:val="left"/>
+            </w:pPr>
+            <w:r>
+              <w:t xml:space="preserve">+ </w:t>
+            </w:r>
+            <w:proofErr w:type="gramStart"/>
+            <w:r>
+              <w:t>a.</w:t>
+            </w:r>
+            <w:r>
+              <w:t>EXCEPTION</w:t>
+            </w:r>
+            <w:proofErr w:type="gramEnd"/>
+            <w:r>
+              <w:t xml:space="preserve">_CATEGORY </w:t>
+            </w:r>
+            <w:r>
+              <w:t>LIKE</w:t>
+            </w:r>
+            <w:r>
+              <w:t xml:space="preserve"> </w:t>
+            </w:r>
+            <w:r>
+              <w:t>N</w:t>
+            </w:r>
+            <w:r>
+              <w:t>'</w:t>
+            </w:r>
+            <w:r>
+              <w:t>%</w:t>
+            </w:r>
+            <w:r>
+              <w:t xml:space="preserve">UW-BR- </w:t>
+            </w:r>
+            <w:proofErr w:type="gramStart"/>
+            <w:r>
+              <w:t>FTR:Bổ</w:t>
+            </w:r>
+            <w:proofErr w:type="gramEnd"/>
+            <w:r>
+              <w:t xml:space="preserve"> sung hồ sơ</w:t>
+            </w:r>
+            <w:r>
+              <w:t>%</w:t>
+            </w:r>
+            <w:r>
+              <w:t>'</w:t>
+            </w:r>
+          </w:p>
+          <w:p>
+            <w:pPr>
+              <w:spacing w:line="360" w:lineRule="auto"/>
+            </w:pPr>
+            <w:r>
+              <w:t xml:space="preserve">+ </w:t>
+            </w:r>
+            <w:proofErr w:type="gramStart"/>
+            <w:r>
+              <w:t>a.</w:t>
+            </w:r>
+            <w:r>
+              <w:t>EXCEPTION</w:t>
+            </w:r>
+            <w:proofErr w:type="gramEnd"/>
+            <w:r>
+              <w:t xml:space="preserve">_CATEGORY </w:t>
+            </w:r>
+            <w:r>
+              <w:t>=</w:t>
+            </w:r>
+            <w:r>
+              <w:t xml:space="preserve"> </w:t>
+            </w:r>
+            <w:r>
+              <w:t>N</w:t>
+            </w:r>
+            <w:r>
+              <w:t>'</w:t>
+            </w:r>
+            <w:r>
+              <w:t>UW-BR-FTR: bổ sung hồ sơ</w:t>
+            </w:r>
+            <w:r>
+              <w:t>'</w:t>
+            </w:r>
+          </w:p>
+          <w:p>
+            <w:pPr>
+              <w:spacing w:line="360" w:lineRule="auto"/>
+            </w:pPr>
+            <w:r>
+              <w:t xml:space="preserve">+ </w:t>
+            </w:r>
+            <w:proofErr w:type="gramStart"/>
+            <w:r>
+              <w:t>a.</w:t>
+            </w:r>
+            <w:r>
+              <w:t>EXCEPTION</w:t>
+            </w:r>
+            <w:proofErr w:type="gramEnd"/>
+            <w:r>
+              <w:t xml:space="preserve">_CATEGORY </w:t>
+            </w:r>
+            <w:r>
+              <w:t>=</w:t>
+            </w:r>
+            <w:r>
+              <w:t xml:space="preserve"> </w:t>
+            </w:r>
+            <w:r>
+              <w:t>N</w:t>
+            </w:r>
+            <w:r>
+              <w:t>'</w:t>
+            </w:r>
+            <w:r>
+              <w:t>UW-BR-</w:t>
+            </w:r>
+            <w:proofErr w:type="gramStart"/>
+            <w:r>
+              <w:t>FTR:Giải</w:t>
+            </w:r>
+            <w:proofErr w:type="gramEnd"/>
+            <w:r>
+              <w:t xml:space="preserve"> trình, làm rõ nội dung hồ sơ trường hợp các nội dung yêu cầu giải trình làm rõ ngoài HD thẩm định</w:t>
+            </w:r>
+            <w:r>
+              <w:t>'</w:t>
+            </w:r>
+          </w:p>
+          <w:p>
+            <w:pPr>
+              <w:spacing w:line="360" w:lineRule="auto"/>
+              <w:jc w:val="left"/>
+            </w:pPr>
+            <w:r>
+              <w:t xml:space="preserve">+ </w:t>
+            </w:r>
+            <w:proofErr w:type="gramStart"/>
+            <w:r>
+              <w:t>a.</w:t>
+            </w:r>
+            <w:r>
+              <w:t>EXCEPTION</w:t>
+            </w:r>
+            <w:proofErr w:type="gramEnd"/>
+            <w:r>
+              <w:t xml:space="preserve">_CATEGORY </w:t>
+            </w:r>
+            <w:r>
+              <w:t>=</w:t>
+            </w:r>
+            <w:r>
+              <w:t xml:space="preserve"> </w:t>
+            </w:r>
+            <w:r>
+              <w:t>N</w:t>
+            </w:r>
+            <w:r>
+              <w:t>'</w:t>
+            </w:r>
+            <w:r>
+              <w:t>UW-BR: Gửi dự thảo đề xuất cho chi nhánh</w:t>
+            </w:r>
+            <w:r>
+              <w:t>'</w:t>
+            </w:r>
+          </w:p>
+          <w:p>
+            <w:pPr>
+              <w:pStyle w:val="ListParagraph"/>
+              <w:numPr>
+                <w:ilvl w:val="0"/>
+                <w:numId w:val="20"/>
+              </w:numPr>
+              <w:spacing w:line="360" w:lineRule="auto"/>
+              <w:rPr>
+                <w:b/>
+                <w:bCs/>
+              </w:rPr>
+            </w:pPr>
+            <w:r>
+              <w:rPr>
+                <w:b/>
+                <w:bCs/>
+              </w:rPr>
+              <w:t>Logic</w:t>
+            </w:r>
+          </w:p>
+          <w:p>
+            <w:pPr>
+              <w:spacing w:line="360" w:lineRule="auto"/>
+              <w:jc w:val="left"/>
+              <w:rPr>
+                <w:rFonts w:eastAsia="Calibri"/>
+              </w:rPr>
+            </w:pPr>
+            <w:r>
+              <w:rPr>
+                <w:rFonts w:eastAsia="Calibri"/>
+              </w:rPr>
+              <w:t xml:space="preserve">+ Nếu hồ sơ có tất cả các Exception đều là trường hợp ngoại lệ thì gán giá trị </w:t>
+            </w:r>
+            <w:r>
+              <w:rPr>
+                <w:rFonts w:eastAsia="Calibri"/>
+                <w:b/>
+                <w:bCs/>
+              </w:rPr>
+              <w:t xml:space="preserve">'First </w:t>
+            </w:r>
+            <w:r>
+              <w:rPr>
+                <w:rFonts w:eastAsia="Calibri"/>
+                <w:b/>
+                <w:bCs/>
+              </w:rPr>
+              <w:t>T</w:t>
+            </w:r>
+            <w:r>
+              <w:rPr>
+                <w:rFonts w:eastAsia="Calibri"/>
+                <w:b/>
+                <w:bCs/>
+              </w:rPr>
+              <w:t xml:space="preserve">ime </w:t>
+            </w:r>
+            <w:r>
+              <w:rPr>
+                <w:rFonts w:eastAsia="Calibri"/>
+                <w:b/>
+                <w:bCs/>
+              </w:rPr>
+              <w:t>R</w:t>
+            </w:r>
+            <w:r>
+              <w:rPr>
+                <w:rFonts w:eastAsia="Calibri"/>
+                <w:b/>
+                <w:bCs/>
+              </w:rPr>
+              <w:t>ight'</w:t>
+            </w:r>
+          </w:p>
+          <w:p>
+            <w:pPr>
+              <w:spacing w:line="360" w:lineRule="auto"/>
+            </w:pPr>
+            <w:r>
+              <w:rPr>
+                <w:rFonts w:eastAsia="Calibri"/>
+              </w:rPr>
+              <w:t xml:space="preserve">+ Nếu hồ sơ có ít nhất một Exception không thuộc trường hợp ngoại lệ thì gán giá trị </w:t>
+            </w:r>
+            <w:r>
+              <w:rPr>
+                <w:rFonts w:eastAsia="Calibri"/>
+                <w:b/>
+                <w:bCs/>
               </w:rPr>
               <w:t>'Not First Time Right'</w:t>
             </w:r>
@@ -7666,7 +10149,13 @@
               <w:jc w:val="left"/>
             </w:pPr>
             <w:r>
-              <w:t>NG_SB_CLOS_ENTRY_EXIT&gt; WORKSTEP</w:t>
+              <w:t>NG_SB_</w:t>
+            </w:r>
+            <w:r>
+              <w:t>C</w:t>
+            </w:r>
+            <w:r>
+              <w:t>LOS_ENTRY_EXIT&gt;WORKSTEP</w:t>
             </w:r>
           </w:p>
           <w:p>
@@ -7678,8 +10167,13 @@
               <w:t>Lấy giá trị WORKSTEP tại dòng</w:t>
             </w:r>
             <w:r>
-              <w:t xml:space="preserve"> Min(</w:t>
-            </w:r>
+              <w:t xml:space="preserve"> </w:t>
+            </w:r>
+            <w:proofErr w:type="gramStart"/>
+            <w:r>
+              <w:t>Min(</w:t>
+            </w:r>
+            <w:proofErr w:type="gramEnd"/>
             <w:r>
               <w:t>EXITDATE</w:t>
             </w:r>
@@ -7688,6 +10182,81 @@
             </w:r>
             <w:r>
               <w:t xml:space="preserve"> của mã hồ sơ</w:t>
+            </w:r>
+          </w:p>
+          <w:p>
+            <w:pPr>
+              <w:spacing w:line="360" w:lineRule="auto"/>
+              <w:jc w:val="left"/>
+            </w:pPr>
+            <w:r>
+              <w:t>Với điều kiện:</w:t>
+            </w:r>
+          </w:p>
+          <w:p>
+            <w:pPr>
+              <w:spacing w:line="360" w:lineRule="auto"/>
+              <w:jc w:val="left"/>
+            </w:pPr>
+            <w:r>
+              <w:t>EXITDATE IS NOT NULL</w:t>
+            </w:r>
+          </w:p>
+          <w:p>
+            <w:pPr>
+              <w:spacing w:line="360" w:lineRule="auto"/>
+              <w:jc w:val="left"/>
+            </w:pPr>
+            <w:r>
+              <w:t>AND ((WORKSTEP = 'DetailDataEntry' AND DECISION = 'Send_Back')</w:t>
+            </w:r>
+          </w:p>
+          <w:p>
+            <w:pPr>
+              <w:spacing w:line="360" w:lineRule="auto"/>
+              <w:jc w:val="left"/>
+            </w:pPr>
+            <w:r>
+              <w:t>OR</w:t>
+            </w:r>
+            <w:r>
+              <w:t xml:space="preserve"> </w:t>
+            </w:r>
+            <w:r>
+              <w:t>(WORKSTEP IN (</w:t>
+            </w:r>
+          </w:p>
+          <w:p>
+            <w:pPr>
+              <w:spacing w:line="360" w:lineRule="auto"/>
+              <w:jc w:val="left"/>
+            </w:pPr>
+            <w:r>
+              <w:t>'DataInputerChecker', 'UnderwriterMaker', 'CreditApproval') AND DECISION = 'Additional_Doc_Required')</w:t>
+            </w:r>
+            <w:r>
+              <w:t xml:space="preserve"> </w:t>
+            </w:r>
+            <w:r>
+              <w:t>OR</w:t>
+            </w:r>
+          </w:p>
+          <w:p>
+            <w:pPr>
+              <w:spacing w:line="360" w:lineRule="auto"/>
+              <w:jc w:val="left"/>
+            </w:pPr>
+            <w:r>
+              <w:t>(WORKSTEP = 'UnderwriterMaker'</w:t>
+            </w:r>
+          </w:p>
+          <w:p>
+            <w:pPr>
+              <w:spacing w:line="360" w:lineRule="auto"/>
+              <w:jc w:val="left"/>
+            </w:pPr>
+            <w:r>
+              <w:t>AND DECISION = 'Send_Back to BranchSupport'))</w:t>
             </w:r>
           </w:p>
         </w:tc>
@@ -7757,186 +10326,15 @@
             <w:pPr>
               <w:spacing w:line="360" w:lineRule="auto"/>
               <w:jc w:val="left"/>
-              <w:rPr>
-                <w:rFonts w:eastAsia="Calibri"/>
-              </w:rPr>
-            </w:pPr>
-            <w:r>
-              <w:t>NG_SB_CLOS_ENTRY_EXIT</w:t>
-            </w:r>
-            <w:r>
-              <w:t xml:space="preserve"> b</w:t>
-            </w:r>
-            <w:r>
-              <w:t xml:space="preserve">&gt; </w:t>
-            </w:r>
-          </w:p>
-          <w:p>
-            <w:pPr>
-              <w:spacing w:line="360" w:lineRule="auto"/>
-              <w:jc w:val="left"/>
-              <w:rPr>
-                <w:rFonts w:eastAsia="Calibri"/>
-              </w:rPr>
-            </w:pPr>
-            <w:r>
-              <w:rPr>
-                <w:rFonts w:eastAsia="Calibri"/>
-              </w:rPr>
-              <w:t xml:space="preserve">+ Nếu </w:t>
-            </w:r>
-            <w:r>
-              <w:rPr>
-                <w:rFonts w:eastAsia="Calibri"/>
-              </w:rPr>
-              <w:t>b.</w:t>
-            </w:r>
-            <w:r>
-              <w:rPr>
-                <w:rFonts w:eastAsia="Calibri"/>
-              </w:rPr>
-              <w:t>WORKSTEP = 'DataInputerChecker'</w:t>
-            </w:r>
-          </w:p>
-          <w:p>
-            <w:pPr>
-              <w:spacing w:line="360" w:lineRule="auto"/>
-              <w:jc w:val="left"/>
-              <w:rPr>
-                <w:rFonts w:eastAsia="Calibri"/>
-                <w:b/>
-                <w:bCs/>
-              </w:rPr>
-            </w:pPr>
-            <w:r>
-              <w:rPr>
-                <w:rFonts w:eastAsia="Calibri"/>
-              </w:rPr>
-              <w:t xml:space="preserve">AND </w:t>
-            </w:r>
-            <w:r>
-              <w:rPr>
-                <w:rFonts w:eastAsia="Calibri"/>
-              </w:rPr>
-              <w:t>b.</w:t>
-            </w:r>
-            <w:r>
-              <w:rPr>
-                <w:rFonts w:eastAsia="Calibri"/>
-              </w:rPr>
-              <w:t xml:space="preserve">DECISION = 'Send_Back' gán giá trị </w:t>
-            </w:r>
-            <w:r>
-              <w:rPr>
-                <w:rFonts w:eastAsia="Calibri"/>
-                <w:b/>
-                <w:bCs/>
-              </w:rPr>
-              <w:t>'Lỗi Nhập liệu'</w:t>
-            </w:r>
-          </w:p>
-          <w:p>
-            <w:pPr>
-              <w:spacing w:line="360" w:lineRule="auto"/>
-              <w:jc w:val="left"/>
-              <w:rPr>
-                <w:rFonts w:eastAsia="Calibri"/>
-              </w:rPr>
-            </w:pPr>
-            <w:r>
-              <w:rPr>
-                <w:rFonts w:eastAsia="Calibri"/>
-              </w:rPr>
-              <w:t xml:space="preserve">+ Nếu </w:t>
-            </w:r>
-            <w:r>
-              <w:rPr>
-                <w:rFonts w:eastAsia="Calibri"/>
-              </w:rPr>
-              <w:t>(</w:t>
-            </w:r>
-            <w:r>
-              <w:rPr>
-                <w:rFonts w:eastAsia="Calibri"/>
-              </w:rPr>
-              <w:t>b.</w:t>
-            </w:r>
-            <w:r>
-              <w:rPr>
-                <w:rFonts w:eastAsia="Calibri"/>
-              </w:rPr>
-              <w:t>WORKSTEP = 'DetailDataEntry'</w:t>
-            </w:r>
-          </w:p>
-          <w:p>
-            <w:pPr>
-              <w:spacing w:line="360" w:lineRule="auto"/>
-              <w:jc w:val="left"/>
-              <w:rPr>
-                <w:rFonts w:eastAsia="Calibri"/>
-              </w:rPr>
-            </w:pPr>
-            <w:r>
-              <w:rPr>
-                <w:rFonts w:eastAsia="Calibri"/>
-              </w:rPr>
-              <w:t xml:space="preserve">AND </w:t>
-            </w:r>
-            <w:r>
-              <w:rPr>
-                <w:rFonts w:eastAsia="Calibri"/>
-              </w:rPr>
-              <w:t>b.</w:t>
-            </w:r>
-            <w:r>
-              <w:rPr>
-                <w:rFonts w:eastAsia="Calibri"/>
-              </w:rPr>
-              <w:t>DECISION = 'Send_Back') hoặc (</w:t>
-            </w:r>
-            <w:r>
-              <w:rPr>
-                <w:rFonts w:eastAsia="Calibri"/>
-              </w:rPr>
-              <w:t>b.</w:t>
-            </w:r>
-            <w:r>
-              <w:rPr>
-                <w:rFonts w:eastAsia="Calibri"/>
-              </w:rPr>
-              <w:t>WORKSTEP = 'DataInputerChecker'</w:t>
-            </w:r>
-          </w:p>
-          <w:p>
-            <w:pPr>
-              <w:spacing w:line="360" w:lineRule="auto"/>
-              <w:jc w:val="left"/>
-            </w:pPr>
-            <w:r>
-              <w:rPr>
-                <w:rFonts w:eastAsia="Calibri"/>
-              </w:rPr>
-              <w:t xml:space="preserve">AND </w:t>
-            </w:r>
-            <w:r>
-              <w:rPr>
-                <w:rFonts w:eastAsia="Calibri"/>
-              </w:rPr>
-              <w:t>b.</w:t>
-            </w:r>
-            <w:r>
-              <w:rPr>
-                <w:rFonts w:eastAsia="Calibri"/>
-              </w:rPr>
-              <w:t xml:space="preserve">DECISION = 'Additional_Doc_Required') gán giá trị </w:t>
-            </w:r>
-            <w:r>
-              <w:rPr>
-                <w:rFonts w:eastAsia="Calibri"/>
-                <w:b/>
-                <w:bCs/>
-              </w:rPr>
-              <w:t>'Thiếu Checklist'</w:t>
+            </w:pPr>
+            <w:r>
+              <w:t>REF_PHAN_LOAI_DDE</w:t>
+            </w:r>
+            <w:r>
+              <w:t xml:space="preserve"> &gt; </w:t>
+            </w:r>
+            <w:r>
+              <w:t>PHAN_LOAI_DDE</w:t>
             </w:r>
           </w:p>
         </w:tc>
@@ -8209,74 +10607,148 @@
               <w:t>LOS_MAS_EXCEPTION</w:t>
             </w:r>
             <w:r>
-              <w:t xml:space="preserve"> </w:t>
-            </w:r>
-            <w:r>
+              <w:t xml:space="preserve"> b </w:t>
+            </w:r>
+            <w:r>
+              <w:t xml:space="preserve">&gt; </w:t>
+            </w:r>
+          </w:p>
+          <w:p>
+            <w:pPr>
+              <w:spacing w:line="360" w:lineRule="auto"/>
+              <w:jc w:val="left"/>
+              <w:rPr>
+                <w:rFonts w:eastAsia="Calibri"/>
+              </w:rPr>
+            </w:pPr>
+            <w:r>
+              <w:rPr>
+                <w:rFonts w:eastAsia="Calibri"/>
+              </w:rPr>
+              <w:t xml:space="preserve">Lấy giá trị </w:t>
+            </w:r>
+            <w:proofErr w:type="gramStart"/>
+            <w:r>
+              <w:rPr>
+                <w:rFonts w:eastAsia="Calibri"/>
+              </w:rPr>
               <w:t>b</w:t>
             </w:r>
             <w:r>
-              <w:t xml:space="preserve"> </w:t>
-            </w:r>
-            <w:r>
-              <w:t xml:space="preserve">&gt; </w:t>
-            </w:r>
-          </w:p>
-          <w:p>
-            <w:pPr>
-              <w:spacing w:line="360" w:lineRule="auto"/>
-              <w:jc w:val="left"/>
-              <w:rPr>
-                <w:rFonts w:eastAsia="Calibri"/>
-              </w:rPr>
-            </w:pPr>
-            <w:r>
-              <w:rPr>
-                <w:rFonts w:eastAsia="Calibri"/>
-              </w:rPr>
-              <w:t xml:space="preserve">Lấy giá trị </w:t>
-            </w:r>
-            <w:r>
-              <w:rPr>
-                <w:rFonts w:eastAsia="Calibri"/>
-              </w:rPr>
-              <w:t>b</w:t>
-            </w:r>
-            <w:r>
-              <w:rPr>
-                <w:rFonts w:eastAsia="Calibri"/>
-              </w:rPr>
-              <w:t>.ACTIVITYNAME với điều kiện: Tồn tại bản ghi trong bảng NG_SB_RLOS_ENTRY_EXIT (e) thỏa mãn điều kiện e.WINAME = a.WI_NAME</w:t>
-            </w:r>
-          </w:p>
-          <w:p>
-            <w:pPr>
-              <w:spacing w:line="360" w:lineRule="auto"/>
-              <w:jc w:val="left"/>
-              <w:rPr>
-                <w:rFonts w:eastAsia="Calibri"/>
-              </w:rPr>
-            </w:pPr>
-            <w:r>
-              <w:rPr>
-                <w:rFonts w:eastAsia="Calibri"/>
-              </w:rPr>
-              <w:t>AND e.WORKSTEP = b.ACTIVITYNAME</w:t>
-            </w:r>
-          </w:p>
-          <w:p>
-            <w:pPr>
-              <w:spacing w:line="360" w:lineRule="auto"/>
-              <w:jc w:val="left"/>
-              <w:rPr>
-                <w:rFonts w:eastAsia="Calibri"/>
-              </w:rPr>
-            </w:pPr>
-            <w:r>
-              <w:rPr>
-                <w:rFonts w:eastAsia="Calibri"/>
-              </w:rPr>
-              <w:t>AND e.DECISION = b.DECISION</w:t>
-            </w:r>
+              <w:rPr>
+                <w:rFonts w:eastAsia="Calibri"/>
+              </w:rPr>
+              <w:t>.ACTIVITYNAME</w:t>
+            </w:r>
+            <w:proofErr w:type="gramEnd"/>
+            <w:r>
+              <w:rPr>
+                <w:rFonts w:eastAsia="Calibri"/>
+              </w:rPr>
+              <w:t xml:space="preserve"> với điều kiện: Tồn tại bản ghi trong bảng NG_SB_RLOS_ENTRY_EXIT (e) thỏa mãn điều kiện </w:t>
+            </w:r>
+            <w:proofErr w:type="gramStart"/>
+            <w:r>
+              <w:rPr>
+                <w:rFonts w:eastAsia="Calibri"/>
+              </w:rPr>
+              <w:t>e.WINAME</w:t>
+            </w:r>
+            <w:proofErr w:type="gramEnd"/>
+            <w:r>
+              <w:rPr>
+                <w:rFonts w:eastAsia="Calibri"/>
+              </w:rPr>
+              <w:t xml:space="preserve"> = </w:t>
+            </w:r>
+            <w:proofErr w:type="gramStart"/>
+            <w:r>
+              <w:rPr>
+                <w:rFonts w:eastAsia="Calibri"/>
+              </w:rPr>
+              <w:t>a.WI</w:t>
+            </w:r>
+            <w:proofErr w:type="gramEnd"/>
+            <w:r>
+              <w:rPr>
+                <w:rFonts w:eastAsia="Calibri"/>
+              </w:rPr>
+              <w:t>_NAME</w:t>
+            </w:r>
+          </w:p>
+          <w:p>
+            <w:pPr>
+              <w:spacing w:line="360" w:lineRule="auto"/>
+              <w:jc w:val="left"/>
+              <w:rPr>
+                <w:rFonts w:eastAsia="Calibri"/>
+              </w:rPr>
+            </w:pPr>
+            <w:r>
+              <w:rPr>
+                <w:rFonts w:eastAsia="Calibri"/>
+              </w:rPr>
+              <w:t xml:space="preserve">AND </w:t>
+            </w:r>
+            <w:proofErr w:type="gramStart"/>
+            <w:r>
+              <w:rPr>
+                <w:rFonts w:eastAsia="Calibri"/>
+              </w:rPr>
+              <w:t>e.WORKSTEP</w:t>
+            </w:r>
+            <w:proofErr w:type="gramEnd"/>
+            <w:r>
+              <w:rPr>
+                <w:rFonts w:eastAsia="Calibri"/>
+              </w:rPr>
+              <w:t xml:space="preserve"> = </w:t>
+            </w:r>
+            <w:proofErr w:type="gramStart"/>
+            <w:r>
+              <w:rPr>
+                <w:rFonts w:eastAsia="Calibri"/>
+              </w:rPr>
+              <w:t>b.ACTIVITYNAME</w:t>
+            </w:r>
+            <w:proofErr w:type="gramEnd"/>
+          </w:p>
+          <w:p>
+            <w:pPr>
+              <w:spacing w:line="360" w:lineRule="auto"/>
+              <w:jc w:val="left"/>
+              <w:rPr>
+                <w:rFonts w:eastAsia="Calibri"/>
+              </w:rPr>
+            </w:pPr>
+            <w:r>
+              <w:rPr>
+                <w:rFonts w:eastAsia="Calibri"/>
+              </w:rPr>
+              <w:t xml:space="preserve">AND </w:t>
+            </w:r>
+            <w:proofErr w:type="gramStart"/>
+            <w:r>
+              <w:rPr>
+                <w:rFonts w:eastAsia="Calibri"/>
+              </w:rPr>
+              <w:t>e.DECISION</w:t>
+            </w:r>
+            <w:proofErr w:type="gramEnd"/>
+            <w:r>
+              <w:rPr>
+                <w:rFonts w:eastAsia="Calibri"/>
+              </w:rPr>
+              <w:t xml:space="preserve"> = </w:t>
+            </w:r>
+            <w:proofErr w:type="gramStart"/>
+            <w:r>
+              <w:rPr>
+                <w:rFonts w:eastAsia="Calibri"/>
+              </w:rPr>
+              <w:t>b.DECISION</w:t>
+            </w:r>
+            <w:proofErr w:type="gramEnd"/>
           </w:p>
         </w:tc>
       </w:tr>
@@ -8757,7 +11229,49 @@
               <w:rPr>
                 <w:rFonts w:eastAsia="Calibri"/>
               </w:rPr>
-              <w:t>REGEXP_SUBSTR(EXCEPTION_CATEGORY, '^[^:]+')</w:t>
+              <w:t>REGEXP_</w:t>
+            </w:r>
+            <w:proofErr w:type="gramStart"/>
+            <w:r>
+              <w:rPr>
+                <w:rFonts w:eastAsia="Calibri"/>
+              </w:rPr>
+              <w:t>SUBSTR(</w:t>
+            </w:r>
+            <w:proofErr w:type="gramEnd"/>
+            <w:r>
+              <w:rPr>
+                <w:rFonts w:eastAsia="Calibri"/>
+              </w:rPr>
+              <w:t>EXCEPTION_CATEGORY, '</w:t>
+            </w:r>
+            <w:proofErr w:type="gramStart"/>
+            <w:r>
+              <w:rPr>
+                <w:rFonts w:eastAsia="Calibri"/>
+              </w:rPr>
+              <w:t>^[</w:t>
+            </w:r>
+            <w:proofErr w:type="gramEnd"/>
+            <w:r>
+              <w:rPr>
+                <w:rFonts w:eastAsia="Calibri"/>
+              </w:rPr>
+              <w:t>^</w:t>
+            </w:r>
+            <w:proofErr w:type="gramStart"/>
+            <w:r>
+              <w:rPr>
+                <w:rFonts w:eastAsia="Calibri"/>
+              </w:rPr>
+              <w:t>:]+</w:t>
+            </w:r>
+            <w:proofErr w:type="gramEnd"/>
+            <w:r>
+              <w:rPr>
+                <w:rFonts w:eastAsia="Calibri"/>
+              </w:rPr>
+              <w:t>')</w:t>
             </w:r>
           </w:p>
           <w:p>
@@ -8925,83 +11439,789 @@
               <w:t xml:space="preserve"> a</w:t>
             </w:r>
             <w:r>
-              <w:t xml:space="preserve">&gt; </w:t>
-            </w:r>
-          </w:p>
-          <w:p>
-            <w:pPr>
-              <w:spacing w:line="360" w:lineRule="auto"/>
-              <w:jc w:val="left"/>
-            </w:pPr>
-            <w:r>
-              <w:t xml:space="preserve">+ Nếu hồ sơ có dòng thỏa mãn điều kiện </w:t>
-            </w:r>
-          </w:p>
-          <w:p>
-            <w:pPr>
-              <w:spacing w:line="360" w:lineRule="auto"/>
-              <w:jc w:val="left"/>
-            </w:pPr>
-            <w:r>
-              <w:t>a.RCTYPE = 'Raise'</w:t>
-            </w:r>
-          </w:p>
-          <w:p>
-            <w:pPr>
-              <w:spacing w:line="360" w:lineRule="auto"/>
-              <w:jc w:val="left"/>
-            </w:pPr>
-            <w:r>
-              <w:lastRenderedPageBreak/>
-              <w:t>AND a.EXCEPTION_CATEGORY LIKE '%BR%'</w:t>
-            </w:r>
-          </w:p>
-          <w:p>
-            <w:pPr>
-              <w:spacing w:line="360" w:lineRule="auto"/>
-              <w:jc w:val="left"/>
-            </w:pPr>
-            <w:r>
-              <w:t>AND a.EXCEPTION_CATEGORY NOT LIKE '%FTR%'</w:t>
-            </w:r>
-          </w:p>
-          <w:p>
-            <w:pPr>
-              <w:spacing w:line="360" w:lineRule="auto"/>
-              <w:jc w:val="left"/>
-              <w:rPr>
+              <w:t>&gt;</w:t>
+            </w:r>
+          </w:p>
+          <w:p>
+            <w:pPr>
+              <w:spacing w:line="360" w:lineRule="auto"/>
+              <w:jc w:val="left"/>
+            </w:pPr>
+            <w:r>
+              <w:t>NG_SB_RLOS_APPLICANT_GENERAL</w:t>
+            </w:r>
+            <w:r>
+              <w:t xml:space="preserve"> f&gt;</w:t>
+            </w:r>
+          </w:p>
+          <w:p>
+            <w:pPr>
+              <w:pStyle w:val="ListParagraph"/>
+              <w:numPr>
+                <w:ilvl w:val="0"/>
+                <w:numId w:val="22"/>
+              </w:numPr>
+              <w:spacing w:line="360" w:lineRule="auto"/>
+              <w:jc w:val="left"/>
+              <w:rPr>
+                <w:rFonts w:eastAsia="Calibri"/>
+              </w:rPr>
+            </w:pPr>
+            <w:r>
+              <w:rPr>
+                <w:rFonts w:eastAsia="Calibri"/>
+              </w:rPr>
+              <w:t>Phân nhóm sản phẩm</w:t>
+            </w:r>
+            <w:r>
+              <w:rPr>
+                <w:rFonts w:eastAsia="Calibri"/>
+              </w:rPr>
+              <w:t xml:space="preserve"> </w:t>
+            </w:r>
+            <w:r>
+              <w:rPr>
+                <w:rFonts w:eastAsia="Calibri"/>
+              </w:rPr>
+              <w:t>(</w:t>
+            </w:r>
+            <w:r>
+              <w:rPr>
+                <w:rFonts w:eastAsia="Calibri"/>
                 <w:b/>
                 <w:bCs/>
               </w:rPr>
-            </w:pPr>
-            <w:r>
-              <w:t xml:space="preserve">gán giá trị </w:t>
-            </w:r>
-            <w:r>
-              <w:rPr>
+              <w:t>BI_SUB_PRODUCT</w:t>
+            </w:r>
+            <w:r>
+              <w:rPr>
+                <w:rFonts w:eastAsia="Calibri"/>
+              </w:rPr>
+              <w:t>):</w:t>
+            </w:r>
+          </w:p>
+          <w:p>
+            <w:pPr>
+              <w:spacing w:line="360" w:lineRule="auto"/>
+              <w:jc w:val="left"/>
+              <w:rPr>
+                <w:rFonts w:eastAsia="Calibri"/>
+              </w:rPr>
+            </w:pPr>
+            <w:r>
+              <w:rPr>
+                <w:rFonts w:eastAsia="Calibri"/>
+              </w:rPr>
+              <w:t>CASE</w:t>
+            </w:r>
+            <w:r>
+              <w:rPr>
+                <w:rFonts w:eastAsia="Calibri"/>
+              </w:rPr>
+              <w:t xml:space="preserve"> </w:t>
+            </w:r>
+            <w:r>
+              <w:rPr>
+                <w:rFonts w:eastAsia="Calibri"/>
+              </w:rPr>
+              <w:t xml:space="preserve">WHEN </w:t>
+            </w:r>
+            <w:r>
+              <w:rPr>
+                <w:rFonts w:eastAsia="Calibri"/>
+              </w:rPr>
+              <w:t>f.</w:t>
+            </w:r>
+            <w:r>
+              <w:rPr>
+                <w:rFonts w:eastAsia="Calibri"/>
+              </w:rPr>
+              <w:t>SUB_PRODUCT LIKE '%Phát hành%'</w:t>
+            </w:r>
+            <w:r>
+              <w:rPr>
+                <w:rFonts w:eastAsia="Calibri"/>
+              </w:rPr>
+              <w:t xml:space="preserve"> </w:t>
+            </w:r>
+            <w:r>
+              <w:rPr>
+                <w:rFonts w:eastAsia="Calibri"/>
+              </w:rPr>
+              <w:t xml:space="preserve">OR </w:t>
+            </w:r>
+            <w:r>
+              <w:rPr>
+                <w:rFonts w:eastAsia="Calibri"/>
+              </w:rPr>
+              <w:t>f.</w:t>
+            </w:r>
+            <w:r>
+              <w:rPr>
+                <w:rFonts w:eastAsia="Calibri"/>
+              </w:rPr>
+              <w:t>SUB_PRODUCT LIKE '%TTD%'</w:t>
+            </w:r>
+            <w:r>
+              <w:rPr>
+                <w:rFonts w:eastAsia="Calibri"/>
+              </w:rPr>
+              <w:t xml:space="preserve"> </w:t>
+            </w:r>
+            <w:r>
+              <w:rPr>
+                <w:rFonts w:eastAsia="Calibri"/>
+              </w:rPr>
+              <w:t>THEN 'Credit Card'</w:t>
+            </w:r>
+          </w:p>
+          <w:p>
+            <w:pPr>
+              <w:spacing w:line="360" w:lineRule="auto"/>
+              <w:jc w:val="left"/>
+              <w:rPr>
+                <w:rFonts w:eastAsia="Calibri"/>
+              </w:rPr>
+            </w:pPr>
+            <w:r>
+              <w:rPr>
+                <w:rFonts w:eastAsia="Calibri"/>
+              </w:rPr>
+              <w:t xml:space="preserve">ELSE </w:t>
+            </w:r>
+            <w:r>
+              <w:rPr>
+                <w:rFonts w:eastAsia="Calibri"/>
+              </w:rPr>
+              <w:t>f.</w:t>
+            </w:r>
+            <w:r>
+              <w:rPr>
+                <w:rFonts w:eastAsia="Calibri"/>
+              </w:rPr>
+              <w:t>SUB_PRODUCT</w:t>
+            </w:r>
+            <w:r>
+              <w:rPr>
+                <w:rFonts w:eastAsia="Calibri"/>
+              </w:rPr>
+              <w:t xml:space="preserve"> </w:t>
+            </w:r>
+            <w:r>
+              <w:rPr>
+                <w:rFonts w:eastAsia="Calibri"/>
+              </w:rPr>
+              <w:t xml:space="preserve">END </w:t>
+            </w:r>
+          </w:p>
+          <w:p>
+            <w:pPr>
+              <w:pStyle w:val="ListParagraph"/>
+              <w:numPr>
+                <w:ilvl w:val="0"/>
+                <w:numId w:val="22"/>
+              </w:numPr>
+              <w:spacing w:line="360" w:lineRule="auto"/>
+              <w:jc w:val="left"/>
+              <w:rPr>
+                <w:rFonts w:eastAsia="Calibri"/>
+              </w:rPr>
+            </w:pPr>
+            <w:r>
+              <w:rPr>
+                <w:rFonts w:eastAsia="Calibri"/>
+              </w:rPr>
+              <w:t>Các trường hợp Exception được tính là ngoại lệ FTR</w:t>
+            </w:r>
+          </w:p>
+          <w:p>
+            <w:pPr>
+              <w:spacing w:line="360" w:lineRule="auto"/>
+              <w:jc w:val="left"/>
+              <w:rPr>
+                <w:rFonts w:eastAsia="Calibri"/>
+              </w:rPr>
+            </w:pPr>
+            <w:r>
+              <w:rPr>
+                <w:rFonts w:eastAsia="Calibri"/>
+              </w:rPr>
+              <w:t xml:space="preserve">Điều kiện </w:t>
+            </w:r>
+            <w:proofErr w:type="gramStart"/>
+            <w:r>
+              <w:rPr>
+                <w:rFonts w:eastAsia="Calibri"/>
+              </w:rPr>
+              <w:t>a.</w:t>
+            </w:r>
+            <w:r>
+              <w:rPr>
+                <w:rFonts w:eastAsia="Calibri"/>
+              </w:rPr>
+              <w:t>EXCEPTION</w:t>
+            </w:r>
+            <w:proofErr w:type="gramEnd"/>
+            <w:r>
+              <w:rPr>
+                <w:rFonts w:eastAsia="Calibri"/>
+              </w:rPr>
+              <w:t>_CATEGORY LIKE '%BR%'</w:t>
+            </w:r>
+          </w:p>
+          <w:p>
+            <w:pPr>
+              <w:spacing w:line="360" w:lineRule="auto"/>
+              <w:jc w:val="left"/>
+              <w:rPr>
+                <w:rFonts w:eastAsia="Calibri"/>
+              </w:rPr>
+            </w:pPr>
+            <w:r>
+              <w:rPr>
+                <w:rFonts w:eastAsia="Calibri"/>
+              </w:rPr>
+              <w:t xml:space="preserve">+ </w:t>
+            </w:r>
+            <w:proofErr w:type="gramStart"/>
+            <w:r>
+              <w:rPr>
+                <w:rFonts w:eastAsia="Calibri"/>
+              </w:rPr>
+              <w:t>a</w:t>
+            </w:r>
+            <w:r>
+              <w:rPr>
+                <w:rFonts w:eastAsia="Calibri"/>
+              </w:rPr>
+              <w:t>.EXCEPTION</w:t>
+            </w:r>
+            <w:proofErr w:type="gramEnd"/>
+            <w:r>
+              <w:rPr>
+                <w:rFonts w:eastAsia="Calibri"/>
+              </w:rPr>
+              <w:t>_NAME =</w:t>
+            </w:r>
+            <w:r>
+              <w:rPr>
+                <w:rFonts w:eastAsia="Calibri"/>
+              </w:rPr>
+              <w:t xml:space="preserve"> </w:t>
+            </w:r>
+            <w:r>
+              <w:rPr>
+                <w:rFonts w:eastAsia="Calibri"/>
+              </w:rPr>
+              <w:t>'UW-BR-</w:t>
+            </w:r>
+            <w:proofErr w:type="gramStart"/>
+            <w:r>
+              <w:rPr>
+                <w:rFonts w:eastAsia="Calibri"/>
+              </w:rPr>
+              <w:t>FTR :</w:t>
+            </w:r>
+            <w:proofErr w:type="gramEnd"/>
+            <w:r>
+              <w:rPr>
+                <w:rFonts w:eastAsia="Calibri"/>
+              </w:rPr>
+              <w:t xml:space="preserve"> Hồ sơ Scan mờ không rõ thông tin'</w:t>
+            </w:r>
+            <w:r>
+              <w:rPr>
+                <w:rFonts w:eastAsia="Calibri"/>
+              </w:rPr>
+              <w:t xml:space="preserve"> AND </w:t>
+            </w:r>
+            <w:r>
+              <w:rPr>
+                <w:rFonts w:eastAsia="Calibri"/>
                 <w:b/>
                 <w:bCs/>
               </w:rPr>
-              <w:t>'Not First Time Right'</w:t>
-            </w:r>
-          </w:p>
-          <w:p>
-            <w:pPr>
-              <w:spacing w:line="360" w:lineRule="auto"/>
-              <w:jc w:val="left"/>
-              <w:rPr>
-                <w:rFonts w:eastAsia="Calibri"/>
-              </w:rPr>
-            </w:pPr>
-            <w:r>
-              <w:t xml:space="preserve">+ Trường hợp còn lại gán giá trị </w:t>
-            </w:r>
-            <w:r>
-              <w:rPr>
+              <w:t>BI_SUB_PRODUCT</w:t>
+            </w:r>
+            <w:r>
+              <w:rPr>
+                <w:rFonts w:eastAsia="Calibri"/>
+              </w:rPr>
+              <w:t xml:space="preserve"> = 'Credit Card'</w:t>
+            </w:r>
+          </w:p>
+          <w:p>
+            <w:pPr>
+              <w:spacing w:line="360" w:lineRule="auto"/>
+              <w:jc w:val="left"/>
+              <w:rPr>
+                <w:rFonts w:eastAsia="Calibri"/>
+              </w:rPr>
+            </w:pPr>
+            <w:r>
+              <w:rPr>
+                <w:rFonts w:eastAsia="Calibri"/>
+              </w:rPr>
+              <w:lastRenderedPageBreak/>
+              <w:t xml:space="preserve">+ </w:t>
+            </w:r>
+            <w:proofErr w:type="gramStart"/>
+            <w:r>
+              <w:rPr>
+                <w:rFonts w:eastAsia="Calibri"/>
+              </w:rPr>
+              <w:t>a.</w:t>
+            </w:r>
+            <w:r>
+              <w:rPr>
+                <w:rFonts w:eastAsia="Calibri"/>
+              </w:rPr>
+              <w:t>EXCEPTION</w:t>
+            </w:r>
+            <w:proofErr w:type="gramEnd"/>
+            <w:r>
+              <w:rPr>
+                <w:rFonts w:eastAsia="Calibri"/>
+              </w:rPr>
+              <w:t>_NAME =</w:t>
+            </w:r>
+            <w:r>
+              <w:rPr>
+                <w:rFonts w:eastAsia="Calibri"/>
+              </w:rPr>
+              <w:t xml:space="preserve"> </w:t>
+            </w:r>
+            <w:r>
+              <w:rPr>
+                <w:rFonts w:eastAsia="Calibri"/>
+              </w:rPr>
+              <w:t>'UW-BR-</w:t>
+            </w:r>
+            <w:proofErr w:type="gramStart"/>
+            <w:r>
+              <w:rPr>
+                <w:rFonts w:eastAsia="Calibri"/>
+              </w:rPr>
+              <w:t>FTR :</w:t>
+            </w:r>
+            <w:proofErr w:type="gramEnd"/>
+            <w:r>
+              <w:rPr>
+                <w:rFonts w:eastAsia="Calibri"/>
+              </w:rPr>
+              <w:t xml:space="preserve"> Hồ sơ Scan thiếu trang không đúng định dạng'</w:t>
+            </w:r>
+          </w:p>
+          <w:p>
+            <w:pPr>
+              <w:spacing w:line="360" w:lineRule="auto"/>
+              <w:jc w:val="left"/>
+              <w:rPr>
+                <w:rFonts w:eastAsia="Calibri"/>
+              </w:rPr>
+            </w:pPr>
+            <w:r>
+              <w:rPr>
+                <w:rFonts w:eastAsia="Calibri"/>
+              </w:rPr>
+              <w:t xml:space="preserve">AND </w:t>
+            </w:r>
+            <w:proofErr w:type="gramStart"/>
+            <w:r>
+              <w:rPr>
+                <w:rFonts w:eastAsia="Calibri"/>
+              </w:rPr>
+              <w:t>NVL(</w:t>
+            </w:r>
+            <w:proofErr w:type="gramEnd"/>
+            <w:r>
+              <w:rPr>
+                <w:rFonts w:eastAsia="Calibri"/>
                 <w:b/>
                 <w:bCs/>
               </w:rPr>
-              <w:t>'First Time Right'</w:t>
+              <w:t>BI_SUB_PRODUCT</w:t>
+            </w:r>
+            <w:r>
+              <w:rPr>
+                <w:rFonts w:eastAsia="Calibri"/>
+              </w:rPr>
+              <w:t>, 'XX') &lt;&gt; 'Credit Card'</w:t>
+            </w:r>
+          </w:p>
+          <w:p>
+            <w:pPr>
+              <w:spacing w:line="360" w:lineRule="auto"/>
+              <w:jc w:val="left"/>
+              <w:rPr>
+                <w:rFonts w:eastAsia="Calibri"/>
+              </w:rPr>
+            </w:pPr>
+            <w:r>
+              <w:rPr>
+                <w:rFonts w:eastAsia="Calibri"/>
+              </w:rPr>
+              <w:t xml:space="preserve">+ </w:t>
+            </w:r>
+            <w:proofErr w:type="gramStart"/>
+            <w:r>
+              <w:rPr>
+                <w:rFonts w:eastAsia="Calibri"/>
+              </w:rPr>
+              <w:t>a</w:t>
+            </w:r>
+            <w:r>
+              <w:rPr>
+                <w:rFonts w:eastAsia="Calibri"/>
+              </w:rPr>
+              <w:t>.EXCEPTION</w:t>
+            </w:r>
+            <w:proofErr w:type="gramEnd"/>
+            <w:r>
+              <w:rPr>
+                <w:rFonts w:eastAsia="Calibri"/>
+              </w:rPr>
+              <w:t>_NAME ='DE-BR-NEW: Chứng từ thiếu thông tin theo checklist'</w:t>
+            </w:r>
+          </w:p>
+          <w:p>
+            <w:pPr>
+              <w:spacing w:line="360" w:lineRule="auto"/>
+              <w:jc w:val="left"/>
+              <w:rPr>
+                <w:rFonts w:eastAsia="Calibri"/>
+              </w:rPr>
+            </w:pPr>
+            <w:r>
+              <w:rPr>
+                <w:rFonts w:eastAsia="Calibri"/>
+              </w:rPr>
+              <w:t xml:space="preserve">AND </w:t>
+            </w:r>
+            <w:proofErr w:type="gramStart"/>
+            <w:r>
+              <w:rPr>
+                <w:rFonts w:eastAsia="Calibri"/>
+              </w:rPr>
+              <w:t>NVL(</w:t>
+            </w:r>
+            <w:proofErr w:type="gramEnd"/>
+            <w:r>
+              <w:rPr>
+                <w:rFonts w:eastAsia="Calibri"/>
+                <w:b/>
+                <w:bCs/>
+              </w:rPr>
+              <w:t>BI_SUB_PRODUCT</w:t>
+            </w:r>
+            <w:r>
+              <w:rPr>
+                <w:rFonts w:eastAsia="Calibri"/>
+              </w:rPr>
+              <w:t>, 'XX') &lt;&gt; 'Credit Card'</w:t>
+            </w:r>
+          </w:p>
+          <w:p>
+            <w:pPr>
+              <w:spacing w:line="360" w:lineRule="auto"/>
+              <w:jc w:val="left"/>
+              <w:rPr>
+                <w:rFonts w:eastAsia="Calibri"/>
+              </w:rPr>
+            </w:pPr>
+            <w:r>
+              <w:rPr>
+                <w:rFonts w:eastAsia="Calibri"/>
+              </w:rPr>
+              <w:t>+</w:t>
+            </w:r>
+            <w:r>
+              <w:t xml:space="preserve"> </w:t>
+            </w:r>
+            <w:proofErr w:type="gramStart"/>
+            <w:r>
+              <w:t>a.</w:t>
+            </w:r>
+            <w:r>
+              <w:rPr>
+                <w:rFonts w:eastAsia="Calibri"/>
+              </w:rPr>
+              <w:t>EXCEPTION</w:t>
+            </w:r>
+            <w:proofErr w:type="gramEnd"/>
+            <w:r>
+              <w:rPr>
+                <w:rFonts w:eastAsia="Calibri"/>
+              </w:rPr>
+              <w:t>_NAME =</w:t>
+            </w:r>
+            <w:r>
+              <w:rPr>
+                <w:rFonts w:eastAsia="Calibri"/>
+              </w:rPr>
+              <w:t xml:space="preserve"> </w:t>
+            </w:r>
+            <w:r>
+              <w:rPr>
+                <w:rFonts w:eastAsia="Calibri"/>
+              </w:rPr>
+              <w:t>'DE-BR-NEW: Chất lượng bản scan mờ không thấy thông tin'</w:t>
+            </w:r>
+          </w:p>
+          <w:p>
+            <w:pPr>
+              <w:spacing w:line="360" w:lineRule="auto"/>
+              <w:jc w:val="left"/>
+              <w:rPr>
+                <w:rFonts w:eastAsia="Calibri"/>
+              </w:rPr>
+            </w:pPr>
+            <w:r>
+              <w:rPr>
+                <w:rFonts w:eastAsia="Calibri"/>
+              </w:rPr>
+              <w:t xml:space="preserve">AND </w:t>
+            </w:r>
+            <w:r>
+              <w:rPr>
+                <w:rFonts w:eastAsia="Calibri"/>
+              </w:rPr>
+              <w:t>a</w:t>
+            </w:r>
+            <w:r>
+              <w:rPr>
+                <w:rFonts w:eastAsia="Calibri"/>
+              </w:rPr>
+              <w:t>.BI_SUB_PRODUCT = 'Credit Card'</w:t>
+            </w:r>
+          </w:p>
+          <w:p>
+            <w:pPr>
+              <w:spacing w:line="360" w:lineRule="auto"/>
+              <w:jc w:val="left"/>
+              <w:rPr>
+                <w:rFonts w:eastAsia="Calibri"/>
+              </w:rPr>
+            </w:pPr>
+            <w:r>
+              <w:rPr>
+                <w:rFonts w:eastAsia="Calibri"/>
+              </w:rPr>
+              <w:t xml:space="preserve">+ </w:t>
+            </w:r>
+            <w:proofErr w:type="gramStart"/>
+            <w:r>
+              <w:rPr>
+                <w:rFonts w:eastAsia="Calibri"/>
+              </w:rPr>
+              <w:t>a</w:t>
+            </w:r>
+            <w:r>
+              <w:rPr>
+                <w:rFonts w:eastAsia="Calibri"/>
+              </w:rPr>
+              <w:t>.EXCEPTION</w:t>
+            </w:r>
+            <w:proofErr w:type="gramEnd"/>
+            <w:r>
+              <w:rPr>
+                <w:rFonts w:eastAsia="Calibri"/>
+              </w:rPr>
+              <w:t>_CATEGORY LIKE '%FTR%'</w:t>
+            </w:r>
+            <w:r>
+              <w:rPr>
+                <w:rFonts w:eastAsia="Calibri"/>
+              </w:rPr>
+              <w:t xml:space="preserve"> </w:t>
+            </w:r>
+            <w:r>
+              <w:rPr>
+                <w:rFonts w:eastAsia="Calibri"/>
+              </w:rPr>
+              <w:t xml:space="preserve">AND </w:t>
+            </w:r>
+            <w:proofErr w:type="gramStart"/>
+            <w:r>
+              <w:rPr>
+                <w:rFonts w:eastAsia="Calibri"/>
+              </w:rPr>
+              <w:t>a</w:t>
+            </w:r>
+            <w:r>
+              <w:rPr>
+                <w:rFonts w:eastAsia="Calibri"/>
+              </w:rPr>
+              <w:t>.EXCEPTION</w:t>
+            </w:r>
+            <w:proofErr w:type="gramEnd"/>
+            <w:r>
+              <w:rPr>
+                <w:rFonts w:eastAsia="Calibri"/>
+              </w:rPr>
+              <w:t>_NAME NOT IN ('UW-BR-</w:t>
+            </w:r>
+            <w:proofErr w:type="gramStart"/>
+            <w:r>
+              <w:rPr>
+                <w:rFonts w:eastAsia="Calibri"/>
+              </w:rPr>
+              <w:t>FTR :</w:t>
+            </w:r>
+            <w:proofErr w:type="gramEnd"/>
+            <w:r>
+              <w:rPr>
+                <w:rFonts w:eastAsia="Calibri"/>
+              </w:rPr>
+              <w:t xml:space="preserve"> Hồ sơ Scan mờ không rõ thông tin', 'UW-BR-</w:t>
+            </w:r>
+            <w:proofErr w:type="gramStart"/>
+            <w:r>
+              <w:rPr>
+                <w:rFonts w:eastAsia="Calibri"/>
+              </w:rPr>
+              <w:t>FTR :</w:t>
+            </w:r>
+            <w:proofErr w:type="gramEnd"/>
+            <w:r>
+              <w:rPr>
+                <w:rFonts w:eastAsia="Calibri"/>
+              </w:rPr>
+              <w:t xml:space="preserve"> Hồ sơ Scan thiếu trang không đúng định dạng')</w:t>
+            </w:r>
+          </w:p>
+          <w:p>
+            <w:pPr>
+              <w:pStyle w:val="ListParagraph"/>
+              <w:numPr>
+                <w:ilvl w:val="0"/>
+                <w:numId w:val="22"/>
+              </w:numPr>
+              <w:spacing w:line="360" w:lineRule="auto"/>
+              <w:jc w:val="left"/>
+              <w:rPr>
+                <w:rFonts w:eastAsia="Calibri"/>
+              </w:rPr>
+            </w:pPr>
+            <w:r>
+              <w:rPr>
+                <w:rFonts w:eastAsia="Calibri"/>
+              </w:rPr>
+              <w:t>Logic</w:t>
+            </w:r>
+          </w:p>
+          <w:p>
+            <w:pPr>
+              <w:spacing w:line="360" w:lineRule="auto"/>
+              <w:jc w:val="left"/>
+              <w:rPr>
+                <w:rFonts w:eastAsia="Calibri"/>
+              </w:rPr>
+            </w:pPr>
+            <w:r>
+              <w:rPr>
+                <w:rFonts w:eastAsia="Calibri"/>
+              </w:rPr>
+              <w:t xml:space="preserve">+ </w:t>
+            </w:r>
+            <w:r>
+              <w:rPr>
+                <w:rFonts w:eastAsia="Calibri"/>
+              </w:rPr>
+              <w:t xml:space="preserve">Nếu hồ sơ có tất cả các Exception </w:t>
+            </w:r>
+            <w:r>
+              <w:rPr>
+                <w:rFonts w:eastAsia="Calibri"/>
+              </w:rPr>
+              <w:t>đều là trường hợp ngoại lệ</w:t>
+            </w:r>
+            <w:r>
+              <w:rPr>
+                <w:rFonts w:eastAsia="Calibri"/>
+              </w:rPr>
+              <w:t xml:space="preserve"> </w:t>
+            </w:r>
+            <w:r>
+              <w:rPr>
+                <w:rFonts w:eastAsia="Calibri"/>
+              </w:rPr>
+              <w:t xml:space="preserve">thì gán giá trị </w:t>
+            </w:r>
+            <w:r>
+              <w:rPr>
+                <w:rFonts w:eastAsia="Calibri"/>
+                <w:b/>
+                <w:bCs/>
+              </w:rPr>
+              <w:t xml:space="preserve">'First </w:t>
+            </w:r>
+            <w:r>
+              <w:rPr>
+                <w:rFonts w:eastAsia="Calibri"/>
+                <w:b/>
+                <w:bCs/>
+              </w:rPr>
+              <w:t>T</w:t>
+            </w:r>
+            <w:r>
+              <w:rPr>
+                <w:rFonts w:eastAsia="Calibri"/>
+                <w:b/>
+                <w:bCs/>
+              </w:rPr>
+              <w:t xml:space="preserve">ime </w:t>
+            </w:r>
+            <w:r>
+              <w:rPr>
+                <w:rFonts w:eastAsia="Calibri"/>
+                <w:b/>
+                <w:bCs/>
+              </w:rPr>
+              <w:t>R</w:t>
+            </w:r>
+            <w:r>
+              <w:rPr>
+                <w:rFonts w:eastAsia="Calibri"/>
+                <w:b/>
+                <w:bCs/>
+              </w:rPr>
+              <w:t>ight'</w:t>
+            </w:r>
+          </w:p>
+          <w:p>
+            <w:pPr>
+              <w:spacing w:line="360" w:lineRule="auto"/>
+              <w:jc w:val="left"/>
+              <w:rPr>
+                <w:rFonts w:eastAsia="Calibri"/>
+              </w:rPr>
+            </w:pPr>
+            <w:r>
+              <w:rPr>
+                <w:rFonts w:eastAsia="Calibri"/>
+              </w:rPr>
+              <w:t>+ Nếu hồ sơ có</w:t>
+            </w:r>
+            <w:r>
+              <w:rPr>
+                <w:rFonts w:eastAsia="Calibri"/>
+              </w:rPr>
+              <w:t xml:space="preserve"> ít nhất một Exception</w:t>
+            </w:r>
+            <w:r>
+              <w:rPr>
+                <w:rFonts w:eastAsia="Calibri"/>
+              </w:rPr>
+              <w:t xml:space="preserve"> không thuộc trường hợp ngoại lệ thì gán giá trị </w:t>
+            </w:r>
+            <w:r>
+              <w:rPr>
+                <w:rFonts w:eastAsia="Calibri"/>
+                <w:b/>
+                <w:bCs/>
+              </w:rPr>
+              <w:t>'Not First Time Right'</w:t>
             </w:r>
           </w:p>
         </w:tc>
@@ -9073,29 +12293,25 @@
               <w:jc w:val="left"/>
             </w:pPr>
             <w:r>
-              <w:t>NG_SB_RLOS_ENTRY_EXIT&gt;</w:t>
+              <w:t>NG_SB_RLOS_ENTRY_EXIT&gt;WORKSTEP</w:t>
+            </w:r>
+          </w:p>
+          <w:p>
+            <w:pPr>
+              <w:spacing w:line="360" w:lineRule="auto"/>
+              <w:jc w:val="left"/>
+            </w:pPr>
+            <w:r>
+              <w:t>Lấy giá trị WORKSTEP tại dòng</w:t>
             </w:r>
             <w:r>
               <w:t xml:space="preserve"> </w:t>
             </w:r>
-            <w:r>
-              <w:t>WORKSTEP</w:t>
-            </w:r>
-          </w:p>
-          <w:p>
-            <w:pPr>
-              <w:spacing w:line="360" w:lineRule="auto"/>
-              <w:jc w:val="left"/>
-              <w:rPr>
-                <w:rFonts w:eastAsia="Calibri"/>
-              </w:rPr>
-            </w:pPr>
-            <w:r>
-              <w:t>Lấy giá trị WORKSTEP tại dòng</w:t>
-            </w:r>
-            <w:r>
-              <w:t xml:space="preserve"> Min(</w:t>
-            </w:r>
+            <w:proofErr w:type="gramStart"/>
+            <w:r>
+              <w:t>Min(</w:t>
+            </w:r>
+            <w:proofErr w:type="gramEnd"/>
             <w:r>
               <w:t>EXITDATE</w:t>
             </w:r>
@@ -9104,6 +12320,82 @@
             </w:r>
             <w:r>
               <w:t xml:space="preserve"> của mã hồ sơ</w:t>
+            </w:r>
+          </w:p>
+          <w:p>
+            <w:pPr>
+              <w:spacing w:line="360" w:lineRule="auto"/>
+              <w:jc w:val="left"/>
+            </w:pPr>
+            <w:r>
+              <w:t>Với điều kiện</w:t>
+            </w:r>
+          </w:p>
+          <w:p>
+            <w:pPr>
+              <w:spacing w:line="360" w:lineRule="auto"/>
+              <w:jc w:val="left"/>
+            </w:pPr>
+            <w:r>
+              <w:t>EXITDATE IS NOT NULL</w:t>
+            </w:r>
+          </w:p>
+          <w:p>
+            <w:pPr>
+              <w:spacing w:line="360" w:lineRule="auto"/>
+              <w:jc w:val="left"/>
+            </w:pPr>
+            <w:r>
+              <w:t>AND ((WORKSTEP = 'DetailDataEntry' AND DECISION = 'Send_Back')</w:t>
+            </w:r>
+          </w:p>
+          <w:p>
+            <w:pPr>
+              <w:spacing w:line="360" w:lineRule="auto"/>
+              <w:jc w:val="left"/>
+            </w:pPr>
+            <w:r>
+              <w:t>OR</w:t>
+            </w:r>
+            <w:r>
+              <w:t xml:space="preserve"> </w:t>
+            </w:r>
+            <w:r>
+              <w:t>(WORKSTEP IN (</w:t>
+            </w:r>
+          </w:p>
+          <w:p>
+            <w:pPr>
+              <w:spacing w:line="360" w:lineRule="auto"/>
+              <w:jc w:val="left"/>
+            </w:pPr>
+            <w:r>
+              <w:lastRenderedPageBreak/>
+              <w:t>'DataInputerChecker', 'UnderwriterMaker', 'CreditApproval') AND DECISION = 'Additional_Doc_Required')</w:t>
+            </w:r>
+            <w:r>
+              <w:t xml:space="preserve"> </w:t>
+            </w:r>
+            <w:r>
+              <w:t>OR</w:t>
+            </w:r>
+          </w:p>
+          <w:p>
+            <w:pPr>
+              <w:spacing w:line="360" w:lineRule="auto"/>
+              <w:jc w:val="left"/>
+            </w:pPr>
+            <w:r>
+              <w:t>(WORKSTEP = 'UnderwriterMaker'</w:t>
+            </w:r>
+          </w:p>
+          <w:p>
+            <w:pPr>
+              <w:spacing w:line="360" w:lineRule="auto"/>
+              <w:jc w:val="left"/>
+            </w:pPr>
+            <w:r>
+              <w:t>AND DECISION = 'Send_Back to BranchSupport'))</w:t>
             </w:r>
           </w:p>
         </w:tc>
@@ -9173,108 +12465,18 @@
             <w:pPr>
               <w:spacing w:line="360" w:lineRule="auto"/>
               <w:jc w:val="left"/>
-            </w:pPr>
-            <w:r>
-              <w:t>NG_SB_RLOS_ENTRY_EXIT</w:t>
-            </w:r>
-            <w:r>
-              <w:t xml:space="preserve"> d</w:t>
-            </w:r>
-            <w:r>
-              <w:t xml:space="preserve">&gt; </w:t>
-            </w:r>
-          </w:p>
-          <w:p>
-            <w:pPr>
-              <w:spacing w:line="360" w:lineRule="auto"/>
-              <w:jc w:val="left"/>
-              <w:rPr>
-                <w:rFonts w:eastAsia="Calibri"/>
-              </w:rPr>
-            </w:pPr>
-            <w:r>
-              <w:rPr>
-                <w:rFonts w:eastAsia="Calibri"/>
-              </w:rPr>
-              <w:t>+ Nếu d.WORKSTEP = 'DataInputerChecker'</w:t>
-            </w:r>
-          </w:p>
-          <w:p>
-            <w:pPr>
-              <w:spacing w:line="360" w:lineRule="auto"/>
-              <w:jc w:val="left"/>
-              <w:rPr>
-                <w:rFonts w:eastAsia="Calibri"/>
-                <w:b/>
-                <w:bCs/>
-              </w:rPr>
-            </w:pPr>
-            <w:r>
-              <w:rPr>
-                <w:rFonts w:eastAsia="Calibri"/>
-              </w:rPr>
-              <w:t xml:space="preserve">AND d.DECISION = 'Send_Back' gán giá trị </w:t>
-            </w:r>
-            <w:r>
-              <w:rPr>
-                <w:rFonts w:eastAsia="Calibri"/>
-                <w:b/>
-                <w:bCs/>
-              </w:rPr>
-              <w:t>'Lỗi Nhập liệu'</w:t>
-            </w:r>
-          </w:p>
-          <w:p>
-            <w:pPr>
-              <w:spacing w:line="360" w:lineRule="auto"/>
-              <w:jc w:val="left"/>
-              <w:rPr>
-                <w:rFonts w:eastAsia="Calibri"/>
-              </w:rPr>
-            </w:pPr>
-            <w:r>
-              <w:rPr>
-                <w:rFonts w:eastAsia="Calibri"/>
-              </w:rPr>
-              <w:t>+ Nếu (d.WORKSTEP = 'DetailDataEntry'</w:t>
-            </w:r>
-          </w:p>
-          <w:p>
-            <w:pPr>
-              <w:spacing w:line="360" w:lineRule="auto"/>
-              <w:jc w:val="left"/>
-              <w:rPr>
-                <w:rFonts w:eastAsia="Calibri"/>
-              </w:rPr>
-            </w:pPr>
-            <w:r>
-              <w:rPr>
-                <w:rFonts w:eastAsia="Calibri"/>
-              </w:rPr>
-              <w:t>AND d.DECISION = 'Send_Back') hoặc (d.WORKSTEP = 'DataInputerChecker'</w:t>
-            </w:r>
-          </w:p>
-          <w:p>
-            <w:pPr>
-              <w:spacing w:line="360" w:lineRule="auto"/>
-              <w:jc w:val="left"/>
-              <w:rPr>
-                <w:rFonts w:eastAsia="Calibri"/>
-              </w:rPr>
-            </w:pPr>
-            <w:r>
-              <w:rPr>
-                <w:rFonts w:eastAsia="Calibri"/>
-              </w:rPr>
-              <w:t xml:space="preserve">AND d.DECISION = 'Additional_Doc_Required') gán giá trị </w:t>
-            </w:r>
-            <w:r>
-              <w:rPr>
-                <w:rFonts w:eastAsia="Calibri"/>
-                <w:b/>
-                <w:bCs/>
-              </w:rPr>
-              <w:t>'Thiếu Checklist'</w:t>
+              <w:rPr>
+                <w:rFonts w:eastAsia="Calibri"/>
+              </w:rPr>
+            </w:pPr>
+            <w:r>
+              <w:t>REF_PHAN_LOAI_DDE</w:t>
+            </w:r>
+            <w:r>
+              <w:t xml:space="preserve"> &gt; </w:t>
+            </w:r>
+            <w:r>
+              <w:t>PHAN_LOAI_DDE</w:t>
             </w:r>
           </w:p>
         </w:tc>
@@ -9439,9 +12641,44 @@
       <w:bookmarkEnd w:id="53"/>
       <w:bookmarkEnd w:id="54"/>
     </w:p>
+    <w:p>
+      <w:pPr>
+        <w:rPr>
+          <w:rFonts w:eastAsia="Calibri"/>
+          <w:b/>
+        </w:rPr>
+      </w:pPr>
+      <w:r>
+        <w:t>Bảng</w:t>
+      </w:r>
+      <w:r>
+        <w:rPr>
+          <w:rFonts w:eastAsia="Calibri"/>
+          <w:b/>
+        </w:rPr>
+        <w:t xml:space="preserve"> </w:t>
+      </w:r>
+      <w:r>
+        <w:t>REF_PHAN_LOAI_DDE</w:t>
+      </w:r>
+      <w:r>
+        <w:t xml:space="preserve"> có dữ liệu như</w:t>
+      </w:r>
+      <w:r>
+        <w:t xml:space="preserve"> file </w:t>
+      </w:r>
+      <w:hyperlink r:id="rId9" w:history="1">
+        <w:r>
+          <w:rPr>
+            <w:rStyle w:val="Hyperlink"/>
+          </w:rPr>
+          <w:t>REF_PHAN_LOAI_DDE</w:t>
+        </w:r>
+      </w:hyperlink>
+    </w:p>
     <w:sectPr>
-      <w:headerReference w:type="default" r:id="rId9"/>
-      <w:footerReference w:type="default" r:id="rId10"/>
+      <w:headerReference w:type="default" r:id="rId10"/>
+      <w:footerReference w:type="default" r:id="rId11"/>
       <w:pgSz w:w="11907" w:h="16839" w:code="9"/>
       <w:pgMar w:top="1134" w:right="1134" w:bottom="1134" w:left="1418" w:header="567" w:footer="454" w:gutter="0"/>
       <w:cols w:space="720"/>
@@ -9453,7 +12690,7 @@
 </file>
 
 <file path=word/endnotes.xml><?xml version="1.0" encoding="utf-8"?>
-<w:endnotes xmlns:wpc="http://schemas.microsoft.com/office/word/2010/wordprocessingCanvas" xmlns:cx="http://schemas.microsoft.com/office/drawing/2014/chartex" xmlns:cx1="http://schemas.microsoft.com/office/drawing/2015/9/8/chartex" xmlns:cx2="http://schemas.microsoft.com/office/drawing/2015/10/21/chartex" xmlns:cx3="http://schemas.microsoft.com/office/drawing/2016/5/9/chartex" xmlns:cx4="http://schemas.microsoft.com/office/drawing/2016/5/10/chartex" xmlns:cx5="http://schemas.microsoft.com/office/drawing/2016/5/11/chartex" xmlns:cx6="http://schemas.microsoft.com/office/drawing/2016/5/12/chartex" xmlns:cx7="http://schemas.microsoft.com/office/drawing/2016/5/13/chartex" xmlns:cx8="http://schemas.microsoft.com/office/drawing/2016/5/14/chartex" xmlns:mc="http://schemas.openxmlformats.org/markup-compatibility/2006" xmlns:aink="http://schemas.microsoft.com/office/drawing/2016/ink" xmlns:am3d="http://schemas.microsoft.com/office/drawing/2017/model3d" xmlns:o="urn:schemas-microsoft-com:office:office" xmlns:oel="http://schemas.microsoft.com/office/2019/extlst" xmlns:r="http://schemas.openxmlformats.org/officeDocument/2006/relationships" xmlns:m="http://schemas.openxmlformats.org/officeDocument/2006/math" xmlns:v="urn:schemas-microsoft-com:vml" xmlns:wp14="http://schemas.microsoft.com/office/word/2010/wordprocessingDrawing" xmlns:wp="http://schemas.openxmlformats.org/drawingml/2006/wordprocessingDrawing" xmlns:w10="urn:schemas-microsoft-com:office:word" xmlns:w="http://schemas.openxmlformats.org/wordprocessingml/2006/main" xmlns:w14="http://schemas.microsoft.com/office/word/2010/wordml" xmlns:w15="http://schemas.microsoft.com/office/word/2012/wordml" xmlns:w16cei="http://schemas.microsoft.com/office/word/2026/wordml/cei" xmlns:w16cex="http://schemas.microsoft.com/office/word/2018/wordml/cex" xmlns:w16cid="http://schemas.microsoft.com/office/word/2016/wordml/cid" xmlns:w16="http://schemas.microsoft.com/office/word/2018/wordml" xmlns:w16du="http://schemas.microsoft.com/office/word/2023/wordml/word16du" xmlns:w16sdtdh="http://schemas.microsoft.com/office/word/2020/wordml/sdtdatahash" xmlns:w16sdtfl="http://schemas.microsoft.com/office/word/2024/wordml/sdtformatlock" xmlns:w16se="http://schemas.microsoft.com/office/word/2015/wordml/symex" xmlns:wpg="http://schemas.microsoft.com/office/word/2010/wordprocessingGroup" xmlns:wpi="http://schemas.microsoft.com/office/word/2010/wordprocessingInk" xmlns:wne="http://schemas.microsoft.com/office/word/2006/wordml" xmlns:wps="http://schemas.microsoft.com/office/word/2010/wordprocessingShape" mc:Ignorable="w14 w15 w16se w16cid w16 w16cex w16sdtdh w16sdtfl w16du wp14">
+<w:endnotes xmlns:wpc="http://schemas.microsoft.com/office/word/2010/wordprocessingCanvas" xmlns:cx="http://schemas.microsoft.com/office/drawing/2014/chartex" xmlns:cx1="http://schemas.microsoft.com/office/drawing/2015/9/8/chartex" xmlns:cx2="http://schemas.microsoft.com/office/drawing/2015/10/21/chartex" xmlns:cx3="http://schemas.microsoft.com/office/drawing/2016/5/9/chartex" xmlns:cx4="http://schemas.microsoft.com/office/drawing/2016/5/10/chartex" xmlns:cx5="http://schemas.microsoft.com/office/drawing/2016/5/11/chartex" xmlns:cx6="http://schemas.microsoft.com/office/drawing/2016/5/12/chartex" xmlns:cx7="http://schemas.microsoft.com/office/drawing/2016/5/13/chartex" xmlns:cx8="http://schemas.microsoft.com/office/drawing/2016/5/14/chartex" xmlns:mc="http://schemas.openxmlformats.org/markup-compatibility/2006" xmlns:aink="http://schemas.microsoft.com/office/drawing/2016/ink" xmlns:am3d="http://schemas.microsoft.com/office/drawing/2017/model3d" xmlns:o="urn:schemas-microsoft-com:office:office" xmlns:oel="http://schemas.microsoft.com/office/2019/extlst" xmlns:r="http://schemas.openxmlformats.org/officeDocument/2006/relationships" xmlns:m="http://schemas.openxmlformats.org/officeDocument/2006/math" xmlns:v="urn:schemas-microsoft-com:vml" xmlns:wp14="http://schemas.microsoft.com/office/word/2010/wordprocessingDrawing" xmlns:wp="http://schemas.openxmlformats.org/drawingml/2006/wordprocessingDrawing" xmlns:w10="urn:schemas-microsoft-com:office:word" xmlns:w="http://schemas.openxmlformats.org/wordprocessingml/2006/main" xmlns:w14="http://schemas.microsoft.com/office/word/2010/wordml" xmlns:w15="http://schemas.microsoft.com/office/word/2012/wordml" xmlns:w16cex="http://schemas.microsoft.com/office/word/2018/wordml/cex" xmlns:w16cid="http://schemas.microsoft.com/office/word/2016/wordml/cid" xmlns:w16="http://schemas.microsoft.com/office/word/2018/wordml" xmlns:w16du="http://schemas.microsoft.com/office/word/2023/wordml/word16du" xmlns:w16sdtdh="http://schemas.microsoft.com/office/word/2020/wordml/sdtdatahash" xmlns:w16sdtfl="http://schemas.microsoft.com/office/word/2024/wordml/sdtformatlock" xmlns:w16se="http://schemas.microsoft.com/office/word/2015/wordml/symex" xmlns:wpg="http://schemas.microsoft.com/office/word/2010/wordprocessingGroup" xmlns:wpi="http://schemas.microsoft.com/office/word/2010/wordprocessingInk" xmlns:wne="http://schemas.microsoft.com/office/word/2006/wordml" xmlns:wps="http://schemas.microsoft.com/office/word/2010/wordprocessingShape" mc:Ignorable="w14 w15 w16se w16cid w16 w16cex w16sdtdh w16sdtfl w16du wp14">
   <w:endnote w:type="separator" w:id="-1">
     <w:p>
       <w:pPr>
@@ -9478,7 +12715,7 @@
 </file>
 
 <file path=word/footer1.xml><?xml version="1.0" encoding="utf-8"?>
-<w:ftr xmlns:wpc="http://schemas.microsoft.com/office/word/2010/wordprocessingCanvas" xmlns:cx="http://schemas.microsoft.com/office/drawing/2014/chartex" xmlns:cx1="http://schemas.microsoft.com/office/drawing/2015/9/8/chartex" xmlns:cx2="http://schemas.microsoft.com/office/drawing/2015/10/21/chartex" xmlns:cx3="http://schemas.microsoft.com/office/drawing/2016/5/9/chartex" xmlns:cx4="http://schemas.microsoft.com/office/drawing/2016/5/10/chartex" xmlns:cx5="http://schemas.microsoft.com/office/drawing/2016/5/11/chartex" xmlns:cx6="http://schemas.microsoft.com/office/drawing/2016/5/12/chartex" xmlns:cx7="http://schemas.microsoft.com/office/drawing/2016/5/13/chartex" xmlns:cx8="http://schemas.microsoft.com/office/drawing/2016/5/14/chartex" xmlns:mc="http://schemas.openxmlformats.org/markup-compatibility/2006" xmlns:aink="http://schemas.microsoft.com/office/drawing/2016/ink" xmlns:am3d="http://schemas.microsoft.com/office/drawing/2017/model3d" xmlns:o="urn:schemas-microsoft-com:office:office" xmlns:oel="http://schemas.microsoft.com/office/2019/extlst" xmlns:r="http://schemas.openxmlformats.org/officeDocument/2006/relationships" xmlns:m="http://schemas.openxmlformats.org/officeDocument/2006/math" xmlns:v="urn:schemas-microsoft-com:vml" xmlns:wp14="http://schemas.microsoft.com/office/word/2010/wordprocessingDrawing" xmlns:wp="http://schemas.openxmlformats.org/drawingml/2006/wordprocessingDrawing" xmlns:w10="urn:schemas-microsoft-com:office:word" xmlns:w="http://schemas.openxmlformats.org/wordprocessingml/2006/main" xmlns:w14="http://schemas.microsoft.com/office/word/2010/wordml" xmlns:w15="http://schemas.microsoft.com/office/word/2012/wordml" xmlns:w16cei="http://schemas.microsoft.com/office/word/2026/wordml/cei" xmlns:w16cex="http://schemas.microsoft.com/office/word/2018/wordml/cex" xmlns:w16cid="http://schemas.microsoft.com/office/word/2016/wordml/cid" xmlns:w16="http://schemas.microsoft.com/office/word/2018/wordml" xmlns:w16du="http://schemas.microsoft.com/office/word/2023/wordml/word16du" xmlns:w16sdtdh="http://schemas.microsoft.com/office/word/2020/wordml/sdtdatahash" xmlns:w16sdtfl="http://schemas.microsoft.com/office/word/2024/wordml/sdtformatlock" xmlns:w16se="http://schemas.microsoft.com/office/word/2015/wordml/symex" xmlns:wpg="http://schemas.microsoft.com/office/word/2010/wordprocessingGroup" xmlns:wpi="http://schemas.microsoft.com/office/word/2010/wordprocessingInk" xmlns:wne="http://schemas.microsoft.com/office/word/2006/wordml" xmlns:wps="http://schemas.microsoft.com/office/word/2010/wordprocessingShape" mc:Ignorable="w14 w15 w16se w16cid w16 w16cex w16sdtdh w16sdtfl w16du wp14">
+<w:ftr xmlns:wpc="http://schemas.microsoft.com/office/word/2010/wordprocessingCanvas" xmlns:cx="http://schemas.microsoft.com/office/drawing/2014/chartex" xmlns:cx1="http://schemas.microsoft.com/office/drawing/2015/9/8/chartex" xmlns:cx2="http://schemas.microsoft.com/office/drawing/2015/10/21/chartex" xmlns:cx3="http://schemas.microsoft.com/office/drawing/2016/5/9/chartex" xmlns:cx4="http://schemas.microsoft.com/office/drawing/2016/5/10/chartex" xmlns:cx5="http://schemas.microsoft.com/office/drawing/2016/5/11/chartex" xmlns:cx6="http://schemas.microsoft.com/office/drawing/2016/5/12/chartex" xmlns:cx7="http://schemas.microsoft.com/office/drawing/2016/5/13/chartex" xmlns:cx8="http://schemas.microsoft.com/office/drawing/2016/5/14/chartex" xmlns:mc="http://schemas.openxmlformats.org/markup-compatibility/2006" xmlns:aink="http://schemas.microsoft.com/office/drawing/2016/ink" xmlns:am3d="http://schemas.microsoft.com/office/drawing/2017/model3d" xmlns:o="urn:schemas-microsoft-com:office:office" xmlns:oel="http://schemas.microsoft.com/office/2019/extlst" xmlns:r="http://schemas.openxmlformats.org/officeDocument/2006/relationships" xmlns:m="http://schemas.openxmlformats.org/officeDocument/2006/math" xmlns:v="urn:schemas-microsoft-com:vml" xmlns:wp14="http://schemas.microsoft.com/office/word/2010/wordprocessingDrawing" xmlns:wp="http://schemas.openxmlformats.org/drawingml/2006/wordprocessingDrawing" xmlns:w10="urn:schemas-microsoft-com:office:word" xmlns:w="http://schemas.openxmlformats.org/wordprocessingml/2006/main" xmlns:w14="http://schemas.microsoft.com/office/word/2010/wordml" xmlns:w15="http://schemas.microsoft.com/office/word/2012/wordml" xmlns:w16cex="http://schemas.microsoft.com/office/word/2018/wordml/cex" xmlns:w16cid="http://schemas.microsoft.com/office/word/2016/wordml/cid" xmlns:w16="http://schemas.microsoft.com/office/word/2018/wordml" xmlns:w16du="http://schemas.microsoft.com/office/word/2023/wordml/word16du" xmlns:w16sdtdh="http://schemas.microsoft.com/office/word/2020/wordml/sdtdatahash" xmlns:w16sdtfl="http://schemas.microsoft.com/office/word/2024/wordml/sdtformatlock" xmlns:w16se="http://schemas.microsoft.com/office/word/2015/wordml/symex" xmlns:wpg="http://schemas.microsoft.com/office/word/2010/wordprocessingGroup" xmlns:wpi="http://schemas.microsoft.com/office/word/2010/wordprocessingInk" xmlns:wne="http://schemas.microsoft.com/office/word/2006/wordml" xmlns:wps="http://schemas.microsoft.com/office/word/2010/wordprocessingShape" mc:Ignorable="w14 w15 w16se w16cid w16 w16cex w16sdtdh w16sdtfl w16du wp14">
   <w:sdt>
     <w:sdtPr>
       <w:rPr>
@@ -9801,7 +13038,7 @@
 </file>
 
 <file path=word/footnotes.xml><?xml version="1.0" encoding="utf-8"?>
-<w:footnotes xmlns:wpc="http://schemas.microsoft.com/office/word/2010/wordprocessingCanvas" xmlns:cx="http://schemas.microsoft.com/office/drawing/2014/chartex" xmlns:cx1="http://schemas.microsoft.com/office/drawing/2015/9/8/chartex" xmlns:cx2="http://schemas.microsoft.com/office/drawing/2015/10/21/chartex" xmlns:cx3="http://schemas.microsoft.com/office/drawing/2016/5/9/chartex" xmlns:cx4="http://schemas.microsoft.com/office/drawing/2016/5/10/chartex" xmlns:cx5="http://schemas.microsoft.com/office/drawing/2016/5/11/chartex" xmlns:cx6="http://schemas.microsoft.com/office/drawing/2016/5/12/chartex" xmlns:cx7="http://schemas.microsoft.com/office/drawing/2016/5/13/chartex" xmlns:cx8="http://schemas.microsoft.com/office/drawing/2016/5/14/chartex" xmlns:mc="http://schemas.openxmlformats.org/markup-compatibility/2006" xmlns:aink="http://schemas.microsoft.com/office/drawing/2016/ink" xmlns:am3d="http://schemas.microsoft.com/office/drawing/2017/model3d" xmlns:o="urn:schemas-microsoft-com:office:office" xmlns:oel="http://schemas.microsoft.com/office/2019/extlst" xmlns:r="http://schemas.openxmlformats.org/officeDocument/2006/relationships" xmlns:m="http://schemas.openxmlformats.org/officeDocument/2006/math" xmlns:v="urn:schemas-microsoft-com:vml" xmlns:wp14="http://schemas.microsoft.com/office/word/2010/wordprocessingDrawing" xmlns:wp="http://schemas.openxmlformats.org/drawingml/2006/wordprocessingDrawing" xmlns:w10="urn:schemas-microsoft-com:office:word" xmlns:w="http://schemas.openxmlformats.org/wordprocessingml/2006/main" xmlns:w14="http://schemas.microsoft.com/office/word/2010/wordml" xmlns:w15="http://schemas.microsoft.com/office/word/2012/wordml" xmlns:w16cei="http://schemas.microsoft.com/office/word/2026/wordml/cei" xmlns:w16cex="http://schemas.microsoft.com/office/word/2018/wordml/cex" xmlns:w16cid="http://schemas.microsoft.com/office/word/2016/wordml/cid" xmlns:w16="http://schemas.microsoft.com/office/word/2018/wordml" xmlns:w16du="http://schemas.microsoft.com/office/word/2023/wordml/word16du" xmlns:w16sdtdh="http://schemas.microsoft.com/office/word/2020/wordml/sdtdatahash" xmlns:w16sdtfl="http://schemas.microsoft.com/office/word/2024/wordml/sdtformatlock" xmlns:w16se="http://schemas.microsoft.com/office/word/2015/wordml/symex" xmlns:wpg="http://schemas.microsoft.com/office/word/2010/wordprocessingGroup" xmlns:wpi="http://schemas.microsoft.com/office/word/2010/wordprocessingInk" xmlns:wne="http://schemas.microsoft.com/office/word/2006/wordml" xmlns:wps="http://schemas.microsoft.com/office/word/2010/wordprocessingShape" mc:Ignorable="w14 w15 w16se w16cid w16 w16cex w16sdtdh w16sdtfl w16du wp14">
+<w:footnotes xmlns:wpc="http://schemas.microsoft.com/office/word/2010/wordprocessingCanvas" xmlns:cx="http://schemas.microsoft.com/office/drawing/2014/chartex" xmlns:cx1="http://schemas.microsoft.com/office/drawing/2015/9/8/chartex" xmlns:cx2="http://schemas.microsoft.com/office/drawing/2015/10/21/chartex" xmlns:cx3="http://schemas.microsoft.com/office/drawing/2016/5/9/chartex" xmlns:cx4="http://schemas.microsoft.com/office/drawing/2016/5/10/chartex" xmlns:cx5="http://schemas.microsoft.com/office/drawing/2016/5/11/chartex" xmlns:cx6="http://schemas.microsoft.com/office/drawing/2016/5/12/chartex" xmlns:cx7="http://schemas.microsoft.com/office/drawing/2016/5/13/chartex" xmlns:cx8="http://schemas.microsoft.com/office/drawing/2016/5/14/chartex" xmlns:mc="http://schemas.openxmlformats.org/markup-compatibility/2006" xmlns:aink="http://schemas.microsoft.com/office/drawing/2016/ink" xmlns:am3d="http://schemas.microsoft.com/office/drawing/2017/model3d" xmlns:o="urn:schemas-microsoft-com:office:office" xmlns:oel="http://schemas.microsoft.com/office/2019/extlst" xmlns:r="http://schemas.openxmlformats.org/officeDocument/2006/relationships" xmlns:m="http://schemas.openxmlformats.org/officeDocument/2006/math" xmlns:v="urn:schemas-microsoft-com:vml" xmlns:wp14="http://schemas.microsoft.com/office/word/2010/wordprocessingDrawing" xmlns:wp="http://schemas.openxmlformats.org/drawingml/2006/wordprocessingDrawing" xmlns:w10="urn:schemas-microsoft-com:office:word" xmlns:w="http://schemas.openxmlformats.org/wordprocessingml/2006/main" xmlns:w14="http://schemas.microsoft.com/office/word/2010/wordml" xmlns:w15="http://schemas.microsoft.com/office/word/2012/wordml" xmlns:w16cex="http://schemas.microsoft.com/office/word/2018/wordml/cex" xmlns:w16cid="http://schemas.microsoft.com/office/word/2016/wordml/cid" xmlns:w16="http://schemas.microsoft.com/office/word/2018/wordml" xmlns:w16du="http://schemas.microsoft.com/office/word/2023/wordml/word16du" xmlns:w16sdtdh="http://schemas.microsoft.com/office/word/2020/wordml/sdtdatahash" xmlns:w16sdtfl="http://schemas.microsoft.com/office/word/2024/wordml/sdtformatlock" xmlns:w16se="http://schemas.microsoft.com/office/word/2015/wordml/symex" xmlns:wpg="http://schemas.microsoft.com/office/word/2010/wordprocessingGroup" xmlns:wpi="http://schemas.microsoft.com/office/word/2010/wordprocessingInk" xmlns:wne="http://schemas.microsoft.com/office/word/2006/wordml" xmlns:wps="http://schemas.microsoft.com/office/word/2010/wordprocessingShape" mc:Ignorable="w14 w15 w16se w16cid w16 w16cex w16sdtdh w16sdtfl w16du wp14">
   <w:footnote w:type="separator" w:id="-1">
     <w:p>
       <w:pPr>
@@ -9826,7 +13063,7 @@
 </file>
 
 <file path=word/header1.xml><?xml version="1.0" encoding="utf-8"?>
-<w:hdr xmlns:wpc="http://schemas.microsoft.com/office/word/2010/wordprocessingCanvas" xmlns:cx="http://schemas.microsoft.com/office/drawing/2014/chartex" xmlns:cx1="http://schemas.microsoft.com/office/drawing/2015/9/8/chartex" xmlns:cx2="http://schemas.microsoft.com/office/drawing/2015/10/21/chartex" xmlns:cx3="http://schemas.microsoft.com/office/drawing/2016/5/9/chartex" xmlns:cx4="http://schemas.microsoft.com/office/drawing/2016/5/10/chartex" xmlns:cx5="http://schemas.microsoft.com/office/drawing/2016/5/11/chartex" xmlns:cx6="http://schemas.microsoft.com/office/drawing/2016/5/12/chartex" xmlns:cx7="http://schemas.microsoft.com/office/drawing/2016/5/13/chartex" xmlns:cx8="http://schemas.microsoft.com/office/drawing/2016/5/14/chartex" xmlns:mc="http://schemas.openxmlformats.org/markup-compatibility/2006" xmlns:aink="http://schemas.microsoft.com/office/drawing/2016/ink" xmlns:am3d="http://schemas.microsoft.com/office/drawing/2017/model3d" xmlns:o="urn:schemas-microsoft-com:office:office" xmlns:oel="http://schemas.microsoft.com/office/2019/extlst" xmlns:r="http://schemas.openxmlformats.org/officeDocument/2006/relationships" xmlns:m="http://schemas.openxmlformats.org/officeDocument/2006/math" xmlns:v="urn:schemas-microsoft-com:vml" xmlns:wp14="http://schemas.microsoft.com/office/word/2010/wordprocessingDrawing" xmlns:wp="http://schemas.openxmlformats.org/drawingml/2006/wordprocessingDrawing" xmlns:w10="urn:schemas-microsoft-com:office:word" xmlns:w="http://schemas.openxmlformats.org/wordprocessingml/2006/main" xmlns:w14="http://schemas.microsoft.com/office/word/2010/wordml" xmlns:w15="http://schemas.microsoft.com/office/word/2012/wordml" xmlns:w16cei="http://schemas.microsoft.com/office/word/2026/wordml/cei" xmlns:w16cex="http://schemas.microsoft.com/office/word/2018/wordml/cex" xmlns:w16cid="http://schemas.microsoft.com/office/word/2016/wordml/cid" xmlns:w16="http://schemas.microsoft.com/office/word/2018/wordml" xmlns:w16du="http://schemas.microsoft.com/office/word/2023/wordml/word16du" xmlns:w16sdtdh="http://schemas.microsoft.com/office/word/2020/wordml/sdtdatahash" xmlns:w16sdtfl="http://schemas.microsoft.com/office/word/2024/wordml/sdtformatlock" xmlns:w16se="http://schemas.microsoft.com/office/word/2015/wordml/symex" xmlns:wpg="http://schemas.microsoft.com/office/word/2010/wordprocessingGroup" xmlns:wpi="http://schemas.microsoft.com/office/word/2010/wordprocessingInk" xmlns:wne="http://schemas.microsoft.com/office/word/2006/wordml" xmlns:wps="http://schemas.microsoft.com/office/word/2010/wordprocessingShape" mc:Ignorable="w14 w15 w16se w16cid w16 w16cex w16sdtdh w16sdtfl w16du wp14">
+<w:hdr xmlns:wpc="http://schemas.microsoft.com/office/word/2010/wordprocessingCanvas" xmlns:cx="http://schemas.microsoft.com/office/drawing/2014/chartex" xmlns:cx1="http://schemas.microsoft.com/office/drawing/2015/9/8/chartex" xmlns:cx2="http://schemas.microsoft.com/office/drawing/2015/10/21/chartex" xmlns:cx3="http://schemas.microsoft.com/office/drawing/2016/5/9/chartex" xmlns:cx4="http://schemas.microsoft.com/office/drawing/2016/5/10/chartex" xmlns:cx5="http://schemas.microsoft.com/office/drawing/2016/5/11/chartex" xmlns:cx6="http://schemas.microsoft.com/office/drawing/2016/5/12/chartex" xmlns:cx7="http://schemas.microsoft.com/office/drawing/2016/5/13/chartex" xmlns:cx8="http://schemas.microsoft.com/office/drawing/2016/5/14/chartex" xmlns:mc="http://schemas.openxmlformats.org/markup-compatibility/2006" xmlns:aink="http://schemas.microsoft.com/office/drawing/2016/ink" xmlns:am3d="http://schemas.microsoft.com/office/drawing/2017/model3d" xmlns:o="urn:schemas-microsoft-com:office:office" xmlns:oel="http://schemas.microsoft.com/office/2019/extlst" xmlns:r="http://schemas.openxmlformats.org/officeDocument/2006/relationships" xmlns:m="http://schemas.openxmlformats.org/officeDocument/2006/math" xmlns:v="urn:schemas-microsoft-com:vml" xmlns:wp14="http://schemas.microsoft.com/office/word/2010/wordprocessingDrawing" xmlns:wp="http://schemas.openxmlformats.org/drawingml/2006/wordprocessingDrawing" xmlns:w10="urn:schemas-microsoft-com:office:word" xmlns:w="http://schemas.openxmlformats.org/wordprocessingml/2006/main" xmlns:w14="http://schemas.microsoft.com/office/word/2010/wordml" xmlns:w15="http://schemas.microsoft.com/office/word/2012/wordml" xmlns:w16cex="http://schemas.microsoft.com/office/word/2018/wordml/cex" xmlns:w16cid="http://schemas.microsoft.com/office/word/2016/wordml/cid" xmlns:w16="http://schemas.microsoft.com/office/word/2018/wordml" xmlns:w16du="http://schemas.microsoft.com/office/word/2023/wordml/word16du" xmlns:w16sdtdh="http://schemas.microsoft.com/office/word/2020/wordml/sdtdatahash" xmlns:w16sdtfl="http://schemas.microsoft.com/office/word/2024/wordml/sdtformatlock" xmlns:w16se="http://schemas.microsoft.com/office/word/2015/wordml/symex" xmlns:wpg="http://schemas.microsoft.com/office/word/2010/wordprocessingGroup" xmlns:wpi="http://schemas.microsoft.com/office/word/2010/wordprocessingInk" xmlns:wne="http://schemas.microsoft.com/office/word/2006/wordml" xmlns:wps="http://schemas.microsoft.com/office/word/2010/wordprocessingShape" mc:Ignorable="w14 w15 w16se w16cid w16 w16cex w16sdtdh w16sdtfl w16du wp14">
   <w:tbl>
     <w:tblPr>
       <w:tblStyle w:val="TableGrid"/>
@@ -10342,7 +13579,7 @@
 </file>
 
 <file path=word/numbering.xml><?xml version="1.0" encoding="utf-8"?>
-<w:numbering xmlns:wpc="http://schemas.microsoft.com/office/word/2010/wordprocessingCanvas" xmlns:cx="http://schemas.microsoft.com/office/drawing/2014/chartex" xmlns:cx1="http://schemas.microsoft.com/office/drawing/2015/9/8/chartex" xmlns:cx2="http://schemas.microsoft.com/office/drawing/2015/10/21/chartex" xmlns:cx3="http://schemas.microsoft.com/office/drawing/2016/5/9/chartex" xmlns:cx4="http://schemas.microsoft.com/office/drawing/2016/5/10/chartex" xmlns:cx5="http://schemas.microsoft.com/office/drawing/2016/5/11/chartex" xmlns:cx6="http://schemas.microsoft.com/office/drawing/2016/5/12/chartex" xmlns:cx7="http://schemas.microsoft.com/office/drawing/2016/5/13/chartex" xmlns:cx8="http://schemas.microsoft.com/office/drawing/2016/5/14/chartex" xmlns:mc="http://schemas.openxmlformats.org/markup-compatibility/2006" xmlns:aink="http://schemas.microsoft.com/office/drawing/2016/ink" xmlns:am3d="http://schemas.microsoft.com/office/drawing/2017/model3d" xmlns:o="urn:schemas-microsoft-com:office:office" xmlns:oel="http://schemas.microsoft.com/office/2019/extlst" xmlns:r="http://schemas.openxmlformats.org/officeDocument/2006/relationships" xmlns:m="http://schemas.openxmlformats.org/officeDocument/2006/math" xmlns:v="urn:schemas-microsoft-com:vml" xmlns:wp14="http://schemas.microsoft.com/office/word/2010/wordprocessingDrawing" xmlns:wp="http://schemas.openxmlformats.org/drawingml/2006/wordprocessingDrawing" xmlns:w10="urn:schemas-microsoft-com:office:word" xmlns:w="http://schemas.openxmlformats.org/wordprocessingml/2006/main" xmlns:w14="http://schemas.microsoft.com/office/word/2010/wordml" xmlns:w15="http://schemas.microsoft.com/office/word/2012/wordml" xmlns:w16cei="http://schemas.microsoft.com/office/word/2026/wordml/cei" xmlns:w16cex="http://schemas.microsoft.com/office/word/2018/wordml/cex" xmlns:w16cid="http://schemas.microsoft.com/office/word/2016/wordml/cid" xmlns:w16="http://schemas.microsoft.com/office/word/2018/wordml" xmlns:w16du="http://schemas.microsoft.com/office/word/2023/wordml/word16du" xmlns:w16sdtdh="http://schemas.microsoft.com/office/word/2020/wordml/sdtdatahash" xmlns:w16sdtfl="http://schemas.microsoft.com/office/word/2024/wordml/sdtformatlock" xmlns:w16se="http://schemas.microsoft.com/office/word/2015/wordml/symex" xmlns:wpg="http://schemas.microsoft.com/office/word/2010/wordprocessingGroup" xmlns:wpi="http://schemas.microsoft.com/office/word/2010/wordprocessingInk" xmlns:wne="http://schemas.microsoft.com/office/word/2006/wordml" xmlns:wps="http://schemas.microsoft.com/office/word/2010/wordprocessingShape" mc:Ignorable="w14 w15 w16se w16cid w16 w16cex w16sdtdh w16sdtfl w16du wp14">
+<w:numbering xmlns:wpc="http://schemas.microsoft.com/office/word/2010/wordprocessingCanvas" xmlns:cx="http://schemas.microsoft.com/office/drawing/2014/chartex" xmlns:cx1="http://schemas.microsoft.com/office/drawing/2015/9/8/chartex" xmlns:cx2="http://schemas.microsoft.com/office/drawing/2015/10/21/chartex" xmlns:cx3="http://schemas.microsoft.com/office/drawing/2016/5/9/chartex" xmlns:cx4="http://schemas.microsoft.com/office/drawing/2016/5/10/chartex" xmlns:cx5="http://schemas.microsoft.com/office/drawing/2016/5/11/chartex" xmlns:cx6="http://schemas.microsoft.com/office/drawing/2016/5/12/chartex" xmlns:cx7="http://schemas.microsoft.com/office/drawing/2016/5/13/chartex" xmlns:cx8="http://schemas.microsoft.com/office/drawing/2016/5/14/chartex" xmlns:mc="http://schemas.openxmlformats.org/markup-compatibility/2006" xmlns:aink="http://schemas.microsoft.com/office/drawing/2016/ink" xmlns:am3d="http://schemas.microsoft.com/office/drawing/2017/model3d" xmlns:o="urn:schemas-microsoft-com:office:office" xmlns:oel="http://schemas.microsoft.com/office/2019/extlst" xmlns:r="http://schemas.openxmlformats.org/officeDocument/2006/relationships" xmlns:m="http://schemas.openxmlformats.org/officeDocument/2006/math" xmlns:v="urn:schemas-microsoft-com:vml" xmlns:wp14="http://schemas.microsoft.com/office/word/2010/wordprocessingDrawing" xmlns:wp="http://schemas.openxmlformats.org/drawingml/2006/wordprocessingDrawing" xmlns:w10="urn:schemas-microsoft-com:office:word" xmlns:w="http://schemas.openxmlformats.org/wordprocessingml/2006/main" xmlns:w14="http://schemas.microsoft.com/office/word/2010/wordml" xmlns:w15="http://schemas.microsoft.com/office/word/2012/wordml" xmlns:w16cex="http://schemas.microsoft.com/office/word/2018/wordml/cex" xmlns:w16cid="http://schemas.microsoft.com/office/word/2016/wordml/cid" xmlns:w16="http://schemas.microsoft.com/office/word/2018/wordml" xmlns:w16du="http://schemas.microsoft.com/office/word/2023/wordml/word16du" xmlns:w16sdtdh="http://schemas.microsoft.com/office/word/2020/wordml/sdtdatahash" xmlns:w16sdtfl="http://schemas.microsoft.com/office/word/2024/wordml/sdtformatlock" xmlns:w16se="http://schemas.microsoft.com/office/word/2015/wordml/symex" xmlns:wpg="http://schemas.microsoft.com/office/word/2010/wordprocessingGroup" xmlns:wpi="http://schemas.microsoft.com/office/word/2010/wordprocessingInk" xmlns:wne="http://schemas.microsoft.com/office/word/2006/wordml" xmlns:wps="http://schemas.microsoft.com/office/word/2010/wordprocessingShape" mc:Ignorable="w14 w15 w16se w16cid w16 w16cex w16sdtdh w16sdtfl w16du wp14">
   <w:abstractNum w:abstractNumId="0" w15:restartNumberingAfterBreak="0">
     <w:nsid w:val="05DF794C"/>
     <w:multiLevelType w:val="hybridMultilevel"/>
@@ -10690,6 +13927,95 @@
     </w:lvl>
   </w:abstractNum>
   <w:abstractNum w:abstractNumId="3" w15:restartNumberingAfterBreak="0">
+    <w:nsid w:val="15B44741"/>
+    <w:multiLevelType w:val="hybridMultilevel"/>
+    <w:tmpl w:val="02302B78"/>
+    <w:lvl w:ilvl="0" w:tplc="0409000F">
+      <w:start w:val="1"/>
+      <w:numFmt w:val="decimal"/>
+      <w:lvlText w:val="%1."/>
+      <w:lvlJc w:val="left"/>
+      <w:pPr>
+        <w:ind w:left="360" w:hanging="360"/>
+      </w:pPr>
+      <w:rPr>
+        <w:rFonts w:hint="default"/>
+      </w:rPr>
+    </w:lvl>
+    <w:lvl w:ilvl="1" w:tplc="04090019" w:tentative="1">
+      <w:start w:val="1"/>
+      <w:numFmt w:val="lowerLetter"/>
+      <w:lvlText w:val="%2."/>
+      <w:lvlJc w:val="left"/>
+      <w:pPr>
+        <w:ind w:left="1080" w:hanging="360"/>
+      </w:pPr>
+    </w:lvl>
+    <w:lvl w:ilvl="2" w:tplc="0409001B" w:tentative="1">
+      <w:start w:val="1"/>
+      <w:numFmt w:val="lowerRoman"/>
+      <w:lvlText w:val="%3."/>
+      <w:lvlJc w:val="right"/>
+      <w:pPr>
+        <w:ind w:left="1800" w:hanging="180"/>
+      </w:pPr>
+    </w:lvl>
+    <w:lvl w:ilvl="3" w:tplc="0409000F" w:tentative="1">
+      <w:start w:val="1"/>
+      <w:numFmt w:val="decimal"/>
+      <w:lvlText w:val="%4."/>
+      <w:lvlJc w:val="left"/>
+      <w:pPr>
+        <w:ind w:left="2520" w:hanging="360"/>
+      </w:pPr>
+    </w:lvl>
+    <w:lvl w:ilvl="4" w:tplc="04090019" w:tentative="1">
+      <w:start w:val="1"/>
+      <w:numFmt w:val="lowerLetter"/>
+      <w:lvlText w:val="%5."/>
+      <w:lvlJc w:val="left"/>
+      <w:pPr>
+        <w:ind w:left="3240" w:hanging="360"/>
+      </w:pPr>
+    </w:lvl>
+    <w:lvl w:ilvl="5" w:tplc="0409001B" w:tentative="1">
+      <w:start w:val="1"/>
+      <w:numFmt w:val="lowerRoman"/>
+      <w:lvlText w:val="%6."/>
+      <w:lvlJc w:val="right"/>
+      <w:pPr>
+        <w:ind w:left="3960" w:hanging="180"/>
+      </w:pPr>
+    </w:lvl>
+    <w:lvl w:ilvl="6" w:tplc="0409000F" w:tentative="1">
+      <w:start w:val="1"/>
+      <w:numFmt w:val="decimal"/>
+      <w:lvlText w:val="%7."/>
+      <w:lvlJc w:val="left"/>
+      <w:pPr>
+        <w:ind w:left="4680" w:hanging="360"/>
+      </w:pPr>
+    </w:lvl>
+    <w:lvl w:ilvl="7" w:tplc="04090019" w:tentative="1">
+      <w:start w:val="1"/>
+      <w:numFmt w:val="lowerLetter"/>
+      <w:lvlText w:val="%8."/>
+      <w:lvlJc w:val="left"/>
+      <w:pPr>
+        <w:ind w:left="5400" w:hanging="360"/>
+      </w:pPr>
+    </w:lvl>
+    <w:lvl w:ilvl="8" w:tplc="0409001B" w:tentative="1">
+      <w:start w:val="1"/>
+      <w:numFmt w:val="lowerRoman"/>
+      <w:lvlText w:val="%9."/>
+      <w:lvlJc w:val="right"/>
+      <w:pPr>
+        <w:ind w:left="6120" w:hanging="180"/>
+      </w:pPr>
+    </w:lvl>
+  </w:abstractNum>
+  <w:abstractNum w:abstractNumId="4" w15:restartNumberingAfterBreak="0">
     <w:nsid w:val="15FB7C7F"/>
     <w:multiLevelType w:val="hybridMultilevel"/>
     <w:tmpl w:val="6514155C"/>
@@ -10809,7 +14135,7 @@
       </w:pPr>
     </w:lvl>
   </w:abstractNum>
-  <w:abstractNum w:abstractNumId="4" w15:restartNumberingAfterBreak="0">
+  <w:abstractNum w:abstractNumId="5" w15:restartNumberingAfterBreak="0">
     <w:nsid w:val="16EF0742"/>
     <w:multiLevelType w:val="hybridMultilevel"/>
     <w:tmpl w:val="6888C40C"/>
@@ -10922,7 +14248,7 @@
       </w:rPr>
     </w:lvl>
   </w:abstractNum>
-  <w:abstractNum w:abstractNumId="5" w15:restartNumberingAfterBreak="0">
+  <w:abstractNum w:abstractNumId="6" w15:restartNumberingAfterBreak="0">
     <w:nsid w:val="17303523"/>
     <w:multiLevelType w:val="hybridMultilevel"/>
     <w:tmpl w:val="930E2028"/>
@@ -10932,7 +14258,7 @@
       <w:lvlText w:val="%1"/>
       <w:lvlJc w:val="left"/>
       <w:pPr>
-        <w:ind w:left="502" w:hanging="360"/>
+        <w:ind w:left="644" w:hanging="360"/>
       </w:pPr>
       <w:rPr>
         <w:rFonts w:hint="default"/>
@@ -10944,7 +14270,7 @@
       <w:lvlText w:val="%2."/>
       <w:lvlJc w:val="left"/>
       <w:pPr>
-        <w:ind w:left="1222" w:hanging="360"/>
+        <w:ind w:left="1364" w:hanging="360"/>
       </w:pPr>
     </w:lvl>
     <w:lvl w:ilvl="2" w:tplc="0409001B" w:tentative="1">
@@ -10953,7 +14279,7 @@
       <w:lvlText w:val="%3."/>
       <w:lvlJc w:val="right"/>
       <w:pPr>
-        <w:ind w:left="1942" w:hanging="180"/>
+        <w:ind w:left="2084" w:hanging="180"/>
       </w:pPr>
     </w:lvl>
     <w:lvl w:ilvl="3" w:tplc="0409000F" w:tentative="1">
@@ -10962,7 +14288,7 @@
       <w:lvlText w:val="%4."/>
       <w:lvlJc w:val="left"/>
       <w:pPr>
-        <w:ind w:left="2662" w:hanging="360"/>
+        <w:ind w:left="2804" w:hanging="360"/>
       </w:pPr>
     </w:lvl>
     <w:lvl w:ilvl="4" w:tplc="04090019" w:tentative="1">
@@ -10971,7 +14297,7 @@
       <w:lvlText w:val="%5."/>
       <w:lvlJc w:val="left"/>
       <w:pPr>
-        <w:ind w:left="3382" w:hanging="360"/>
+        <w:ind w:left="3524" w:hanging="360"/>
       </w:pPr>
     </w:lvl>
     <w:lvl w:ilvl="5" w:tplc="0409001B" w:tentative="1">
@@ -10980,7 +14306,7 @@
       <w:lvlText w:val="%6."/>
       <w:lvlJc w:val="right"/>
       <w:pPr>
-        <w:ind w:left="4102" w:hanging="180"/>
+        <w:ind w:left="4244" w:hanging="180"/>
       </w:pPr>
     </w:lvl>
     <w:lvl w:ilvl="6" w:tplc="0409000F" w:tentative="1">
@@ -10989,7 +14315,7 @@
       <w:lvlText w:val="%7."/>
       <w:lvlJc w:val="left"/>
       <w:pPr>
-        <w:ind w:left="4822" w:hanging="360"/>
+        <w:ind w:left="4964" w:hanging="360"/>
       </w:pPr>
     </w:lvl>
     <w:lvl w:ilvl="7" w:tplc="04090019" w:tentative="1">
@@ -10998,7 +14324,7 @@
       <w:lvlText w:val="%8."/>
       <w:lvlJc w:val="left"/>
       <w:pPr>
-        <w:ind w:left="5542" w:hanging="360"/>
+        <w:ind w:left="5684" w:hanging="360"/>
       </w:pPr>
     </w:lvl>
     <w:lvl w:ilvl="8" w:tplc="0409001B" w:tentative="1">
@@ -11007,11 +14333,11 @@
       <w:lvlText w:val="%9."/>
       <w:lvlJc w:val="right"/>
       <w:pPr>
-        <w:ind w:left="6262" w:hanging="180"/>
+        <w:ind w:left="6404" w:hanging="180"/>
       </w:pPr>
     </w:lvl>
   </w:abstractNum>
-  <w:abstractNum w:abstractNumId="6" w15:restartNumberingAfterBreak="0">
+  <w:abstractNum w:abstractNumId="7" w15:restartNumberingAfterBreak="0">
     <w:nsid w:val="19906BB3"/>
     <w:multiLevelType w:val="hybridMultilevel"/>
     <w:tmpl w:val="138EB02C"/>
@@ -11124,7 +14450,7 @@
       </w:rPr>
     </w:lvl>
   </w:abstractNum>
-  <w:abstractNum w:abstractNumId="7" w15:restartNumberingAfterBreak="0">
+  <w:abstractNum w:abstractNumId="8" w15:restartNumberingAfterBreak="0">
     <w:nsid w:val="1C5364F5"/>
     <w:multiLevelType w:val="hybridMultilevel"/>
     <w:tmpl w:val="AB103902"/>
@@ -11237,7 +14563,128 @@
       </w:rPr>
     </w:lvl>
   </w:abstractNum>
-  <w:abstractNum w:abstractNumId="8" w15:restartNumberingAfterBreak="0">
+  <w:abstractNum w:abstractNumId="9" w15:restartNumberingAfterBreak="0">
+    <w:nsid w:val="25532305"/>
+    <w:multiLevelType w:val="multilevel"/>
+    <w:tmpl w:val="DDDE08DA"/>
+    <w:lvl w:ilvl="0">
+      <w:start w:val="1"/>
+      <w:numFmt w:val="decimal"/>
+      <w:lvlText w:val="%1."/>
+      <w:lvlJc w:val="left"/>
+      <w:pPr>
+        <w:ind w:left="360" w:hanging="360"/>
+      </w:pPr>
+      <w:rPr>
+        <w:rFonts w:hint="default"/>
+      </w:rPr>
+    </w:lvl>
+    <w:lvl w:ilvl="1">
+      <w:start w:val="2"/>
+      <w:numFmt w:val="decimal"/>
+      <w:isLgl/>
+      <w:lvlText w:val="%1.%2."/>
+      <w:lvlJc w:val="left"/>
+      <w:pPr>
+        <w:ind w:left="360" w:hanging="360"/>
+      </w:pPr>
+      <w:rPr>
+        <w:rFonts w:hint="default"/>
+      </w:rPr>
+    </w:lvl>
+    <w:lvl w:ilvl="2">
+      <w:start w:val="1"/>
+      <w:numFmt w:val="decimal"/>
+      <w:isLgl/>
+      <w:lvlText w:val="%1.%2.%3."/>
+      <w:lvlJc w:val="left"/>
+      <w:pPr>
+        <w:ind w:left="720" w:hanging="720"/>
+      </w:pPr>
+      <w:rPr>
+        <w:rFonts w:hint="default"/>
+      </w:rPr>
+    </w:lvl>
+    <w:lvl w:ilvl="3">
+      <w:start w:val="1"/>
+      <w:numFmt w:val="decimal"/>
+      <w:isLgl/>
+      <w:lvlText w:val="%1.%2.%3.%4."/>
+      <w:lvlJc w:val="left"/>
+      <w:pPr>
+        <w:ind w:left="720" w:hanging="720"/>
+      </w:pPr>
+      <w:rPr>
+        <w:rFonts w:hint="default"/>
+      </w:rPr>
+    </w:lvl>
+    <w:lvl w:ilvl="4">
+      <w:start w:val="1"/>
+      <w:numFmt w:val="decimal"/>
+      <w:isLgl/>
+      <w:lvlText w:val="%1.%2.%3.%4.%5."/>
+      <w:lvlJc w:val="left"/>
+      <w:pPr>
+        <w:ind w:left="1080" w:hanging="1080"/>
+      </w:pPr>
+      <w:rPr>
+        <w:rFonts w:hint="default"/>
+      </w:rPr>
+    </w:lvl>
+    <w:lvl w:ilvl="5">
+      <w:start w:val="1"/>
+      <w:numFmt w:val="decimal"/>
+      <w:isLgl/>
+      <w:lvlText w:val="%1.%2.%3.%4.%5.%6."/>
+      <w:lvlJc w:val="left"/>
+      <w:pPr>
+        <w:ind w:left="1080" w:hanging="1080"/>
+      </w:pPr>
+      <w:rPr>
+        <w:rFonts w:hint="default"/>
+      </w:rPr>
+    </w:lvl>
+    <w:lvl w:ilvl="6">
+      <w:start w:val="1"/>
+      <w:numFmt w:val="decimal"/>
+      <w:isLgl/>
+      <w:lvlText w:val="%1.%2.%3.%4.%5.%6.%7."/>
+      <w:lvlJc w:val="left"/>
+      <w:pPr>
+        <w:ind w:left="1440" w:hanging="1440"/>
+      </w:pPr>
+      <w:rPr>
+        <w:rFonts w:hint="default"/>
+      </w:rPr>
+    </w:lvl>
+    <w:lvl w:ilvl="7">
+      <w:start w:val="1"/>
+      <w:numFmt w:val="decimal"/>
+      <w:isLgl/>
+      <w:lvlText w:val="%1.%2.%3.%4.%5.%6.%7.%8."/>
+      <w:lvlJc w:val="left"/>
+      <w:pPr>
+        <w:ind w:left="1440" w:hanging="1440"/>
+      </w:pPr>
+      <w:rPr>
+        <w:rFonts w:hint="default"/>
+      </w:rPr>
+    </w:lvl>
+    <w:lvl w:ilvl="8">
+      <w:start w:val="1"/>
+      <w:numFmt w:val="decimal"/>
+      <w:isLgl/>
+      <w:lvlText w:val="%1.%2.%3.%4.%5.%6.%7.%8.%9."/>
+      <w:lvlJc w:val="left"/>
+      <w:pPr>
+        <w:ind w:left="1800" w:hanging="1800"/>
+      </w:pPr>
+      <w:rPr>
+        <w:rFonts w:hint="default"/>
+      </w:rPr>
+    </w:lvl>
+  </w:abstractNum>
+  <w:abstractNum w:abstractNumId="10" w15:restartNumberingAfterBreak="0">
     <w:nsid w:val="26485262"/>
     <w:multiLevelType w:val="hybridMultilevel"/>
     <w:tmpl w:val="B324E836"/>
@@ -11350,7 +14797,7 @@
       </w:rPr>
     </w:lvl>
   </w:abstractNum>
-  <w:abstractNum w:abstractNumId="9" w15:restartNumberingAfterBreak="0">
+  <w:abstractNum w:abstractNumId="11" w15:restartNumberingAfterBreak="0">
     <w:nsid w:val="2A5945A0"/>
     <w:multiLevelType w:val="hybridMultilevel"/>
     <w:tmpl w:val="A9F80712"/>
@@ -11463,7 +14910,7 @@
       </w:rPr>
     </w:lvl>
   </w:abstractNum>
-  <w:abstractNum w:abstractNumId="10" w15:restartNumberingAfterBreak="0">
+  <w:abstractNum w:abstractNumId="12" w15:restartNumberingAfterBreak="0">
     <w:nsid w:val="39EE16C9"/>
     <w:multiLevelType w:val="multilevel"/>
     <w:tmpl w:val="C756ADF2"/>
@@ -11588,7 +15035,7 @@
       </w:rPr>
     </w:lvl>
   </w:abstractNum>
-  <w:abstractNum w:abstractNumId="11" w15:restartNumberingAfterBreak="0">
+  <w:abstractNum w:abstractNumId="13" w15:restartNumberingAfterBreak="0">
     <w:nsid w:val="3AE2327D"/>
     <w:multiLevelType w:val="hybridMultilevel"/>
     <w:tmpl w:val="481CBF58"/>
@@ -11677,7 +15124,7 @@
       </w:pPr>
     </w:lvl>
   </w:abstractNum>
-  <w:abstractNum w:abstractNumId="12" w15:restartNumberingAfterBreak="0">
+  <w:abstractNum w:abstractNumId="14" w15:restartNumberingAfterBreak="0">
     <w:nsid w:val="40066C82"/>
     <w:multiLevelType w:val="hybridMultilevel"/>
     <w:tmpl w:val="5E147C78"/>
@@ -11790,7 +15237,7 @@
       </w:rPr>
     </w:lvl>
   </w:abstractNum>
-  <w:abstractNum w:abstractNumId="13" w15:restartNumberingAfterBreak="0">
+  <w:abstractNum w:abstractNumId="15" w15:restartNumberingAfterBreak="0">
     <w:nsid w:val="57077032"/>
     <w:multiLevelType w:val="hybridMultilevel"/>
     <w:tmpl w:val="EB7A267C"/>
@@ -11876,7 +15323,7 @@
       </w:pPr>
     </w:lvl>
   </w:abstractNum>
-  <w:abstractNum w:abstractNumId="14" w15:restartNumberingAfterBreak="0">
+  <w:abstractNum w:abstractNumId="16" w15:restartNumberingAfterBreak="0">
     <w:nsid w:val="5B982B41"/>
     <w:multiLevelType w:val="hybridMultilevel"/>
     <w:tmpl w:val="148CAF7E"/>
@@ -11993,7 +15440,7 @@
       </w:pPr>
     </w:lvl>
   </w:abstractNum>
-  <w:abstractNum w:abstractNumId="15" w15:restartNumberingAfterBreak="0">
+  <w:abstractNum w:abstractNumId="17" w15:restartNumberingAfterBreak="0">
     <w:nsid w:val="609C171A"/>
     <w:multiLevelType w:val="hybridMultilevel"/>
     <w:tmpl w:val="21FE6D3A"/>
@@ -12106,7 +15553,7 @@
       </w:rPr>
     </w:lvl>
   </w:abstractNum>
-  <w:abstractNum w:abstractNumId="16" w15:restartNumberingAfterBreak="0">
+  <w:abstractNum w:abstractNumId="18" w15:restartNumberingAfterBreak="0">
     <w:nsid w:val="64DE6154"/>
     <w:multiLevelType w:val="hybridMultilevel"/>
     <w:tmpl w:val="5354369A"/>
@@ -12219,7 +15666,7 @@
       </w:rPr>
     </w:lvl>
   </w:abstractNum>
-  <w:abstractNum w:abstractNumId="17" w15:restartNumberingAfterBreak="0">
+  <w:abstractNum w:abstractNumId="19" w15:restartNumberingAfterBreak="0">
     <w:nsid w:val="6A487946"/>
     <w:multiLevelType w:val="hybridMultilevel"/>
     <w:tmpl w:val="6E60CDD6"/>
@@ -12305,7 +15752,128 @@
       </w:pPr>
     </w:lvl>
   </w:abstractNum>
-  <w:abstractNum w:abstractNumId="18" w15:restartNumberingAfterBreak="0">
+  <w:abstractNum w:abstractNumId="20" w15:restartNumberingAfterBreak="0">
+    <w:nsid w:val="6EE50F05"/>
+    <w:multiLevelType w:val="multilevel"/>
+    <w:tmpl w:val="DDDE08DA"/>
+    <w:lvl w:ilvl="0">
+      <w:start w:val="1"/>
+      <w:numFmt w:val="decimal"/>
+      <w:lvlText w:val="%1."/>
+      <w:lvlJc w:val="left"/>
+      <w:pPr>
+        <w:ind w:left="360" w:hanging="360"/>
+      </w:pPr>
+      <w:rPr>
+        <w:rFonts w:hint="default"/>
+      </w:rPr>
+    </w:lvl>
+    <w:lvl w:ilvl="1">
+      <w:start w:val="2"/>
+      <w:numFmt w:val="decimal"/>
+      <w:isLgl/>
+      <w:lvlText w:val="%1.%2."/>
+      <w:lvlJc w:val="left"/>
+      <w:pPr>
+        <w:ind w:left="360" w:hanging="360"/>
+      </w:pPr>
+      <w:rPr>
+        <w:rFonts w:hint="default"/>
+      </w:rPr>
+    </w:lvl>
+    <w:lvl w:ilvl="2">
+      <w:start w:val="1"/>
+      <w:numFmt w:val="decimal"/>
+      <w:isLgl/>
+      <w:lvlText w:val="%1.%2.%3."/>
+      <w:lvlJc w:val="left"/>
+      <w:pPr>
+        <w:ind w:left="720" w:hanging="720"/>
+      </w:pPr>
+      <w:rPr>
+        <w:rFonts w:hint="default"/>
+      </w:rPr>
+    </w:lvl>
+    <w:lvl w:ilvl="3">
+      <w:start w:val="1"/>
+      <w:numFmt w:val="decimal"/>
+      <w:isLgl/>
+      <w:lvlText w:val="%1.%2.%3.%4."/>
+      <w:lvlJc w:val="left"/>
+      <w:pPr>
+        <w:ind w:left="720" w:hanging="720"/>
+      </w:pPr>
+      <w:rPr>
+        <w:rFonts w:hint="default"/>
+      </w:rPr>
+    </w:lvl>
+    <w:lvl w:ilvl="4">
+      <w:start w:val="1"/>
+      <w:numFmt w:val="decimal"/>
+      <w:isLgl/>
+      <w:lvlText w:val="%1.%2.%3.%4.%5."/>
+      <w:lvlJc w:val="left"/>
+      <w:pPr>
+        <w:ind w:left="1080" w:hanging="1080"/>
+      </w:pPr>
+      <w:rPr>
+        <w:rFonts w:hint="default"/>
+      </w:rPr>
+    </w:lvl>
+    <w:lvl w:ilvl="5">
+      <w:start w:val="1"/>
+      <w:numFmt w:val="decimal"/>
+      <w:isLgl/>
+      <w:lvlText w:val="%1.%2.%3.%4.%5.%6."/>
+      <w:lvlJc w:val="left"/>
+      <w:pPr>
+        <w:ind w:left="1080" w:hanging="1080"/>
+      </w:pPr>
+      <w:rPr>
+        <w:rFonts w:hint="default"/>
+      </w:rPr>
+    </w:lvl>
+    <w:lvl w:ilvl="6">
+      <w:start w:val="1"/>
+      <w:numFmt w:val="decimal"/>
+      <w:isLgl/>
+      <w:lvlText w:val="%1.%2.%3.%4.%5.%6.%7."/>
+      <w:lvlJc w:val="left"/>
+      <w:pPr>
+        <w:ind w:left="1440" w:hanging="1440"/>
+      </w:pPr>
+      <w:rPr>
+        <w:rFonts w:hint="default"/>
+      </w:rPr>
+    </w:lvl>
+    <w:lvl w:ilvl="7">
+      <w:start w:val="1"/>
+      <w:numFmt w:val="decimal"/>
+      <w:isLgl/>
+      <w:lvlText w:val="%1.%2.%3.%4.%5.%6.%7.%8."/>
+      <w:lvlJc w:val="left"/>
+      <w:pPr>
+        <w:ind w:left="1440" w:hanging="1440"/>
+      </w:pPr>
+      <w:rPr>
+        <w:rFonts w:hint="default"/>
+      </w:rPr>
+    </w:lvl>
+    <w:lvl w:ilvl="8">
+      <w:start w:val="1"/>
+      <w:numFmt w:val="decimal"/>
+      <w:isLgl/>
+      <w:lvlText w:val="%1.%2.%3.%4.%5.%6.%7.%8.%9."/>
+      <w:lvlJc w:val="left"/>
+      <w:pPr>
+        <w:ind w:left="1800" w:hanging="1800"/>
+      </w:pPr>
+      <w:rPr>
+        <w:rFonts w:hint="default"/>
+      </w:rPr>
+    </w:lvl>
+  </w:abstractNum>
+  <w:abstractNum w:abstractNumId="21" w15:restartNumberingAfterBreak="0">
     <w:nsid w:val="6F316BE3"/>
     <w:multiLevelType w:val="hybridMultilevel"/>
     <w:tmpl w:val="11846FB8"/>
@@ -12392,22 +15960,22 @@
     </w:lvl>
   </w:abstractNum>
   <w:num w:numId="1" w16cid:durableId="614094384">
-    <w:abstractNumId w:val="18"/>
+    <w:abstractNumId w:val="21"/>
   </w:num>
   <w:num w:numId="2" w16cid:durableId="120462492">
-    <w:abstractNumId w:val="17"/>
+    <w:abstractNumId w:val="19"/>
   </w:num>
   <w:num w:numId="3" w16cid:durableId="925260924">
-    <w:abstractNumId w:val="13"/>
+    <w:abstractNumId w:val="15"/>
   </w:num>
   <w:num w:numId="4" w16cid:durableId="41488379">
-    <w:abstractNumId w:val="3"/>
+    <w:abstractNumId w:val="4"/>
   </w:num>
   <w:num w:numId="5" w16cid:durableId="676538371">
     <w:abstractNumId w:val="2"/>
   </w:num>
   <w:num w:numId="6" w16cid:durableId="1672442639">
-    <w:abstractNumId w:val="14"/>
+    <w:abstractNumId w:val="16"/>
   </w:num>
   <w:num w:numId="7" w16cid:durableId="1550072318">
     <w:abstractNumId w:val="1"/>
@@ -12416,37 +15984,46 @@
     <w:abstractNumId w:val="0"/>
   </w:num>
   <w:num w:numId="9" w16cid:durableId="1424492228">
-    <w:abstractNumId w:val="16"/>
+    <w:abstractNumId w:val="18"/>
   </w:num>
   <w:num w:numId="10" w16cid:durableId="243682749">
+    <w:abstractNumId w:val="12"/>
+  </w:num>
+  <w:num w:numId="11" w16cid:durableId="453406005">
+    <w:abstractNumId w:val="7"/>
+  </w:num>
+  <w:num w:numId="12" w16cid:durableId="2072314020">
+    <w:abstractNumId w:val="5"/>
+  </w:num>
+  <w:num w:numId="13" w16cid:durableId="483670295">
+    <w:abstractNumId w:val="17"/>
+  </w:num>
+  <w:num w:numId="14" w16cid:durableId="1639915369">
+    <w:abstractNumId w:val="11"/>
+  </w:num>
+  <w:num w:numId="15" w16cid:durableId="1627664209">
     <w:abstractNumId w:val="10"/>
   </w:num>
-  <w:num w:numId="11" w16cid:durableId="453406005">
+  <w:num w:numId="16" w16cid:durableId="1619874262">
+    <w:abstractNumId w:val="14"/>
+  </w:num>
+  <w:num w:numId="17" w16cid:durableId="101416267">
+    <w:abstractNumId w:val="8"/>
+  </w:num>
+  <w:num w:numId="18" w16cid:durableId="1472476580">
     <w:abstractNumId w:val="6"/>
   </w:num>
-  <w:num w:numId="12" w16cid:durableId="2072314020">
-    <w:abstractNumId w:val="4"/>
+  <w:num w:numId="19" w16cid:durableId="155924604">
+    <w:abstractNumId w:val="13"/>
   </w:num>
-  <w:num w:numId="13" w16cid:durableId="483670295">
-    <w:abstractNumId w:val="15"/>
-  </w:num>
-  <w:num w:numId="14" w16cid:durableId="1639915369">
+  <w:num w:numId="20" w16cid:durableId="1750351244">
     <w:abstractNumId w:val="9"/>
   </w:num>
-  <w:num w:numId="15" w16cid:durableId="1627664209">
-    <w:abstractNumId w:val="8"/>
+  <w:num w:numId="21" w16cid:durableId="1472750087">
+    <w:abstractNumId w:val="3"/>
   </w:num>
-  <w:num w:numId="16" w16cid:durableId="1619874262">
-    <w:abstractNumId w:val="12"/>
-  </w:num>
-  <w:num w:numId="17" w16cid:durableId="101416267">
-    <w:abstractNumId w:val="7"/>
-  </w:num>
-  <w:num w:numId="18" w16cid:durableId="1472476580">
-    <w:abstractNumId w:val="5"/>
-  </w:num>
-  <w:num w:numId="19" w16cid:durableId="155924604">
-    <w:abstractNumId w:val="11"/>
+  <w:num w:numId="22" w16cid:durableId="1655181525">
+    <w:abstractNumId w:val="20"/>
   </w:num>
   <w:numIdMacAtCleanup w:val="14"/>
 </w:numbering>
@@ -13583,6 +17160,18 @@
       <w:szCs w:val="20"/>
     </w:rPr>
   </w:style>
+  <w:style w:type="character" w:styleId="UnresolvedMention">
+    <w:name w:val="Unresolved Mention"/>
+    <w:basedOn w:val="DefaultParagraphFont"/>
+    <w:uiPriority w:val="99"/>
+    <w:semiHidden/>
+    <w:unhideWhenUsed/>
+    <w:rsid w:val="00C323BB"/>
+    <w:rPr>
+      <w:color w:val="605E5C"/>
+      <w:shd w:val="clear" w:color="auto" w:fill="E1DFDD"/>
+    </w:rPr>
+  </w:style>
 </w:styles>
 </file>
 

--- a/input/srs_report/BC7_PDTD_DTM_SRS_v1.0.docx
+++ b/input/srs_report/BC7_PDTD_DTM_SRS_v1.0.docx
@@ -1,6 +1,6 @@
 
 <file path=word/document.xml><?xml version="1.0" encoding="utf-8"?>
-<w:document xmlns:wpc="http://schemas.microsoft.com/office/word/2010/wordprocessingCanvas" xmlns:cx="http://schemas.microsoft.com/office/drawing/2014/chartex" xmlns:cx1="http://schemas.microsoft.com/office/drawing/2015/9/8/chartex" xmlns:cx2="http://schemas.microsoft.com/office/drawing/2015/10/21/chartex" xmlns:cx3="http://schemas.microsoft.com/office/drawing/2016/5/9/chartex" xmlns:cx4="http://schemas.microsoft.com/office/drawing/2016/5/10/chartex" xmlns:cx5="http://schemas.microsoft.com/office/drawing/2016/5/11/chartex" xmlns:cx6="http://schemas.microsoft.com/office/drawing/2016/5/12/chartex" xmlns:cx7="http://schemas.microsoft.com/office/drawing/2016/5/13/chartex" xmlns:cx8="http://schemas.microsoft.com/office/drawing/2016/5/14/chartex" xmlns:mc="http://schemas.openxmlformats.org/markup-compatibility/2006" xmlns:aink="http://schemas.microsoft.com/office/drawing/2016/ink" xmlns:am3d="http://schemas.microsoft.com/office/drawing/2017/model3d" xmlns:o="urn:schemas-microsoft-com:office:office" xmlns:oel="http://schemas.microsoft.com/office/2019/extlst" xmlns:r="http://schemas.openxmlformats.org/officeDocument/2006/relationships" xmlns:m="http://schemas.openxmlformats.org/officeDocument/2006/math" xmlns:v="urn:schemas-microsoft-com:vml" xmlns:wp14="http://schemas.microsoft.com/office/word/2010/wordprocessingDrawing" xmlns:wp="http://schemas.openxmlformats.org/drawingml/2006/wordprocessingDrawing" xmlns:w10="urn:schemas-microsoft-com:office:word" xmlns:w="http://schemas.openxmlformats.org/wordprocessingml/2006/main" xmlns:w14="http://schemas.microsoft.com/office/word/2010/wordml" xmlns:w15="http://schemas.microsoft.com/office/word/2012/wordml" xmlns:w16cex="http://schemas.microsoft.com/office/word/2018/wordml/cex" xmlns:w16cid="http://schemas.microsoft.com/office/word/2016/wordml/cid" xmlns:w16="http://schemas.microsoft.com/office/word/2018/wordml" xmlns:w16du="http://schemas.microsoft.com/office/word/2023/wordml/word16du" xmlns:w16sdtdh="http://schemas.microsoft.com/office/word/2020/wordml/sdtdatahash" xmlns:w16sdtfl="http://schemas.microsoft.com/office/word/2024/wordml/sdtformatlock" xmlns:w16se="http://schemas.microsoft.com/office/word/2015/wordml/symex" xmlns:wpg="http://schemas.microsoft.com/office/word/2010/wordprocessingGroup" xmlns:wpi="http://schemas.microsoft.com/office/word/2010/wordprocessingInk" xmlns:wne="http://schemas.microsoft.com/office/word/2006/wordml" xmlns:wps="http://schemas.microsoft.com/office/word/2010/wordprocessingShape" mc:Ignorable="w14 w15 w16se w16cid w16 w16cex w16sdtdh w16sdtfl w16du wp14">
+<w:document xmlns:wpc="http://schemas.microsoft.com/office/word/2010/wordprocessingCanvas" xmlns:cx="http://schemas.microsoft.com/office/drawing/2014/chartex" xmlns:cx1="http://schemas.microsoft.com/office/drawing/2015/9/8/chartex" xmlns:cx2="http://schemas.microsoft.com/office/drawing/2015/10/21/chartex" xmlns:cx3="http://schemas.microsoft.com/office/drawing/2016/5/9/chartex" xmlns:cx4="http://schemas.microsoft.com/office/drawing/2016/5/10/chartex" xmlns:cx5="http://schemas.microsoft.com/office/drawing/2016/5/11/chartex" xmlns:cx6="http://schemas.microsoft.com/office/drawing/2016/5/12/chartex" xmlns:cx7="http://schemas.microsoft.com/office/drawing/2016/5/13/chartex" xmlns:cx8="http://schemas.microsoft.com/office/drawing/2016/5/14/chartex" xmlns:mc="http://schemas.openxmlformats.org/markup-compatibility/2006" xmlns:aink="http://schemas.microsoft.com/office/drawing/2016/ink" xmlns:am3d="http://schemas.microsoft.com/office/drawing/2017/model3d" xmlns:o="urn:schemas-microsoft-com:office:office" xmlns:oel="http://schemas.microsoft.com/office/2019/extlst" xmlns:r="http://schemas.openxmlformats.org/officeDocument/2006/relationships" xmlns:m="http://schemas.openxmlformats.org/officeDocument/2006/math" xmlns:v="urn:schemas-microsoft-com:vml" xmlns:wp14="http://schemas.microsoft.com/office/word/2010/wordprocessingDrawing" xmlns:wp="http://schemas.openxmlformats.org/drawingml/2006/wordprocessingDrawing" xmlns:w10="urn:schemas-microsoft-com:office:word" xmlns:w="http://schemas.openxmlformats.org/wordprocessingml/2006/main" xmlns:w14="http://schemas.microsoft.com/office/word/2010/wordml" xmlns:w15="http://schemas.microsoft.com/office/word/2012/wordml" xmlns:w16cex="http://schemas.microsoft.com/office/word/2018/wordml/cex" xmlns:w16cid="http://schemas.microsoft.com/office/word/2016/wordml/cid" xmlns:w16="http://schemas.microsoft.com/office/word/2018/wordml" xmlns:w16du="http://schemas.microsoft.com/office/word/2023/wordml/word16du" xmlns:w16sdtdh="http://schemas.microsoft.com/office/word/2020/wordml/sdtdatahash" xmlns:w16sdtfl="http://schemas.microsoft.com/office/word/2024/wordml/sdtformatlock" xmlns:w16se="http://schemas.microsoft.com/office/word/2015/wordml/symex" xmlns:wpg="http://schemas.microsoft.com/office/word/2010/wordprocessingGroup" xmlns:wpi="http://schemas.microsoft.com/office/word/2010/wordprocessingInk" xmlns:wne="http://schemas.microsoft.com/office/word/2006/wordml" xmlns:wps="http://schemas.microsoft.com/office/word/2010/wordprocessingShape" xmlns:a="http://schemas.openxmlformats.org/drawingml/2006/main" xmlns:pic="http://schemas.openxmlformats.org/drawingml/2006/picture" xmlns:a14="http://schemas.microsoft.com/office/drawing/2010/main" mc:Ignorable="w14 w15 w16se w16cid w16 w16cex w16sdtdh w16sdtfl w16du wp14">
   <w:body>
     <w:tbl>
       <w:tblPr>
@@ -8,12 +8,12 @@
         <w:tblpPr w:leftFromText="180" w:rightFromText="180" w:vertAnchor="text" w:horzAnchor="margin" w:tblpXSpec="right" w:tblpYSpec="center"/>
         <w:tblW w:w="1841" w:type="dxa"/>
         <w:tblBorders>
-          <w:top w:val="none" w:sz="0" w:space="0" w:color="auto"/>
-          <w:left w:val="none" w:sz="0" w:space="0" w:color="auto"/>
-          <w:bottom w:val="none" w:sz="0" w:space="0" w:color="auto"/>
-          <w:right w:val="none" w:sz="0" w:space="0" w:color="auto"/>
-          <w:insideH w:val="none" w:sz="0" w:space="0" w:color="auto"/>
-          <w:insideV w:val="none" w:sz="0" w:space="0" w:color="auto"/>
+          <w:top w:val="none" w:color="auto" w:sz="0" w:space="0"/>
+          <w:left w:val="none" w:color="auto" w:sz="0" w:space="0"/>
+          <w:bottom w:val="none" w:color="auto" w:sz="0" w:space="0"/>
+          <w:right w:val="none" w:color="auto" w:sz="0" w:space="0"/>
+          <w:insideH w:val="none" w:color="auto" w:sz="0" w:space="0"/>
+          <w:insideV w:val="none" w:color="auto" w:sz="0" w:space="0"/>
         </w:tblBorders>
         <w:tblLayout w:type="fixed"/>
         <w:tblLook w:val="04A0" w:firstRow="1" w:lastRow="0" w:firstColumn="1" w:lastColumn="0" w:noHBand="0" w:noVBand="1"/>
@@ -29,10 +29,10 @@
           <w:tcPr>
             <w:tcW w:w="1841" w:type="dxa"/>
             <w:tcBorders>
-              <w:top w:val="double" w:sz="4" w:space="0" w:color="auto"/>
-              <w:left w:val="double" w:sz="4" w:space="0" w:color="auto"/>
-              <w:bottom w:val="double" w:sz="4" w:space="0" w:color="auto"/>
-              <w:right w:val="double" w:sz="4" w:space="0" w:color="auto"/>
+              <w:top w:val="double" w:color="auto" w:sz="4" w:space="0"/>
+              <w:left w:val="double" w:color="auto" w:sz="4" w:space="0"/>
+              <w:bottom w:val="double" w:color="auto" w:sz="4" w:space="0"/>
+              <w:right w:val="double" w:color="auto" w:sz="4" w:space="0"/>
             </w:tcBorders>
             <w:vAlign w:val="center"/>
           </w:tcPr>
@@ -639,16 +639,15 @@
           <w:b/>
         </w:rPr>
       </w:pPr>
-      <w:bookmarkStart w:id="0" w:name="_Toc463083793"/>
-      <w:bookmarkStart w:id="1" w:name="_Toc465677963"/>
-      <w:bookmarkStart w:id="2" w:name="_Toc467738735"/>
-      <w:bookmarkStart w:id="3" w:name="_Toc446234547"/>
-      <w:bookmarkStart w:id="4" w:name="_Toc467738720"/>
+      <w:bookmarkStart w:name="_Toc463083793" w:id="0"/>
+      <w:bookmarkStart w:name="_Toc465677963" w:id="1"/>
+      <w:bookmarkStart w:name="_Toc467738735" w:id="2"/>
+      <w:bookmarkStart w:name="_Toc446234547" w:id="3"/>
+      <w:bookmarkStart w:name="_Toc467738720" w:id="4"/>
       <w:r>
         <w:rPr>
           <w:b/>
         </w:rPr>
-        <w:lastRenderedPageBreak/>
         <w:t>BẢNG THEO DÕI HIỆU LỰC VÀ THAY ĐỔI</w:t>
       </w:r>
     </w:p>
@@ -676,12 +675,12 @@
         <w:tblW w:w="9199" w:type="dxa"/>
         <w:jc w:val="center"/>
         <w:tblBorders>
-          <w:top w:val="single" w:sz="4" w:space="0" w:color="auto"/>
-          <w:left w:val="single" w:sz="4" w:space="0" w:color="auto"/>
-          <w:bottom w:val="single" w:sz="4" w:space="0" w:color="auto"/>
-          <w:right w:val="single" w:sz="4" w:space="0" w:color="auto"/>
-          <w:insideH w:val="single" w:sz="4" w:space="0" w:color="auto"/>
-          <w:insideV w:val="single" w:sz="4" w:space="0" w:color="auto"/>
+          <w:top w:val="single" w:color="auto" w:sz="4" w:space="0"/>
+          <w:left w:val="single" w:color="auto" w:sz="4" w:space="0"/>
+          <w:bottom w:val="single" w:color="auto" w:sz="4" w:space="0"/>
+          <w:right w:val="single" w:color="auto" w:sz="4" w:space="0"/>
+          <w:insideH w:val="single" w:color="auto" w:sz="4" w:space="0"/>
+          <w:insideV w:val="single" w:color="auto" w:sz="4" w:space="0"/>
         </w:tblBorders>
         <w:tblLook w:val="01E0" w:firstRow="1" w:lastRow="1" w:firstColumn="1" w:lastColumn="1" w:noHBand="0" w:noVBand="0"/>
       </w:tblPr>
@@ -971,12 +970,12 @@
         <w:tblW w:w="9199" w:type="dxa"/>
         <w:jc w:val="center"/>
         <w:tblBorders>
-          <w:top w:val="single" w:sz="4" w:space="0" w:color="auto"/>
-          <w:left w:val="single" w:sz="4" w:space="0" w:color="auto"/>
-          <w:bottom w:val="single" w:sz="4" w:space="0" w:color="auto"/>
-          <w:right w:val="single" w:sz="4" w:space="0" w:color="auto"/>
-          <w:insideH w:val="single" w:sz="4" w:space="0" w:color="auto"/>
-          <w:insideV w:val="single" w:sz="4" w:space="0" w:color="auto"/>
+          <w:top w:val="single" w:color="auto" w:sz="4" w:space="0"/>
+          <w:left w:val="single" w:color="auto" w:sz="4" w:space="0"/>
+          <w:bottom w:val="single" w:color="auto" w:sz="4" w:space="0"/>
+          <w:right w:val="single" w:color="auto" w:sz="4" w:space="0"/>
+          <w:insideH w:val="single" w:color="auto" w:sz="4" w:space="0"/>
+          <w:insideV w:val="single" w:color="auto" w:sz="4" w:space="0"/>
         </w:tblBorders>
         <w:tblLook w:val="04A0" w:firstRow="1" w:lastRow="0" w:firstColumn="1" w:lastColumn="0" w:noHBand="0" w:noVBand="1"/>
       </w:tblPr>
@@ -1551,12 +1550,12 @@
         <w:tblW w:w="9239" w:type="dxa"/>
         <w:jc w:val="center"/>
         <w:tblBorders>
-          <w:top w:val="single" w:sz="4" w:space="0" w:color="auto"/>
-          <w:left w:val="single" w:sz="4" w:space="0" w:color="auto"/>
-          <w:bottom w:val="single" w:sz="4" w:space="0" w:color="auto"/>
-          <w:right w:val="single" w:sz="4" w:space="0" w:color="auto"/>
-          <w:insideH w:val="single" w:sz="4" w:space="0" w:color="auto"/>
-          <w:insideV w:val="single" w:sz="4" w:space="0" w:color="auto"/>
+          <w:top w:val="single" w:color="auto" w:sz="4" w:space="0"/>
+          <w:left w:val="single" w:color="auto" w:sz="4" w:space="0"/>
+          <w:bottom w:val="single" w:color="auto" w:sz="4" w:space="0"/>
+          <w:right w:val="single" w:color="auto" w:sz="4" w:space="0"/>
+          <w:insideH w:val="single" w:color="auto" w:sz="4" w:space="0"/>
+          <w:insideV w:val="single" w:color="auto" w:sz="4" w:space="0"/>
         </w:tblBorders>
         <w:tblLook w:val="04A0" w:firstRow="1" w:lastRow="0" w:firstColumn="1" w:lastColumn="0" w:noHBand="0" w:noVBand="1"/>
       </w:tblPr>
@@ -1999,19 +1998,19 @@
     </w:p>
     <w:sdt>
       <w:sdtPr>
+        <w:id w:val="31610120"/>
+        <w:docPartObj>
+          <w:docPartGallery w:val="Table of Contents"/>
+          <w:docPartUnique/>
+        </w:docPartObj>
         <w:rPr>
-          <w:rFonts w:ascii="Times New Roman" w:eastAsiaTheme="minorEastAsia" w:hAnsi="Times New Roman" w:cs="Times New Roman"/>
+          <w:rFonts w:ascii="Times New Roman" w:hAnsi="Times New Roman" w:eastAsia="ＭＳ 明朝" w:cs="Times New Roman" w:eastAsiaTheme="minorEastAsia"/>
           <w:b w:val="0"/>
           <w:bCs w:val="0"/>
           <w:color w:val="auto"/>
           <w:sz w:val="24"/>
           <w:szCs w:val="24"/>
         </w:rPr>
-        <w:id w:val="31610120"/>
-        <w:docPartObj>
-          <w:docPartGallery w:val="Table of Contents"/>
-          <w:docPartUnique/>
-        </w:docPartObj>
       </w:sdtPr>
       <w:sdtContent>
         <w:p>
@@ -2076,11 +2075,11 @@
             </w:rPr>
             <w:fldChar w:fldCharType="separate"/>
           </w:r>
-          <w:hyperlink w:anchor="_Toc236899951" w:history="1">
+          <w:hyperlink w:history="1" w:anchor="_Toc236899951">
             <w:r>
               <w:rPr>
                 <w:rStyle w:val="Hyperlink"/>
-                <w:rFonts w:ascii="Times New Roman" w:eastAsia="Calibri" w:hAnsi="Times New Roman" w:cs="Times New Roman"/>
+                <w:rFonts w:ascii="Times New Roman" w:hAnsi="Times New Roman" w:eastAsia="Calibri" w:cs="Times New Roman"/>
                 <w:b/>
                 <w:noProof/>
                 <w:sz w:val="24"/>
@@ -2102,7 +2101,7 @@
             <w:r>
               <w:rPr>
                 <w:rStyle w:val="Hyperlink"/>
-                <w:rFonts w:ascii="Times New Roman" w:eastAsia="Calibri" w:hAnsi="Times New Roman" w:cs="Times New Roman"/>
+                <w:rFonts w:ascii="Times New Roman" w:hAnsi="Times New Roman" w:eastAsia="Calibri" w:cs="Times New Roman"/>
                 <w:b/>
                 <w:noProof/>
                 <w:sz w:val="24"/>
@@ -2197,11 +2196,11 @@
               <w14:ligatures w14:val="standardContextual"/>
             </w:rPr>
           </w:pPr>
-          <w:hyperlink w:anchor="_Toc236899952" w:history="1">
+          <w:hyperlink w:history="1" w:anchor="_Toc236899952">
             <w:r>
               <w:rPr>
                 <w:rStyle w:val="Hyperlink"/>
-                <w:rFonts w:ascii="Times New Roman" w:eastAsia="Calibri" w:hAnsi="Times New Roman" w:cs="Times New Roman"/>
+                <w:rFonts w:ascii="Times New Roman" w:hAnsi="Times New Roman" w:eastAsia="Calibri" w:cs="Times New Roman"/>
                 <w:b/>
                 <w:noProof/>
                 <w:sz w:val="24"/>
@@ -2223,7 +2222,7 @@
             <w:r>
               <w:rPr>
                 <w:rStyle w:val="Hyperlink"/>
-                <w:rFonts w:ascii="Times New Roman" w:eastAsia="Calibri" w:hAnsi="Times New Roman" w:cs="Times New Roman"/>
+                <w:rFonts w:ascii="Times New Roman" w:hAnsi="Times New Roman" w:eastAsia="Calibri" w:cs="Times New Roman"/>
                 <w:b/>
                 <w:noProof/>
                 <w:sz w:val="24"/>
@@ -2318,11 +2317,11 @@
               <w14:ligatures w14:val="standardContextual"/>
             </w:rPr>
           </w:pPr>
-          <w:hyperlink w:anchor="_Toc236899953" w:history="1">
+          <w:hyperlink w:history="1" w:anchor="_Toc236899953">
             <w:r>
               <w:rPr>
                 <w:rStyle w:val="Hyperlink"/>
-                <w:rFonts w:ascii="Times New Roman" w:eastAsia="Calibri" w:hAnsi="Times New Roman" w:cs="Times New Roman"/>
+                <w:rFonts w:ascii="Times New Roman" w:hAnsi="Times New Roman" w:eastAsia="Calibri" w:cs="Times New Roman"/>
                 <w:b/>
                 <w:noProof/>
                 <w:sz w:val="24"/>
@@ -2344,7 +2343,7 @@
             <w:r>
               <w:rPr>
                 <w:rStyle w:val="Hyperlink"/>
-                <w:rFonts w:ascii="Times New Roman" w:eastAsia="Calibri" w:hAnsi="Times New Roman" w:cs="Times New Roman"/>
+                <w:rFonts w:ascii="Times New Roman" w:hAnsi="Times New Roman" w:eastAsia="Calibri" w:cs="Times New Roman"/>
                 <w:b/>
                 <w:noProof/>
                 <w:sz w:val="24"/>
@@ -2439,11 +2438,11 @@
               <w14:ligatures w14:val="standardContextual"/>
             </w:rPr>
           </w:pPr>
-          <w:hyperlink w:anchor="_Toc236899954" w:history="1">
+          <w:hyperlink w:history="1" w:anchor="_Toc236899954">
             <w:r>
               <w:rPr>
                 <w:rStyle w:val="Hyperlink"/>
-                <w:rFonts w:ascii="Times New Roman" w:eastAsia="Calibri" w:hAnsi="Times New Roman" w:cs="Times New Roman"/>
+                <w:rFonts w:ascii="Times New Roman" w:hAnsi="Times New Roman" w:eastAsia="Calibri" w:cs="Times New Roman"/>
                 <w:b/>
                 <w:noProof/>
                 <w:sz w:val="24"/>
@@ -2465,7 +2464,7 @@
             <w:r>
               <w:rPr>
                 <w:rStyle w:val="Hyperlink"/>
-                <w:rFonts w:ascii="Times New Roman" w:eastAsia="Calibri" w:hAnsi="Times New Roman" w:cs="Times New Roman"/>
+                <w:rFonts w:ascii="Times New Roman" w:hAnsi="Times New Roman" w:eastAsia="Calibri" w:cs="Times New Roman"/>
                 <w:b/>
                 <w:noProof/>
                 <w:sz w:val="24"/>
@@ -2560,11 +2559,11 @@
               <w14:ligatures w14:val="standardContextual"/>
             </w:rPr>
           </w:pPr>
-          <w:hyperlink w:anchor="_Toc236899955" w:history="1">
+          <w:hyperlink w:history="1" w:anchor="_Toc236899955">
             <w:r>
               <w:rPr>
                 <w:rStyle w:val="Hyperlink"/>
-                <w:rFonts w:ascii="Times New Roman" w:eastAsia="Calibri" w:hAnsi="Times New Roman" w:cs="Times New Roman"/>
+                <w:rFonts w:ascii="Times New Roman" w:hAnsi="Times New Roman" w:eastAsia="Calibri" w:cs="Times New Roman"/>
                 <w:b/>
                 <w:noProof/>
                 <w:sz w:val="24"/>
@@ -2586,7 +2585,7 @@
             <w:r>
               <w:rPr>
                 <w:rStyle w:val="Hyperlink"/>
-                <w:rFonts w:ascii="Times New Roman" w:eastAsia="Calibri" w:hAnsi="Times New Roman" w:cs="Times New Roman"/>
+                <w:rFonts w:ascii="Times New Roman" w:hAnsi="Times New Roman" w:eastAsia="Calibri" w:cs="Times New Roman"/>
                 <w:b/>
                 <w:noProof/>
                 <w:sz w:val="24"/>
@@ -2681,11 +2680,11 @@
               <w14:ligatures w14:val="standardContextual"/>
             </w:rPr>
           </w:pPr>
-          <w:hyperlink w:anchor="_Toc236899956" w:history="1">
+          <w:hyperlink w:history="1" w:anchor="_Toc236899956">
             <w:r>
               <w:rPr>
                 <w:rStyle w:val="Hyperlink"/>
-                <w:rFonts w:ascii="Times New Roman" w:eastAsia="Calibri" w:hAnsi="Times New Roman" w:cs="Times New Roman"/>
+                <w:rFonts w:ascii="Times New Roman" w:hAnsi="Times New Roman" w:eastAsia="Calibri" w:cs="Times New Roman"/>
                 <w:b/>
                 <w:noProof/>
                 <w:sz w:val="24"/>
@@ -2707,7 +2706,7 @@
             <w:r>
               <w:rPr>
                 <w:rStyle w:val="Hyperlink"/>
-                <w:rFonts w:ascii="Times New Roman" w:eastAsia="Calibri" w:hAnsi="Times New Roman" w:cs="Times New Roman"/>
+                <w:rFonts w:ascii="Times New Roman" w:hAnsi="Times New Roman" w:eastAsia="Calibri" w:cs="Times New Roman"/>
                 <w:b/>
                 <w:noProof/>
                 <w:sz w:val="24"/>
@@ -2802,11 +2801,11 @@
               <w14:ligatures w14:val="standardContextual"/>
             </w:rPr>
           </w:pPr>
-          <w:hyperlink w:anchor="_Toc236899957" w:history="1">
+          <w:hyperlink w:history="1" w:anchor="_Toc236899957">
             <w:r>
               <w:rPr>
                 <w:rStyle w:val="Hyperlink"/>
-                <w:rFonts w:ascii="Times New Roman" w:eastAsia="Calibri" w:hAnsi="Times New Roman" w:cs="Times New Roman"/>
+                <w:rFonts w:ascii="Times New Roman" w:hAnsi="Times New Roman" w:eastAsia="Calibri" w:cs="Times New Roman"/>
                 <w:b/>
                 <w:noProof/>
                 <w:sz w:val="24"/>
@@ -2828,7 +2827,7 @@
             <w:r>
               <w:rPr>
                 <w:rStyle w:val="Hyperlink"/>
-                <w:rFonts w:ascii="Times New Roman" w:eastAsia="Calibri" w:hAnsi="Times New Roman" w:cs="Times New Roman"/>
+                <w:rFonts w:ascii="Times New Roman" w:hAnsi="Times New Roman" w:eastAsia="Calibri" w:cs="Times New Roman"/>
                 <w:b/>
                 <w:noProof/>
                 <w:sz w:val="24"/>
@@ -2923,11 +2922,11 @@
               <w14:ligatures w14:val="standardContextual"/>
             </w:rPr>
           </w:pPr>
-          <w:hyperlink w:anchor="_Toc236899958" w:history="1">
+          <w:hyperlink w:history="1" w:anchor="_Toc236899958">
             <w:r>
               <w:rPr>
                 <w:rStyle w:val="Hyperlink"/>
-                <w:rFonts w:ascii="Times New Roman" w:eastAsia="Calibri" w:hAnsi="Times New Roman" w:cs="Times New Roman"/>
+                <w:rFonts w:ascii="Times New Roman" w:hAnsi="Times New Roman" w:eastAsia="Calibri" w:cs="Times New Roman"/>
                 <w:b/>
                 <w:noProof/>
                 <w:sz w:val="24"/>
@@ -2949,7 +2948,7 @@
             <w:r>
               <w:rPr>
                 <w:rStyle w:val="Hyperlink"/>
-                <w:rFonts w:ascii="Times New Roman" w:eastAsia="Calibri" w:hAnsi="Times New Roman" w:cs="Times New Roman"/>
+                <w:rFonts w:ascii="Times New Roman" w:hAnsi="Times New Roman" w:eastAsia="Calibri" w:cs="Times New Roman"/>
                 <w:b/>
                 <w:noProof/>
                 <w:sz w:val="24"/>
@@ -3044,11 +3043,11 @@
               <w14:ligatures w14:val="standardContextual"/>
             </w:rPr>
           </w:pPr>
-          <w:hyperlink w:anchor="_Toc236899959" w:history="1">
+          <w:hyperlink w:history="1" w:anchor="_Toc236899959">
             <w:r>
               <w:rPr>
                 <w:rStyle w:val="Hyperlink"/>
-                <w:rFonts w:ascii="Times New Roman" w:eastAsia="Calibri" w:hAnsi="Times New Roman" w:cs="Times New Roman"/>
+                <w:rFonts w:ascii="Times New Roman" w:hAnsi="Times New Roman" w:eastAsia="Calibri" w:cs="Times New Roman"/>
                 <w:b/>
                 <w:noProof/>
                 <w:sz w:val="24"/>
@@ -3070,7 +3069,7 @@
             <w:r>
               <w:rPr>
                 <w:rStyle w:val="Hyperlink"/>
-                <w:rFonts w:ascii="Times New Roman" w:eastAsia="Calibri" w:hAnsi="Times New Roman" w:cs="Times New Roman"/>
+                <w:rFonts w:ascii="Times New Roman" w:hAnsi="Times New Roman" w:eastAsia="Calibri" w:cs="Times New Roman"/>
                 <w:b/>
                 <w:noProof/>
                 <w:sz w:val="24"/>
@@ -3165,11 +3164,11 @@
               <w14:ligatures w14:val="standardContextual"/>
             </w:rPr>
           </w:pPr>
-          <w:hyperlink w:anchor="_Toc236899960" w:history="1">
+          <w:hyperlink w:history="1" w:anchor="_Toc236899960">
             <w:r>
               <w:rPr>
                 <w:rStyle w:val="Hyperlink"/>
-                <w:rFonts w:ascii="Times New Roman" w:eastAsia="Calibri" w:hAnsi="Times New Roman" w:cs="Times New Roman"/>
+                <w:rFonts w:ascii="Times New Roman" w:hAnsi="Times New Roman" w:eastAsia="Calibri" w:cs="Times New Roman"/>
                 <w:b/>
                 <w:noProof/>
                 <w:sz w:val="24"/>
@@ -3191,7 +3190,7 @@
             <w:r>
               <w:rPr>
                 <w:rStyle w:val="Hyperlink"/>
-                <w:rFonts w:ascii="Times New Roman" w:eastAsia="Calibri" w:hAnsi="Times New Roman" w:cs="Times New Roman"/>
+                <w:rFonts w:ascii="Times New Roman" w:hAnsi="Times New Roman" w:eastAsia="Calibri" w:cs="Times New Roman"/>
                 <w:b/>
                 <w:noProof/>
                 <w:sz w:val="24"/>
@@ -3286,11 +3285,11 @@
               <w14:ligatures w14:val="standardContextual"/>
             </w:rPr>
           </w:pPr>
-          <w:hyperlink w:anchor="_Toc236899961" w:history="1">
+          <w:hyperlink w:history="1" w:anchor="_Toc236899961">
             <w:r>
               <w:rPr>
                 <w:rStyle w:val="Hyperlink"/>
-                <w:rFonts w:ascii="Times New Roman" w:eastAsia="Times New Roman" w:hAnsi="Times New Roman" w:cs="Times New Roman"/>
+                <w:rFonts w:ascii="Times New Roman" w:hAnsi="Times New Roman" w:eastAsia="Times New Roman" w:cs="Times New Roman"/>
                 <w:noProof/>
                 <w:sz w:val="24"/>
                 <w:szCs w:val="24"/>
@@ -3311,7 +3310,7 @@
             <w:r>
               <w:rPr>
                 <w:rStyle w:val="Hyperlink"/>
-                <w:rFonts w:ascii="Times New Roman" w:eastAsia="Times New Roman" w:hAnsi="Times New Roman" w:cs="Times New Roman"/>
+                <w:rFonts w:ascii="Times New Roman" w:hAnsi="Times New Roman" w:eastAsia="Times New Roman" w:cs="Times New Roman"/>
                 <w:noProof/>
                 <w:sz w:val="24"/>
                 <w:szCs w:val="24"/>
@@ -3405,11 +3404,11 @@
               <w14:ligatures w14:val="standardContextual"/>
             </w:rPr>
           </w:pPr>
-          <w:hyperlink w:anchor="_Toc236899962" w:history="1">
+          <w:hyperlink w:history="1" w:anchor="_Toc236899962">
             <w:r>
               <w:rPr>
                 <w:rStyle w:val="Hyperlink"/>
-                <w:rFonts w:ascii="Times New Roman" w:eastAsia="Calibri" w:hAnsi="Times New Roman" w:cs="Times New Roman"/>
+                <w:rFonts w:ascii="Times New Roman" w:hAnsi="Times New Roman" w:eastAsia="Calibri" w:cs="Times New Roman"/>
                 <w:b/>
                 <w:noProof/>
                 <w:sz w:val="24"/>
@@ -3431,7 +3430,7 @@
             <w:r>
               <w:rPr>
                 <w:rStyle w:val="Hyperlink"/>
-                <w:rFonts w:ascii="Times New Roman" w:eastAsia="Calibri" w:hAnsi="Times New Roman" w:cs="Times New Roman"/>
+                <w:rFonts w:ascii="Times New Roman" w:hAnsi="Times New Roman" w:eastAsia="Calibri" w:cs="Times New Roman"/>
                 <w:b/>
                 <w:noProof/>
                 <w:sz w:val="24"/>
@@ -3526,11 +3525,11 @@
               <w14:ligatures w14:val="standardContextual"/>
             </w:rPr>
           </w:pPr>
-          <w:hyperlink w:anchor="_Toc236899963" w:history="1">
+          <w:hyperlink w:history="1" w:anchor="_Toc236899963">
             <w:r>
               <w:rPr>
                 <w:rStyle w:val="Hyperlink"/>
-                <w:rFonts w:ascii="Times New Roman" w:eastAsia="Calibri" w:hAnsi="Times New Roman" w:cs="Times New Roman"/>
+                <w:rFonts w:ascii="Times New Roman" w:hAnsi="Times New Roman" w:eastAsia="Calibri" w:cs="Times New Roman"/>
                 <w:b/>
                 <w:noProof/>
                 <w:sz w:val="24"/>
@@ -3552,7 +3551,7 @@
             <w:r>
               <w:rPr>
                 <w:rStyle w:val="Hyperlink"/>
-                <w:rFonts w:ascii="Times New Roman" w:eastAsia="Calibri" w:hAnsi="Times New Roman" w:cs="Times New Roman"/>
+                <w:rFonts w:ascii="Times New Roman" w:hAnsi="Times New Roman" w:eastAsia="Calibri" w:cs="Times New Roman"/>
                 <w:b/>
                 <w:noProof/>
                 <w:sz w:val="24"/>
@@ -3647,11 +3646,11 @@
               <w14:ligatures w14:val="standardContextual"/>
             </w:rPr>
           </w:pPr>
-          <w:hyperlink w:anchor="_Toc236899964" w:history="1">
+          <w:hyperlink w:history="1" w:anchor="_Toc236899964">
             <w:r>
               <w:rPr>
                 <w:rStyle w:val="Hyperlink"/>
-                <w:rFonts w:ascii="Times New Roman" w:eastAsia="Calibri" w:hAnsi="Times New Roman" w:cs="Times New Roman"/>
+                <w:rFonts w:ascii="Times New Roman" w:hAnsi="Times New Roman" w:eastAsia="Calibri" w:cs="Times New Roman"/>
                 <w:b/>
                 <w:noProof/>
                 <w:sz w:val="24"/>
@@ -3673,7 +3672,7 @@
             <w:r>
               <w:rPr>
                 <w:rStyle w:val="Hyperlink"/>
-                <w:rFonts w:ascii="Times New Roman" w:eastAsia="Calibri" w:hAnsi="Times New Roman" w:cs="Times New Roman"/>
+                <w:rFonts w:ascii="Times New Roman" w:hAnsi="Times New Roman" w:eastAsia="Calibri" w:cs="Times New Roman"/>
                 <w:b/>
                 <w:noProof/>
                 <w:sz w:val="24"/>
@@ -3768,11 +3767,11 @@
               <w14:ligatures w14:val="standardContextual"/>
             </w:rPr>
           </w:pPr>
-          <w:hyperlink w:anchor="_Toc236899965" w:history="1">
+          <w:hyperlink w:history="1" w:anchor="_Toc236899965">
             <w:r>
               <w:rPr>
                 <w:rStyle w:val="Hyperlink"/>
-                <w:rFonts w:ascii="Times New Roman" w:eastAsia="Calibri" w:hAnsi="Times New Roman" w:cs="Times New Roman"/>
+                <w:rFonts w:ascii="Times New Roman" w:hAnsi="Times New Roman" w:eastAsia="Calibri" w:cs="Times New Roman"/>
                 <w:b/>
                 <w:noProof/>
                 <w:sz w:val="24"/>
@@ -3794,7 +3793,7 @@
             <w:r>
               <w:rPr>
                 <w:rStyle w:val="Hyperlink"/>
-                <w:rFonts w:ascii="Times New Roman" w:eastAsia="Calibri" w:hAnsi="Times New Roman" w:cs="Times New Roman"/>
+                <w:rFonts w:ascii="Times New Roman" w:hAnsi="Times New Roman" w:eastAsia="Calibri" w:cs="Times New Roman"/>
                 <w:b/>
                 <w:noProof/>
                 <w:sz w:val="24"/>
@@ -3879,6 +3878,16 @@
           </w:r>
         </w:p>
       </w:sdtContent>
+      <w:sdtEndPr>
+        <w:rPr>
+          <w:rFonts w:ascii="Times New Roman" w:hAnsi="Times New Roman" w:eastAsia="ＭＳ 明朝" w:cs="Times New Roman" w:eastAsiaTheme="minorEastAsia"/>
+          <w:b w:val="0"/>
+          <w:bCs w:val="0"/>
+          <w:color w:val="auto"/>
+          <w:sz w:val="24"/>
+          <w:szCs w:val="24"/>
+        </w:rPr>
+      </w:sdtEndPr>
     </w:sdt>
     <w:p/>
     <w:p>
@@ -3905,13 +3914,12 @@
           <w:b/>
         </w:rPr>
       </w:pPr>
-      <w:bookmarkStart w:id="5" w:name="_Toc384987395"/>
+      <w:bookmarkStart w:name="_Toc384987395" w:id="5"/>
       <w:r>
         <w:rPr>
           <w:rFonts w:eastAsia="Calibri"/>
           <w:b/>
         </w:rPr>
-        <w:lastRenderedPageBreak/>
         <w:t>TÀI LIỆU ĐẶC TẢ YÊU CẦU PHẦN MỀM</w:t>
       </w:r>
     </w:p>
@@ -3934,7 +3942,7 @@
           <w:b/>
         </w:rPr>
       </w:pPr>
-      <w:bookmarkStart w:id="6" w:name="_Toc236899951"/>
+      <w:bookmarkStart w:name="_Toc236899951" w:id="6"/>
       <w:r>
         <w:rPr>
           <w:rFonts w:eastAsia="Calibri"/>
@@ -3964,9 +3972,9 @@
           <w:b/>
         </w:rPr>
       </w:pPr>
-      <w:bookmarkStart w:id="7" w:name="_Toc360108586"/>
-      <w:bookmarkStart w:id="8" w:name="_Toc384987398"/>
-      <w:bookmarkStart w:id="9" w:name="_Toc236899952"/>
+      <w:bookmarkStart w:name="_Toc360108586" w:id="7"/>
+      <w:bookmarkStart w:name="_Toc384987398" w:id="8"/>
+      <w:bookmarkStart w:name="_Toc236899952" w:id="9"/>
       <w:r>
         <w:rPr>
           <w:rFonts w:eastAsia="Calibri"/>
@@ -3983,12 +3991,12 @@
         <w:tblW w:w="8748" w:type="dxa"/>
         <w:tblInd w:w="468" w:type="dxa"/>
         <w:tblBorders>
-          <w:top w:val="dotted" w:sz="4" w:space="0" w:color="auto"/>
-          <w:left w:val="dotted" w:sz="4" w:space="0" w:color="auto"/>
-          <w:bottom w:val="dotted" w:sz="4" w:space="0" w:color="auto"/>
-          <w:right w:val="dotted" w:sz="4" w:space="0" w:color="auto"/>
-          <w:insideH w:val="dotted" w:sz="4" w:space="0" w:color="auto"/>
-          <w:insideV w:val="dotted" w:sz="4" w:space="0" w:color="auto"/>
+          <w:top w:val="dotted" w:color="auto" w:sz="4" w:space="0"/>
+          <w:left w:val="dotted" w:color="auto" w:sz="4" w:space="0"/>
+          <w:bottom w:val="dotted" w:color="auto" w:sz="4" w:space="0"/>
+          <w:right w:val="dotted" w:color="auto" w:sz="4" w:space="0"/>
+          <w:insideH w:val="dotted" w:color="auto" w:sz="4" w:space="0"/>
+          <w:insideV w:val="dotted" w:color="auto" w:sz="4" w:space="0"/>
         </w:tblBorders>
         <w:tblLayout w:type="fixed"/>
         <w:tblLook w:val="0000" w:firstRow="0" w:lastRow="0" w:firstColumn="0" w:lastColumn="0" w:noHBand="0" w:noVBand="0"/>
@@ -4020,8 +4028,8 @@
                 <w:szCs w:val="24"/>
               </w:rPr>
             </w:pPr>
-            <w:bookmarkStart w:id="10" w:name="_Toc360108587"/>
-            <w:bookmarkStart w:id="11" w:name="_Toc384987399"/>
+            <w:bookmarkStart w:name="_Toc360108587" w:id="10"/>
+            <w:bookmarkStart w:name="_Toc384987399" w:id="11"/>
             <w:r>
               <w:rPr>
                 <w:rFonts w:ascii="Times New Roman" w:hAnsi="Times New Roman" w:cs="Times New Roman"/>
@@ -4325,7 +4333,7 @@
           <w:b/>
         </w:rPr>
       </w:pPr>
-      <w:bookmarkStart w:id="12" w:name="_Toc236899953"/>
+      <w:bookmarkStart w:name="_Toc236899953" w:id="12"/>
       <w:r>
         <w:rPr>
           <w:rFonts w:eastAsia="Calibri"/>
@@ -4342,12 +4350,12 @@
         <w:tblW w:w="8748" w:type="dxa"/>
         <w:tblInd w:w="468" w:type="dxa"/>
         <w:tblBorders>
-          <w:top w:val="dotted" w:sz="4" w:space="0" w:color="auto"/>
-          <w:left w:val="dotted" w:sz="4" w:space="0" w:color="auto"/>
-          <w:bottom w:val="dotted" w:sz="4" w:space="0" w:color="auto"/>
-          <w:right w:val="dotted" w:sz="4" w:space="0" w:color="auto"/>
-          <w:insideH w:val="dotted" w:sz="4" w:space="0" w:color="auto"/>
-          <w:insideV w:val="dotted" w:sz="4" w:space="0" w:color="auto"/>
+          <w:top w:val="dotted" w:color="auto" w:sz="4" w:space="0"/>
+          <w:left w:val="dotted" w:color="auto" w:sz="4" w:space="0"/>
+          <w:bottom w:val="dotted" w:color="auto" w:sz="4" w:space="0"/>
+          <w:right w:val="dotted" w:color="auto" w:sz="4" w:space="0"/>
+          <w:insideH w:val="dotted" w:color="auto" w:sz="4" w:space="0"/>
+          <w:insideV w:val="dotted" w:color="auto" w:sz="4" w:space="0"/>
         </w:tblBorders>
         <w:tblLayout w:type="fixed"/>
         <w:tblLook w:val="0000" w:firstRow="0" w:lastRow="0" w:firstColumn="0" w:lastColumn="0" w:noHBand="0" w:noVBand="0"/>
@@ -4379,7 +4387,7 @@
                 <w:szCs w:val="24"/>
               </w:rPr>
             </w:pPr>
-            <w:bookmarkStart w:id="13" w:name="_Toc360108588"/>
+            <w:bookmarkStart w:name="_Toc360108588" w:id="13"/>
             <w:r>
               <w:rPr>
                 <w:rFonts w:ascii="Times New Roman" w:hAnsi="Times New Roman" w:cs="Times New Roman"/>
@@ -4533,8 +4541,8 @@
         </w:rPr>
         <w:t xml:space="preserve"> </w:t>
       </w:r>
-      <w:bookmarkStart w:id="14" w:name="_Toc384987400"/>
-      <w:bookmarkStart w:id="15" w:name="_Toc236899954"/>
+      <w:bookmarkStart w:name="_Toc384987400" w:id="14"/>
+      <w:bookmarkStart w:name="_Toc236899954" w:id="15"/>
       <w:bookmarkEnd w:id="13"/>
       <w:r>
         <w:rPr>
@@ -4565,9 +4573,9 @@
           <w:b/>
         </w:rPr>
       </w:pPr>
-      <w:bookmarkStart w:id="16" w:name="_Toc360108591"/>
-      <w:bookmarkStart w:id="17" w:name="_Toc384987405"/>
-      <w:bookmarkStart w:id="18" w:name="_Toc236899955"/>
+      <w:bookmarkStart w:name="_Toc360108591" w:id="16"/>
+      <w:bookmarkStart w:name="_Toc384987405" w:id="17"/>
+      <w:bookmarkStart w:name="_Toc236899955" w:id="18"/>
       <w:r>
         <w:rPr>
           <w:rFonts w:eastAsia="Calibri"/>
@@ -4613,14 +4621,14 @@
           <w:b/>
         </w:rPr>
       </w:pPr>
-      <w:bookmarkStart w:id="19" w:name="_Toc360108596"/>
-      <w:bookmarkStart w:id="20" w:name="_Toc384987410"/>
-      <w:bookmarkStart w:id="21" w:name="_Toc236899956"/>
-      <w:bookmarkStart w:id="22" w:name="_Toc155610000"/>
-      <w:bookmarkStart w:id="23" w:name="_Ref255054510"/>
-      <w:bookmarkStart w:id="24" w:name="_Ref255054514"/>
-      <w:bookmarkStart w:id="25" w:name="_Ref255291176"/>
-      <w:bookmarkStart w:id="26" w:name="_Toc322091323"/>
+      <w:bookmarkStart w:name="_Toc360108596" w:id="19"/>
+      <w:bookmarkStart w:name="_Toc384987410" w:id="20"/>
+      <w:bookmarkStart w:name="_Toc236899956" w:id="21"/>
+      <w:bookmarkStart w:name="_Toc155610000" w:id="22"/>
+      <w:bookmarkStart w:name="_Ref255054510" w:id="23"/>
+      <w:bookmarkStart w:name="_Ref255054514" w:id="24"/>
+      <w:bookmarkStart w:name="_Ref255291176" w:id="25"/>
+      <w:bookmarkStart w:name="_Toc322091323" w:id="26"/>
       <w:r>
         <w:rPr>
           <w:rFonts w:eastAsia="Calibri"/>
@@ -4666,9 +4674,9 @@
           <w:b/>
         </w:rPr>
       </w:pPr>
-      <w:bookmarkStart w:id="27" w:name="_Toc360108597"/>
-      <w:bookmarkStart w:id="28" w:name="_Toc384987411"/>
-      <w:bookmarkStart w:id="29" w:name="_Toc236899957"/>
+      <w:bookmarkStart w:name="_Toc360108597" w:id="27"/>
+      <w:bookmarkStart w:name="_Toc384987411" w:id="28"/>
+      <w:bookmarkStart w:name="_Toc236899957" w:id="29"/>
       <w:r>
         <w:rPr>
           <w:rFonts w:eastAsia="Calibri"/>
@@ -4685,7 +4693,7 @@
         <w:spacing w:line="360" w:lineRule="auto"/>
         <w:ind w:left="630"/>
       </w:pPr>
-      <w:bookmarkStart w:id="30" w:name="_Toc360108598"/>
+      <w:bookmarkStart w:name="_Toc360108598" w:id="30"/>
       <w:r>
         <w:t>[</w:t>
       </w:r>
@@ -4715,8 +4723,8 @@
           <w:b/>
         </w:rPr>
       </w:pPr>
-      <w:bookmarkStart w:id="31" w:name="_Toc384987412"/>
-      <w:bookmarkStart w:id="32" w:name="_Toc236899958"/>
+      <w:bookmarkStart w:name="_Toc384987412" w:id="31"/>
+      <w:bookmarkStart w:name="_Toc236899958" w:id="32"/>
       <w:r>
         <w:rPr>
           <w:rFonts w:eastAsia="Calibri"/>
@@ -4762,8 +4770,8 @@
           <w:b/>
         </w:rPr>
       </w:pPr>
-      <w:bookmarkStart w:id="33" w:name="_Toc384987413"/>
-      <w:bookmarkStart w:id="34" w:name="_Toc236899959"/>
+      <w:bookmarkStart w:name="_Toc384987413" w:id="33"/>
+      <w:bookmarkStart w:name="_Toc236899959" w:id="34"/>
       <w:bookmarkEnd w:id="22"/>
       <w:bookmarkEnd w:id="23"/>
       <w:bookmarkEnd w:id="24"/>
@@ -4798,13 +4806,13 @@
           <w:b/>
         </w:rPr>
       </w:pPr>
-      <w:bookmarkStart w:id="35" w:name="_Use_case_AHR-004a_–_UC01:_Manage_St"/>
-      <w:bookmarkStart w:id="36" w:name="_Use_case_AHR-004a_–_UC01:_Manage_St_1"/>
-      <w:bookmarkStart w:id="37" w:name="_Toc360108600"/>
-      <w:bookmarkStart w:id="38" w:name="_Toc384987414"/>
-      <w:bookmarkStart w:id="39" w:name="_Toc236899960"/>
-      <w:bookmarkStart w:id="40" w:name="_Ref255057459"/>
-      <w:bookmarkStart w:id="41" w:name="_Toc155610002"/>
+      <w:bookmarkStart w:name="_Use_case_AHR-004a_–_UC01:_Manage_St" w:id="35"/>
+      <w:bookmarkStart w:name="_Use_case_AHR-004a_–_UC01:_Manage_St_1" w:id="36"/>
+      <w:bookmarkStart w:name="_Toc360108600" w:id="37"/>
+      <w:bookmarkStart w:name="_Toc384987414" w:id="38"/>
+      <w:bookmarkStart w:name="_Toc236899960" w:id="39"/>
+      <w:bookmarkStart w:name="_Ref255057459" w:id="40"/>
+      <w:bookmarkStart w:name="_Toc155610002" w:id="41"/>
       <w:bookmarkEnd w:id="35"/>
       <w:bookmarkEnd w:id="36"/>
       <w:r>
@@ -4830,40 +4838,40 @@
         <w:ind w:left="907" w:right="0" w:hanging="547"/>
         <w:jc w:val="left"/>
         <w:rPr>
-          <w:rFonts w:ascii="Times New Roman" w:eastAsia="Times New Roman" w:hAnsi="Times New Roman" w:cs="Times New Roman"/>
+          <w:rFonts w:ascii="Times New Roman" w:hAnsi="Times New Roman" w:eastAsia="Times New Roman" w:cs="Times New Roman"/>
         </w:rPr>
       </w:pPr>
-      <w:bookmarkStart w:id="42" w:name="_Toc384987415"/>
-      <w:bookmarkStart w:id="43" w:name="_Toc236899961"/>
-      <w:bookmarkStart w:id="44" w:name="_Toc360108732"/>
+      <w:bookmarkStart w:name="_Toc384987415" w:id="42"/>
+      <w:bookmarkStart w:name="_Toc236899961" w:id="43"/>
+      <w:bookmarkStart w:name="_Toc360108732" w:id="44"/>
       <w:r>
         <w:rPr>
-          <w:rFonts w:ascii="Times New Roman" w:eastAsia="Times New Roman" w:hAnsi="Times New Roman" w:cs="Times New Roman"/>
+          <w:rFonts w:ascii="Times New Roman" w:hAnsi="Times New Roman" w:eastAsia="Times New Roman" w:cs="Times New Roman"/>
         </w:rPr>
         <w:t>Use case 1</w:t>
       </w:r>
       <w:bookmarkEnd w:id="42"/>
       <w:r>
         <w:rPr>
-          <w:rFonts w:ascii="Times New Roman" w:eastAsia="Times New Roman" w:hAnsi="Times New Roman" w:cs="Times New Roman"/>
+          <w:rFonts w:ascii="Times New Roman" w:hAnsi="Times New Roman" w:eastAsia="Times New Roman" w:cs="Times New Roman"/>
         </w:rPr>
         <w:t xml:space="preserve"> &lt;</w:t>
       </w:r>
       <w:r>
         <w:rPr>
-          <w:rFonts w:ascii="Times New Roman" w:eastAsia="Times New Roman" w:hAnsi="Times New Roman" w:cs="Times New Roman"/>
+          <w:rFonts w:ascii="Times New Roman" w:hAnsi="Times New Roman" w:eastAsia="Times New Roman" w:cs="Times New Roman"/>
         </w:rPr>
         <w:t xml:space="preserve">Báo cáo </w:t>
       </w:r>
       <w:r>
         <w:rPr>
-          <w:rFonts w:ascii="Times New Roman" w:eastAsia="Times New Roman" w:hAnsi="Times New Roman" w:cs="Times New Roman"/>
+          <w:rFonts w:ascii="Times New Roman" w:hAnsi="Times New Roman" w:eastAsia="Times New Roman" w:cs="Times New Roman"/>
         </w:rPr>
         <w:t>EXCEPTION - FTR</w:t>
       </w:r>
       <w:r>
         <w:rPr>
-          <w:rFonts w:ascii="Times New Roman" w:eastAsia="Times New Roman" w:hAnsi="Times New Roman" w:cs="Times New Roman"/>
+          <w:rFonts w:ascii="Times New Roman" w:hAnsi="Times New Roman" w:eastAsia="Times New Roman" w:cs="Times New Roman"/>
         </w:rPr>
         <w:t>&gt;</w:t>
       </w:r>
@@ -4874,12 +4882,12 @@
         <w:tblW w:w="4743" w:type="pct"/>
         <w:tblInd w:w="475" w:type="dxa"/>
         <w:tblBorders>
-          <w:top w:val="single" w:sz="4" w:space="0" w:color="000000" w:themeColor="text1"/>
-          <w:left w:val="single" w:sz="4" w:space="0" w:color="000000" w:themeColor="text1"/>
-          <w:bottom w:val="single" w:sz="4" w:space="0" w:color="000000" w:themeColor="text1"/>
-          <w:right w:val="single" w:sz="4" w:space="0" w:color="000000" w:themeColor="text1"/>
-          <w:insideH w:val="single" w:sz="4" w:space="0" w:color="000000" w:themeColor="text1"/>
-          <w:insideV w:val="single" w:sz="4" w:space="0" w:color="000000" w:themeColor="text1"/>
+          <w:top w:val="single" w:color="000000" w:themeColor="text1" w:sz="4" w:space="0"/>
+          <w:left w:val="single" w:color="000000" w:themeColor="text1" w:sz="4" w:space="0"/>
+          <w:bottom w:val="single" w:color="000000" w:themeColor="text1" w:sz="4" w:space="0"/>
+          <w:right w:val="single" w:color="000000" w:themeColor="text1" w:sz="4" w:space="0"/>
+          <w:insideH w:val="single" w:color="000000" w:themeColor="text1" w:sz="4" w:space="0"/>
+          <w:insideV w:val="single" w:color="000000" w:themeColor="text1" w:sz="4" w:space="0"/>
         </w:tblBorders>
         <w:tblCellMar>
           <w:top w:w="29" w:type="dxa"/>
@@ -5228,12 +5236,12 @@
         <w:tblW w:w="9180" w:type="dxa"/>
         <w:tblInd w:w="475" w:type="dxa"/>
         <w:tblBorders>
-          <w:top w:val="single" w:sz="8" w:space="0" w:color="000000" w:themeColor="text1"/>
-          <w:left w:val="single" w:sz="8" w:space="0" w:color="000000" w:themeColor="text1"/>
-          <w:bottom w:val="single" w:sz="8" w:space="0" w:color="000000" w:themeColor="text1"/>
-          <w:right w:val="single" w:sz="8" w:space="0" w:color="000000" w:themeColor="text1"/>
-          <w:insideH w:val="single" w:sz="8" w:space="0" w:color="000000" w:themeColor="text1"/>
-          <w:insideV w:val="single" w:sz="8" w:space="0" w:color="000000" w:themeColor="text1"/>
+          <w:top w:val="single" w:color="000000" w:themeColor="text1" w:sz="8" w:space="0"/>
+          <w:left w:val="single" w:color="000000" w:themeColor="text1" w:sz="8" w:space="0"/>
+          <w:bottom w:val="single" w:color="000000" w:themeColor="text1" w:sz="8" w:space="0"/>
+          <w:right w:val="single" w:color="000000" w:themeColor="text1" w:sz="8" w:space="0"/>
+          <w:insideH w:val="single" w:color="000000" w:themeColor="text1" w:sz="8" w:space="0"/>
+          <w:insideV w:val="single" w:color="000000" w:themeColor="text1" w:sz="8" w:space="0"/>
         </w:tblBorders>
         <w:tblLayout w:type="fixed"/>
         <w:tblLook w:val="01E0" w:firstRow="1" w:lastRow="1" w:firstColumn="1" w:lastColumn="1" w:noHBand="0" w:noVBand="0"/>
@@ -5257,7 +5265,7 @@
               <w:ind w:left="-144" w:right="-144"/>
               <w:jc w:val="center"/>
               <w:rPr>
-                <w:rFonts w:ascii="Times New Roman" w:eastAsia="Times New Roman" w:hAnsi="Times New Roman" w:cs="Times New Roman"/>
+                <w:rFonts w:ascii="Times New Roman" w:hAnsi="Times New Roman" w:eastAsia="Times New Roman" w:cs="Times New Roman"/>
                 <w:sz w:val="24"/>
                 <w:szCs w:val="24"/>
                 <w:lang w:val="en-GB"/>
@@ -5265,12 +5273,11 @@
             </w:pPr>
             <w:r>
               <w:rPr>
-                <w:rFonts w:ascii="Times New Roman" w:eastAsia="Times New Roman" w:hAnsi="Times New Roman" w:cs="Times New Roman"/>
+                <w:rFonts w:ascii="Times New Roman" w:hAnsi="Times New Roman" w:eastAsia="Times New Roman" w:cs="Times New Roman"/>
                 <w:sz w:val="24"/>
                 <w:szCs w:val="24"/>
                 <w:lang w:val="en-GB"/>
               </w:rPr>
-              <w:lastRenderedPageBreak/>
               <w:t>Hoạt động</w:t>
             </w:r>
           </w:p>
@@ -5280,9 +5287,9 @@
             <w:cnfStyle w:val="000010000000" w:firstRow="0" w:lastRow="0" w:firstColumn="0" w:lastColumn="0" w:oddVBand="1" w:evenVBand="0" w:oddHBand="0" w:evenHBand="0" w:firstRowFirstColumn="0" w:firstRowLastColumn="0" w:lastRowFirstColumn="0" w:lastRowLastColumn="0"/>
             <w:tcW w:w="851" w:type="dxa"/>
             <w:tcBorders>
-              <w:top w:val="none" w:sz="0" w:space="0" w:color="auto"/>
-              <w:left w:val="none" w:sz="0" w:space="0" w:color="auto"/>
-              <w:right w:val="none" w:sz="0" w:space="0" w:color="auto"/>
+              <w:top w:val="none" w:color="auto" w:sz="0" w:space="0"/>
+              <w:left w:val="none" w:color="auto" w:sz="0" w:space="0"/>
+              <w:right w:val="none" w:color="auto" w:sz="0" w:space="0"/>
             </w:tcBorders>
           </w:tcPr>
           <w:p>
@@ -5290,7 +5297,7 @@
               <w:ind w:left="-142" w:right="-320"/>
               <w:jc w:val="both"/>
               <w:rPr>
-                <w:rFonts w:ascii="Times New Roman" w:eastAsia="Times New Roman" w:hAnsi="Times New Roman" w:cs="Times New Roman"/>
+                <w:rFonts w:ascii="Times New Roman" w:hAnsi="Times New Roman" w:eastAsia="Times New Roman" w:cs="Times New Roman"/>
                 <w:sz w:val="24"/>
                 <w:szCs w:val="24"/>
                 <w:lang w:val="en-GB"/>
@@ -5298,7 +5305,7 @@
             </w:pPr>
             <w:r>
               <w:rPr>
-                <w:rFonts w:ascii="Times New Roman" w:eastAsia="Times New Roman" w:hAnsi="Times New Roman" w:cs="Times New Roman"/>
+                <w:rFonts w:ascii="Times New Roman" w:hAnsi="Times New Roman" w:eastAsia="Times New Roman" w:cs="Times New Roman"/>
                 <w:sz w:val="24"/>
                 <w:szCs w:val="24"/>
                 <w:lang w:val="en-GB"/>
@@ -5307,7 +5314,7 @@
             </w:r>
             <w:r>
               <w:rPr>
-                <w:rFonts w:ascii="Times New Roman" w:eastAsia="Times New Roman" w:hAnsi="Times New Roman" w:cs="Times New Roman"/>
+                <w:rFonts w:ascii="Times New Roman" w:hAnsi="Times New Roman" w:eastAsia="Times New Roman" w:cs="Times New Roman"/>
                 <w:sz w:val="24"/>
                 <w:szCs w:val="24"/>
                 <w:lang w:val="en-GB"/>
@@ -5326,7 +5333,7 @@
               <w:ind w:left="-142" w:right="-320"/>
               <w:jc w:val="center"/>
               <w:rPr>
-                <w:rFonts w:ascii="Times New Roman" w:eastAsia="Times New Roman" w:hAnsi="Times New Roman" w:cs="Times New Roman"/>
+                <w:rFonts w:ascii="Times New Roman" w:hAnsi="Times New Roman" w:eastAsia="Times New Roman" w:cs="Times New Roman"/>
                 <w:sz w:val="24"/>
                 <w:szCs w:val="24"/>
                 <w:lang w:val="en-GB"/>
@@ -5334,7 +5341,7 @@
             </w:pPr>
             <w:r>
               <w:rPr>
-                <w:rFonts w:ascii="Times New Roman" w:eastAsia="Times New Roman" w:hAnsi="Times New Roman" w:cs="Times New Roman"/>
+                <w:rFonts w:ascii="Times New Roman" w:hAnsi="Times New Roman" w:eastAsia="Times New Roman" w:cs="Times New Roman"/>
                 <w:sz w:val="24"/>
                 <w:szCs w:val="24"/>
                 <w:lang w:val="en-GB"/>
@@ -5353,9 +5360,9 @@
             <w:cnfStyle w:val="001000000000" w:firstRow="0" w:lastRow="0" w:firstColumn="1" w:lastColumn="0" w:oddVBand="0" w:evenVBand="0" w:oddHBand="0" w:evenHBand="0" w:firstRowFirstColumn="0" w:firstRowLastColumn="0" w:lastRowFirstColumn="0" w:lastRowLastColumn="0"/>
             <w:tcW w:w="791" w:type="dxa"/>
             <w:tcBorders>
-              <w:top w:val="none" w:sz="0" w:space="0" w:color="auto"/>
-              <w:left w:val="none" w:sz="0" w:space="0" w:color="auto"/>
-              <w:bottom w:val="none" w:sz="0" w:space="0" w:color="auto"/>
+              <w:top w:val="none" w:color="auto" w:sz="0" w:space="0"/>
+              <w:left w:val="none" w:color="auto" w:sz="0" w:space="0"/>
+              <w:bottom w:val="none" w:color="auto" w:sz="0" w:space="0"/>
             </w:tcBorders>
           </w:tcPr>
           <w:p>
@@ -5363,7 +5370,7 @@
               <w:ind w:left="-144" w:right="-144"/>
               <w:jc w:val="center"/>
               <w:rPr>
-                <w:rFonts w:ascii="Times New Roman" w:eastAsia="Times New Roman" w:hAnsi="Times New Roman" w:cs="Times New Roman"/>
+                <w:rFonts w:ascii="Times New Roman" w:hAnsi="Times New Roman" w:eastAsia="Times New Roman" w:cs="Times New Roman"/>
                 <w:sz w:val="24"/>
                 <w:szCs w:val="24"/>
                 <w:lang w:val="en-GB"/>
@@ -5376,10 +5383,10 @@
             <w:cnfStyle w:val="000010000000" w:firstRow="0" w:lastRow="0" w:firstColumn="0" w:lastColumn="0" w:oddVBand="1" w:evenVBand="0" w:oddHBand="0" w:evenHBand="0" w:firstRowFirstColumn="0" w:firstRowLastColumn="0" w:lastRowFirstColumn="0" w:lastRowLastColumn="0"/>
             <w:tcW w:w="851" w:type="dxa"/>
             <w:tcBorders>
-              <w:top w:val="none" w:sz="0" w:space="0" w:color="auto"/>
-              <w:left w:val="none" w:sz="0" w:space="0" w:color="auto"/>
-              <w:bottom w:val="none" w:sz="0" w:space="0" w:color="auto"/>
-              <w:right w:val="none" w:sz="0" w:space="0" w:color="auto"/>
+              <w:top w:val="none" w:color="auto" w:sz="0" w:space="0"/>
+              <w:left w:val="none" w:color="auto" w:sz="0" w:space="0"/>
+              <w:bottom w:val="none" w:color="auto" w:sz="0" w:space="0"/>
+              <w:right w:val="none" w:color="auto" w:sz="0" w:space="0"/>
             </w:tcBorders>
           </w:tcPr>
           <w:p>
@@ -5387,7 +5394,7 @@
               <w:ind w:left="-144" w:right="-144"/>
               <w:jc w:val="center"/>
               <w:rPr>
-                <w:rFonts w:ascii="Times New Roman" w:eastAsia="Times New Roman" w:hAnsi="Times New Roman" w:cs="Times New Roman"/>
+                <w:rFonts w:ascii="Times New Roman" w:hAnsi="Times New Roman" w:eastAsia="Times New Roman" w:cs="Times New Roman"/>
                 <w:sz w:val="24"/>
                 <w:szCs w:val="24"/>
                 <w:lang w:val="en-GB"/>
@@ -5395,7 +5402,7 @@
             </w:pPr>
             <w:r>
               <w:rPr>
-                <w:rFonts w:ascii="Times New Roman" w:eastAsia="Times New Roman" w:hAnsi="Times New Roman" w:cs="Times New Roman"/>
+                <w:rFonts w:ascii="Times New Roman" w:hAnsi="Times New Roman" w:eastAsia="Times New Roman" w:cs="Times New Roman"/>
                 <w:sz w:val="24"/>
                 <w:szCs w:val="24"/>
                 <w:lang w:val="en-GB"/>
@@ -5409,16 +5416,16 @@
             <w:cnfStyle w:val="000100000000" w:firstRow="0" w:lastRow="0" w:firstColumn="0" w:lastColumn="1" w:oddVBand="0" w:evenVBand="0" w:oddHBand="0" w:evenHBand="0" w:firstRowFirstColumn="0" w:firstRowLastColumn="0" w:lastRowFirstColumn="0" w:lastRowLastColumn="0"/>
             <w:tcW w:w="7538" w:type="dxa"/>
             <w:tcBorders>
-              <w:top w:val="none" w:sz="0" w:space="0" w:color="auto"/>
-              <w:bottom w:val="none" w:sz="0" w:space="0" w:color="auto"/>
-              <w:right w:val="none" w:sz="0" w:space="0" w:color="auto"/>
+              <w:top w:val="none" w:color="auto" w:sz="0" w:space="0"/>
+              <w:bottom w:val="none" w:color="auto" w:sz="0" w:space="0"/>
+              <w:right w:val="none" w:color="auto" w:sz="0" w:space="0"/>
             </w:tcBorders>
           </w:tcPr>
           <w:p>
             <w:pPr>
               <w:ind w:right="-320"/>
               <w:rPr>
-                <w:rFonts w:ascii="Times New Roman" w:eastAsia="Times New Roman" w:hAnsi="Times New Roman" w:cs="Times New Roman"/>
+                <w:rFonts w:ascii="Times New Roman" w:hAnsi="Times New Roman" w:eastAsia="Times New Roman" w:cs="Times New Roman"/>
                 <w:sz w:val="24"/>
                 <w:szCs w:val="24"/>
                 <w:lang w:val="en-GB"/>
@@ -5426,7 +5433,7 @@
             </w:pPr>
             <w:r>
               <w:rPr>
-                <w:rFonts w:ascii="Times New Roman" w:eastAsia="Times New Roman" w:hAnsi="Times New Roman" w:cs="Times New Roman"/>
+                <w:rFonts w:ascii="Times New Roman" w:hAnsi="Times New Roman" w:eastAsia="Times New Roman" w:cs="Times New Roman"/>
                 <w:b/>
                 <w:sz w:val="24"/>
                 <w:szCs w:val="24"/>
@@ -5437,7 +5444,7 @@
             </w:r>
             <w:r>
               <w:rPr>
-                <w:rFonts w:ascii="Times New Roman" w:eastAsia="Times New Roman" w:hAnsi="Times New Roman" w:cs="Times New Roman"/>
+                <w:rFonts w:ascii="Times New Roman" w:hAnsi="Times New Roman" w:eastAsia="Times New Roman" w:cs="Times New Roman"/>
                 <w:sz w:val="24"/>
                 <w:szCs w:val="24"/>
                 <w:lang w:val="en-GB"/>
@@ -5595,7 +5602,7 @@
               <w:ind w:left="-144" w:right="-144"/>
               <w:jc w:val="center"/>
               <w:rPr>
-                <w:rFonts w:ascii="Times New Roman" w:eastAsia="Times New Roman" w:hAnsi="Times New Roman" w:cs="Times New Roman"/>
+                <w:rFonts w:ascii="Times New Roman" w:hAnsi="Times New Roman" w:eastAsia="Times New Roman" w:cs="Times New Roman"/>
                 <w:sz w:val="24"/>
                 <w:szCs w:val="24"/>
                 <w:lang w:val="en-GB"/>
@@ -5608,8 +5615,8 @@
             <w:cnfStyle w:val="000010000000" w:firstRow="0" w:lastRow="0" w:firstColumn="0" w:lastColumn="0" w:oddVBand="1" w:evenVBand="0" w:oddHBand="0" w:evenHBand="0" w:firstRowFirstColumn="0" w:firstRowLastColumn="0" w:lastRowFirstColumn="0" w:lastRowLastColumn="0"/>
             <w:tcW w:w="851" w:type="dxa"/>
             <w:tcBorders>
-              <w:left w:val="none" w:sz="0" w:space="0" w:color="auto"/>
-              <w:right w:val="none" w:sz="0" w:space="0" w:color="auto"/>
+              <w:left w:val="none" w:color="auto" w:sz="0" w:space="0"/>
+              <w:right w:val="none" w:color="auto" w:sz="0" w:space="0"/>
             </w:tcBorders>
           </w:tcPr>
           <w:p>
@@ -5617,7 +5624,7 @@
               <w:ind w:left="-144" w:right="-144"/>
               <w:jc w:val="center"/>
               <w:rPr>
-                <w:rFonts w:ascii="Times New Roman" w:eastAsia="Times New Roman" w:hAnsi="Times New Roman" w:cs="Times New Roman"/>
+                <w:rFonts w:ascii="Times New Roman" w:hAnsi="Times New Roman" w:eastAsia="Times New Roman" w:cs="Times New Roman"/>
                 <w:sz w:val="24"/>
                 <w:szCs w:val="24"/>
                 <w:lang w:val="en-GB"/>
@@ -5625,7 +5632,7 @@
             </w:pPr>
             <w:r>
               <w:rPr>
-                <w:rFonts w:ascii="Times New Roman" w:eastAsia="Times New Roman" w:hAnsi="Times New Roman" w:cs="Times New Roman"/>
+                <w:rFonts w:ascii="Times New Roman" w:hAnsi="Times New Roman" w:eastAsia="Times New Roman" w:cs="Times New Roman"/>
                 <w:sz w:val="24"/>
                 <w:szCs w:val="24"/>
                 <w:lang w:val="en-GB"/>
@@ -6453,7 +6460,6 @@
                       <w:rFonts w:eastAsia="Times New Roman"/>
                       <w:lang w:val="en-GB"/>
                     </w:rPr>
-                    <w:lastRenderedPageBreak/>
                     <w:t>b.EXCEPTION</w:t>
                   </w:r>
                   <w:proofErr w:type="gramEnd"/>
@@ -6514,7 +6520,6 @@
                     <w:jc w:val="left"/>
                   </w:pPr>
                   <w:r>
-                    <w:lastRenderedPageBreak/>
                     <w:t>SBLOS2.</w:t>
                   </w:r>
                   <w:r>
@@ -6866,7 +6871,7 @@
             <w:pPr>
               <w:spacing w:line="360" w:lineRule="auto"/>
               <w:rPr>
-                <w:rFonts w:ascii="Times New Roman" w:eastAsia="Times New Roman" w:hAnsi="Times New Roman" w:cs="Times New Roman"/>
+                <w:rFonts w:ascii="Times New Roman" w:hAnsi="Times New Roman" w:eastAsia="Times New Roman" w:cs="Times New Roman"/>
                 <w:sz w:val="24"/>
                 <w:szCs w:val="24"/>
                 <w:lang w:val="en-GB"/>
@@ -6884,9 +6889,9 @@
             <w:cnfStyle w:val="001000000000" w:firstRow="0" w:lastRow="0" w:firstColumn="1" w:lastColumn="0" w:oddVBand="0" w:evenVBand="0" w:oddHBand="0" w:evenHBand="0" w:firstRowFirstColumn="0" w:firstRowLastColumn="0" w:lastRowFirstColumn="0" w:lastRowLastColumn="0"/>
             <w:tcW w:w="791" w:type="dxa"/>
             <w:tcBorders>
-              <w:top w:val="none" w:sz="0" w:space="0" w:color="auto"/>
-              <w:left w:val="none" w:sz="0" w:space="0" w:color="auto"/>
-              <w:bottom w:val="none" w:sz="0" w:space="0" w:color="auto"/>
+              <w:top w:val="none" w:color="auto" w:sz="0" w:space="0"/>
+              <w:left w:val="none" w:color="auto" w:sz="0" w:space="0"/>
+              <w:bottom w:val="none" w:color="auto" w:sz="0" w:space="0"/>
             </w:tcBorders>
           </w:tcPr>
           <w:p>
@@ -6894,7 +6899,7 @@
               <w:ind w:left="-144" w:right="-144"/>
               <w:jc w:val="center"/>
               <w:rPr>
-                <w:rFonts w:ascii="Times New Roman" w:eastAsia="Times New Roman" w:hAnsi="Times New Roman" w:cs="Times New Roman"/>
+                <w:rFonts w:ascii="Times New Roman" w:hAnsi="Times New Roman" w:eastAsia="Times New Roman" w:cs="Times New Roman"/>
                 <w:sz w:val="24"/>
                 <w:szCs w:val="24"/>
                 <w:lang w:val="en-GB"/>
@@ -6907,10 +6912,10 @@
             <w:cnfStyle w:val="000010000000" w:firstRow="0" w:lastRow="0" w:firstColumn="0" w:lastColumn="0" w:oddVBand="1" w:evenVBand="0" w:oddHBand="0" w:evenHBand="0" w:firstRowFirstColumn="0" w:firstRowLastColumn="0" w:lastRowFirstColumn="0" w:lastRowLastColumn="0"/>
             <w:tcW w:w="851" w:type="dxa"/>
             <w:tcBorders>
-              <w:top w:val="none" w:sz="0" w:space="0" w:color="auto"/>
-              <w:left w:val="none" w:sz="0" w:space="0" w:color="auto"/>
-              <w:bottom w:val="none" w:sz="0" w:space="0" w:color="auto"/>
-              <w:right w:val="none" w:sz="0" w:space="0" w:color="auto"/>
+              <w:top w:val="none" w:color="auto" w:sz="0" w:space="0"/>
+              <w:left w:val="none" w:color="auto" w:sz="0" w:space="0"/>
+              <w:bottom w:val="none" w:color="auto" w:sz="0" w:space="0"/>
+              <w:right w:val="none" w:color="auto" w:sz="0" w:space="0"/>
             </w:tcBorders>
           </w:tcPr>
           <w:p>
@@ -6918,7 +6923,7 @@
               <w:ind w:left="-144" w:right="-144"/>
               <w:jc w:val="center"/>
               <w:rPr>
-                <w:rFonts w:ascii="Times New Roman" w:eastAsia="Times New Roman" w:hAnsi="Times New Roman" w:cs="Times New Roman"/>
+                <w:rFonts w:ascii="Times New Roman" w:hAnsi="Times New Roman" w:eastAsia="Times New Roman" w:cs="Times New Roman"/>
                 <w:sz w:val="24"/>
                 <w:szCs w:val="24"/>
                 <w:lang w:val="en-GB"/>
@@ -6926,7 +6931,7 @@
             </w:pPr>
             <w:r>
               <w:rPr>
-                <w:rFonts w:ascii="Times New Roman" w:eastAsia="Times New Roman" w:hAnsi="Times New Roman" w:cs="Times New Roman"/>
+                <w:rFonts w:ascii="Times New Roman" w:hAnsi="Times New Roman" w:eastAsia="Times New Roman" w:cs="Times New Roman"/>
                 <w:sz w:val="24"/>
                 <w:szCs w:val="24"/>
                 <w:lang w:val="en-GB"/>
@@ -6940,9 +6945,9 @@
             <w:cnfStyle w:val="000100000000" w:firstRow="0" w:lastRow="0" w:firstColumn="0" w:lastColumn="1" w:oddVBand="0" w:evenVBand="0" w:oddHBand="0" w:evenHBand="0" w:firstRowFirstColumn="0" w:firstRowLastColumn="0" w:lastRowFirstColumn="0" w:lastRowLastColumn="0"/>
             <w:tcW w:w="7538" w:type="dxa"/>
             <w:tcBorders>
-              <w:top w:val="none" w:sz="0" w:space="0" w:color="auto"/>
-              <w:bottom w:val="none" w:sz="0" w:space="0" w:color="auto"/>
-              <w:right w:val="none" w:sz="0" w:space="0" w:color="auto"/>
+              <w:top w:val="none" w:color="auto" w:sz="0" w:space="0"/>
+              <w:bottom w:val="none" w:color="auto" w:sz="0" w:space="0"/>
+              <w:right w:val="none" w:color="auto" w:sz="0" w:space="0"/>
             </w:tcBorders>
           </w:tcPr>
           <w:p>
@@ -6998,8 +7003,8 @@
           <w:b/>
         </w:rPr>
       </w:pPr>
-      <w:bookmarkStart w:id="45" w:name="_Toc384987416"/>
-      <w:bookmarkStart w:id="46" w:name="_Toc360108733"/>
+      <w:bookmarkStart w:name="_Toc384987416" w:id="45"/>
+      <w:bookmarkStart w:name="_Toc360108733" w:id="46"/>
       <w:bookmarkEnd w:id="40"/>
       <w:bookmarkEnd w:id="41"/>
       <w:bookmarkEnd w:id="44"/>
@@ -7022,6 +7027,7 @@
         <w:tc>
           <w:tcPr>
             <w:tcW w:w="838" w:type="dxa"/>
+            <w:tcMar/>
           </w:tcPr>
           <w:p>
             <w:pPr>
@@ -7046,6 +7052,7 @@
         <w:tc>
           <w:tcPr>
             <w:tcW w:w="1842" w:type="dxa"/>
+            <w:tcMar/>
           </w:tcPr>
           <w:p>
             <w:pPr>
@@ -7070,6 +7077,7 @@
         <w:tc>
           <w:tcPr>
             <w:tcW w:w="1985" w:type="dxa"/>
+            <w:tcMar/>
           </w:tcPr>
           <w:p>
             <w:pPr>
@@ -7094,6 +7102,7 @@
         <w:tc>
           <w:tcPr>
             <w:tcW w:w="4819" w:type="dxa"/>
+            <w:tcMar/>
           </w:tcPr>
           <w:p>
             <w:pPr>
@@ -7121,6 +7130,7 @@
           <w:tcPr>
             <w:tcW w:w="9484" w:type="dxa"/>
             <w:gridSpan w:val="4"/>
+            <w:tcMar/>
           </w:tcPr>
           <w:p>
             <w:pPr>
@@ -7150,6 +7160,7 @@
         <w:tc>
           <w:tcPr>
             <w:tcW w:w="838" w:type="dxa"/>
+            <w:tcMar/>
           </w:tcPr>
           <w:p>
             <w:pPr>
@@ -7166,6 +7177,7 @@
         <w:tc>
           <w:tcPr>
             <w:tcW w:w="1842" w:type="dxa"/>
+            <w:tcMar/>
           </w:tcPr>
           <w:p>
             <w:pPr>
@@ -7184,6 +7196,7 @@
         <w:tc>
           <w:tcPr>
             <w:tcW w:w="1985" w:type="dxa"/>
+            <w:tcMar/>
           </w:tcPr>
           <w:p>
             <w:pPr>
@@ -7198,6 +7211,7 @@
         <w:tc>
           <w:tcPr>
             <w:tcW w:w="4819" w:type="dxa"/>
+            <w:tcMar/>
           </w:tcPr>
           <w:p>
             <w:pPr>
@@ -7214,6 +7228,7 @@
         <w:tc>
           <w:tcPr>
             <w:tcW w:w="838" w:type="dxa"/>
+            <w:tcMar/>
           </w:tcPr>
           <w:p>
             <w:pPr>
@@ -7233,6 +7248,7 @@
         <w:tc>
           <w:tcPr>
             <w:tcW w:w="1842" w:type="dxa"/>
+            <w:tcMar/>
           </w:tcPr>
           <w:p>
             <w:pPr>
@@ -7251,6 +7267,7 @@
         <w:tc>
           <w:tcPr>
             <w:tcW w:w="1985" w:type="dxa"/>
+            <w:tcMar/>
           </w:tcPr>
           <w:p>
             <w:pPr>
@@ -7268,6 +7285,7 @@
         <w:tc>
           <w:tcPr>
             <w:tcW w:w="4819" w:type="dxa"/>
+            <w:tcMar/>
           </w:tcPr>
           <w:p>
             <w:pPr>
@@ -7287,6 +7305,7 @@
         <w:tc>
           <w:tcPr>
             <w:tcW w:w="838" w:type="dxa"/>
+            <w:tcMar/>
           </w:tcPr>
           <w:p>
             <w:pPr>
@@ -7306,6 +7325,7 @@
         <w:tc>
           <w:tcPr>
             <w:tcW w:w="1842" w:type="dxa"/>
+            <w:tcMar/>
           </w:tcPr>
           <w:p>
             <w:pPr>
@@ -7324,6 +7344,7 @@
         <w:tc>
           <w:tcPr>
             <w:tcW w:w="1985" w:type="dxa"/>
+            <w:tcMar/>
           </w:tcPr>
           <w:p>
             <w:pPr>
@@ -7341,6 +7362,7 @@
         <w:tc>
           <w:tcPr>
             <w:tcW w:w="4819" w:type="dxa"/>
+            <w:tcMar/>
           </w:tcPr>
           <w:p>
             <w:pPr>
@@ -7390,44 +7412,236 @@
               <w:rPr>
                 <w:rFonts w:eastAsia="Calibri"/>
               </w:rPr>
-              <w:t xml:space="preserve">Lấy giá trị </w:t>
-            </w:r>
-            <w:proofErr w:type="gramStart"/>
+              <w:t>Lấy</w:t>
+            </w:r>
+            <w:r>
+              <w:rPr>
+                <w:rFonts w:eastAsia="Calibri"/>
+              </w:rPr>
+              <w:t xml:space="preserve"> </w:t>
+            </w:r>
+            <w:r>
+              <w:rPr>
+                <w:rFonts w:eastAsia="Calibri"/>
+              </w:rPr>
+              <w:t>giá</w:t>
+            </w:r>
+            <w:r>
+              <w:rPr>
+                <w:rFonts w:eastAsia="Calibri"/>
+              </w:rPr>
+              <w:t xml:space="preserve"> </w:t>
+            </w:r>
+            <w:r>
+              <w:rPr>
+                <w:rFonts w:eastAsia="Calibri"/>
+              </w:rPr>
+              <w:t>trị</w:t>
+            </w:r>
+            <w:r>
+              <w:rPr>
+                <w:rFonts w:eastAsia="Calibri"/>
+              </w:rPr>
+              <w:t xml:space="preserve"> </w:t>
+            </w:r>
             <w:r>
               <w:rPr>
                 <w:rFonts w:eastAsia="Calibri"/>
               </w:rPr>
               <w:t>d.ACTIVITYNAME</w:t>
             </w:r>
-            <w:proofErr w:type="gramEnd"/>
-            <w:r>
-              <w:rPr>
-                <w:rFonts w:eastAsia="Calibri"/>
-              </w:rPr>
-              <w:t xml:space="preserve"> với điều kiện: Tồn tại bản ghi trong bảng NG_SB_RLOS_ENTRY_EXIT (e) thỏa mãn điều kiện </w:t>
-            </w:r>
-            <w:proofErr w:type="gramStart"/>
+            <w:r>
+              <w:rPr>
+                <w:rFonts w:eastAsia="Calibri"/>
+              </w:rPr>
+              <w:t xml:space="preserve"> </w:t>
+            </w:r>
+            <w:r>
+              <w:rPr>
+                <w:rFonts w:eastAsia="Calibri"/>
+              </w:rPr>
+              <w:t>với</w:t>
+            </w:r>
+            <w:r>
+              <w:rPr>
+                <w:rFonts w:eastAsia="Calibri"/>
+              </w:rPr>
+              <w:t xml:space="preserve"> </w:t>
+            </w:r>
+            <w:r>
+              <w:rPr>
+                <w:rFonts w:eastAsia="Calibri"/>
+              </w:rPr>
+              <w:t>điều</w:t>
+            </w:r>
+            <w:r>
+              <w:rPr>
+                <w:rFonts w:eastAsia="Calibri"/>
+              </w:rPr>
+              <w:t xml:space="preserve"> </w:t>
+            </w:r>
+            <w:r>
+              <w:rPr>
+                <w:rFonts w:eastAsia="Calibri"/>
+              </w:rPr>
+              <w:t>kiện</w:t>
+            </w:r>
+            <w:r>
+              <w:rPr>
+                <w:rFonts w:eastAsia="Calibri"/>
+              </w:rPr>
+              <w:t xml:space="preserve">: </w:t>
+            </w:r>
+            <w:r>
+              <w:rPr>
+                <w:rFonts w:eastAsia="Calibri"/>
+              </w:rPr>
+              <w:t>Tồn</w:t>
+            </w:r>
+            <w:r>
+              <w:rPr>
+                <w:rFonts w:eastAsia="Calibri"/>
+              </w:rPr>
+              <w:t xml:space="preserve"> </w:t>
+            </w:r>
+            <w:r>
+              <w:rPr>
+                <w:rFonts w:eastAsia="Calibri"/>
+              </w:rPr>
+              <w:t>tại</w:t>
+            </w:r>
+            <w:r>
+              <w:rPr>
+                <w:rFonts w:eastAsia="Calibri"/>
+              </w:rPr>
+              <w:t xml:space="preserve"> </w:t>
+            </w:r>
+            <w:r>
+              <w:rPr>
+                <w:rFonts w:eastAsia="Calibri"/>
+              </w:rPr>
+              <w:t>bản</w:t>
+            </w:r>
+            <w:r>
+              <w:rPr>
+                <w:rFonts w:eastAsia="Calibri"/>
+              </w:rPr>
+              <w:t xml:space="preserve"> </w:t>
+            </w:r>
+            <w:r>
+              <w:rPr>
+                <w:rFonts w:eastAsia="Calibri"/>
+              </w:rPr>
+              <w:t>ghi</w:t>
+            </w:r>
+            <w:r>
+              <w:rPr>
+                <w:rFonts w:eastAsia="Calibri"/>
+              </w:rPr>
+              <w:t xml:space="preserve"> </w:t>
+            </w:r>
+            <w:r>
+              <w:rPr>
+                <w:rFonts w:eastAsia="Calibri"/>
+              </w:rPr>
+              <w:t>trong</w:t>
+            </w:r>
+            <w:r>
+              <w:rPr>
+                <w:rFonts w:eastAsia="Calibri"/>
+              </w:rPr>
+              <w:t xml:space="preserve"> </w:t>
+            </w:r>
+            <w:r>
+              <w:rPr>
+                <w:rFonts w:eastAsia="Calibri"/>
+              </w:rPr>
+              <w:t>bảng</w:t>
+            </w:r>
+            <w:r>
+              <w:rPr>
+                <w:rFonts w:eastAsia="Calibri"/>
+              </w:rPr>
+              <w:t xml:space="preserve"> NG_SB_</w:t>
+            </w:r>
+            <w:r>
+              <w:rPr>
+                <w:rFonts w:eastAsia="Calibri"/>
+              </w:rPr>
+              <w:t>C</w:t>
+            </w:r>
+            <w:r>
+              <w:rPr>
+                <w:rFonts w:eastAsia="Calibri"/>
+              </w:rPr>
+              <w:t xml:space="preserve">LOS_ENTRY_EXIT (e) </w:t>
+            </w:r>
+            <w:r>
+              <w:rPr>
+                <w:rFonts w:eastAsia="Calibri"/>
+              </w:rPr>
+              <w:t>thỏa</w:t>
+            </w:r>
+            <w:r>
+              <w:rPr>
+                <w:rFonts w:eastAsia="Calibri"/>
+              </w:rPr>
+              <w:t xml:space="preserve"> </w:t>
+            </w:r>
+            <w:r>
+              <w:rPr>
+                <w:rFonts w:eastAsia="Calibri"/>
+              </w:rPr>
+              <w:t>mãn</w:t>
+            </w:r>
+            <w:r>
+              <w:rPr>
+                <w:rFonts w:eastAsia="Calibri"/>
+              </w:rPr>
+              <w:t xml:space="preserve"> </w:t>
+            </w:r>
+            <w:r>
+              <w:rPr>
+                <w:rFonts w:eastAsia="Calibri"/>
+              </w:rPr>
+              <w:t>điều</w:t>
+            </w:r>
+            <w:r>
+              <w:rPr>
+                <w:rFonts w:eastAsia="Calibri"/>
+              </w:rPr>
+              <w:t xml:space="preserve"> </w:t>
+            </w:r>
+            <w:r>
+              <w:rPr>
+                <w:rFonts w:eastAsia="Calibri"/>
+              </w:rPr>
+              <w:t>kiện</w:t>
+            </w:r>
+            <w:r>
+              <w:rPr>
+                <w:rFonts w:eastAsia="Calibri"/>
+              </w:rPr>
+              <w:t xml:space="preserve"> </w:t>
+            </w:r>
             <w:r>
               <w:rPr>
                 <w:rFonts w:eastAsia="Calibri"/>
               </w:rPr>
               <w:t>e.WINAME</w:t>
             </w:r>
-            <w:proofErr w:type="gramEnd"/>
             <w:r>
               <w:rPr>
                 <w:rFonts w:eastAsia="Calibri"/>
               </w:rPr>
               <w:t xml:space="preserve"> = </w:t>
             </w:r>
-            <w:proofErr w:type="gramStart"/>
             <w:r>
               <w:rPr>
                 <w:rFonts w:eastAsia="Calibri"/>
               </w:rPr>
               <w:t>a.WI</w:t>
             </w:r>
-            <w:proofErr w:type="gramEnd"/>
             <w:r>
               <w:rPr>
                 <w:rFonts w:eastAsia="Calibri"/>
@@ -7527,6 +7741,7 @@
         <w:tc>
           <w:tcPr>
             <w:tcW w:w="838" w:type="dxa"/>
+            <w:tcMar/>
           </w:tcPr>
           <w:p>
             <w:pPr>
@@ -7546,6 +7761,7 @@
         <w:tc>
           <w:tcPr>
             <w:tcW w:w="1842" w:type="dxa"/>
+            <w:tcMar/>
           </w:tcPr>
           <w:p>
             <w:pPr>
@@ -7564,6 +7780,7 @@
         <w:tc>
           <w:tcPr>
             <w:tcW w:w="1985" w:type="dxa"/>
+            <w:tcMar/>
           </w:tcPr>
           <w:p>
             <w:pPr>
@@ -7581,6 +7798,7 @@
         <w:tc>
           <w:tcPr>
             <w:tcW w:w="4819" w:type="dxa"/>
+            <w:tcMar/>
           </w:tcPr>
           <w:p>
             <w:pPr>
@@ -7600,6 +7818,7 @@
         <w:tc>
           <w:tcPr>
             <w:tcW w:w="838" w:type="dxa"/>
+            <w:tcMar/>
           </w:tcPr>
           <w:p>
             <w:pPr>
@@ -7619,6 +7838,7 @@
         <w:tc>
           <w:tcPr>
             <w:tcW w:w="1842" w:type="dxa"/>
+            <w:tcMar/>
           </w:tcPr>
           <w:p>
             <w:pPr>
@@ -7637,6 +7857,7 @@
         <w:tc>
           <w:tcPr>
             <w:tcW w:w="1985" w:type="dxa"/>
+            <w:tcMar/>
           </w:tcPr>
           <w:p>
             <w:pPr>
@@ -7654,6 +7875,7 @@
         <w:tc>
           <w:tcPr>
             <w:tcW w:w="4819" w:type="dxa"/>
+            <w:tcMar/>
           </w:tcPr>
           <w:p>
             <w:pPr>
@@ -7673,6 +7895,7 @@
         <w:tc>
           <w:tcPr>
             <w:tcW w:w="838" w:type="dxa"/>
+            <w:tcMar/>
           </w:tcPr>
           <w:p>
             <w:pPr>
@@ -7693,6 +7916,7 @@
         <w:tc>
           <w:tcPr>
             <w:tcW w:w="1842" w:type="dxa"/>
+            <w:tcMar/>
           </w:tcPr>
           <w:p>
             <w:pPr>
@@ -7711,6 +7935,7 @@
         <w:tc>
           <w:tcPr>
             <w:tcW w:w="1985" w:type="dxa"/>
+            <w:tcMar/>
           </w:tcPr>
           <w:p>
             <w:pPr>
@@ -7728,6 +7953,7 @@
         <w:tc>
           <w:tcPr>
             <w:tcW w:w="4819" w:type="dxa"/>
+            <w:tcMar/>
           </w:tcPr>
           <w:p>
             <w:pPr>
@@ -7747,6 +7973,7 @@
         <w:tc>
           <w:tcPr>
             <w:tcW w:w="838" w:type="dxa"/>
+            <w:tcMar/>
           </w:tcPr>
           <w:p>
             <w:pPr>
@@ -7767,6 +7994,7 @@
         <w:tc>
           <w:tcPr>
             <w:tcW w:w="1842" w:type="dxa"/>
+            <w:tcMar/>
           </w:tcPr>
           <w:p>
             <w:pPr>
@@ -7785,6 +8013,7 @@
         <w:tc>
           <w:tcPr>
             <w:tcW w:w="1985" w:type="dxa"/>
+            <w:tcMar/>
           </w:tcPr>
           <w:p>
             <w:pPr>
@@ -7802,6 +8031,7 @@
         <w:tc>
           <w:tcPr>
             <w:tcW w:w="4819" w:type="dxa"/>
+            <w:tcMar/>
           </w:tcPr>
           <w:p>
             <w:pPr>
@@ -7821,6 +8051,7 @@
         <w:tc>
           <w:tcPr>
             <w:tcW w:w="838" w:type="dxa"/>
+            <w:tcMar/>
           </w:tcPr>
           <w:p>
             <w:pPr>
@@ -7841,6 +8072,7 @@
         <w:tc>
           <w:tcPr>
             <w:tcW w:w="1842" w:type="dxa"/>
+            <w:tcMar/>
           </w:tcPr>
           <w:p>
             <w:pPr>
@@ -7859,6 +8091,7 @@
         <w:tc>
           <w:tcPr>
             <w:tcW w:w="1985" w:type="dxa"/>
+            <w:tcMar/>
           </w:tcPr>
           <w:p>
             <w:pPr>
@@ -7876,6 +8109,7 @@
         <w:tc>
           <w:tcPr>
             <w:tcW w:w="4819" w:type="dxa"/>
+            <w:tcMar/>
           </w:tcPr>
           <w:p>
             <w:pPr>
@@ -7892,6 +8126,7 @@
         <w:tc>
           <w:tcPr>
             <w:tcW w:w="838" w:type="dxa"/>
+            <w:tcMar/>
           </w:tcPr>
           <w:p>
             <w:pPr>
@@ -7912,6 +8147,7 @@
         <w:tc>
           <w:tcPr>
             <w:tcW w:w="1842" w:type="dxa"/>
+            <w:tcMar/>
           </w:tcPr>
           <w:p>
             <w:pPr>
@@ -7930,6 +8166,7 @@
         <w:tc>
           <w:tcPr>
             <w:tcW w:w="1985" w:type="dxa"/>
+            <w:tcMar/>
           </w:tcPr>
           <w:p>
             <w:pPr>
@@ -7947,6 +8184,7 @@
         <w:tc>
           <w:tcPr>
             <w:tcW w:w="4819" w:type="dxa"/>
+            <w:tcMar/>
           </w:tcPr>
           <w:p>
             <w:pPr>
@@ -8071,6 +8309,7 @@
         <w:tc>
           <w:tcPr>
             <w:tcW w:w="838" w:type="dxa"/>
+            <w:tcMar/>
           </w:tcPr>
           <w:p>
             <w:pPr>
@@ -8091,6 +8330,7 @@
         <w:tc>
           <w:tcPr>
             <w:tcW w:w="1842" w:type="dxa"/>
+            <w:tcMar/>
           </w:tcPr>
           <w:p>
             <w:pPr>
@@ -8109,6 +8349,7 @@
         <w:tc>
           <w:tcPr>
             <w:tcW w:w="1985" w:type="dxa"/>
+            <w:tcMar/>
           </w:tcPr>
           <w:p>
             <w:pPr>
@@ -8126,6 +8367,7 @@
         <w:tc>
           <w:tcPr>
             <w:tcW w:w="4819" w:type="dxa"/>
+            <w:tcMar/>
           </w:tcPr>
           <w:p>
             <w:pPr>
@@ -8145,6 +8387,7 @@
         <w:tc>
           <w:tcPr>
             <w:tcW w:w="838" w:type="dxa"/>
+            <w:tcMar/>
           </w:tcPr>
           <w:p>
             <w:pPr>
@@ -8165,6 +8408,7 @@
         <w:tc>
           <w:tcPr>
             <w:tcW w:w="1842" w:type="dxa"/>
+            <w:tcMar/>
           </w:tcPr>
           <w:p>
             <w:pPr>
@@ -8183,6 +8427,7 @@
         <w:tc>
           <w:tcPr>
             <w:tcW w:w="1985" w:type="dxa"/>
+            <w:tcMar/>
           </w:tcPr>
           <w:p>
             <w:pPr>
@@ -8200,6 +8445,7 @@
         <w:tc>
           <w:tcPr>
             <w:tcW w:w="4819" w:type="dxa"/>
+            <w:tcMar/>
           </w:tcPr>
           <w:p>
             <w:pPr>
@@ -8513,7 +8759,6 @@
                 <w:b/>
                 <w:bCs/>
               </w:rPr>
-              <w:lastRenderedPageBreak/>
               <w:t>Các trường hợp Exception được tính là ngoại lệ FTR của KHDN</w:t>
             </w:r>
           </w:p>
@@ -9020,7 +9265,6 @@
               <w:jc w:val="left"/>
             </w:pPr>
             <w:r>
-              <w:lastRenderedPageBreak/>
               <w:t xml:space="preserve">+ </w:t>
             </w:r>
             <w:proofErr w:type="gramStart"/>
@@ -9553,7 +9797,6 @@
               <w:rPr>
                 <w:color w:val="EE0000"/>
               </w:rPr>
-              <w:lastRenderedPageBreak/>
               <w:t>2</w:t>
             </w:r>
             <w:r>
@@ -10087,6 +10330,7 @@
         <w:tc>
           <w:tcPr>
             <w:tcW w:w="838" w:type="dxa"/>
+            <w:tcMar/>
           </w:tcPr>
           <w:p>
             <w:pPr>
@@ -10107,6 +10351,7 @@
         <w:tc>
           <w:tcPr>
             <w:tcW w:w="1842" w:type="dxa"/>
+            <w:tcMar/>
           </w:tcPr>
           <w:p>
             <w:pPr>
@@ -10125,6 +10370,7 @@
         <w:tc>
           <w:tcPr>
             <w:tcW w:w="1985" w:type="dxa"/>
+            <w:tcMar/>
           </w:tcPr>
           <w:p>
             <w:pPr>
@@ -10142,6 +10388,7 @@
         <w:tc>
           <w:tcPr>
             <w:tcW w:w="4819" w:type="dxa"/>
+            <w:tcMar/>
           </w:tcPr>
           <w:p>
             <w:pPr>
@@ -10265,6 +10512,7 @@
         <w:tc>
           <w:tcPr>
             <w:tcW w:w="838" w:type="dxa"/>
+            <w:tcMar/>
           </w:tcPr>
           <w:p>
             <w:pPr>
@@ -10285,6 +10533,7 @@
         <w:tc>
           <w:tcPr>
             <w:tcW w:w="1842" w:type="dxa"/>
+            <w:tcMar/>
           </w:tcPr>
           <w:p>
             <w:pPr>
@@ -10304,6 +10553,7 @@
         <w:tc>
           <w:tcPr>
             <w:tcW w:w="1985" w:type="dxa"/>
+            <w:tcMar/>
           </w:tcPr>
           <w:p>
             <w:pPr>
@@ -10321,6 +10571,7 @@
         <w:tc>
           <w:tcPr>
             <w:tcW w:w="4819" w:type="dxa"/>
+            <w:tcMar/>
           </w:tcPr>
           <w:p>
             <w:pPr>
@@ -10344,6 +10595,7 @@
           <w:tcPr>
             <w:tcW w:w="9484" w:type="dxa"/>
             <w:gridSpan w:val="4"/>
+            <w:tcMar/>
           </w:tcPr>
           <w:p>
             <w:pPr>
@@ -10370,6 +10622,7 @@
         <w:tc>
           <w:tcPr>
             <w:tcW w:w="838" w:type="dxa"/>
+            <w:tcMar/>
           </w:tcPr>
           <w:p>
             <w:pPr>
@@ -10390,6 +10643,7 @@
         <w:tc>
           <w:tcPr>
             <w:tcW w:w="1842" w:type="dxa"/>
+            <w:tcMar/>
           </w:tcPr>
           <w:p>
             <w:pPr>
@@ -10409,6 +10663,7 @@
         <w:tc>
           <w:tcPr>
             <w:tcW w:w="1985" w:type="dxa"/>
+            <w:tcMar/>
           </w:tcPr>
           <w:p>
             <w:pPr>
@@ -10426,6 +10681,7 @@
         <w:tc>
           <w:tcPr>
             <w:tcW w:w="4819" w:type="dxa"/>
+            <w:tcMar/>
           </w:tcPr>
           <w:p>
             <w:pPr>
@@ -10445,6 +10701,7 @@
         <w:tc>
           <w:tcPr>
             <w:tcW w:w="838" w:type="dxa"/>
+            <w:tcMar/>
           </w:tcPr>
           <w:p>
             <w:pPr>
@@ -10465,6 +10722,7 @@
         <w:tc>
           <w:tcPr>
             <w:tcW w:w="1842" w:type="dxa"/>
+            <w:tcMar/>
           </w:tcPr>
           <w:p>
             <w:pPr>
@@ -10484,6 +10742,7 @@
         <w:tc>
           <w:tcPr>
             <w:tcW w:w="1985" w:type="dxa"/>
+            <w:tcMar/>
           </w:tcPr>
           <w:p>
             <w:pPr>
@@ -10501,6 +10760,7 @@
         <w:tc>
           <w:tcPr>
             <w:tcW w:w="4819" w:type="dxa"/>
+            <w:tcMar/>
           </w:tcPr>
           <w:p>
             <w:pPr>
@@ -10520,6 +10780,7 @@
         <w:tc>
           <w:tcPr>
             <w:tcW w:w="838" w:type="dxa"/>
+            <w:tcMar/>
           </w:tcPr>
           <w:p>
             <w:pPr>
@@ -10540,6 +10801,7 @@
         <w:tc>
           <w:tcPr>
             <w:tcW w:w="1842" w:type="dxa"/>
+            <w:tcMar/>
           </w:tcPr>
           <w:p>
             <w:pPr>
@@ -10559,6 +10821,7 @@
         <w:tc>
           <w:tcPr>
             <w:tcW w:w="1985" w:type="dxa"/>
+            <w:tcMar/>
           </w:tcPr>
           <w:p>
             <w:pPr>
@@ -10576,6 +10839,7 @@
         <w:tc>
           <w:tcPr>
             <w:tcW w:w="4819" w:type="dxa"/>
+            <w:tcMar/>
           </w:tcPr>
           <w:p>
             <w:pPr>
@@ -10756,6 +11020,7 @@
         <w:tc>
           <w:tcPr>
             <w:tcW w:w="838" w:type="dxa"/>
+            <w:tcMar/>
           </w:tcPr>
           <w:p>
             <w:pPr>
@@ -10776,6 +11041,7 @@
         <w:tc>
           <w:tcPr>
             <w:tcW w:w="1842" w:type="dxa"/>
+            <w:tcMar/>
           </w:tcPr>
           <w:p>
             <w:pPr>
@@ -10795,6 +11061,7 @@
         <w:tc>
           <w:tcPr>
             <w:tcW w:w="1985" w:type="dxa"/>
+            <w:tcMar/>
           </w:tcPr>
           <w:p>
             <w:pPr>
@@ -10812,6 +11079,7 @@
         <w:tc>
           <w:tcPr>
             <w:tcW w:w="4819" w:type="dxa"/>
+            <w:tcMar/>
           </w:tcPr>
           <w:p>
             <w:pPr>
@@ -10831,6 +11099,7 @@
         <w:tc>
           <w:tcPr>
             <w:tcW w:w="838" w:type="dxa"/>
+            <w:tcMar/>
           </w:tcPr>
           <w:p>
             <w:pPr>
@@ -10851,6 +11120,7 @@
         <w:tc>
           <w:tcPr>
             <w:tcW w:w="1842" w:type="dxa"/>
+            <w:tcMar/>
           </w:tcPr>
           <w:p>
             <w:pPr>
@@ -10870,6 +11140,7 @@
         <w:tc>
           <w:tcPr>
             <w:tcW w:w="1985" w:type="dxa"/>
+            <w:tcMar/>
           </w:tcPr>
           <w:p>
             <w:pPr>
@@ -10887,6 +11158,7 @@
         <w:tc>
           <w:tcPr>
             <w:tcW w:w="4819" w:type="dxa"/>
+            <w:tcMar/>
           </w:tcPr>
           <w:p>
             <w:pPr>
@@ -10906,6 +11178,7 @@
         <w:tc>
           <w:tcPr>
             <w:tcW w:w="838" w:type="dxa"/>
+            <w:tcMar/>
           </w:tcPr>
           <w:p>
             <w:pPr>
@@ -10926,6 +11199,7 @@
         <w:tc>
           <w:tcPr>
             <w:tcW w:w="1842" w:type="dxa"/>
+            <w:tcMar/>
           </w:tcPr>
           <w:p>
             <w:pPr>
@@ -10945,6 +11219,7 @@
         <w:tc>
           <w:tcPr>
             <w:tcW w:w="1985" w:type="dxa"/>
+            <w:tcMar/>
           </w:tcPr>
           <w:p>
             <w:pPr>
@@ -10962,6 +11237,7 @@
         <w:tc>
           <w:tcPr>
             <w:tcW w:w="4819" w:type="dxa"/>
+            <w:tcMar/>
           </w:tcPr>
           <w:p>
             <w:pPr>
@@ -10981,6 +11257,7 @@
         <w:tc>
           <w:tcPr>
             <w:tcW w:w="838" w:type="dxa"/>
+            <w:tcMar/>
           </w:tcPr>
           <w:p>
             <w:pPr>
@@ -11001,6 +11278,7 @@
         <w:tc>
           <w:tcPr>
             <w:tcW w:w="1842" w:type="dxa"/>
+            <w:tcMar/>
           </w:tcPr>
           <w:p>
             <w:pPr>
@@ -11020,6 +11298,7 @@
         <w:tc>
           <w:tcPr>
             <w:tcW w:w="1985" w:type="dxa"/>
+            <w:tcMar/>
           </w:tcPr>
           <w:p>
             <w:pPr>
@@ -11037,6 +11316,7 @@
         <w:tc>
           <w:tcPr>
             <w:tcW w:w="4819" w:type="dxa"/>
+            <w:tcMar/>
           </w:tcPr>
           <w:p>
             <w:pPr>
@@ -11056,6 +11336,7 @@
         <w:tc>
           <w:tcPr>
             <w:tcW w:w="838" w:type="dxa"/>
+            <w:tcMar/>
           </w:tcPr>
           <w:p>
             <w:pPr>
@@ -11076,6 +11357,7 @@
         <w:tc>
           <w:tcPr>
             <w:tcW w:w="1842" w:type="dxa"/>
+            <w:tcMar/>
           </w:tcPr>
           <w:p>
             <w:pPr>
@@ -11095,6 +11377,7 @@
         <w:tc>
           <w:tcPr>
             <w:tcW w:w="1985" w:type="dxa"/>
+            <w:tcMar/>
           </w:tcPr>
           <w:p>
             <w:pPr>
@@ -11113,6 +11396,7 @@
         <w:tc>
           <w:tcPr>
             <w:tcW w:w="4819" w:type="dxa"/>
+            <w:tcMar/>
           </w:tcPr>
           <w:p>
             <w:pPr>
@@ -11132,6 +11416,7 @@
         <w:tc>
           <w:tcPr>
             <w:tcW w:w="838" w:type="dxa"/>
+            <w:tcMar/>
           </w:tcPr>
           <w:p>
             <w:pPr>
@@ -11152,6 +11437,7 @@
         <w:tc>
           <w:tcPr>
             <w:tcW w:w="1842" w:type="dxa"/>
+            <w:tcMar/>
           </w:tcPr>
           <w:p>
             <w:pPr>
@@ -11171,6 +11457,7 @@
         <w:tc>
           <w:tcPr>
             <w:tcW w:w="1985" w:type="dxa"/>
+            <w:tcMar/>
           </w:tcPr>
           <w:p>
             <w:pPr>
@@ -11189,6 +11476,7 @@
         <w:tc>
           <w:tcPr>
             <w:tcW w:w="4819" w:type="dxa"/>
+            <w:tcMar/>
           </w:tcPr>
           <w:p>
             <w:pPr>
@@ -11295,6 +11583,7 @@
         <w:tc>
           <w:tcPr>
             <w:tcW w:w="838" w:type="dxa"/>
+            <w:tcMar/>
           </w:tcPr>
           <w:p>
             <w:pPr>
@@ -11315,6 +11604,7 @@
         <w:tc>
           <w:tcPr>
             <w:tcW w:w="1842" w:type="dxa"/>
+            <w:tcMar/>
           </w:tcPr>
           <w:p>
             <w:pPr>
@@ -11334,6 +11624,7 @@
         <w:tc>
           <w:tcPr>
             <w:tcW w:w="1985" w:type="dxa"/>
+            <w:tcMar/>
           </w:tcPr>
           <w:p>
             <w:pPr>
@@ -11351,6 +11642,7 @@
         <w:tc>
           <w:tcPr>
             <w:tcW w:w="4819" w:type="dxa"/>
+            <w:tcMar/>
           </w:tcPr>
           <w:p>
             <w:pPr>
@@ -11370,6 +11662,7 @@
         <w:tc>
           <w:tcPr>
             <w:tcW w:w="838" w:type="dxa"/>
+            <w:tcMar/>
           </w:tcPr>
           <w:p>
             <w:pPr>
@@ -11390,6 +11683,7 @@
         <w:tc>
           <w:tcPr>
             <w:tcW w:w="1842" w:type="dxa"/>
+            <w:tcMar/>
           </w:tcPr>
           <w:p>
             <w:pPr>
@@ -11409,6 +11703,7 @@
         <w:tc>
           <w:tcPr>
             <w:tcW w:w="1985" w:type="dxa"/>
+            <w:tcMar/>
           </w:tcPr>
           <w:p>
             <w:pPr>
@@ -11426,6 +11721,7 @@
         <w:tc>
           <w:tcPr>
             <w:tcW w:w="4819" w:type="dxa"/>
+            <w:tcMar/>
           </w:tcPr>
           <w:p>
             <w:pPr>
@@ -11762,7 +12058,6 @@
               <w:rPr>
                 <w:rFonts w:eastAsia="Calibri"/>
               </w:rPr>
-              <w:lastRenderedPageBreak/>
               <w:t xml:space="preserve">+ </w:t>
             </w:r>
             <w:proofErr w:type="gramStart"/>
@@ -12230,6 +12525,7 @@
         <w:tc>
           <w:tcPr>
             <w:tcW w:w="838" w:type="dxa"/>
+            <w:tcMar/>
           </w:tcPr>
           <w:p>
             <w:pPr>
@@ -12250,6 +12546,7 @@
         <w:tc>
           <w:tcPr>
             <w:tcW w:w="1842" w:type="dxa"/>
+            <w:tcMar/>
           </w:tcPr>
           <w:p>
             <w:pPr>
@@ -12269,6 +12566,7 @@
         <w:tc>
           <w:tcPr>
             <w:tcW w:w="1985" w:type="dxa"/>
+            <w:tcMar/>
           </w:tcPr>
           <w:p>
             <w:pPr>
@@ -12286,6 +12584,7 @@
         <w:tc>
           <w:tcPr>
             <w:tcW w:w="4819" w:type="dxa"/>
+            <w:tcMar/>
           </w:tcPr>
           <w:p>
             <w:pPr>
@@ -12370,7 +12669,6 @@
               <w:jc w:val="left"/>
             </w:pPr>
             <w:r>
-              <w:lastRenderedPageBreak/>
               <w:t>'DataInputerChecker', 'UnderwriterMaker', 'CreditApproval') AND DECISION = 'Additional_Doc_Required')</w:t>
             </w:r>
             <w:r>
@@ -12404,6 +12702,7 @@
         <w:tc>
           <w:tcPr>
             <w:tcW w:w="838" w:type="dxa"/>
+            <w:tcMar/>
           </w:tcPr>
           <w:p>
             <w:pPr>
@@ -12424,6 +12723,7 @@
         <w:tc>
           <w:tcPr>
             <w:tcW w:w="1842" w:type="dxa"/>
+            <w:tcMar/>
           </w:tcPr>
           <w:p>
             <w:pPr>
@@ -12443,6 +12743,7 @@
         <w:tc>
           <w:tcPr>
             <w:tcW w:w="1985" w:type="dxa"/>
+            <w:tcMar/>
           </w:tcPr>
           <w:p>
             <w:pPr>
@@ -12460,6 +12761,7 @@
         <w:tc>
           <w:tcPr>
             <w:tcW w:w="4819" w:type="dxa"/>
+            <w:tcMar/>
           </w:tcPr>
           <w:p>
             <w:pPr>
@@ -12502,8 +12804,8 @@
           <w:b/>
         </w:rPr>
       </w:pPr>
-      <w:bookmarkStart w:id="47" w:name="_Toc384987417"/>
-      <w:bookmarkStart w:id="48" w:name="_Toc236899962"/>
+      <w:bookmarkStart w:name="_Toc384987417" w:id="47"/>
+      <w:bookmarkStart w:name="_Toc236899962" w:id="48"/>
       <w:bookmarkEnd w:id="45"/>
       <w:r>
         <w:rPr>
@@ -12550,9 +12852,9 @@
           <w:b/>
         </w:rPr>
       </w:pPr>
-      <w:bookmarkStart w:id="49" w:name="_Toc236899963"/>
-      <w:bookmarkStart w:id="50" w:name="_Toc360108734"/>
-      <w:bookmarkStart w:id="51" w:name="_Toc384987418"/>
+      <w:bookmarkStart w:name="_Toc236899963" w:id="49"/>
+      <w:bookmarkStart w:name="_Toc360108734" w:id="50"/>
+      <w:bookmarkStart w:name="_Toc384987418" w:id="51"/>
       <w:r>
         <w:rPr>
           <w:rFonts w:eastAsia="Calibri"/>
@@ -12581,7 +12883,7 @@
           <w:b/>
         </w:rPr>
       </w:pPr>
-      <w:bookmarkStart w:id="52" w:name="_Toc236899964"/>
+      <w:bookmarkStart w:name="_Toc236899964" w:id="52"/>
       <w:r>
         <w:rPr>
           <w:rFonts w:eastAsia="Calibri"/>
@@ -12624,8 +12926,8 @@
           <w:b/>
         </w:rPr>
       </w:pPr>
-      <w:bookmarkStart w:id="53" w:name="_Toc384987419"/>
-      <w:bookmarkStart w:id="54" w:name="_Toc236899965"/>
+      <w:bookmarkStart w:name="_Toc384987419" w:id="53"/>
+      <w:bookmarkStart w:name="_Toc236899965" w:id="54"/>
       <w:r>
         <w:rPr>
           <w:rFonts w:eastAsia="Calibri"/>
@@ -12667,7 +12969,7 @@
       <w:r>
         <w:t xml:space="preserve"> file </w:t>
       </w:r>
-      <w:hyperlink r:id="rId9" w:history="1">
+      <w:hyperlink w:history="1" r:id="rId9">
         <w:r>
           <w:rPr>
             <w:rStyle w:val="Hyperlink"/>
@@ -12679,7 +12981,7 @@
     <w:sectPr>
       <w:headerReference w:type="default" r:id="rId10"/>
       <w:footerReference w:type="default" r:id="rId11"/>
-      <w:pgSz w:w="11907" w:h="16839" w:code="9"/>
+      <w:pgSz w:w="11907" w:h="16839" w:orient="portrait" w:code="9"/>
       <w:pgMar w:top="1134" w:right="1134" w:bottom="1134" w:left="1418" w:header="567" w:footer="454" w:gutter="0"/>
       <w:cols w:space="720"/>
       <w:titlePg/>
@@ -12769,12 +13071,12 @@
               <w:tblW w:w="9923" w:type="dxa"/>
               <w:jc w:val="center"/>
               <w:tblBorders>
-                <w:top w:val="none" w:sz="0" w:space="0" w:color="auto"/>
-                <w:left w:val="none" w:sz="0" w:space="0" w:color="auto"/>
-                <w:bottom w:val="none" w:sz="0" w:space="0" w:color="auto"/>
-                <w:right w:val="none" w:sz="0" w:space="0" w:color="auto"/>
-                <w:insideH w:val="none" w:sz="0" w:space="0" w:color="auto"/>
-                <w:insideV w:val="none" w:sz="0" w:space="0" w:color="auto"/>
+                <w:top w:val="none" w:color="auto" w:sz="0" w:space="0"/>
+                <w:left w:val="none" w:color="auto" w:sz="0" w:space="0"/>
+                <w:bottom w:val="none" w:color="auto" w:sz="0" w:space="0"/>
+                <w:right w:val="none" w:color="auto" w:sz="0" w:space="0"/>
+                <w:insideH w:val="none" w:color="auto" w:sz="0" w:space="0"/>
+                <w:insideV w:val="none" w:color="auto" w:sz="0" w:space="0"/>
               </w:tblBorders>
               <w:tblLook w:val="04A0" w:firstRow="1" w:lastRow="0" w:firstColumn="1" w:lastColumn="0" w:noHBand="0" w:noVBand="1"/>
             </w:tblPr>
@@ -12796,7 +13098,7 @@
                   <w:pPr>
                     <w:pStyle w:val="Footer"/>
                     <w:pBdr>
-                      <w:bottom w:val="single" w:sz="6" w:space="1" w:color="auto"/>
+                      <w:bottom w:val="single" w:color="auto" w:sz="6" w:space="1"/>
                     </w:pBdr>
                     <w:tabs>
                       <w:tab w:val="clear" w:pos="4680"/>
@@ -13019,16 +13321,26 @@
               </w:rPr>
               <w:t>/</w:t>
             </w:r>
-            <w:fldSimple w:instr="NUMPAGES   \* MERGEFORMAT">
-              <w:r>
-                <w:rPr>
-                  <w:noProof/>
-                  <w:sz w:val="22"/>
-                  <w:szCs w:val="22"/>
-                </w:rPr>
-                <w:t>12</w:t>
-              </w:r>
-            </w:fldSimple>
+            <w:r>
+              <w:fldChar w:fldCharType="begin"/>
+            </w:r>
+            <w:r>
+              <w:instrText>NUMPAGES   \* MERGEFORMAT</w:instrText>
+            </w:r>
+            <w:r>
+              <w:fldChar w:fldCharType="separate"/>
+            </w:r>
+            <w:r>
+              <w:rPr>
+                <w:noProof/>
+                <w:sz w:val="22"/>
+                <w:szCs w:val="22"/>
+              </w:rPr>
+              <w:t>12</w:t>
+            </w:r>
+            <w:r>
+              <w:fldChar w:fldCharType="end"/>
+            </w:r>
           </w:p>
         </w:sdtContent>
       </w:sdt>
@@ -13063,19 +13375,19 @@
 </file>
 
 <file path=word/header1.xml><?xml version="1.0" encoding="utf-8"?>
-<w:hdr xmlns:wpc="http://schemas.microsoft.com/office/word/2010/wordprocessingCanvas" xmlns:cx="http://schemas.microsoft.com/office/drawing/2014/chartex" xmlns:cx1="http://schemas.microsoft.com/office/drawing/2015/9/8/chartex" xmlns:cx2="http://schemas.microsoft.com/office/drawing/2015/10/21/chartex" xmlns:cx3="http://schemas.microsoft.com/office/drawing/2016/5/9/chartex" xmlns:cx4="http://schemas.microsoft.com/office/drawing/2016/5/10/chartex" xmlns:cx5="http://schemas.microsoft.com/office/drawing/2016/5/11/chartex" xmlns:cx6="http://schemas.microsoft.com/office/drawing/2016/5/12/chartex" xmlns:cx7="http://schemas.microsoft.com/office/drawing/2016/5/13/chartex" xmlns:cx8="http://schemas.microsoft.com/office/drawing/2016/5/14/chartex" xmlns:mc="http://schemas.openxmlformats.org/markup-compatibility/2006" xmlns:aink="http://schemas.microsoft.com/office/drawing/2016/ink" xmlns:am3d="http://schemas.microsoft.com/office/drawing/2017/model3d" xmlns:o="urn:schemas-microsoft-com:office:office" xmlns:oel="http://schemas.microsoft.com/office/2019/extlst" xmlns:r="http://schemas.openxmlformats.org/officeDocument/2006/relationships" xmlns:m="http://schemas.openxmlformats.org/officeDocument/2006/math" xmlns:v="urn:schemas-microsoft-com:vml" xmlns:wp14="http://schemas.microsoft.com/office/word/2010/wordprocessingDrawing" xmlns:wp="http://schemas.openxmlformats.org/drawingml/2006/wordprocessingDrawing" xmlns:w10="urn:schemas-microsoft-com:office:word" xmlns:w="http://schemas.openxmlformats.org/wordprocessingml/2006/main" xmlns:w14="http://schemas.microsoft.com/office/word/2010/wordml" xmlns:w15="http://schemas.microsoft.com/office/word/2012/wordml" xmlns:w16cex="http://schemas.microsoft.com/office/word/2018/wordml/cex" xmlns:w16cid="http://schemas.microsoft.com/office/word/2016/wordml/cid" xmlns:w16="http://schemas.microsoft.com/office/word/2018/wordml" xmlns:w16du="http://schemas.microsoft.com/office/word/2023/wordml/word16du" xmlns:w16sdtdh="http://schemas.microsoft.com/office/word/2020/wordml/sdtdatahash" xmlns:w16sdtfl="http://schemas.microsoft.com/office/word/2024/wordml/sdtformatlock" xmlns:w16se="http://schemas.microsoft.com/office/word/2015/wordml/symex" xmlns:wpg="http://schemas.microsoft.com/office/word/2010/wordprocessingGroup" xmlns:wpi="http://schemas.microsoft.com/office/word/2010/wordprocessingInk" xmlns:wne="http://schemas.microsoft.com/office/word/2006/wordml" xmlns:wps="http://schemas.microsoft.com/office/word/2010/wordprocessingShape" mc:Ignorable="w14 w15 w16se w16cid w16 w16cex w16sdtdh w16sdtfl w16du wp14">
+<w:hdr xmlns:wpc="http://schemas.microsoft.com/office/word/2010/wordprocessingCanvas" xmlns:cx="http://schemas.microsoft.com/office/drawing/2014/chartex" xmlns:cx1="http://schemas.microsoft.com/office/drawing/2015/9/8/chartex" xmlns:cx2="http://schemas.microsoft.com/office/drawing/2015/10/21/chartex" xmlns:cx3="http://schemas.microsoft.com/office/drawing/2016/5/9/chartex" xmlns:cx4="http://schemas.microsoft.com/office/drawing/2016/5/10/chartex" xmlns:cx5="http://schemas.microsoft.com/office/drawing/2016/5/11/chartex" xmlns:cx6="http://schemas.microsoft.com/office/drawing/2016/5/12/chartex" xmlns:cx7="http://schemas.microsoft.com/office/drawing/2016/5/13/chartex" xmlns:cx8="http://schemas.microsoft.com/office/drawing/2016/5/14/chartex" xmlns:mc="http://schemas.openxmlformats.org/markup-compatibility/2006" xmlns:aink="http://schemas.microsoft.com/office/drawing/2016/ink" xmlns:am3d="http://schemas.microsoft.com/office/drawing/2017/model3d" xmlns:o="urn:schemas-microsoft-com:office:office" xmlns:oel="http://schemas.microsoft.com/office/2019/extlst" xmlns:r="http://schemas.openxmlformats.org/officeDocument/2006/relationships" xmlns:m="http://schemas.openxmlformats.org/officeDocument/2006/math" xmlns:v="urn:schemas-microsoft-com:vml" xmlns:wp14="http://schemas.microsoft.com/office/word/2010/wordprocessingDrawing" xmlns:wp="http://schemas.openxmlformats.org/drawingml/2006/wordprocessingDrawing" xmlns:w10="urn:schemas-microsoft-com:office:word" xmlns:w="http://schemas.openxmlformats.org/wordprocessingml/2006/main" xmlns:w14="http://schemas.microsoft.com/office/word/2010/wordml" xmlns:w15="http://schemas.microsoft.com/office/word/2012/wordml" xmlns:w16cex="http://schemas.microsoft.com/office/word/2018/wordml/cex" xmlns:w16cid="http://schemas.microsoft.com/office/word/2016/wordml/cid" xmlns:w16="http://schemas.microsoft.com/office/word/2018/wordml" xmlns:w16du="http://schemas.microsoft.com/office/word/2023/wordml/word16du" xmlns:w16sdtdh="http://schemas.microsoft.com/office/word/2020/wordml/sdtdatahash" xmlns:w16sdtfl="http://schemas.microsoft.com/office/word/2024/wordml/sdtformatlock" xmlns:w16se="http://schemas.microsoft.com/office/word/2015/wordml/symex" xmlns:wpg="http://schemas.microsoft.com/office/word/2010/wordprocessingGroup" xmlns:wpi="http://schemas.microsoft.com/office/word/2010/wordprocessingInk" xmlns:wne="http://schemas.microsoft.com/office/word/2006/wordml" xmlns:wps="http://schemas.microsoft.com/office/word/2010/wordprocessingShape" xmlns:a="http://schemas.openxmlformats.org/drawingml/2006/main" xmlns:pic="http://schemas.openxmlformats.org/drawingml/2006/picture" mc:Ignorable="w14 w15 w16se w16cid w16 w16cex w16sdtdh w16sdtfl w16du wp14">
   <w:tbl>
     <w:tblPr>
       <w:tblStyle w:val="TableGrid"/>
       <w:tblW w:w="9209" w:type="dxa"/>
       <w:jc w:val="center"/>
       <w:tblBorders>
-        <w:top w:val="none" w:sz="0" w:space="0" w:color="auto"/>
-        <w:left w:val="none" w:sz="0" w:space="0" w:color="auto"/>
-        <w:bottom w:val="none" w:sz="0" w:space="0" w:color="auto"/>
-        <w:right w:val="none" w:sz="0" w:space="0" w:color="auto"/>
-        <w:insideH w:val="none" w:sz="0" w:space="0" w:color="auto"/>
-        <w:insideV w:val="none" w:sz="0" w:space="0" w:color="auto"/>
+        <w:top w:val="none" w:color="auto" w:sz="0" w:space="0"/>
+        <w:left w:val="none" w:color="auto" w:sz="0" w:space="0"/>
+        <w:bottom w:val="none" w:color="auto" w:sz="0" w:space="0"/>
+        <w:right w:val="none" w:color="auto" w:sz="0" w:space="0"/>
+        <w:insideH w:val="none" w:color="auto" w:sz="0" w:space="0"/>
+        <w:insideV w:val="none" w:color="auto" w:sz="0" w:space="0"/>
       </w:tblBorders>
       <w:tblLayout w:type="fixed"/>
       <w:tblLook w:val="04A0" w:firstRow="1" w:lastRow="0" w:firstColumn="1" w:lastColumn="0" w:noHBand="0" w:noVBand="1"/>
@@ -13177,7 +13489,7 @@
           <w:gridSpan w:val="2"/>
           <w:vMerge w:val="restart"/>
           <w:tcBorders>
-            <w:right w:val="double" w:sz="4" w:space="0" w:color="auto"/>
+            <w:right w:val="double" w:color="auto" w:sz="4" w:space="0"/>
           </w:tcBorders>
           <w:vAlign w:val="bottom"/>
         </w:tcPr>
@@ -13227,10 +13539,10 @@
         <w:tcPr>
           <w:tcW w:w="1701" w:type="dxa"/>
           <w:tcBorders>
-            <w:top w:val="double" w:sz="4" w:space="0" w:color="auto"/>
-            <w:left w:val="double" w:sz="4" w:space="0" w:color="auto"/>
-            <w:bottom w:val="double" w:sz="4" w:space="0" w:color="auto"/>
-            <w:right w:val="double" w:sz="4" w:space="0" w:color="auto"/>
+            <w:top w:val="double" w:color="auto" w:sz="4" w:space="0"/>
+            <w:left w:val="double" w:color="auto" w:sz="4" w:space="0"/>
+            <w:bottom w:val="double" w:color="auto" w:sz="4" w:space="0"/>
+            <w:right w:val="double" w:color="auto" w:sz="4" w:space="0"/>
           </w:tcBorders>
           <w:vAlign w:val="center"/>
         </w:tcPr>
@@ -13304,7 +13616,7 @@
         <w:tcPr>
           <w:tcW w:w="1701" w:type="dxa"/>
           <w:tcBorders>
-            <w:top w:val="double" w:sz="4" w:space="0" w:color="auto"/>
+            <w:top w:val="double" w:color="auto" w:sz="4" w:space="0"/>
           </w:tcBorders>
           <w:vAlign w:val="center"/>
         </w:tcPr>
@@ -13540,7 +13852,7 @@
         <w:p>
           <w:pPr>
             <w:pBdr>
-              <w:bottom w:val="single" w:sz="6" w:space="1" w:color="auto"/>
+              <w:bottom w:val="single" w:color="auto" w:sz="6" w:space="1"/>
             </w:pBdr>
             <w:ind w:right="0"/>
             <w:contextualSpacing/>
@@ -13593,7 +13905,7 @@
         <w:ind w:left="720" w:hanging="360"/>
       </w:pPr>
       <w:rPr>
-        <w:rFonts w:ascii="Arial" w:eastAsia="Times New Roman" w:hAnsi="Arial" w:cs="Arial" w:hint="default"/>
+        <w:rFonts w:hint="default" w:ascii="Arial" w:hAnsi="Arial" w:eastAsia="Times New Roman" w:cs="Arial"/>
       </w:rPr>
     </w:lvl>
     <w:lvl w:ilvl="1" w:tplc="04090003" w:tentative="1">
@@ -13605,7 +13917,7 @@
         <w:ind w:left="1440" w:hanging="360"/>
       </w:pPr>
       <w:rPr>
-        <w:rFonts w:ascii="Courier New" w:hAnsi="Courier New" w:cs="Courier New" w:hint="default"/>
+        <w:rFonts w:hint="default" w:ascii="Courier New" w:hAnsi="Courier New" w:cs="Courier New"/>
       </w:rPr>
     </w:lvl>
     <w:lvl w:ilvl="2" w:tplc="04090005" w:tentative="1">
@@ -13617,7 +13929,7 @@
         <w:ind w:left="2160" w:hanging="360"/>
       </w:pPr>
       <w:rPr>
-        <w:rFonts w:ascii="Wingdings" w:hAnsi="Wingdings" w:hint="default"/>
+        <w:rFonts w:hint="default" w:ascii="Wingdings" w:hAnsi="Wingdings"/>
       </w:rPr>
     </w:lvl>
     <w:lvl w:ilvl="3" w:tplc="04090001" w:tentative="1">
@@ -13629,7 +13941,7 @@
         <w:ind w:left="2880" w:hanging="360"/>
       </w:pPr>
       <w:rPr>
-        <w:rFonts w:ascii="Symbol" w:hAnsi="Symbol" w:hint="default"/>
+        <w:rFonts w:hint="default" w:ascii="Symbol" w:hAnsi="Symbol"/>
       </w:rPr>
     </w:lvl>
     <w:lvl w:ilvl="4" w:tplc="04090003" w:tentative="1">
@@ -13641,7 +13953,7 @@
         <w:ind w:left="3600" w:hanging="360"/>
       </w:pPr>
       <w:rPr>
-        <w:rFonts w:ascii="Courier New" w:hAnsi="Courier New" w:cs="Courier New" w:hint="default"/>
+        <w:rFonts w:hint="default" w:ascii="Courier New" w:hAnsi="Courier New" w:cs="Courier New"/>
       </w:rPr>
     </w:lvl>
     <w:lvl w:ilvl="5" w:tplc="04090005" w:tentative="1">
@@ -13653,7 +13965,7 @@
         <w:ind w:left="4320" w:hanging="360"/>
       </w:pPr>
       <w:rPr>
-        <w:rFonts w:ascii="Wingdings" w:hAnsi="Wingdings" w:hint="default"/>
+        <w:rFonts w:hint="default" w:ascii="Wingdings" w:hAnsi="Wingdings"/>
       </w:rPr>
     </w:lvl>
     <w:lvl w:ilvl="6" w:tplc="04090001" w:tentative="1">
@@ -13665,7 +13977,7 @@
         <w:ind w:left="5040" w:hanging="360"/>
       </w:pPr>
       <w:rPr>
-        <w:rFonts w:ascii="Symbol" w:hAnsi="Symbol" w:hint="default"/>
+        <w:rFonts w:hint="default" w:ascii="Symbol" w:hAnsi="Symbol"/>
       </w:rPr>
     </w:lvl>
     <w:lvl w:ilvl="7" w:tplc="04090003" w:tentative="1">
@@ -13677,7 +13989,7 @@
         <w:ind w:left="5760" w:hanging="360"/>
       </w:pPr>
       <w:rPr>
-        <w:rFonts w:ascii="Courier New" w:hAnsi="Courier New" w:cs="Courier New" w:hint="default"/>
+        <w:rFonts w:hint="default" w:ascii="Courier New" w:hAnsi="Courier New" w:cs="Courier New"/>
       </w:rPr>
     </w:lvl>
     <w:lvl w:ilvl="8" w:tplc="04090005" w:tentative="1">
@@ -13689,7 +14001,7 @@
         <w:ind w:left="6480" w:hanging="360"/>
       </w:pPr>
       <w:rPr>
-        <w:rFonts w:ascii="Wingdings" w:hAnsi="Wingdings" w:hint="default"/>
+        <w:rFonts w:hint="default" w:ascii="Wingdings" w:hAnsi="Wingdings"/>
       </w:rPr>
     </w:lvl>
   </w:abstractNum>
@@ -14148,7 +14460,7 @@
         <w:ind w:left="720" w:hanging="360"/>
       </w:pPr>
       <w:rPr>
-        <w:rFonts w:ascii="Wingdings" w:hAnsi="Wingdings" w:hint="default"/>
+        <w:rFonts w:hint="default" w:ascii="Wingdings" w:hAnsi="Wingdings"/>
       </w:rPr>
     </w:lvl>
     <w:lvl w:ilvl="1" w:tplc="04090003" w:tentative="1">
@@ -14160,7 +14472,7 @@
         <w:ind w:left="1440" w:hanging="360"/>
       </w:pPr>
       <w:rPr>
-        <w:rFonts w:ascii="Courier New" w:hAnsi="Courier New" w:cs="Courier New" w:hint="default"/>
+        <w:rFonts w:hint="default" w:ascii="Courier New" w:hAnsi="Courier New" w:cs="Courier New"/>
       </w:rPr>
     </w:lvl>
     <w:lvl w:ilvl="2" w:tplc="04090005" w:tentative="1">
@@ -14172,7 +14484,7 @@
         <w:ind w:left="2160" w:hanging="360"/>
       </w:pPr>
       <w:rPr>
-        <w:rFonts w:ascii="Wingdings" w:hAnsi="Wingdings" w:hint="default"/>
+        <w:rFonts w:hint="default" w:ascii="Wingdings" w:hAnsi="Wingdings"/>
       </w:rPr>
     </w:lvl>
     <w:lvl w:ilvl="3" w:tplc="04090001" w:tentative="1">
@@ -14184,7 +14496,7 @@
         <w:ind w:left="2880" w:hanging="360"/>
       </w:pPr>
       <w:rPr>
-        <w:rFonts w:ascii="Symbol" w:hAnsi="Symbol" w:hint="default"/>
+        <w:rFonts w:hint="default" w:ascii="Symbol" w:hAnsi="Symbol"/>
       </w:rPr>
     </w:lvl>
     <w:lvl w:ilvl="4" w:tplc="04090003" w:tentative="1">
@@ -14196,7 +14508,7 @@
         <w:ind w:left="3600" w:hanging="360"/>
       </w:pPr>
       <w:rPr>
-        <w:rFonts w:ascii="Courier New" w:hAnsi="Courier New" w:cs="Courier New" w:hint="default"/>
+        <w:rFonts w:hint="default" w:ascii="Courier New" w:hAnsi="Courier New" w:cs="Courier New"/>
       </w:rPr>
     </w:lvl>
     <w:lvl w:ilvl="5" w:tplc="04090005" w:tentative="1">
@@ -14208,7 +14520,7 @@
         <w:ind w:left="4320" w:hanging="360"/>
       </w:pPr>
       <w:rPr>
-        <w:rFonts w:ascii="Wingdings" w:hAnsi="Wingdings" w:hint="default"/>
+        <w:rFonts w:hint="default" w:ascii="Wingdings" w:hAnsi="Wingdings"/>
       </w:rPr>
     </w:lvl>
     <w:lvl w:ilvl="6" w:tplc="04090001" w:tentative="1">
@@ -14220,7 +14532,7 @@
         <w:ind w:left="5040" w:hanging="360"/>
       </w:pPr>
       <w:rPr>
-        <w:rFonts w:ascii="Symbol" w:hAnsi="Symbol" w:hint="default"/>
+        <w:rFonts w:hint="default" w:ascii="Symbol" w:hAnsi="Symbol"/>
       </w:rPr>
     </w:lvl>
     <w:lvl w:ilvl="7" w:tplc="04090003" w:tentative="1">
@@ -14232,7 +14544,7 @@
         <w:ind w:left="5760" w:hanging="360"/>
       </w:pPr>
       <w:rPr>
-        <w:rFonts w:ascii="Courier New" w:hAnsi="Courier New" w:cs="Courier New" w:hint="default"/>
+        <w:rFonts w:hint="default" w:ascii="Courier New" w:hAnsi="Courier New" w:cs="Courier New"/>
       </w:rPr>
     </w:lvl>
     <w:lvl w:ilvl="8" w:tplc="04090005" w:tentative="1">
@@ -14244,7 +14556,7 @@
         <w:ind w:left="6480" w:hanging="360"/>
       </w:pPr>
       <w:rPr>
-        <w:rFonts w:ascii="Wingdings" w:hAnsi="Wingdings" w:hint="default"/>
+        <w:rFonts w:hint="default" w:ascii="Wingdings" w:hAnsi="Wingdings"/>
       </w:rPr>
     </w:lvl>
   </w:abstractNum>
@@ -14350,7 +14662,7 @@
         <w:ind w:left="720" w:hanging="360"/>
       </w:pPr>
       <w:rPr>
-        <w:rFonts w:ascii="Century Gothic" w:eastAsia="Times New Roman" w:hAnsi="Century Gothic" w:cs="Tahoma" w:hint="default"/>
+        <w:rFonts w:hint="default" w:ascii="Century Gothic" w:hAnsi="Century Gothic" w:eastAsia="Times New Roman" w:cs="Tahoma"/>
       </w:rPr>
     </w:lvl>
     <w:lvl w:ilvl="1" w:tplc="04090003" w:tentative="1">
@@ -14362,7 +14674,7 @@
         <w:ind w:left="1440" w:hanging="360"/>
       </w:pPr>
       <w:rPr>
-        <w:rFonts w:ascii="Courier New" w:hAnsi="Courier New" w:cs="Courier New" w:hint="default"/>
+        <w:rFonts w:hint="default" w:ascii="Courier New" w:hAnsi="Courier New" w:cs="Courier New"/>
       </w:rPr>
     </w:lvl>
     <w:lvl w:ilvl="2" w:tplc="04090005" w:tentative="1">
@@ -14374,7 +14686,7 @@
         <w:ind w:left="2160" w:hanging="360"/>
       </w:pPr>
       <w:rPr>
-        <w:rFonts w:ascii="Wingdings" w:hAnsi="Wingdings" w:hint="default"/>
+        <w:rFonts w:hint="default" w:ascii="Wingdings" w:hAnsi="Wingdings"/>
       </w:rPr>
     </w:lvl>
     <w:lvl w:ilvl="3" w:tplc="04090001" w:tentative="1">
@@ -14386,7 +14698,7 @@
         <w:ind w:left="2880" w:hanging="360"/>
       </w:pPr>
       <w:rPr>
-        <w:rFonts w:ascii="Symbol" w:hAnsi="Symbol" w:hint="default"/>
+        <w:rFonts w:hint="default" w:ascii="Symbol" w:hAnsi="Symbol"/>
       </w:rPr>
     </w:lvl>
     <w:lvl w:ilvl="4" w:tplc="04090003" w:tentative="1">
@@ -14398,7 +14710,7 @@
         <w:ind w:left="3600" w:hanging="360"/>
       </w:pPr>
       <w:rPr>
-        <w:rFonts w:ascii="Courier New" w:hAnsi="Courier New" w:cs="Courier New" w:hint="default"/>
+        <w:rFonts w:hint="default" w:ascii="Courier New" w:hAnsi="Courier New" w:cs="Courier New"/>
       </w:rPr>
     </w:lvl>
     <w:lvl w:ilvl="5" w:tplc="04090005" w:tentative="1">
@@ -14410,7 +14722,7 @@
         <w:ind w:left="4320" w:hanging="360"/>
       </w:pPr>
       <w:rPr>
-        <w:rFonts w:ascii="Wingdings" w:hAnsi="Wingdings" w:hint="default"/>
+        <w:rFonts w:hint="default" w:ascii="Wingdings" w:hAnsi="Wingdings"/>
       </w:rPr>
     </w:lvl>
     <w:lvl w:ilvl="6" w:tplc="04090001" w:tentative="1">
@@ -14422,7 +14734,7 @@
         <w:ind w:left="5040" w:hanging="360"/>
       </w:pPr>
       <w:rPr>
-        <w:rFonts w:ascii="Symbol" w:hAnsi="Symbol" w:hint="default"/>
+        <w:rFonts w:hint="default" w:ascii="Symbol" w:hAnsi="Symbol"/>
       </w:rPr>
     </w:lvl>
     <w:lvl w:ilvl="7" w:tplc="04090003" w:tentative="1">
@@ -14434,7 +14746,7 @@
         <w:ind w:left="5760" w:hanging="360"/>
       </w:pPr>
       <w:rPr>
-        <w:rFonts w:ascii="Courier New" w:hAnsi="Courier New" w:cs="Courier New" w:hint="default"/>
+        <w:rFonts w:hint="default" w:ascii="Courier New" w:hAnsi="Courier New" w:cs="Courier New"/>
       </w:rPr>
     </w:lvl>
     <w:lvl w:ilvl="8" w:tplc="04090005" w:tentative="1">
@@ -14446,7 +14758,7 @@
         <w:ind w:left="6480" w:hanging="360"/>
       </w:pPr>
       <w:rPr>
-        <w:rFonts w:ascii="Wingdings" w:hAnsi="Wingdings" w:hint="default"/>
+        <w:rFonts w:hint="default" w:ascii="Wingdings" w:hAnsi="Wingdings"/>
       </w:rPr>
     </w:lvl>
   </w:abstractNum>
@@ -14463,7 +14775,7 @@
         <w:ind w:left="720" w:hanging="360"/>
       </w:pPr>
       <w:rPr>
-        <w:rFonts w:ascii="Wingdings" w:hAnsi="Wingdings" w:hint="default"/>
+        <w:rFonts w:hint="default" w:ascii="Wingdings" w:hAnsi="Wingdings"/>
       </w:rPr>
     </w:lvl>
     <w:lvl w:ilvl="1" w:tplc="04090003" w:tentative="1">
@@ -14475,7 +14787,7 @@
         <w:ind w:left="1440" w:hanging="360"/>
       </w:pPr>
       <w:rPr>
-        <w:rFonts w:ascii="Courier New" w:hAnsi="Courier New" w:cs="Courier New" w:hint="default"/>
+        <w:rFonts w:hint="default" w:ascii="Courier New" w:hAnsi="Courier New" w:cs="Courier New"/>
       </w:rPr>
     </w:lvl>
     <w:lvl w:ilvl="2" w:tplc="04090005" w:tentative="1">
@@ -14487,7 +14799,7 @@
         <w:ind w:left="2160" w:hanging="360"/>
       </w:pPr>
       <w:rPr>
-        <w:rFonts w:ascii="Wingdings" w:hAnsi="Wingdings" w:hint="default"/>
+        <w:rFonts w:hint="default" w:ascii="Wingdings" w:hAnsi="Wingdings"/>
       </w:rPr>
     </w:lvl>
     <w:lvl w:ilvl="3" w:tplc="04090001" w:tentative="1">
@@ -14499,7 +14811,7 @@
         <w:ind w:left="2880" w:hanging="360"/>
       </w:pPr>
       <w:rPr>
-        <w:rFonts w:ascii="Symbol" w:hAnsi="Symbol" w:hint="default"/>
+        <w:rFonts w:hint="default" w:ascii="Symbol" w:hAnsi="Symbol"/>
       </w:rPr>
     </w:lvl>
     <w:lvl w:ilvl="4" w:tplc="04090003" w:tentative="1">
@@ -14511,7 +14823,7 @@
         <w:ind w:left="3600" w:hanging="360"/>
       </w:pPr>
       <w:rPr>
-        <w:rFonts w:ascii="Courier New" w:hAnsi="Courier New" w:cs="Courier New" w:hint="default"/>
+        <w:rFonts w:hint="default" w:ascii="Courier New" w:hAnsi="Courier New" w:cs="Courier New"/>
       </w:rPr>
     </w:lvl>
     <w:lvl w:ilvl="5" w:tplc="04090005" w:tentative="1">
@@ -14523,7 +14835,7 @@
         <w:ind w:left="4320" w:hanging="360"/>
       </w:pPr>
       <w:rPr>
-        <w:rFonts w:ascii="Wingdings" w:hAnsi="Wingdings" w:hint="default"/>
+        <w:rFonts w:hint="default" w:ascii="Wingdings" w:hAnsi="Wingdings"/>
       </w:rPr>
     </w:lvl>
     <w:lvl w:ilvl="6" w:tplc="04090001" w:tentative="1">
@@ -14535,7 +14847,7 @@
         <w:ind w:left="5040" w:hanging="360"/>
       </w:pPr>
       <w:rPr>
-        <w:rFonts w:ascii="Symbol" w:hAnsi="Symbol" w:hint="default"/>
+        <w:rFonts w:hint="default" w:ascii="Symbol" w:hAnsi="Symbol"/>
       </w:rPr>
     </w:lvl>
     <w:lvl w:ilvl="7" w:tplc="04090003" w:tentative="1">
@@ -14547,7 +14859,7 @@
         <w:ind w:left="5760" w:hanging="360"/>
       </w:pPr>
       <w:rPr>
-        <w:rFonts w:ascii="Courier New" w:hAnsi="Courier New" w:cs="Courier New" w:hint="default"/>
+        <w:rFonts w:hint="default" w:ascii="Courier New" w:hAnsi="Courier New" w:cs="Courier New"/>
       </w:rPr>
     </w:lvl>
     <w:lvl w:ilvl="8" w:tplc="04090005" w:tentative="1">
@@ -14559,7 +14871,7 @@
         <w:ind w:left="6480" w:hanging="360"/>
       </w:pPr>
       <w:rPr>
-        <w:rFonts w:ascii="Wingdings" w:hAnsi="Wingdings" w:hint="default"/>
+        <w:rFonts w:hint="default" w:ascii="Wingdings" w:hAnsi="Wingdings"/>
       </w:rPr>
     </w:lvl>
   </w:abstractNum>
@@ -14697,7 +15009,7 @@
         <w:ind w:left="2461" w:hanging="360"/>
       </w:pPr>
       <w:rPr>
-        <w:rFonts w:ascii="Symbol" w:hAnsi="Symbol" w:hint="default"/>
+        <w:rFonts w:hint="default" w:ascii="Symbol" w:hAnsi="Symbol"/>
       </w:rPr>
     </w:lvl>
     <w:lvl w:ilvl="1" w:tplc="04090003" w:tentative="1">
@@ -14709,7 +15021,7 @@
         <w:ind w:left="3181" w:hanging="360"/>
       </w:pPr>
       <w:rPr>
-        <w:rFonts w:ascii="Courier New" w:hAnsi="Courier New" w:cs="Courier New" w:hint="default"/>
+        <w:rFonts w:hint="default" w:ascii="Courier New" w:hAnsi="Courier New" w:cs="Courier New"/>
       </w:rPr>
     </w:lvl>
     <w:lvl w:ilvl="2" w:tplc="04090005" w:tentative="1">
@@ -14721,7 +15033,7 @@
         <w:ind w:left="3901" w:hanging="360"/>
       </w:pPr>
       <w:rPr>
-        <w:rFonts w:ascii="Wingdings" w:hAnsi="Wingdings" w:hint="default"/>
+        <w:rFonts w:hint="default" w:ascii="Wingdings" w:hAnsi="Wingdings"/>
       </w:rPr>
     </w:lvl>
     <w:lvl w:ilvl="3" w:tplc="04090001" w:tentative="1">
@@ -14733,7 +15045,7 @@
         <w:ind w:left="4621" w:hanging="360"/>
       </w:pPr>
       <w:rPr>
-        <w:rFonts w:ascii="Symbol" w:hAnsi="Symbol" w:hint="default"/>
+        <w:rFonts w:hint="default" w:ascii="Symbol" w:hAnsi="Symbol"/>
       </w:rPr>
     </w:lvl>
     <w:lvl w:ilvl="4" w:tplc="04090003" w:tentative="1">
@@ -14745,7 +15057,7 @@
         <w:ind w:left="5341" w:hanging="360"/>
       </w:pPr>
       <w:rPr>
-        <w:rFonts w:ascii="Courier New" w:hAnsi="Courier New" w:cs="Courier New" w:hint="default"/>
+        <w:rFonts w:hint="default" w:ascii="Courier New" w:hAnsi="Courier New" w:cs="Courier New"/>
       </w:rPr>
     </w:lvl>
     <w:lvl w:ilvl="5" w:tplc="04090005" w:tentative="1">
@@ -14757,7 +15069,7 @@
         <w:ind w:left="6061" w:hanging="360"/>
       </w:pPr>
       <w:rPr>
-        <w:rFonts w:ascii="Wingdings" w:hAnsi="Wingdings" w:hint="default"/>
+        <w:rFonts w:hint="default" w:ascii="Wingdings" w:hAnsi="Wingdings"/>
       </w:rPr>
     </w:lvl>
     <w:lvl w:ilvl="6" w:tplc="04090001" w:tentative="1">
@@ -14769,7 +15081,7 @@
         <w:ind w:left="6781" w:hanging="360"/>
       </w:pPr>
       <w:rPr>
-        <w:rFonts w:ascii="Symbol" w:hAnsi="Symbol" w:hint="default"/>
+        <w:rFonts w:hint="default" w:ascii="Symbol" w:hAnsi="Symbol"/>
       </w:rPr>
     </w:lvl>
     <w:lvl w:ilvl="7" w:tplc="04090003" w:tentative="1">
@@ -14781,7 +15093,7 @@
         <w:ind w:left="7501" w:hanging="360"/>
       </w:pPr>
       <w:rPr>
-        <w:rFonts w:ascii="Courier New" w:hAnsi="Courier New" w:cs="Courier New" w:hint="default"/>
+        <w:rFonts w:hint="default" w:ascii="Courier New" w:hAnsi="Courier New" w:cs="Courier New"/>
       </w:rPr>
     </w:lvl>
     <w:lvl w:ilvl="8" w:tplc="04090005" w:tentative="1">
@@ -14793,7 +15105,7 @@
         <w:ind w:left="8221" w:hanging="360"/>
       </w:pPr>
       <w:rPr>
-        <w:rFonts w:ascii="Wingdings" w:hAnsi="Wingdings" w:hint="default"/>
+        <w:rFonts w:hint="default" w:ascii="Wingdings" w:hAnsi="Wingdings"/>
       </w:rPr>
     </w:lvl>
   </w:abstractNum>
@@ -14810,7 +15122,7 @@
         <w:ind w:left="1741" w:hanging="360"/>
       </w:pPr>
       <w:rPr>
-        <w:rFonts w:ascii="Wingdings" w:hAnsi="Wingdings" w:hint="default"/>
+        <w:rFonts w:hint="default" w:ascii="Wingdings" w:hAnsi="Wingdings"/>
       </w:rPr>
     </w:lvl>
     <w:lvl w:ilvl="1" w:tplc="04090003" w:tentative="1">
@@ -14822,7 +15134,7 @@
         <w:ind w:left="2461" w:hanging="360"/>
       </w:pPr>
       <w:rPr>
-        <w:rFonts w:ascii="Courier New" w:hAnsi="Courier New" w:cs="Courier New" w:hint="default"/>
+        <w:rFonts w:hint="default" w:ascii="Courier New" w:hAnsi="Courier New" w:cs="Courier New"/>
       </w:rPr>
     </w:lvl>
     <w:lvl w:ilvl="2" w:tplc="04090005" w:tentative="1">
@@ -14834,7 +15146,7 @@
         <w:ind w:left="3181" w:hanging="360"/>
       </w:pPr>
       <w:rPr>
-        <w:rFonts w:ascii="Wingdings" w:hAnsi="Wingdings" w:hint="default"/>
+        <w:rFonts w:hint="default" w:ascii="Wingdings" w:hAnsi="Wingdings"/>
       </w:rPr>
     </w:lvl>
     <w:lvl w:ilvl="3" w:tplc="04090001" w:tentative="1">
@@ -14846,7 +15158,7 @@
         <w:ind w:left="3901" w:hanging="360"/>
       </w:pPr>
       <w:rPr>
-        <w:rFonts w:ascii="Symbol" w:hAnsi="Symbol" w:hint="default"/>
+        <w:rFonts w:hint="default" w:ascii="Symbol" w:hAnsi="Symbol"/>
       </w:rPr>
     </w:lvl>
     <w:lvl w:ilvl="4" w:tplc="04090003" w:tentative="1">
@@ -14858,7 +15170,7 @@
         <w:ind w:left="4621" w:hanging="360"/>
       </w:pPr>
       <w:rPr>
-        <w:rFonts w:ascii="Courier New" w:hAnsi="Courier New" w:cs="Courier New" w:hint="default"/>
+        <w:rFonts w:hint="default" w:ascii="Courier New" w:hAnsi="Courier New" w:cs="Courier New"/>
       </w:rPr>
     </w:lvl>
     <w:lvl w:ilvl="5" w:tplc="04090005" w:tentative="1">
@@ -14870,7 +15182,7 @@
         <w:ind w:left="5341" w:hanging="360"/>
       </w:pPr>
       <w:rPr>
-        <w:rFonts w:ascii="Wingdings" w:hAnsi="Wingdings" w:hint="default"/>
+        <w:rFonts w:hint="default" w:ascii="Wingdings" w:hAnsi="Wingdings"/>
       </w:rPr>
     </w:lvl>
     <w:lvl w:ilvl="6" w:tplc="04090001" w:tentative="1">
@@ -14882,7 +15194,7 @@
         <w:ind w:left="6061" w:hanging="360"/>
       </w:pPr>
       <w:rPr>
-        <w:rFonts w:ascii="Symbol" w:hAnsi="Symbol" w:hint="default"/>
+        <w:rFonts w:hint="default" w:ascii="Symbol" w:hAnsi="Symbol"/>
       </w:rPr>
     </w:lvl>
     <w:lvl w:ilvl="7" w:tplc="04090003" w:tentative="1">
@@ -14894,7 +15206,7 @@
         <w:ind w:left="6781" w:hanging="360"/>
       </w:pPr>
       <w:rPr>
-        <w:rFonts w:ascii="Courier New" w:hAnsi="Courier New" w:cs="Courier New" w:hint="default"/>
+        <w:rFonts w:hint="default" w:ascii="Courier New" w:hAnsi="Courier New" w:cs="Courier New"/>
       </w:rPr>
     </w:lvl>
     <w:lvl w:ilvl="8" w:tplc="04090005" w:tentative="1">
@@ -14906,7 +15218,7 @@
         <w:ind w:left="7501" w:hanging="360"/>
       </w:pPr>
       <w:rPr>
-        <w:rFonts w:ascii="Wingdings" w:hAnsi="Wingdings" w:hint="default"/>
+        <w:rFonts w:hint="default" w:ascii="Wingdings" w:hAnsi="Wingdings"/>
       </w:rPr>
     </w:lvl>
   </w:abstractNum>
@@ -15137,7 +15449,7 @@
         <w:ind w:left="1440" w:hanging="360"/>
       </w:pPr>
       <w:rPr>
-        <w:rFonts w:ascii="Symbol" w:hAnsi="Symbol" w:hint="default"/>
+        <w:rFonts w:hint="default" w:ascii="Symbol" w:hAnsi="Symbol"/>
       </w:rPr>
     </w:lvl>
     <w:lvl w:ilvl="1" w:tplc="04090003" w:tentative="1">
@@ -15149,7 +15461,7 @@
         <w:ind w:left="2160" w:hanging="360"/>
       </w:pPr>
       <w:rPr>
-        <w:rFonts w:ascii="Courier New" w:hAnsi="Courier New" w:cs="Courier New" w:hint="default"/>
+        <w:rFonts w:hint="default" w:ascii="Courier New" w:hAnsi="Courier New" w:cs="Courier New"/>
       </w:rPr>
     </w:lvl>
     <w:lvl w:ilvl="2" w:tplc="04090005" w:tentative="1">
@@ -15161,7 +15473,7 @@
         <w:ind w:left="2880" w:hanging="360"/>
       </w:pPr>
       <w:rPr>
-        <w:rFonts w:ascii="Wingdings" w:hAnsi="Wingdings" w:hint="default"/>
+        <w:rFonts w:hint="default" w:ascii="Wingdings" w:hAnsi="Wingdings"/>
       </w:rPr>
     </w:lvl>
     <w:lvl w:ilvl="3" w:tplc="04090001" w:tentative="1">
@@ -15173,7 +15485,7 @@
         <w:ind w:left="3600" w:hanging="360"/>
       </w:pPr>
       <w:rPr>
-        <w:rFonts w:ascii="Symbol" w:hAnsi="Symbol" w:hint="default"/>
+        <w:rFonts w:hint="default" w:ascii="Symbol" w:hAnsi="Symbol"/>
       </w:rPr>
     </w:lvl>
     <w:lvl w:ilvl="4" w:tplc="04090003" w:tentative="1">
@@ -15185,7 +15497,7 @@
         <w:ind w:left="4320" w:hanging="360"/>
       </w:pPr>
       <w:rPr>
-        <w:rFonts w:ascii="Courier New" w:hAnsi="Courier New" w:cs="Courier New" w:hint="default"/>
+        <w:rFonts w:hint="default" w:ascii="Courier New" w:hAnsi="Courier New" w:cs="Courier New"/>
       </w:rPr>
     </w:lvl>
     <w:lvl w:ilvl="5" w:tplc="04090005" w:tentative="1">
@@ -15197,7 +15509,7 @@
         <w:ind w:left="5040" w:hanging="360"/>
       </w:pPr>
       <w:rPr>
-        <w:rFonts w:ascii="Wingdings" w:hAnsi="Wingdings" w:hint="default"/>
+        <w:rFonts w:hint="default" w:ascii="Wingdings" w:hAnsi="Wingdings"/>
       </w:rPr>
     </w:lvl>
     <w:lvl w:ilvl="6" w:tplc="04090001" w:tentative="1">
@@ -15209,7 +15521,7 @@
         <w:ind w:left="5760" w:hanging="360"/>
       </w:pPr>
       <w:rPr>
-        <w:rFonts w:ascii="Symbol" w:hAnsi="Symbol" w:hint="default"/>
+        <w:rFonts w:hint="default" w:ascii="Symbol" w:hAnsi="Symbol"/>
       </w:rPr>
     </w:lvl>
     <w:lvl w:ilvl="7" w:tplc="04090003" w:tentative="1">
@@ -15221,7 +15533,7 @@
         <w:ind w:left="6480" w:hanging="360"/>
       </w:pPr>
       <w:rPr>
-        <w:rFonts w:ascii="Courier New" w:hAnsi="Courier New" w:cs="Courier New" w:hint="default"/>
+        <w:rFonts w:hint="default" w:ascii="Courier New" w:hAnsi="Courier New" w:cs="Courier New"/>
       </w:rPr>
     </w:lvl>
     <w:lvl w:ilvl="8" w:tplc="04090005" w:tentative="1">
@@ -15233,7 +15545,7 @@
         <w:ind w:left="7200" w:hanging="360"/>
       </w:pPr>
       <w:rPr>
-        <w:rFonts w:ascii="Wingdings" w:hAnsi="Wingdings" w:hint="default"/>
+        <w:rFonts w:hint="default" w:ascii="Wingdings" w:hAnsi="Wingdings"/>
       </w:rPr>
     </w:lvl>
   </w:abstractNum>
@@ -15453,7 +15765,7 @@
         <w:ind w:left="720" w:hanging="360"/>
       </w:pPr>
       <w:rPr>
-        <w:rFonts w:ascii="Wingdings" w:eastAsia="Times New Roman" w:hAnsi="Wingdings" w:cs="Times New Roman" w:hint="default"/>
+        <w:rFonts w:hint="default" w:ascii="Wingdings" w:hAnsi="Wingdings" w:eastAsia="Times New Roman" w:cs="Times New Roman"/>
       </w:rPr>
     </w:lvl>
     <w:lvl w:ilvl="1" w:tplc="04090003" w:tentative="1">
@@ -15465,7 +15777,7 @@
         <w:ind w:left="1440" w:hanging="360"/>
       </w:pPr>
       <w:rPr>
-        <w:rFonts w:ascii="Courier New" w:hAnsi="Courier New" w:cs="Courier New" w:hint="default"/>
+        <w:rFonts w:hint="default" w:ascii="Courier New" w:hAnsi="Courier New" w:cs="Courier New"/>
       </w:rPr>
     </w:lvl>
     <w:lvl w:ilvl="2" w:tplc="04090005" w:tentative="1">
@@ -15477,7 +15789,7 @@
         <w:ind w:left="2160" w:hanging="360"/>
       </w:pPr>
       <w:rPr>
-        <w:rFonts w:ascii="Wingdings" w:hAnsi="Wingdings" w:hint="default"/>
+        <w:rFonts w:hint="default" w:ascii="Wingdings" w:hAnsi="Wingdings"/>
       </w:rPr>
     </w:lvl>
     <w:lvl w:ilvl="3" w:tplc="04090001" w:tentative="1">
@@ -15489,7 +15801,7 @@
         <w:ind w:left="2880" w:hanging="360"/>
       </w:pPr>
       <w:rPr>
-        <w:rFonts w:ascii="Symbol" w:hAnsi="Symbol" w:hint="default"/>
+        <w:rFonts w:hint="default" w:ascii="Symbol" w:hAnsi="Symbol"/>
       </w:rPr>
     </w:lvl>
     <w:lvl w:ilvl="4" w:tplc="04090003" w:tentative="1">
@@ -15501,7 +15813,7 @@
         <w:ind w:left="3600" w:hanging="360"/>
       </w:pPr>
       <w:rPr>
-        <w:rFonts w:ascii="Courier New" w:hAnsi="Courier New" w:cs="Courier New" w:hint="default"/>
+        <w:rFonts w:hint="default" w:ascii="Courier New" w:hAnsi="Courier New" w:cs="Courier New"/>
       </w:rPr>
     </w:lvl>
     <w:lvl w:ilvl="5" w:tplc="04090005" w:tentative="1">
@@ -15513,7 +15825,7 @@
         <w:ind w:left="4320" w:hanging="360"/>
       </w:pPr>
       <w:rPr>
-        <w:rFonts w:ascii="Wingdings" w:hAnsi="Wingdings" w:hint="default"/>
+        <w:rFonts w:hint="default" w:ascii="Wingdings" w:hAnsi="Wingdings"/>
       </w:rPr>
     </w:lvl>
     <w:lvl w:ilvl="6" w:tplc="04090001" w:tentative="1">
@@ -15525,7 +15837,7 @@
         <w:ind w:left="5040" w:hanging="360"/>
       </w:pPr>
       <w:rPr>
-        <w:rFonts w:ascii="Symbol" w:hAnsi="Symbol" w:hint="default"/>
+        <w:rFonts w:hint="default" w:ascii="Symbol" w:hAnsi="Symbol"/>
       </w:rPr>
     </w:lvl>
     <w:lvl w:ilvl="7" w:tplc="04090003" w:tentative="1">
@@ -15537,7 +15849,7 @@
         <w:ind w:left="5760" w:hanging="360"/>
       </w:pPr>
       <w:rPr>
-        <w:rFonts w:ascii="Courier New" w:hAnsi="Courier New" w:cs="Courier New" w:hint="default"/>
+        <w:rFonts w:hint="default" w:ascii="Courier New" w:hAnsi="Courier New" w:cs="Courier New"/>
       </w:rPr>
     </w:lvl>
     <w:lvl w:ilvl="8" w:tplc="04090005" w:tentative="1">
@@ -15549,7 +15861,7 @@
         <w:ind w:left="6480" w:hanging="360"/>
       </w:pPr>
       <w:rPr>
-        <w:rFonts w:ascii="Wingdings" w:hAnsi="Wingdings" w:hint="default"/>
+        <w:rFonts w:hint="default" w:ascii="Wingdings" w:hAnsi="Wingdings"/>
       </w:rPr>
     </w:lvl>
   </w:abstractNum>
@@ -15566,7 +15878,7 @@
         <w:ind w:left="450" w:hanging="360"/>
       </w:pPr>
       <w:rPr>
-        <w:rFonts w:ascii="Arial" w:eastAsia="Calibri" w:hAnsi="Arial" w:cs="Arial" w:hint="default"/>
+        <w:rFonts w:hint="default" w:ascii="Arial" w:hAnsi="Arial" w:eastAsia="Calibri" w:cs="Arial"/>
       </w:rPr>
     </w:lvl>
     <w:lvl w:ilvl="1" w:tplc="04090003" w:tentative="1">
@@ -15578,7 +15890,7 @@
         <w:ind w:left="1170" w:hanging="360"/>
       </w:pPr>
       <w:rPr>
-        <w:rFonts w:ascii="Courier New" w:hAnsi="Courier New" w:cs="Courier New" w:hint="default"/>
+        <w:rFonts w:hint="default" w:ascii="Courier New" w:hAnsi="Courier New" w:cs="Courier New"/>
       </w:rPr>
     </w:lvl>
     <w:lvl w:ilvl="2" w:tplc="04090005" w:tentative="1">
@@ -15590,7 +15902,7 @@
         <w:ind w:left="1890" w:hanging="360"/>
       </w:pPr>
       <w:rPr>
-        <w:rFonts w:ascii="Wingdings" w:hAnsi="Wingdings" w:hint="default"/>
+        <w:rFonts w:hint="default" w:ascii="Wingdings" w:hAnsi="Wingdings"/>
       </w:rPr>
     </w:lvl>
     <w:lvl w:ilvl="3" w:tplc="04090001" w:tentative="1">
@@ -15602,7 +15914,7 @@
         <w:ind w:left="2610" w:hanging="360"/>
       </w:pPr>
       <w:rPr>
-        <w:rFonts w:ascii="Symbol" w:hAnsi="Symbol" w:hint="default"/>
+        <w:rFonts w:hint="default" w:ascii="Symbol" w:hAnsi="Symbol"/>
       </w:rPr>
     </w:lvl>
     <w:lvl w:ilvl="4" w:tplc="04090003" w:tentative="1">
@@ -15614,7 +15926,7 @@
         <w:ind w:left="3330" w:hanging="360"/>
       </w:pPr>
       <w:rPr>
-        <w:rFonts w:ascii="Courier New" w:hAnsi="Courier New" w:cs="Courier New" w:hint="default"/>
+        <w:rFonts w:hint="default" w:ascii="Courier New" w:hAnsi="Courier New" w:cs="Courier New"/>
       </w:rPr>
     </w:lvl>
     <w:lvl w:ilvl="5" w:tplc="04090005" w:tentative="1">
@@ -15626,7 +15938,7 @@
         <w:ind w:left="4050" w:hanging="360"/>
       </w:pPr>
       <w:rPr>
-        <w:rFonts w:ascii="Wingdings" w:hAnsi="Wingdings" w:hint="default"/>
+        <w:rFonts w:hint="default" w:ascii="Wingdings" w:hAnsi="Wingdings"/>
       </w:rPr>
     </w:lvl>
     <w:lvl w:ilvl="6" w:tplc="04090001" w:tentative="1">
@@ -15638,7 +15950,7 @@
         <w:ind w:left="4770" w:hanging="360"/>
       </w:pPr>
       <w:rPr>
-        <w:rFonts w:ascii="Symbol" w:hAnsi="Symbol" w:hint="default"/>
+        <w:rFonts w:hint="default" w:ascii="Symbol" w:hAnsi="Symbol"/>
       </w:rPr>
     </w:lvl>
     <w:lvl w:ilvl="7" w:tplc="04090003" w:tentative="1">
@@ -15650,7 +15962,7 @@
         <w:ind w:left="5490" w:hanging="360"/>
       </w:pPr>
       <w:rPr>
-        <w:rFonts w:ascii="Courier New" w:hAnsi="Courier New" w:cs="Courier New" w:hint="default"/>
+        <w:rFonts w:hint="default" w:ascii="Courier New" w:hAnsi="Courier New" w:cs="Courier New"/>
       </w:rPr>
     </w:lvl>
     <w:lvl w:ilvl="8" w:tplc="04090005" w:tentative="1">
@@ -15662,7 +15974,7 @@
         <w:ind w:left="6210" w:hanging="360"/>
       </w:pPr>
       <w:rPr>
-        <w:rFonts w:ascii="Wingdings" w:hAnsi="Wingdings" w:hint="default"/>
+        <w:rFonts w:hint="default" w:ascii="Wingdings" w:hAnsi="Wingdings"/>
       </w:rPr>
     </w:lvl>
   </w:abstractNum>
@@ -16030,11 +16342,11 @@
 </file>
 
 <file path=word/styles.xml><?xml version="1.0" encoding="utf-8"?>
-<w:styles xmlns:mc="http://schemas.openxmlformats.org/markup-compatibility/2006" xmlns:r="http://schemas.openxmlformats.org/officeDocument/2006/relationships" xmlns:w="http://schemas.openxmlformats.org/wordprocessingml/2006/main" xmlns:w14="http://schemas.microsoft.com/office/word/2010/wordml" xmlns:w15="http://schemas.microsoft.com/office/word/2012/wordml" xmlns:w16cex="http://schemas.microsoft.com/office/word/2018/wordml/cex" xmlns:w16cid="http://schemas.microsoft.com/office/word/2016/wordml/cid" xmlns:w16="http://schemas.microsoft.com/office/word/2018/wordml" xmlns:w16du="http://schemas.microsoft.com/office/word/2023/wordml/word16du" xmlns:w16sdtdh="http://schemas.microsoft.com/office/word/2020/wordml/sdtdatahash" xmlns:w16sdtfl="http://schemas.microsoft.com/office/word/2024/wordml/sdtformatlock" xmlns:w16se="http://schemas.microsoft.com/office/word/2015/wordml/symex" mc:Ignorable="w14 w15 w16se w16cid w16 w16cex w16sdtdh w16sdtfl w16du">
+<w:styles xmlns:wp14="http://schemas.microsoft.com/office/word/2010/wordprocessingDrawing" xmlns:mc="http://schemas.openxmlformats.org/markup-compatibility/2006" xmlns:r="http://schemas.openxmlformats.org/officeDocument/2006/relationships" xmlns:w="http://schemas.openxmlformats.org/wordprocessingml/2006/main" xmlns:w14="http://schemas.microsoft.com/office/word/2010/wordml" xmlns:w15="http://schemas.microsoft.com/office/word/2012/wordml" xmlns:w16cex="http://schemas.microsoft.com/office/word/2018/wordml/cex" xmlns:w16cid="http://schemas.microsoft.com/office/word/2016/wordml/cid" xmlns:w16="http://schemas.microsoft.com/office/word/2018/wordml" xmlns:w16du="http://schemas.microsoft.com/office/word/2023/wordml/word16du" xmlns:w16sdtdh="http://schemas.microsoft.com/office/word/2020/wordml/sdtdatahash" xmlns:w16sdtfl="http://schemas.microsoft.com/office/word/2024/wordml/sdtformatlock" xmlns:w16se="http://schemas.microsoft.com/office/word/2015/wordml/symex" mc:Ignorable="w14 w15 w16se w16cid w16 w16cex w16sdtdh w16sdtfl w16du wp14">
   <w:docDefaults>
     <w:rPrDefault>
       <w:rPr>
-        <w:rFonts w:ascii="Times New Roman" w:eastAsiaTheme="minorHAnsi" w:hAnsi="Times New Roman" w:cs="Times New Roman"/>
+        <w:rFonts w:ascii="Times New Roman" w:hAnsi="Times New Roman" w:cs="Times New Roman" w:eastAsiaTheme="minorHAnsi"/>
         <w:sz w:val="24"/>
         <w:szCs w:val="24"/>
         <w:lang w:val="en-US" w:eastAsia="en-US" w:bidi="ar-SA"/>
@@ -16051,14 +16363,14 @@
   <w:latentStyles w:defLockedState="0" w:defUIPriority="99" w:defSemiHidden="0" w:defUnhideWhenUsed="0" w:defQFormat="0" w:count="376">
     <w:lsdException w:name="Normal" w:uiPriority="0" w:qFormat="1"/>
     <w:lsdException w:name="heading 1" w:uiPriority="0" w:qFormat="1"/>
-    <w:lsdException w:name="heading 2" w:semiHidden="1" w:uiPriority="9" w:unhideWhenUsed="1" w:qFormat="1"/>
-    <w:lsdException w:name="heading 3" w:semiHidden="1" w:uiPriority="9" w:unhideWhenUsed="1" w:qFormat="1"/>
-    <w:lsdException w:name="heading 4" w:semiHidden="1" w:uiPriority="9" w:unhideWhenUsed="1" w:qFormat="1"/>
-    <w:lsdException w:name="heading 5" w:semiHidden="1" w:uiPriority="9" w:unhideWhenUsed="1" w:qFormat="1"/>
-    <w:lsdException w:name="heading 6" w:semiHidden="1" w:uiPriority="9" w:unhideWhenUsed="1" w:qFormat="1"/>
-    <w:lsdException w:name="heading 7" w:semiHidden="1" w:uiPriority="9" w:unhideWhenUsed="1" w:qFormat="1"/>
-    <w:lsdException w:name="heading 8" w:semiHidden="1" w:uiPriority="9" w:unhideWhenUsed="1" w:qFormat="1"/>
-    <w:lsdException w:name="heading 9" w:semiHidden="1" w:uiPriority="9" w:unhideWhenUsed="1" w:qFormat="1"/>
+    <w:lsdException w:name="heading 2" w:uiPriority="9" w:semiHidden="1" w:unhideWhenUsed="1" w:qFormat="1"/>
+    <w:lsdException w:name="heading 3" w:uiPriority="9" w:semiHidden="1" w:unhideWhenUsed="1" w:qFormat="1"/>
+    <w:lsdException w:name="heading 4" w:uiPriority="9" w:semiHidden="1" w:unhideWhenUsed="1" w:qFormat="1"/>
+    <w:lsdException w:name="heading 5" w:uiPriority="9" w:semiHidden="1" w:unhideWhenUsed="1" w:qFormat="1"/>
+    <w:lsdException w:name="heading 6" w:uiPriority="9" w:semiHidden="1" w:unhideWhenUsed="1" w:qFormat="1"/>
+    <w:lsdException w:name="heading 7" w:uiPriority="9" w:semiHidden="1" w:unhideWhenUsed="1" w:qFormat="1"/>
+    <w:lsdException w:name="heading 8" w:uiPriority="9" w:semiHidden="1" w:unhideWhenUsed="1" w:qFormat="1"/>
+    <w:lsdException w:name="heading 9" w:uiPriority="9" w:semiHidden="1" w:unhideWhenUsed="1" w:qFormat="1"/>
     <w:lsdException w:name="index 1" w:semiHidden="1" w:unhideWhenUsed="1"/>
     <w:lsdException w:name="index 2" w:semiHidden="1" w:unhideWhenUsed="1"/>
     <w:lsdException w:name="index 3" w:semiHidden="1" w:unhideWhenUsed="1"/>
@@ -16068,22 +16380,22 @@
     <w:lsdException w:name="index 7" w:semiHidden="1" w:unhideWhenUsed="1"/>
     <w:lsdException w:name="index 8" w:semiHidden="1" w:unhideWhenUsed="1"/>
     <w:lsdException w:name="index 9" w:semiHidden="1" w:unhideWhenUsed="1"/>
-    <w:lsdException w:name="toc 1" w:semiHidden="1" w:uiPriority="39" w:unhideWhenUsed="1" w:qFormat="1"/>
-    <w:lsdException w:name="toc 2" w:semiHidden="1" w:uiPriority="39" w:unhideWhenUsed="1" w:qFormat="1"/>
-    <w:lsdException w:name="toc 3" w:semiHidden="1" w:uiPriority="39" w:unhideWhenUsed="1" w:qFormat="1"/>
-    <w:lsdException w:name="toc 4" w:semiHidden="1" w:uiPriority="39" w:unhideWhenUsed="1"/>
-    <w:lsdException w:name="toc 5" w:semiHidden="1" w:uiPriority="39" w:unhideWhenUsed="1"/>
-    <w:lsdException w:name="toc 6" w:semiHidden="1" w:uiPriority="39" w:unhideWhenUsed="1"/>
-    <w:lsdException w:name="toc 7" w:semiHidden="1" w:uiPriority="39" w:unhideWhenUsed="1"/>
-    <w:lsdException w:name="toc 8" w:semiHidden="1" w:uiPriority="39" w:unhideWhenUsed="1"/>
-    <w:lsdException w:name="toc 9" w:semiHidden="1" w:uiPriority="39" w:unhideWhenUsed="1"/>
+    <w:lsdException w:name="toc 1" w:uiPriority="39" w:semiHidden="1" w:unhideWhenUsed="1" w:qFormat="1"/>
+    <w:lsdException w:name="toc 2" w:uiPriority="39" w:semiHidden="1" w:unhideWhenUsed="1" w:qFormat="1"/>
+    <w:lsdException w:name="toc 3" w:uiPriority="39" w:semiHidden="1" w:unhideWhenUsed="1" w:qFormat="1"/>
+    <w:lsdException w:name="toc 4" w:uiPriority="39" w:semiHidden="1" w:unhideWhenUsed="1"/>
+    <w:lsdException w:name="toc 5" w:uiPriority="39" w:semiHidden="1" w:unhideWhenUsed="1"/>
+    <w:lsdException w:name="toc 6" w:uiPriority="39" w:semiHidden="1" w:unhideWhenUsed="1"/>
+    <w:lsdException w:name="toc 7" w:uiPriority="39" w:semiHidden="1" w:unhideWhenUsed="1"/>
+    <w:lsdException w:name="toc 8" w:uiPriority="39" w:semiHidden="1" w:unhideWhenUsed="1"/>
+    <w:lsdException w:name="toc 9" w:uiPriority="39" w:semiHidden="1" w:unhideWhenUsed="1"/>
     <w:lsdException w:name="Normal Indent" w:semiHidden="1" w:unhideWhenUsed="1"/>
     <w:lsdException w:name="footnote text" w:semiHidden="1" w:unhideWhenUsed="1"/>
     <w:lsdException w:name="annotation text" w:semiHidden="1" w:unhideWhenUsed="1"/>
     <w:lsdException w:name="header" w:semiHidden="1" w:unhideWhenUsed="1"/>
     <w:lsdException w:name="footer" w:semiHidden="1" w:unhideWhenUsed="1"/>
     <w:lsdException w:name="index heading" w:semiHidden="1" w:unhideWhenUsed="1"/>
-    <w:lsdException w:name="caption" w:semiHidden="1" w:uiPriority="35" w:unhideWhenUsed="1" w:qFormat="1"/>
+    <w:lsdException w:name="caption" w:uiPriority="35" w:semiHidden="1" w:unhideWhenUsed="1" w:qFormat="1"/>
     <w:lsdException w:name="table of figures" w:semiHidden="1" w:unhideWhenUsed="1"/>
     <w:lsdException w:name="envelope address" w:semiHidden="1" w:unhideWhenUsed="1"/>
     <w:lsdException w:name="envelope return" w:semiHidden="1" w:unhideWhenUsed="1"/>
@@ -16114,7 +16426,7 @@
     <w:lsdException w:name="Title" w:uiPriority="10" w:qFormat="1"/>
     <w:lsdException w:name="Closing" w:semiHidden="1" w:unhideWhenUsed="1"/>
     <w:lsdException w:name="Signature" w:semiHidden="1" w:unhideWhenUsed="1"/>
-    <w:lsdException w:name="Default Paragraph Font" w:semiHidden="1" w:uiPriority="1" w:unhideWhenUsed="1"/>
+    <w:lsdException w:name="Default Paragraph Font" w:uiPriority="1" w:semiHidden="1" w:unhideWhenUsed="1"/>
     <w:lsdException w:name="Body Text" w:semiHidden="1" w:unhideWhenUsed="1"/>
     <w:lsdException w:name="Body Text Indent" w:semiHidden="1" w:unhideWhenUsed="1"/>
     <w:lsdException w:name="List Continue" w:semiHidden="1" w:unhideWhenUsed="1"/>
@@ -16139,7 +16451,7 @@
     <w:lsdException w:name="Strong" w:uiPriority="22" w:qFormat="1"/>
     <w:lsdException w:name="Emphasis" w:uiPriority="20" w:qFormat="1"/>
     <w:lsdException w:name="Document Map" w:semiHidden="1" w:unhideWhenUsed="1"/>
-    <w:lsdException w:name="Plain Text" w:semiHidden="1" w:uiPriority="0" w:unhideWhenUsed="1"/>
+    <w:lsdException w:name="Plain Text" w:uiPriority="0" w:semiHidden="1" w:unhideWhenUsed="1"/>
     <w:lsdException w:name="E-mail Signature" w:semiHidden="1" w:unhideWhenUsed="1"/>
     <w:lsdException w:name="HTML Top of Form" w:semiHidden="1" w:unhideWhenUsed="1"/>
     <w:lsdException w:name="HTML Bottom of Form" w:semiHidden="1" w:unhideWhenUsed="1"/>
@@ -16314,8 +16626,8 @@
     <w:lsdException w:name="Subtle Reference" w:uiPriority="31" w:qFormat="1"/>
     <w:lsdException w:name="Intense Reference" w:uiPriority="32" w:qFormat="1"/>
     <w:lsdException w:name="Book Title" w:uiPriority="33" w:qFormat="1"/>
-    <w:lsdException w:name="Bibliography" w:semiHidden="1" w:uiPriority="37" w:unhideWhenUsed="1"/>
-    <w:lsdException w:name="TOC Heading" w:semiHidden="1" w:uiPriority="39" w:unhideWhenUsed="1" w:qFormat="1"/>
+    <w:lsdException w:name="Bibliography" w:uiPriority="37" w:semiHidden="1" w:unhideWhenUsed="1"/>
+    <w:lsdException w:name="TOC Heading" w:uiPriority="39" w:semiHidden="1" w:unhideWhenUsed="1" w:qFormat="1"/>
     <w:lsdException w:name="Plain Table 1" w:uiPriority="41"/>
     <w:lsdException w:name="Plain Table 2" w:uiPriority="42"/>
     <w:lsdException w:name="Plain Table 3" w:uiPriority="43"/>
@@ -16426,7 +16738,7 @@
     <w:lsdException w:name="Unresolved Mention" w:semiHidden="1" w:unhideWhenUsed="1"/>
     <w:lsdException w:name="Smart Link" w:semiHidden="1" w:unhideWhenUsed="1"/>
   </w:latentStyles>
-  <w:style w:type="paragraph" w:default="1" w:styleId="Normal">
+  <w:style w:type="paragraph" w:styleId="Normal" w:default="1">
     <w:name w:val="Normal"/>
     <w:qFormat/>
     <w:rsid w:val="007C2C43"/>
@@ -16453,7 +16765,7 @@
       <w:outlineLvl w:val="0"/>
     </w:pPr>
     <w:rPr>
-      <w:rFonts w:ascii="Arial" w:eastAsia="Times New Roman" w:hAnsi="Arial" w:cs="Arial"/>
+      <w:rFonts w:ascii="Arial" w:hAnsi="Arial" w:eastAsia="Times New Roman" w:cs="Arial"/>
       <w:b/>
       <w:bCs/>
     </w:rPr>
@@ -16475,7 +16787,7 @@
       <w:outlineLvl w:val="2"/>
     </w:pPr>
     <w:rPr>
-      <w:rFonts w:asciiTheme="majorHAnsi" w:eastAsiaTheme="majorEastAsia" w:hAnsiTheme="majorHAnsi" w:cstheme="majorBidi"/>
+      <w:rFonts w:asciiTheme="majorHAnsi" w:hAnsiTheme="majorHAnsi" w:eastAsiaTheme="majorEastAsia" w:cstheme="majorBidi"/>
       <w:b/>
       <w:bCs/>
       <w:color w:val="4F81BD" w:themeColor="accent1"/>
@@ -16498,7 +16810,7 @@
       <w:outlineLvl w:val="3"/>
     </w:pPr>
     <w:rPr>
-      <w:rFonts w:asciiTheme="majorHAnsi" w:eastAsiaTheme="majorEastAsia" w:hAnsiTheme="majorHAnsi" w:cstheme="majorBidi"/>
+      <w:rFonts w:asciiTheme="majorHAnsi" w:hAnsiTheme="majorHAnsi" w:eastAsiaTheme="majorEastAsia" w:cstheme="majorBidi"/>
       <w:b/>
       <w:bCs/>
       <w:i/>
@@ -16506,12 +16818,12 @@
       <w:color w:val="4F81BD" w:themeColor="accent1"/>
     </w:rPr>
   </w:style>
-  <w:style w:type="character" w:default="1" w:styleId="DefaultParagraphFont">
+  <w:style w:type="character" w:styleId="DefaultParagraphFont" w:default="1">
     <w:name w:val="Default Paragraph Font"/>
     <w:uiPriority w:val="1"/>
     <w:unhideWhenUsed/>
   </w:style>
-  <w:style w:type="table" w:default="1" w:styleId="TableNormal">
+  <w:style w:type="table" w:styleId="TableNormal" w:default="1">
     <w:name w:val="Normal Table"/>
     <w:uiPriority w:val="99"/>
     <w:semiHidden/>
@@ -16526,7 +16838,7 @@
       </w:tblCellMar>
     </w:tblPr>
   </w:style>
-  <w:style w:type="numbering" w:default="1" w:styleId="NoList">
+  <w:style w:type="numbering" w:styleId="NoList" w:default="1">
     <w:name w:val="No List"/>
     <w:uiPriority w:val="99"/>
     <w:semiHidden/>
@@ -16547,7 +16859,7 @@
       <w:spacing w:line="240" w:lineRule="auto"/>
     </w:pPr>
   </w:style>
-  <w:style w:type="character" w:customStyle="1" w:styleId="HeaderChar">
+  <w:style w:type="character" w:styleId="HeaderChar" w:customStyle="1">
     <w:name w:val="Header Char"/>
     <w:basedOn w:val="DefaultParagraphFont"/>
     <w:link w:val="Header"/>
@@ -16569,7 +16881,7 @@
       <w:spacing w:line="240" w:lineRule="auto"/>
     </w:pPr>
   </w:style>
-  <w:style w:type="character" w:customStyle="1" w:styleId="FooterChar">
+  <w:style w:type="character" w:styleId="FooterChar" w:customStyle="1">
     <w:name w:val="Footer Char"/>
     <w:basedOn w:val="DefaultParagraphFont"/>
     <w:link w:val="Footer"/>
@@ -16587,27 +16899,27 @@
     </w:pPr>
     <w:tblPr>
       <w:tblBorders>
-        <w:top w:val="single" w:sz="4" w:space="0" w:color="auto"/>
-        <w:left w:val="single" w:sz="4" w:space="0" w:color="auto"/>
-        <w:bottom w:val="single" w:sz="4" w:space="0" w:color="auto"/>
-        <w:right w:val="single" w:sz="4" w:space="0" w:color="auto"/>
-        <w:insideH w:val="single" w:sz="4" w:space="0" w:color="auto"/>
-        <w:insideV w:val="single" w:sz="4" w:space="0" w:color="auto"/>
+        <w:top w:val="single" w:color="auto" w:sz="4" w:space="0"/>
+        <w:left w:val="single" w:color="auto" w:sz="4" w:space="0"/>
+        <w:bottom w:val="single" w:color="auto" w:sz="4" w:space="0"/>
+        <w:right w:val="single" w:color="auto" w:sz="4" w:space="0"/>
+        <w:insideH w:val="single" w:color="auto" w:sz="4" w:space="0"/>
+        <w:insideV w:val="single" w:color="auto" w:sz="4" w:space="0"/>
       </w:tblBorders>
     </w:tblPr>
   </w:style>
-  <w:style w:type="character" w:customStyle="1" w:styleId="Heading1Char">
+  <w:style w:type="character" w:styleId="Heading1Char" w:customStyle="1">
     <w:name w:val="Heading 1 Char"/>
     <w:basedOn w:val="DefaultParagraphFont"/>
     <w:link w:val="Heading1"/>
     <w:rsid w:val="006A6309"/>
     <w:rPr>
-      <w:rFonts w:ascii="Arial" w:eastAsia="Times New Roman" w:hAnsi="Arial" w:cs="Arial"/>
+      <w:rFonts w:ascii="Arial" w:hAnsi="Arial" w:eastAsia="Times New Roman" w:cs="Arial"/>
       <w:b/>
       <w:bCs/>
     </w:rPr>
   </w:style>
-  <w:style w:type="character" w:customStyle="1" w:styleId="Heading3Char">
+  <w:style w:type="character" w:styleId="Heading3Char" w:customStyle="1">
     <w:name w:val="Heading 3 Char"/>
     <w:basedOn w:val="DefaultParagraphFont"/>
     <w:link w:val="Heading3"/>
@@ -16615,13 +16927,13 @@
     <w:semiHidden/>
     <w:rsid w:val="006A6309"/>
     <w:rPr>
-      <w:rFonts w:asciiTheme="majorHAnsi" w:eastAsiaTheme="majorEastAsia" w:hAnsiTheme="majorHAnsi" w:cstheme="majorBidi"/>
+      <w:rFonts w:asciiTheme="majorHAnsi" w:hAnsiTheme="majorHAnsi" w:eastAsiaTheme="majorEastAsia" w:cstheme="majorBidi"/>
       <w:b/>
       <w:bCs/>
       <w:color w:val="4F81BD" w:themeColor="accent1"/>
     </w:rPr>
   </w:style>
-  <w:style w:type="character" w:customStyle="1" w:styleId="Heading4Char">
+  <w:style w:type="character" w:styleId="Heading4Char" w:customStyle="1">
     <w:name w:val="Heading 4 Char"/>
     <w:basedOn w:val="DefaultParagraphFont"/>
     <w:link w:val="Heading4"/>
@@ -16629,7 +16941,7 @@
     <w:semiHidden/>
     <w:rsid w:val="006A6309"/>
     <w:rPr>
-      <w:rFonts w:asciiTheme="majorHAnsi" w:eastAsiaTheme="majorEastAsia" w:hAnsiTheme="majorHAnsi" w:cstheme="majorBidi"/>
+      <w:rFonts w:asciiTheme="majorHAnsi" w:hAnsiTheme="majorHAnsi" w:eastAsiaTheme="majorEastAsia" w:cstheme="majorBidi"/>
       <w:b/>
       <w:bCs/>
       <w:i/>
@@ -16662,24 +16974,24 @@
       <w:jc w:val="left"/>
     </w:pPr>
     <w:rPr>
-      <w:rFonts w:ascii="Courier New" w:eastAsia="Times New Roman" w:hAnsi="Courier New" w:cs="Courier New"/>
+      <w:rFonts w:ascii="Courier New" w:hAnsi="Courier New" w:eastAsia="Times New Roman" w:cs="Courier New"/>
       <w:sz w:val="20"/>
       <w:szCs w:val="20"/>
     </w:rPr>
   </w:style>
-  <w:style w:type="character" w:customStyle="1" w:styleId="PlainTextChar">
+  <w:style w:type="character" w:styleId="PlainTextChar" w:customStyle="1">
     <w:name w:val="Plain Text Char"/>
     <w:basedOn w:val="DefaultParagraphFont"/>
     <w:link w:val="PlainText"/>
     <w:semiHidden/>
     <w:rsid w:val="006A6309"/>
     <w:rPr>
-      <w:rFonts w:ascii="Courier New" w:eastAsia="Times New Roman" w:hAnsi="Courier New" w:cs="Courier New"/>
+      <w:rFonts w:ascii="Courier New" w:hAnsi="Courier New" w:eastAsia="Times New Roman" w:cs="Courier New"/>
       <w:sz w:val="20"/>
       <w:szCs w:val="20"/>
     </w:rPr>
   </w:style>
-  <w:style w:type="paragraph" w:customStyle="1" w:styleId="body">
+  <w:style w:type="paragraph" w:styleId="body" w:customStyle="1">
     <w:name w:val="body"/>
     <w:rsid w:val="006A6309"/>
     <w:pPr>
@@ -16689,13 +17001,13 @@
       <w:jc w:val="left"/>
     </w:pPr>
     <w:rPr>
-      <w:rFonts w:ascii="Times" w:eastAsia="Times New Roman" w:hAnsi="Times" w:cs="Times"/>
+      <w:rFonts w:ascii="Times" w:hAnsi="Times" w:eastAsia="Times New Roman" w:cs="Times"/>
       <w:sz w:val="22"/>
       <w:szCs w:val="22"/>
       <w:lang w:val="en-AU"/>
     </w:rPr>
   </w:style>
-  <w:style w:type="paragraph" w:customStyle="1" w:styleId="TableContents">
+  <w:style w:type="paragraph" w:styleId="TableContents" w:customStyle="1">
     <w:name w:val="Table Contents"/>
     <w:basedOn w:val="Normal"/>
     <w:rsid w:val="006A6309"/>
@@ -16728,7 +17040,7 @@
       <w:szCs w:val="16"/>
     </w:rPr>
   </w:style>
-  <w:style w:type="character" w:customStyle="1" w:styleId="BalloonTextChar">
+  <w:style w:type="character" w:styleId="BalloonTextChar" w:customStyle="1">
     <w:name w:val="Balloon Text Char"/>
     <w:basedOn w:val="DefaultParagraphFont"/>
     <w:link w:val="BalloonText"/>
@@ -16742,7 +17054,7 @@
     </w:rPr>
   </w:style>
   <w:style w:type="character" w:styleId="CommentReference">
-    <w:name w:val="annotation reference"/>
+    <w:name w:val="Comment Reference"/>
     <w:basedOn w:val="DefaultParagraphFont"/>
     <w:uiPriority w:val="99"/>
     <w:semiHidden/>
@@ -16754,7 +17066,7 @@
     </w:rPr>
   </w:style>
   <w:style w:type="paragraph" w:styleId="CommentText">
-    <w:name w:val="annotation text"/>
+    <w:name w:val="Comment Text"/>
     <w:basedOn w:val="Normal"/>
     <w:link w:val="CommentTextChar"/>
     <w:uiPriority w:val="99"/>
@@ -16769,7 +17081,7 @@
       <w:szCs w:val="20"/>
     </w:rPr>
   </w:style>
-  <w:style w:type="character" w:customStyle="1" w:styleId="CommentTextChar">
+  <w:style w:type="character" w:styleId="CommentTextChar" w:customStyle="1">
     <w:name w:val="Comment Text Char"/>
     <w:basedOn w:val="DefaultParagraphFont"/>
     <w:link w:val="CommentText"/>
@@ -16782,7 +17094,7 @@
     </w:rPr>
   </w:style>
   <w:style w:type="paragraph" w:styleId="CommentSubject">
-    <w:name w:val="annotation subject"/>
+    <w:name w:val="Comment Subject"/>
     <w:basedOn w:val="CommentText"/>
     <w:next w:val="CommentText"/>
     <w:link w:val="CommentSubjectChar"/>
@@ -16795,7 +17107,7 @@
       <w:bCs/>
     </w:rPr>
   </w:style>
-  <w:style w:type="character" w:customStyle="1" w:styleId="CommentSubjectChar">
+  <w:style w:type="character" w:styleId="CommentSubjectChar" w:customStyle="1">
     <w:name w:val="Comment Subject Char"/>
     <w:basedOn w:val="CommentTextChar"/>
     <w:link w:val="CommentSubject"/>
@@ -16830,7 +17142,7 @@
       <w:outlineLvl w:val="9"/>
     </w:pPr>
     <w:rPr>
-      <w:rFonts w:asciiTheme="majorHAnsi" w:eastAsiaTheme="majorEastAsia" w:hAnsiTheme="majorHAnsi" w:cstheme="majorBidi"/>
+      <w:rFonts w:asciiTheme="majorHAnsi" w:hAnsiTheme="majorHAnsi" w:eastAsiaTheme="majorEastAsia" w:cstheme="majorBidi"/>
       <w:color w:val="365F91" w:themeColor="accent1" w:themeShade="BF"/>
       <w:sz w:val="28"/>
       <w:szCs w:val="28"/>
@@ -16851,7 +17163,7 @@
       <w:jc w:val="left"/>
     </w:pPr>
     <w:rPr>
-      <w:rFonts w:asciiTheme="minorHAnsi" w:eastAsiaTheme="minorEastAsia" w:hAnsiTheme="minorHAnsi" w:cstheme="minorBidi"/>
+      <w:rFonts w:asciiTheme="minorHAnsi" w:hAnsiTheme="minorHAnsi" w:eastAsiaTheme="minorEastAsia" w:cstheme="minorBidi"/>
       <w:sz w:val="22"/>
       <w:szCs w:val="22"/>
     </w:rPr>
@@ -16871,7 +17183,7 @@
       <w:jc w:val="left"/>
     </w:pPr>
     <w:rPr>
-      <w:rFonts w:asciiTheme="minorHAnsi" w:eastAsiaTheme="minorEastAsia" w:hAnsiTheme="minorHAnsi" w:cstheme="minorBidi"/>
+      <w:rFonts w:asciiTheme="minorHAnsi" w:hAnsiTheme="minorHAnsi" w:eastAsiaTheme="minorEastAsia" w:cstheme="minorBidi"/>
       <w:sz w:val="22"/>
       <w:szCs w:val="22"/>
     </w:rPr>
@@ -16891,7 +17203,7 @@
       <w:jc w:val="left"/>
     </w:pPr>
     <w:rPr>
-      <w:rFonts w:asciiTheme="minorHAnsi" w:eastAsiaTheme="minorEastAsia" w:hAnsiTheme="minorHAnsi" w:cstheme="minorBidi"/>
+      <w:rFonts w:asciiTheme="minorHAnsi" w:hAnsiTheme="minorHAnsi" w:eastAsiaTheme="minorEastAsia" w:cstheme="minorBidi"/>
       <w:sz w:val="22"/>
       <w:szCs w:val="22"/>
     </w:rPr>
@@ -16907,7 +17219,7 @@
       <w:u w:val="single"/>
     </w:rPr>
   </w:style>
-  <w:style w:type="paragraph" w:customStyle="1" w:styleId="Tabletext">
+  <w:style w:type="paragraph" w:styleId="Tabletext" w:customStyle="1">
     <w:name w:val="Tabletext"/>
     <w:basedOn w:val="Normal"/>
     <w:rsid w:val="00A51C88"/>
@@ -16921,12 +17233,12 @@
       <w:ind w:right="0"/>
     </w:pPr>
     <w:rPr>
-      <w:rFonts w:ascii="Arial" w:eastAsia="Times New Roman" w:hAnsi="Arial"/>
+      <w:rFonts w:ascii="Arial" w:hAnsi="Arial" w:eastAsia="Times New Roman"/>
       <w:sz w:val="20"/>
       <w:szCs w:val="20"/>
     </w:rPr>
   </w:style>
-  <w:style w:type="paragraph" w:customStyle="1" w:styleId="StyleNormalsampleBefore6pt">
+  <w:style w:type="paragraph" w:styleId="StyleNormalsampleBefore6pt" w:customStyle="1">
     <w:name w:val="Style Normal sample + Before:  6 pt"/>
     <w:basedOn w:val="Normal"/>
     <w:rsid w:val="00A51C88"/>
@@ -16935,7 +17247,7 @@
       <w:ind w:left="432" w:right="0"/>
     </w:pPr>
     <w:rPr>
-      <w:rFonts w:ascii="Arial" w:eastAsia="MS Mincho" w:hAnsi="Arial"/>
+      <w:rFonts w:ascii="Arial" w:hAnsi="Arial" w:eastAsia="MS Mincho"/>
       <w:i/>
       <w:iCs/>
       <w:kern w:val="32"/>
@@ -16964,7 +17276,7 @@
       <w:szCs w:val="16"/>
     </w:rPr>
   </w:style>
-  <w:style w:type="character" w:customStyle="1" w:styleId="DocumentMapChar">
+  <w:style w:type="character" w:styleId="DocumentMapChar" w:customStyle="1">
     <w:name w:val="Document Map Char"/>
     <w:basedOn w:val="DefaultParagraphFont"/>
     <w:link w:val="DocumentMap"/>
@@ -16978,7 +17290,7 @@
       <w:szCs w:val="16"/>
     </w:rPr>
   </w:style>
-  <w:style w:type="table" w:customStyle="1" w:styleId="LightList-Accent11">
+  <w:style w:type="table" w:styleId="LightList-Accent11" w:customStyle="1">
     <w:name w:val="Light List - Accent 11"/>
     <w:basedOn w:val="TableNormal"/>
     <w:uiPriority w:val="61"/>
@@ -16989,7 +17301,7 @@
       <w:jc w:val="left"/>
     </w:pPr>
     <w:rPr>
-      <w:rFonts w:ascii="Arial" w:eastAsia="Calibri" w:hAnsi="Arial" w:cs="Arial"/>
+      <w:rFonts w:ascii="Arial" w:hAnsi="Arial" w:eastAsia="Calibri" w:cs="Arial"/>
       <w:sz w:val="20"/>
       <w:szCs w:val="22"/>
     </w:rPr>
@@ -16997,12 +17309,12 @@
       <w:tblStyleRowBandSize w:val="1"/>
       <w:tblStyleColBandSize w:val="1"/>
       <w:tblBorders>
-        <w:top w:val="single" w:sz="8" w:space="0" w:color="4F81BD"/>
-        <w:left w:val="single" w:sz="8" w:space="0" w:color="4F81BD"/>
-        <w:bottom w:val="single" w:sz="8" w:space="0" w:color="4F81BD"/>
-        <w:right w:val="single" w:sz="8" w:space="0" w:color="4F81BD"/>
-        <w:insideH w:val="single" w:sz="8" w:space="0" w:color="4F81BD"/>
-        <w:insideV w:val="single" w:sz="8" w:space="0" w:color="4F81BD"/>
+        <w:top w:val="single" w:color="4F81BD" w:sz="8" w:space="0"/>
+        <w:left w:val="single" w:color="4F81BD" w:sz="8" w:space="0"/>
+        <w:bottom w:val="single" w:color="4F81BD" w:sz="8" w:space="0"/>
+        <w:right w:val="single" w:color="4F81BD" w:sz="8" w:space="0"/>
+        <w:insideH w:val="single" w:color="4F81BD" w:sz="8" w:space="0"/>
+        <w:insideV w:val="single" w:color="4F81BD" w:sz="8" w:space="0"/>
       </w:tblBorders>
       <w:tblCellMar>
         <w:top w:w="29" w:type="dxa"/>
@@ -17040,10 +17352,10 @@
       <w:tblPr/>
       <w:tcPr>
         <w:tcBorders>
-          <w:top w:val="single" w:sz="8" w:space="0" w:color="4F81BD"/>
-          <w:left w:val="single" w:sz="8" w:space="0" w:color="4F81BD"/>
-          <w:bottom w:val="single" w:sz="8" w:space="0" w:color="4F81BD"/>
-          <w:right w:val="single" w:sz="8" w:space="0" w:color="4F81BD"/>
+          <w:top w:val="single" w:color="4F81BD" w:sz="8" w:space="0"/>
+          <w:left w:val="single" w:color="4F81BD" w:sz="8" w:space="0"/>
+          <w:bottom w:val="single" w:color="4F81BD" w:sz="8" w:space="0"/>
+          <w:right w:val="single" w:color="4F81BD" w:sz="8" w:space="0"/>
         </w:tcBorders>
       </w:tcPr>
     </w:tblStylePr>
@@ -17067,10 +17379,10 @@
       <w:tblPr/>
       <w:tcPr>
         <w:tcBorders>
-          <w:top w:val="single" w:sz="8" w:space="0" w:color="4F81BD"/>
-          <w:left w:val="single" w:sz="8" w:space="0" w:color="4F81BD"/>
-          <w:bottom w:val="single" w:sz="8" w:space="0" w:color="4F81BD"/>
-          <w:right w:val="single" w:sz="8" w:space="0" w:color="4F81BD"/>
+          <w:top w:val="single" w:color="4F81BD" w:sz="8" w:space="0"/>
+          <w:left w:val="single" w:color="4F81BD" w:sz="8" w:space="0"/>
+          <w:bottom w:val="single" w:color="4F81BD" w:sz="8" w:space="0"/>
+          <w:right w:val="single" w:color="4F81BD" w:sz="8" w:space="0"/>
         </w:tcBorders>
       </w:tcPr>
     </w:tblStylePr>
@@ -17087,10 +17399,10 @@
       <w:tblPr/>
       <w:tcPr>
         <w:tcBorders>
-          <w:top w:val="single" w:sz="8" w:space="0" w:color="4F81BD"/>
-          <w:left w:val="single" w:sz="8" w:space="0" w:color="4F81BD"/>
-          <w:bottom w:val="single" w:sz="8" w:space="0" w:color="4F81BD"/>
-          <w:right w:val="single" w:sz="8" w:space="0" w:color="4F81BD"/>
+          <w:top w:val="single" w:color="4F81BD" w:sz="8" w:space="0"/>
+          <w:left w:val="single" w:color="4F81BD" w:sz="8" w:space="0"/>
+          <w:bottom w:val="single" w:color="4F81BD" w:sz="8" w:space="0"/>
+          <w:right w:val="single" w:color="4F81BD" w:sz="8" w:space="0"/>
         </w:tcBorders>
       </w:tcPr>
     </w:tblStylePr>
@@ -17106,7 +17418,7 @@
       </w:rPr>
     </w:tblStylePr>
   </w:style>
-  <w:style w:type="paragraph" w:customStyle="1" w:styleId="Body0">
+  <w:style w:type="paragraph" w:styleId="Body0" w:customStyle="1">
     <w:name w:val="Body"/>
     <w:basedOn w:val="Normal"/>
     <w:link w:val="BodyChar"/>
@@ -17118,23 +17430,23 @@
       <w:ind w:left="90" w:right="27"/>
     </w:pPr>
     <w:rPr>
-      <w:rFonts w:ascii="Arial" w:eastAsia="Calibri" w:hAnsi="Arial" w:cs="Arial"/>
+      <w:rFonts w:ascii="Arial" w:hAnsi="Arial" w:eastAsia="Calibri" w:cs="Arial"/>
       <w:sz w:val="20"/>
       <w:szCs w:val="22"/>
     </w:rPr>
   </w:style>
-  <w:style w:type="character" w:customStyle="1" w:styleId="BodyChar">
+  <w:style w:type="character" w:styleId="BodyChar" w:customStyle="1">
     <w:name w:val="Body Char"/>
     <w:basedOn w:val="DefaultParagraphFont"/>
     <w:link w:val="Body0"/>
     <w:rsid w:val="001D105C"/>
     <w:rPr>
-      <w:rFonts w:ascii="Arial" w:eastAsia="Calibri" w:hAnsi="Arial" w:cs="Arial"/>
+      <w:rFonts w:ascii="Arial" w:hAnsi="Arial" w:eastAsia="Calibri" w:cs="Arial"/>
       <w:sz w:val="20"/>
       <w:szCs w:val="22"/>
     </w:rPr>
   </w:style>
-  <w:style w:type="character" w:customStyle="1" w:styleId="ListParagraphChar">
+  <w:style w:type="character" w:styleId="ListParagraphChar" w:customStyle="1">
     <w:name w:val="List Paragraph Char"/>
     <w:aliases w:val="a) Char,Thang2 Char,Level 2 Char,List Paragraph1 Char,Paragraph Char,Norm Char,abc Char,Đoạn của Danh sách Char,List Paragraph11 Char,Đoạn c𞹺Danh sách Char,List Paragraph111 Char,Đoạn c���?nh sách Char,Nga 3 Char,bullet Char"/>
     <w:basedOn w:val="DefaultParagraphFont"/>
@@ -17143,7 +17455,7 @@
     <w:qFormat/>
     <w:rsid w:val="00A607D1"/>
   </w:style>
-  <w:style w:type="paragraph" w:customStyle="1" w:styleId="Bang">
+  <w:style w:type="paragraph" w:styleId="Bang" w:customStyle="1">
     <w:name w:val="Bang"/>
     <w:basedOn w:val="Normal"/>
     <w:autoRedefine/>
@@ -17154,7 +17466,7 @@
       <w:jc w:val="left"/>
     </w:pPr>
     <w:rPr>
-      <w:rFonts w:ascii="Tahoma" w:eastAsia="MS Mincho" w:hAnsi="Tahoma" w:cs="Tahoma"/>
+      <w:rFonts w:ascii="Tahoma" w:hAnsi="Tahoma" w:eastAsia="MS Mincho" w:cs="Tahoma"/>
       <w:snapToGrid w:val="0"/>
       <w:sz w:val="18"/>
       <w:szCs w:val="20"/>

--- a/input/srs_report/BC7_PDTD_DTM_SRS_v1.0.docx
+++ b/input/srs_report/BC7_PDTD_DTM_SRS_v1.0.docx
@@ -34,22 +34,35 @@
               <w:bottom w:val="double" w:color="auto" w:sz="4" w:space="0"/>
               <w:right w:val="double" w:color="auto" w:sz="4" w:space="0"/>
             </w:tcBorders>
+            <w:tcMar/>
             <w:vAlign w:val="center"/>
           </w:tcPr>
           <w:p>
             <w:pPr>
+              <w:spacing/>
               <w:ind w:right="0"/>
-              <w:contextualSpacing/>
+              <w:contextualSpacing w:val="1"/>
               <w:jc w:val="center"/>
               <w:rPr>
-                <w:b/>
+                <w:b w:val="1"/>
+                <w:bCs w:val="1"/>
                 <w:sz w:val="22"/>
                 <w:szCs w:val="22"/>
               </w:rPr>
             </w:pPr>
             <w:r>
               <w:rPr>
-                <w:b/>
+                <w:b w:val="1"/>
+                <w:bCs w:val="1"/>
+                <w:sz w:val="22"/>
+                <w:szCs w:val="22"/>
+              </w:rPr>
+              <w:t>7</w:t>
+            </w:r>
+            <w:r>
+              <w:rPr>
+                <w:b w:val="1"/>
+                <w:bCs w:val="1"/>
                 <w:sz w:val="22"/>
                 <w:szCs w:val="22"/>
               </w:rPr>
@@ -12280,14 +12293,16 @@
             <w:r>
               <w:rPr>
                 <w:rFonts w:eastAsia="Calibri"/>
-              </w:rPr>
-              <w:t>a</w:t>
-            </w:r>
-            <w:r>
-              <w:rPr>
-                <w:rFonts w:eastAsia="Calibri"/>
-              </w:rPr>
-              <w:t>.BI_SUB_PRODUCT = 'Credit Card'</w:t>
+                <w:b w:val="1"/>
+                <w:bCs w:val="1"/>
+              </w:rPr>
+              <w:t>BI_SUB_PRODUCT</w:t>
+            </w:r>
+            <w:r>
+              <w:rPr>
+                <w:rFonts w:eastAsia="Calibri"/>
+              </w:rPr>
+              <w:t xml:space="preserve"> = 'Credit Card'</w:t>
             </w:r>
           </w:p>
           <w:p>

--- a/input/srs_report/BC7_PDTD_DTM_SRS_v1.0.docx
+++ b/input/srs_report/BC7_PDTD_DTM_SRS_v1.0.docx
@@ -50,15 +50,6 @@
                 <w:szCs w:val="22"/>
               </w:rPr>
             </w:pPr>
-            <w:r>
-              <w:rPr>
-                <w:b w:val="1"/>
-                <w:bCs w:val="1"/>
-                <w:sz w:val="22"/>
-                <w:szCs w:val="22"/>
-              </w:rPr>
-              <w:t>7</w:t>
-            </w:r>
             <w:r>
               <w:rPr>
                 <w:b w:val="1"/>
@@ -1009,6 +1000,7 @@
           <w:tcPr>
             <w:tcW w:w="757" w:type="dxa"/>
             <w:shd w:val="clear" w:color="auto" w:fill="D9D9D9" w:themeFill="background1" w:themeFillShade="D9"/>
+            <w:tcMar/>
             <w:vAlign w:val="center"/>
           </w:tcPr>
           <w:p>
@@ -1030,6 +1022,7 @@
           <w:tcPr>
             <w:tcW w:w="1091" w:type="dxa"/>
             <w:shd w:val="clear" w:color="auto" w:fill="D9D9D9" w:themeFill="background1" w:themeFillShade="D9"/>
+            <w:tcMar/>
             <w:vAlign w:val="center"/>
           </w:tcPr>
           <w:p>
@@ -1053,6 +1046,7 @@
           <w:tcPr>
             <w:tcW w:w="1093" w:type="dxa"/>
             <w:shd w:val="clear" w:color="auto" w:fill="D9D9D9" w:themeFill="background1" w:themeFillShade="D9"/>
+            <w:tcMar/>
             <w:vAlign w:val="center"/>
           </w:tcPr>
           <w:p>
@@ -1076,6 +1070,7 @@
           <w:tcPr>
             <w:tcW w:w="1090" w:type="dxa"/>
             <w:shd w:val="clear" w:color="auto" w:fill="D9D9D9" w:themeFill="background1" w:themeFillShade="D9"/>
+            <w:tcMar/>
             <w:vAlign w:val="center"/>
           </w:tcPr>
           <w:p>
@@ -1099,6 +1094,7 @@
           <w:tcPr>
             <w:tcW w:w="2756" w:type="dxa"/>
             <w:shd w:val="clear" w:color="auto" w:fill="D9D9D9" w:themeFill="background1" w:themeFillShade="D9"/>
+            <w:tcMar/>
             <w:vAlign w:val="center"/>
           </w:tcPr>
           <w:p>
@@ -1122,6 +1118,7 @@
           <w:tcPr>
             <w:tcW w:w="2412" w:type="dxa"/>
             <w:shd w:val="clear" w:color="auto" w:fill="D9D9D9" w:themeFill="background1" w:themeFillShade="D9"/>
+            <w:tcMar/>
             <w:vAlign w:val="center"/>
           </w:tcPr>
           <w:p>
@@ -1148,6 +1145,7 @@
         <w:tc>
           <w:tcPr>
             <w:tcW w:w="757" w:type="dxa"/>
+            <w:tcMar/>
           </w:tcPr>
           <w:p>
             <w:pPr>
@@ -1162,6 +1160,7 @@
         <w:tc>
           <w:tcPr>
             <w:tcW w:w="1091" w:type="dxa"/>
+            <w:tcMar/>
           </w:tcPr>
           <w:p>
             <w:pPr>
@@ -1191,6 +1190,7 @@
         <w:tc>
           <w:tcPr>
             <w:tcW w:w="1093" w:type="dxa"/>
+            <w:tcMar/>
           </w:tcPr>
           <w:p>
             <w:pPr>
@@ -1205,6 +1205,7 @@
         <w:tc>
           <w:tcPr>
             <w:tcW w:w="1090" w:type="dxa"/>
+            <w:tcMar/>
           </w:tcPr>
           <w:p>
             <w:pPr>
@@ -1219,6 +1220,7 @@
         <w:tc>
           <w:tcPr>
             <w:tcW w:w="2756" w:type="dxa"/>
+            <w:tcMar/>
           </w:tcPr>
           <w:p>
             <w:pPr>
@@ -1233,6 +1235,7 @@
         <w:tc>
           <w:tcPr>
             <w:tcW w:w="2412" w:type="dxa"/>
+            <w:tcMar/>
           </w:tcPr>
           <w:p>
             <w:pPr>
@@ -1253,62 +1256,98 @@
         <w:tc>
           <w:tcPr>
             <w:tcW w:w="757" w:type="dxa"/>
+            <w:tcMar/>
           </w:tcPr>
           <w:p>
             <w:pPr>
               <w:ind w:right="49"/>
               <w:jc w:val="center"/>
             </w:pPr>
+            <w:r>
+              <w:rPr/>
+              <w:t>2</w:t>
+            </w:r>
           </w:p>
         </w:tc>
         <w:tc>
           <w:tcPr>
             <w:tcW w:w="1091" w:type="dxa"/>
+            <w:tcMar/>
           </w:tcPr>
           <w:p>
             <w:pPr>
               <w:ind w:right="49"/>
               <w:jc w:val="center"/>
             </w:pPr>
+            <w:r>
+              <w:rPr/>
+              <w:t>26/10/2026</w:t>
+            </w:r>
           </w:p>
         </w:tc>
         <w:tc>
           <w:tcPr>
             <w:tcW w:w="1093" w:type="dxa"/>
+            <w:tcMar/>
           </w:tcPr>
           <w:p>
             <w:pPr>
               <w:ind w:right="49"/>
               <w:jc w:val="center"/>
             </w:pPr>
+            <w:r>
+              <w:rPr/>
+              <w:t>1.1</w:t>
+            </w:r>
           </w:p>
         </w:tc>
         <w:tc>
           <w:tcPr>
             <w:tcW w:w="1090" w:type="dxa"/>
+            <w:tcMar/>
           </w:tcPr>
           <w:p>
             <w:pPr>
               <w:ind w:right="49"/>
               <w:jc w:val="center"/>
             </w:pPr>
+            <w:r>
+              <w:rPr/>
+              <w:t>M</w:t>
+            </w:r>
           </w:p>
         </w:tc>
         <w:tc>
           <w:tcPr>
             <w:tcW w:w="2756" w:type="dxa"/>
+            <w:tcMar/>
           </w:tcPr>
           <w:p>
             <w:pPr>
               <w:ind w:right="49"/>
               <w:jc w:val="center"/>
             </w:pPr>
+            <w:r>
+              <w:rPr/>
+              <w:t>Sửa logic</w:t>
+            </w:r>
           </w:p>
         </w:tc>
         <w:tc>
           <w:tcPr>
             <w:tcW w:w="2412" w:type="dxa"/>
-          </w:tcPr>
+            <w:tcMar/>
+          </w:tcPr>
+          <w:p>
+            <w:pPr>
+              <w:ind w:right="49"/>
+              <w:jc w:val="center"/>
+            </w:pPr>
+            <w:r>
+              <w:rPr/>
+              <w:t>Fssc.yen.hth</w:t>
+            </w:r>
+          </w:p>
           <w:p>
             <w:pPr>
               <w:ind w:right="49"/>
@@ -1325,6 +1364,7 @@
         <w:tc>
           <w:tcPr>
             <w:tcW w:w="757" w:type="dxa"/>
+            <w:tcMar/>
           </w:tcPr>
           <w:p>
             <w:pPr>
@@ -1336,6 +1376,7 @@
         <w:tc>
           <w:tcPr>
             <w:tcW w:w="1091" w:type="dxa"/>
+            <w:tcMar/>
           </w:tcPr>
           <w:p>
             <w:pPr>
@@ -1347,6 +1388,7 @@
         <w:tc>
           <w:tcPr>
             <w:tcW w:w="1093" w:type="dxa"/>
+            <w:tcMar/>
           </w:tcPr>
           <w:p>
             <w:pPr>
@@ -1358,6 +1400,7 @@
         <w:tc>
           <w:tcPr>
             <w:tcW w:w="1090" w:type="dxa"/>
+            <w:tcMar/>
           </w:tcPr>
           <w:p>
             <w:pPr>
@@ -1369,6 +1412,7 @@
         <w:tc>
           <w:tcPr>
             <w:tcW w:w="2756" w:type="dxa"/>
+            <w:tcMar/>
           </w:tcPr>
           <w:p>
             <w:pPr>
@@ -1380,6 +1424,7 @@
         <w:tc>
           <w:tcPr>
             <w:tcW w:w="2412" w:type="dxa"/>
+            <w:tcMar/>
           </w:tcPr>
           <w:p>
             <w:pPr>
@@ -1397,6 +1442,7 @@
         <w:tc>
           <w:tcPr>
             <w:tcW w:w="757" w:type="dxa"/>
+            <w:tcMar/>
           </w:tcPr>
           <w:p>
             <w:pPr>
@@ -1408,6 +1454,7 @@
         <w:tc>
           <w:tcPr>
             <w:tcW w:w="1091" w:type="dxa"/>
+            <w:tcMar/>
           </w:tcPr>
           <w:p>
             <w:pPr>
@@ -1419,6 +1466,7 @@
         <w:tc>
           <w:tcPr>
             <w:tcW w:w="1093" w:type="dxa"/>
+            <w:tcMar/>
           </w:tcPr>
           <w:p>
             <w:pPr>
@@ -1430,6 +1478,7 @@
         <w:tc>
           <w:tcPr>
             <w:tcW w:w="1090" w:type="dxa"/>
+            <w:tcMar/>
           </w:tcPr>
           <w:p>
             <w:pPr>
@@ -1441,6 +1490,7 @@
         <w:tc>
           <w:tcPr>
             <w:tcW w:w="2756" w:type="dxa"/>
+            <w:tcMar/>
           </w:tcPr>
           <w:p>
             <w:pPr>
@@ -1452,6 +1502,7 @@
         <w:tc>
           <w:tcPr>
             <w:tcW w:w="2412" w:type="dxa"/>
+            <w:tcMar/>
           </w:tcPr>
           <w:p>
             <w:pPr>
@@ -1469,6 +1520,7 @@
         <w:tc>
           <w:tcPr>
             <w:tcW w:w="757" w:type="dxa"/>
+            <w:tcMar/>
           </w:tcPr>
           <w:p>
             <w:pPr>
@@ -1480,6 +1532,7 @@
         <w:tc>
           <w:tcPr>
             <w:tcW w:w="1091" w:type="dxa"/>
+            <w:tcMar/>
           </w:tcPr>
           <w:p>
             <w:pPr>
@@ -1491,6 +1544,7 @@
         <w:tc>
           <w:tcPr>
             <w:tcW w:w="1093" w:type="dxa"/>
+            <w:tcMar/>
           </w:tcPr>
           <w:p>
             <w:pPr>
@@ -1502,6 +1556,7 @@
         <w:tc>
           <w:tcPr>
             <w:tcW w:w="1090" w:type="dxa"/>
+            <w:tcMar/>
           </w:tcPr>
           <w:p>
             <w:pPr>
@@ -1513,6 +1568,7 @@
         <w:tc>
           <w:tcPr>
             <w:tcW w:w="2756" w:type="dxa"/>
+            <w:tcMar/>
           </w:tcPr>
           <w:p>
             <w:pPr>
@@ -1524,6 +1580,7 @@
         <w:tc>
           <w:tcPr>
             <w:tcW w:w="2412" w:type="dxa"/>
+            <w:tcMar/>
           </w:tcPr>
           <w:p>
             <w:pPr>
@@ -5261,8 +5318,8 @@
       </w:tblPr>
       <w:tblGrid>
         <w:gridCol w:w="791"/>
-        <w:gridCol w:w="851"/>
-        <w:gridCol w:w="7538"/>
+        <w:gridCol w:w="855"/>
+        <w:gridCol w:w="7534"/>
       </w:tblGrid>
       <w:tr>
         <w:trPr>
@@ -5272,6 +5329,7 @@
           <w:tcPr>
             <w:cnfStyle w:val="001000000000" w:firstRow="0" w:lastRow="0" w:firstColumn="1" w:lastColumn="0" w:oddVBand="0" w:evenVBand="0" w:oddHBand="0" w:evenHBand="0" w:firstRowFirstColumn="0" w:firstRowLastColumn="0" w:lastRowFirstColumn="0" w:lastRowLastColumn="0"/>
             <w:tcW w:w="791" w:type="dxa"/>
+            <w:tcMar/>
           </w:tcPr>
           <w:p>
             <w:pPr>
@@ -5298,12 +5356,13 @@
         <w:tc>
           <w:tcPr>
             <w:cnfStyle w:val="000010000000" w:firstRow="0" w:lastRow="0" w:firstColumn="0" w:lastColumn="0" w:oddVBand="1" w:evenVBand="0" w:oddHBand="0" w:evenHBand="0" w:firstRowFirstColumn="0" w:firstRowLastColumn="0" w:lastRowFirstColumn="0" w:lastRowLastColumn="0"/>
-            <w:tcW w:w="851" w:type="dxa"/>
+            <w:tcW w:w="855" w:type="dxa"/>
             <w:tcBorders>
               <w:top w:val="none" w:color="auto" w:sz="0" w:space="0"/>
               <w:left w:val="none" w:color="auto" w:sz="0" w:space="0"/>
               <w:right w:val="none" w:color="auto" w:sz="0" w:space="0"/>
             </w:tcBorders>
+            <w:tcMar/>
           </w:tcPr>
           <w:p>
             <w:pPr>
@@ -5339,7 +5398,8 @@
         <w:tc>
           <w:tcPr>
             <w:cnfStyle w:val="000100000000" w:firstRow="0" w:lastRow="0" w:firstColumn="0" w:lastColumn="1" w:oddVBand="0" w:evenVBand="0" w:oddHBand="0" w:evenHBand="0" w:firstRowFirstColumn="0" w:firstRowLastColumn="0" w:lastRowFirstColumn="0" w:lastRowLastColumn="0"/>
-            <w:tcW w:w="7538" w:type="dxa"/>
+            <w:tcW w:w="7534" w:type="dxa"/>
+            <w:tcMar/>
           </w:tcPr>
           <w:p>
             <w:pPr>
@@ -5377,6 +5437,7 @@
               <w:left w:val="none" w:color="auto" w:sz="0" w:space="0"/>
               <w:bottom w:val="none" w:color="auto" w:sz="0" w:space="0"/>
             </w:tcBorders>
+            <w:tcMar/>
           </w:tcPr>
           <w:p>
             <w:pPr>
@@ -5394,13 +5455,14 @@
         <w:tc>
           <w:tcPr>
             <w:cnfStyle w:val="000010000000" w:firstRow="0" w:lastRow="0" w:firstColumn="0" w:lastColumn="0" w:oddVBand="1" w:evenVBand="0" w:oddHBand="0" w:evenHBand="0" w:firstRowFirstColumn="0" w:firstRowLastColumn="0" w:lastRowFirstColumn="0" w:lastRowLastColumn="0"/>
-            <w:tcW w:w="851" w:type="dxa"/>
+            <w:tcW w:w="855" w:type="dxa"/>
             <w:tcBorders>
               <w:top w:val="none" w:color="auto" w:sz="0" w:space="0"/>
               <w:left w:val="none" w:color="auto" w:sz="0" w:space="0"/>
               <w:bottom w:val="none" w:color="auto" w:sz="0" w:space="0"/>
               <w:right w:val="none" w:color="auto" w:sz="0" w:space="0"/>
             </w:tcBorders>
+            <w:tcMar/>
           </w:tcPr>
           <w:p>
             <w:pPr>
@@ -5427,12 +5489,13 @@
         <w:tc>
           <w:tcPr>
             <w:cnfStyle w:val="000100000000" w:firstRow="0" w:lastRow="0" w:firstColumn="0" w:lastColumn="1" w:oddVBand="0" w:evenVBand="0" w:oddHBand="0" w:evenHBand="0" w:firstRowFirstColumn="0" w:firstRowLastColumn="0" w:lastRowFirstColumn="0" w:lastRowLastColumn="0"/>
-            <w:tcW w:w="7538" w:type="dxa"/>
+            <w:tcW w:w="7534" w:type="dxa"/>
             <w:tcBorders>
               <w:top w:val="none" w:color="auto" w:sz="0" w:space="0"/>
               <w:bottom w:val="none" w:color="auto" w:sz="0" w:space="0"/>
               <w:right w:val="none" w:color="auto" w:sz="0" w:space="0"/>
             </w:tcBorders>
+            <w:tcMar/>
           </w:tcPr>
           <w:p>
             <w:pPr>
@@ -5609,6 +5672,7 @@
           <w:tcPr>
             <w:cnfStyle w:val="001000000000" w:firstRow="0" w:lastRow="0" w:firstColumn="1" w:lastColumn="0" w:oddVBand="0" w:evenVBand="0" w:oddHBand="0" w:evenHBand="0" w:firstRowFirstColumn="0" w:firstRowLastColumn="0" w:lastRowFirstColumn="0" w:lastRowLastColumn="0"/>
             <w:tcW w:w="791" w:type="dxa"/>
+            <w:tcMar/>
           </w:tcPr>
           <w:p>
             <w:pPr>
@@ -5626,11 +5690,12 @@
         <w:tc>
           <w:tcPr>
             <w:cnfStyle w:val="000010000000" w:firstRow="0" w:lastRow="0" w:firstColumn="0" w:lastColumn="0" w:oddVBand="1" w:evenVBand="0" w:oddHBand="0" w:evenHBand="0" w:firstRowFirstColumn="0" w:firstRowLastColumn="0" w:lastRowFirstColumn="0" w:lastRowLastColumn="0"/>
-            <w:tcW w:w="851" w:type="dxa"/>
+            <w:tcW w:w="855" w:type="dxa"/>
             <w:tcBorders>
               <w:left w:val="none" w:color="auto" w:sz="0" w:space="0"/>
               <w:right w:val="none" w:color="auto" w:sz="0" w:space="0"/>
             </w:tcBorders>
+            <w:tcMar/>
           </w:tcPr>
           <w:p>
             <w:pPr>
@@ -5657,7 +5722,8 @@
         <w:tc>
           <w:tcPr>
             <w:cnfStyle w:val="000100000000" w:firstRow="0" w:lastRow="0" w:firstColumn="0" w:lastColumn="1" w:oddVBand="0" w:evenVBand="0" w:oddHBand="0" w:evenHBand="0" w:firstRowFirstColumn="0" w:firstRowLastColumn="0" w:lastRowFirstColumn="0" w:lastRowLastColumn="0"/>
-            <w:tcW w:w="7538" w:type="dxa"/>
+            <w:tcW w:w="7534" w:type="dxa"/>
+            <w:tcMar/>
           </w:tcPr>
           <w:p>
             <w:pPr>
@@ -5696,8 +5762,8 @@
               <w:tblLook w:val="04A0" w:firstRow="1" w:lastRow="0" w:firstColumn="1" w:lastColumn="0" w:noHBand="0" w:noVBand="1"/>
             </w:tblPr>
             <w:tblGrid>
-              <w:gridCol w:w="3562"/>
-              <w:gridCol w:w="3691"/>
+              <w:gridCol w:w="2745"/>
+              <w:gridCol w:w="4508"/>
             </w:tblGrid>
             <w:tr>
               <w:trPr>
@@ -5705,7 +5771,8 @@
               </w:trPr>
               <w:tc>
                 <w:tcPr>
-                  <w:tcW w:w="3562" w:type="dxa"/>
+                  <w:tcW w:w="2745" w:type="dxa"/>
+                  <w:tcMar/>
                 </w:tcPr>
                 <w:p>
                   <w:pPr>
@@ -5730,7 +5797,8 @@
               </w:tc>
               <w:tc>
                 <w:tcPr>
-                  <w:tcW w:w="3691" w:type="dxa"/>
+                  <w:tcW w:w="4508" w:type="dxa"/>
+                  <w:tcMar/>
                 </w:tcPr>
                 <w:p>
                   <w:pPr>
@@ -5770,6 +5838,7 @@
                 <w:tcPr>
                   <w:tcW w:w="7253" w:type="dxa"/>
                   <w:gridSpan w:val="2"/>
+                  <w:tcMar/>
                 </w:tcPr>
                 <w:p>
                   <w:pPr>
@@ -5801,7 +5870,8 @@
               </w:trPr>
               <w:tc>
                 <w:tcPr>
-                  <w:tcW w:w="3562" w:type="dxa"/>
+                  <w:tcW w:w="2745" w:type="dxa"/>
+                  <w:tcMar/>
                 </w:tcPr>
                 <w:p>
                   <w:pPr>
@@ -5823,10 +5893,12 @@
               </w:tc>
               <w:tc>
                 <w:tcPr>
-                  <w:tcW w:w="3691" w:type="dxa"/>
+                  <w:tcW w:w="4508" w:type="dxa"/>
+                  <w:tcMar/>
                 </w:tcPr>
                 <w:p>
                   <w:pPr>
+                    <w:pStyle w:val="Normal"/>
                     <w:spacing w:line="360" w:lineRule="auto"/>
                     <w:ind w:right="175"/>
                     <w:jc w:val="left"/>
@@ -5844,7 +5916,8 @@
               </w:trPr>
               <w:tc>
                 <w:tcPr>
-                  <w:tcW w:w="3562" w:type="dxa"/>
+                  <w:tcW w:w="2745" w:type="dxa"/>
+                  <w:tcMar/>
                 </w:tcPr>
                 <w:p>
                   <w:pPr>
@@ -5862,7 +5935,8 @@
               </w:tc>
               <w:tc>
                 <w:tcPr>
-                  <w:tcW w:w="3691" w:type="dxa"/>
+                  <w:tcW w:w="4508" w:type="dxa"/>
+                  <w:tcMar/>
                 </w:tcPr>
                 <w:p>
                   <w:pPr>
@@ -5915,7 +5989,8 @@
               </w:trPr>
               <w:tc>
                 <w:tcPr>
-                  <w:tcW w:w="3562" w:type="dxa"/>
+                  <w:tcW w:w="2745" w:type="dxa"/>
+                  <w:tcMar/>
                 </w:tcPr>
                 <w:p>
                   <w:pPr>
@@ -5933,7 +6008,8 @@
               </w:tc>
               <w:tc>
                 <w:tcPr>
-                  <w:tcW w:w="3691" w:type="dxa"/>
+                  <w:tcW w:w="4508" w:type="dxa"/>
+                  <w:tcMar/>
                 </w:tcPr>
                 <w:p>
                   <w:pPr>
@@ -5993,7 +6069,8 @@
               </w:trPr>
               <w:tc>
                 <w:tcPr>
-                  <w:tcW w:w="3562" w:type="dxa"/>
+                  <w:tcW w:w="2745" w:type="dxa"/>
+                  <w:tcMar/>
                 </w:tcPr>
                 <w:p>
                   <w:pPr>
@@ -6026,109 +6103,173 @@
               </w:tc>
               <w:tc>
                 <w:tcPr>
-                  <w:tcW w:w="3691" w:type="dxa"/>
+                  <w:tcW w:w="4508" w:type="dxa"/>
+                  <w:tcMar/>
                 </w:tcPr>
                 <w:p>
                   <w:pPr>
                     <w:spacing w:line="360" w:lineRule="auto"/>
-                    <w:ind w:right="175"/>
+                    <w:ind/>
                     <w:jc w:val="left"/>
                     <w:rPr>
-                      <w:rFonts w:eastAsia="Times New Roman"/>
-                      <w:lang w:val="en-GB"/>
+                      <w:rFonts w:eastAsia="Calibri"/>
                     </w:rPr>
                   </w:pPr>
                   <w:r>
                     <w:rPr>
-                      <w:rFonts w:eastAsia="Times New Roman"/>
-                      <w:lang w:val="en-GB"/>
+                      <w:rFonts w:eastAsia="Calibri"/>
                     </w:rPr>
-                    <w:t xml:space="preserve">LEFT JOIN với điều kiện: </w:t>
-                  </w:r>
-                  <w:proofErr w:type="gramStart"/>
-                  <w:r>
-                    <w:rPr>
-                      <w:rFonts w:eastAsia="Times New Roman"/>
-                      <w:lang w:val="en-GB"/>
-                    </w:rPr>
-                    <w:t>a.EXCEPTION</w:t>
-                  </w:r>
-                  <w:proofErr w:type="gramEnd"/>
-                  <w:r>
-                    <w:rPr>
-                      <w:rFonts w:eastAsia="Times New Roman"/>
-                      <w:lang w:val="en-GB"/>
-                    </w:rPr>
-                    <w:t xml:space="preserve">_CATEGORY = </w:t>
-                  </w:r>
-                  <w:proofErr w:type="gramStart"/>
-                  <w:r>
-                    <w:rPr>
-                      <w:rFonts w:eastAsia="Times New Roman"/>
-                      <w:lang w:val="en-GB"/>
-                    </w:rPr>
-                    <w:t>d</w:t>
+                    <w:t xml:space="preserve">LEFT </w:t>
                   </w:r>
                   <w:r>
                     <w:rPr>
-                      <w:rFonts w:eastAsia="Times New Roman"/>
-                      <w:lang w:val="en-GB"/>
+                      <w:rFonts w:eastAsia="Calibri"/>
                     </w:rPr>
-                    <w:t>.EXCEPTION</w:t>
+                    <w:t>JOIN (</w:t>
                   </w:r>
-                  <w:proofErr w:type="gramEnd"/>
+                </w:p>
+                <w:p>
+                  <w:pPr>
+                    <w:pStyle w:val="Normal"/>
+                    <w:spacing w:line="360" w:lineRule="auto"/>
+                    <w:ind/>
+                    <w:jc w:val="left"/>
+                  </w:pPr>
                   <w:r>
                     <w:rPr>
-                      <w:rFonts w:eastAsia="Times New Roman"/>
-                      <w:lang w:val="en-GB"/>
+                      <w:rFonts w:eastAsia="Calibri"/>
                     </w:rPr>
-                    <w:t xml:space="preserve">_CATEGORY and </w:t>
+                    <w:t>SELECT DISTINCT ACTIVITYNAME, EXCEPTION_CATEGORY</w:t>
                   </w:r>
-                  <w:proofErr w:type="gramStart"/>
+                </w:p>
+                <w:p>
+                  <w:pPr>
+                    <w:pStyle w:val="Normal"/>
+                    <w:spacing w:line="360" w:lineRule="auto"/>
+                    <w:ind/>
+                    <w:jc w:val="left"/>
+                  </w:pPr>
                   <w:r>
                     <w:rPr>
-                      <w:rFonts w:eastAsia="Times New Roman"/>
-                      <w:lang w:val="en-GB"/>
+                      <w:rFonts w:eastAsia="Calibri"/>
                     </w:rPr>
-                    <w:t>a.EXCEPTION</w:t>
+                    <w:t>FROM SBLOS2.NG_SB_CLOS_MAS_EXCEPTION d</w:t>
                   </w:r>
-                  <w:proofErr w:type="gramEnd"/>
+                </w:p>
+                <w:p>
+                  <w:pPr>
+                    <w:pStyle w:val="Normal"/>
+                    <w:spacing w:line="360" w:lineRule="auto"/>
+                    <w:ind/>
+                    <w:jc w:val="left"/>
+                  </w:pPr>
                   <w:r>
                     <w:rPr>
-                      <w:rFonts w:eastAsia="Times New Roman"/>
-                      <w:lang w:val="en-GB"/>
+                      <w:rFonts w:eastAsia="Calibri"/>
                     </w:rPr>
-                    <w:t>_NAME =</w:t>
+                    <w:t>WHERE ACTIVITYNAME IN (</w:t>
+                  </w:r>
+                </w:p>
+                <w:p>
+                  <w:pPr>
+                    <w:pStyle w:val="Normal"/>
+                    <w:spacing w:line="360" w:lineRule="auto"/>
+                    <w:ind/>
+                    <w:jc w:val="left"/>
+                  </w:pPr>
+                  <w:r>
+                    <w:rPr>
+                      <w:rFonts w:eastAsia="Calibri"/>
+                    </w:rPr>
+                    <w:t>'DetailDataEntry', 'DataInputerChecker', 'UnderwriterMaker',</w:t>
+                  </w:r>
+                </w:p>
+                <w:p>
+                  <w:pPr>
+                    <w:pStyle w:val="Normal"/>
+                    <w:spacing w:line="360" w:lineRule="auto"/>
+                    <w:ind/>
+                    <w:jc w:val="left"/>
+                  </w:pPr>
+                  <w:r>
+                    <w:rPr>
+                      <w:rFonts w:eastAsia="Calibri"/>
+                    </w:rPr>
+                    <w:t>'</w:t>
                   </w:r>
                   <w:r>
                     <w:rPr>
-                      <w:rFonts w:eastAsia="Times New Roman"/>
-                      <w:lang w:val="en-GB"/>
+                      <w:rFonts w:eastAsia="Calibri"/>
                     </w:rPr>
-                    <w:t xml:space="preserve"> </w:t>
-                  </w:r>
-                  <w:proofErr w:type="gramStart"/>
-                  <w:r>
-                    <w:rPr>
-                      <w:rFonts w:eastAsia="Times New Roman"/>
-                      <w:lang w:val="en-GB"/>
-                    </w:rPr>
-                    <w:t>d</w:t>
+                    <w:t>UnderwriterChecker</w:t>
                   </w:r>
                   <w:r>
                     <w:rPr>
-                      <w:rFonts w:eastAsia="Times New Roman"/>
-                      <w:lang w:val="en-GB"/>
+                      <w:rFonts w:eastAsia="Calibri"/>
                     </w:rPr>
-                    <w:t>.EXCEPTION</w:t>
+                    <w:t>', '</w:t>
                   </w:r>
-                  <w:proofErr w:type="gramEnd"/>
                   <w:r>
                     <w:rPr>
-                      <w:rFonts w:eastAsia="Times New Roman"/>
-                      <w:lang w:val="en-GB"/>
+                      <w:rFonts w:eastAsia="Calibri"/>
                     </w:rPr>
-                    <w:t>_NAME</w:t>
+                    <w:t>CreditApproval</w:t>
+                  </w:r>
+                  <w:r>
+                    <w:rPr>
+                      <w:rFonts w:eastAsia="Calibri"/>
+                    </w:rPr>
+                    <w:t>', '</w:t>
+                  </w:r>
+                  <w:r>
+                    <w:rPr>
+                      <w:rFonts w:eastAsia="Calibri"/>
+                    </w:rPr>
+                    <w:t>CreditCommittee</w:t>
+                  </w:r>
+                  <w:r>
+                    <w:rPr>
+                      <w:rFonts w:eastAsia="Calibri"/>
+                    </w:rPr>
+                    <w:t>'</w:t>
+                  </w:r>
+                  <w:r>
+                    <w:rPr>
+                      <w:rFonts w:eastAsia="Calibri"/>
+                    </w:rPr>
+                    <w:t>)</w:t>
+                  </w:r>
+                </w:p>
+                <w:p>
+                  <w:pPr>
+                    <w:pStyle w:val="Normal"/>
+                    <w:spacing w:line="360" w:lineRule="auto"/>
+                    <w:ind w:right="175"/>
+                    <w:jc w:val="left"/>
+                  </w:pPr>
+                  <w:r>
+                    <w:rPr>
+                      <w:rFonts w:eastAsia="Calibri"/>
+                    </w:rPr>
+                    <w:t xml:space="preserve">) d ON </w:t>
+                  </w:r>
+                  <w:r>
+                    <w:rPr>
+                      <w:rFonts w:eastAsia="Calibri"/>
+                    </w:rPr>
+                    <w:t>a.EXCEPTION_CATEGORY</w:t>
+                  </w:r>
+                  <w:r>
+                    <w:rPr>
+                      <w:rFonts w:eastAsia="Calibri"/>
+                    </w:rPr>
+                    <w:t xml:space="preserve"> = </w:t>
+                  </w:r>
+                  <w:r>
+                    <w:rPr>
+                      <w:rFonts w:eastAsia="Calibri"/>
+                    </w:rPr>
+                    <w:t>.EXCEPTION_CATEGORY</w:t>
                   </w:r>
                 </w:p>
               </w:tc>
@@ -6139,7 +6280,8 @@
               </w:trPr>
               <w:tc>
                 <w:tcPr>
-                  <w:tcW w:w="3562" w:type="dxa"/>
+                  <w:tcW w:w="2745" w:type="dxa"/>
+                  <w:tcMar/>
                 </w:tcPr>
                 <w:p>
                   <w:pPr>
@@ -6160,7 +6302,8 @@
               </w:tc>
               <w:tc>
                 <w:tcPr>
-                  <w:tcW w:w="3691" w:type="dxa"/>
+                  <w:tcW w:w="4508" w:type="dxa"/>
+                  <w:tcMar/>
                 </w:tcPr>
                 <w:p>
                   <w:pPr>
@@ -6227,7 +6370,8 @@
               </w:trPr>
               <w:tc>
                 <w:tcPr>
-                  <w:tcW w:w="3562" w:type="dxa"/>
+                  <w:tcW w:w="2745" w:type="dxa"/>
+                  <w:tcMar/>
                 </w:tcPr>
                 <w:p>
                   <w:pPr>
@@ -6251,7 +6395,8 @@
               </w:tc>
               <w:tc>
                 <w:tcPr>
-                  <w:tcW w:w="3691" w:type="dxa"/>
+                  <w:tcW w:w="4508" w:type="dxa"/>
+                  <w:tcMar/>
                 </w:tcPr>
                 <w:p>
                   <w:pPr>
@@ -6341,6 +6486,7 @@
                 <w:tcPr>
                   <w:tcW w:w="7253" w:type="dxa"/>
                   <w:gridSpan w:val="2"/>
+                  <w:tcMar/>
                 </w:tcPr>
                 <w:p>
                   <w:pPr>
@@ -6372,7 +6518,8 @@
               </w:trPr>
               <w:tc>
                 <w:tcPr>
-                  <w:tcW w:w="3562" w:type="dxa"/>
+                  <w:tcW w:w="2745" w:type="dxa"/>
+                  <w:tcMar/>
                 </w:tcPr>
                 <w:p>
                   <w:pPr>
@@ -6390,10 +6537,12 @@
               </w:tc>
               <w:tc>
                 <w:tcPr>
-                  <w:tcW w:w="3691" w:type="dxa"/>
+                  <w:tcW w:w="4508" w:type="dxa"/>
+                  <w:tcMar/>
                 </w:tcPr>
                 <w:p>
                   <w:pPr>
+                    <w:pStyle w:val="Normal"/>
                     <w:spacing w:line="360" w:lineRule="auto"/>
                     <w:ind w:right="175"/>
                     <w:jc w:val="left"/>
@@ -6411,7 +6560,8 @@
               </w:trPr>
               <w:tc>
                 <w:tcPr>
-                  <w:tcW w:w="3562" w:type="dxa"/>
+                  <w:tcW w:w="2745" w:type="dxa"/>
+                  <w:tcMar/>
                 </w:tcPr>
                 <w:p>
                   <w:pPr>
@@ -6432,88 +6582,185 @@
               </w:tc>
               <w:tc>
                 <w:tcPr>
-                  <w:tcW w:w="3691" w:type="dxa"/>
+                  <w:tcW w:w="4508" w:type="dxa"/>
+                  <w:tcMar/>
                 </w:tcPr>
                 <w:p>
                   <w:pPr>
-                    <w:spacing w:line="360" w:lineRule="auto"/>
-                    <w:ind w:right="175"/>
+                    <w:pStyle w:val="Normal"/>
+                    <w:suppressLineNumbers w:val="0"/>
+                    <w:bidi w:val="0"/>
+                    <w:spacing w:before="0" w:beforeAutospacing="off" w:after="0" w:afterAutospacing="off" w:line="360" w:lineRule="auto"/>
+                    <w:ind w:left="0" w:right="86"/>
                     <w:jc w:val="left"/>
-                    <w:rPr>
-                      <w:rFonts w:eastAsia="Times New Roman"/>
-                      <w:lang w:val="en-GB"/>
-                    </w:rPr>
                   </w:pPr>
                   <w:r>
                     <w:rPr>
-                      <w:rFonts w:eastAsia="Times New Roman"/>
-                      <w:lang w:val="en-GB"/>
+                      <w:rFonts w:eastAsia="Calibri"/>
                     </w:rPr>
-                    <w:t xml:space="preserve">LEFT JOIN với điều kiện: </w:t>
+                    <w:t>LEFT</w:t>
                   </w:r>
-                  <w:proofErr w:type="gramStart"/>
                   <w:r>
                     <w:rPr>
-                      <w:rFonts w:eastAsia="Times New Roman"/>
-                      <w:lang w:val="en-GB"/>
+                      <w:rFonts w:eastAsia="Calibri"/>
                     </w:rPr>
-                    <w:t>a.EXCEPTION</w:t>
+                    <w:t xml:space="preserve"> JOIN (</w:t>
                   </w:r>
-                  <w:proofErr w:type="gramEnd"/>
+                </w:p>
+                <w:p>
+                  <w:pPr>
+                    <w:pStyle w:val="Normal"/>
+                    <w:spacing w:line="360" w:lineRule="auto"/>
+                    <w:ind/>
+                    <w:jc w:val="left"/>
+                  </w:pPr>
                   <w:r>
                     <w:rPr>
-                      <w:rFonts w:eastAsia="Times New Roman"/>
-                      <w:lang w:val="en-GB"/>
+                      <w:rFonts w:eastAsia="Calibri"/>
                     </w:rPr>
-                    <w:t xml:space="preserve">_CATEGORY = </w:t>
+                    <w:t>SELECT DISTINCT ACTIVITYNAME, EXCEPTION_CATEGORY</w:t>
                   </w:r>
-                  <w:proofErr w:type="gramStart"/>
+                </w:p>
+                <w:p>
+                  <w:pPr>
+                    <w:pStyle w:val="Normal"/>
+                    <w:spacing w:line="360" w:lineRule="auto"/>
+                    <w:ind/>
+                    <w:jc w:val="left"/>
+                  </w:pPr>
                   <w:r>
                     <w:rPr>
-                      <w:rFonts w:eastAsia="Times New Roman"/>
-                      <w:lang w:val="en-GB"/>
+                      <w:rFonts w:eastAsia="Calibri"/>
+                    </w:rPr>
+                    <w:t>FROM SBLOS2.NG_SB_RLOS_MAS_EXCEPTION b</w:t>
+                  </w:r>
+                </w:p>
+                <w:p>
+                  <w:pPr>
+                    <w:pStyle w:val="Normal"/>
+                    <w:spacing w:line="360" w:lineRule="auto"/>
+                    <w:ind/>
+                    <w:jc w:val="left"/>
+                  </w:pPr>
+                  <w:r>
+                    <w:rPr>
+                      <w:rFonts w:eastAsia="Calibri"/>
+                    </w:rPr>
+                    <w:t>WHERE ACTIVITYNAME IN (</w:t>
+                  </w:r>
+                </w:p>
+                <w:p>
+                  <w:pPr>
+                    <w:pStyle w:val="Normal"/>
+                    <w:spacing w:line="360" w:lineRule="auto"/>
+                    <w:ind/>
+                    <w:jc w:val="left"/>
+                  </w:pPr>
+                  <w:r>
+                    <w:rPr>
+                      <w:rFonts w:eastAsia="Calibri"/>
+                    </w:rPr>
+                    <w:t>'DetailDataEntry', 'DataInputerChecker', 'UnderwriterMaker',</w:t>
+                  </w:r>
+                </w:p>
+                <w:p>
+                  <w:pPr>
+                    <w:pStyle w:val="Normal"/>
+                    <w:spacing w:line="360" w:lineRule="auto"/>
+                    <w:ind/>
+                    <w:jc w:val="left"/>
+                  </w:pPr>
+                  <w:r>
+                    <w:rPr>
+                      <w:rFonts w:eastAsia="Calibri"/>
+                    </w:rPr>
+                    <w:t>'</w:t>
+                  </w:r>
+                  <w:r>
+                    <w:rPr>
+                      <w:rFonts w:eastAsia="Calibri"/>
+                    </w:rPr>
+                    <w:t>UnderwriterChecker</w:t>
+                  </w:r>
+                  <w:r>
+                    <w:rPr>
+                      <w:rFonts w:eastAsia="Calibri"/>
+                    </w:rPr>
+                    <w:t>', '</w:t>
+                  </w:r>
+                  <w:r>
+                    <w:rPr>
+                      <w:rFonts w:eastAsia="Calibri"/>
+                    </w:rPr>
+                    <w:t>CreditApproval</w:t>
+                  </w:r>
+                  <w:r>
+                    <w:rPr>
+                      <w:rFonts w:eastAsia="Calibri"/>
+                    </w:rPr>
+                    <w:t>', '</w:t>
+                  </w:r>
+                  <w:r>
+                    <w:rPr>
+                      <w:rFonts w:eastAsia="Calibri"/>
+                    </w:rPr>
+                    <w:t>CreditCommittee</w:t>
+                  </w:r>
+                  <w:r>
+                    <w:rPr>
+                      <w:rFonts w:eastAsia="Calibri"/>
+                    </w:rPr>
+                    <w:t>'</w:t>
+                  </w:r>
+                  <w:r>
+                    <w:rPr>
+                      <w:rFonts w:eastAsia="Calibri"/>
+                    </w:rPr>
+                    <w:t>)</w:t>
+                  </w:r>
+                </w:p>
+                <w:p>
+                  <w:pPr>
+                    <w:pStyle w:val="Normal"/>
+                    <w:spacing w:line="360" w:lineRule="auto"/>
+                    <w:ind/>
+                    <w:jc w:val="left"/>
+                  </w:pPr>
+                  <w:r>
+                    <w:rPr>
+                      <w:rFonts w:eastAsia="Calibri"/>
+                    </w:rPr>
+                    <w:t xml:space="preserve">) b ON </w:t>
+                  </w:r>
+                  <w:r>
+                    <w:rPr>
+                      <w:rFonts w:eastAsia="Calibri"/>
+                    </w:rPr>
+                    <w:t>a.EXCEPTION_CATEGORY</w:t>
+                  </w:r>
+                  <w:r>
+                    <w:rPr>
+                      <w:rFonts w:eastAsia="Calibri"/>
+                    </w:rPr>
+                    <w:t xml:space="preserve"> </w:t>
+                  </w:r>
+                  <w:r>
+                    <w:rPr>
+                      <w:rFonts w:eastAsia="Calibri"/>
+                    </w:rPr>
+                    <w:t xml:space="preserve">= </w:t>
+                  </w:r>
+                  <w:r>
+                    <w:rPr>
+                      <w:rFonts w:eastAsia="Calibri"/>
                     </w:rPr>
                     <w:t>b.EXCEPTION</w:t>
                   </w:r>
-                  <w:proofErr w:type="gramEnd"/>
                   <w:r>
                     <w:rPr>
-                      <w:rFonts w:eastAsia="Times New Roman"/>
-                      <w:lang w:val="en-GB"/>
+                      <w:rFonts w:eastAsia="Calibri"/>
                     </w:rPr>
-                    <w:t xml:space="preserve">_CATEGORY and </w:t>
-                  </w:r>
-                  <w:proofErr w:type="gramStart"/>
-                  <w:r>
-                    <w:rPr>
-                      <w:rFonts w:eastAsia="Times New Roman"/>
-                      <w:lang w:val="en-GB"/>
-                    </w:rPr>
-                    <w:t>a.EXCEPTION</w:t>
-                  </w:r>
-                  <w:proofErr w:type="gramEnd"/>
-                  <w:r>
-                    <w:rPr>
-                      <w:rFonts w:eastAsia="Times New Roman"/>
-                      <w:lang w:val="en-GB"/>
-                    </w:rPr>
-                    <w:t xml:space="preserve">_NAME = </w:t>
-                  </w:r>
-                  <w:proofErr w:type="gramStart"/>
-                  <w:r>
-                    <w:rPr>
-                      <w:rFonts w:eastAsia="Times New Roman"/>
-                      <w:lang w:val="en-GB"/>
-                    </w:rPr>
-                    <w:t>b.EXCEPTION</w:t>
-                  </w:r>
-                  <w:proofErr w:type="gramEnd"/>
-                  <w:r>
-                    <w:rPr>
-                      <w:rFonts w:eastAsia="Times New Roman"/>
-                      <w:lang w:val="en-GB"/>
-                    </w:rPr>
-                    <w:t>_NAME</w:t>
+                    <w:t>_CATEGORY</w:t>
                   </w:r>
                 </w:p>
               </w:tc>
@@ -6524,7 +6771,8 @@
               </w:trPr>
               <w:tc>
                 <w:tcPr>
-                  <w:tcW w:w="3562" w:type="dxa"/>
+                  <w:tcW w:w="2745" w:type="dxa"/>
+                  <w:tcMar/>
                 </w:tcPr>
                 <w:p>
                   <w:pPr>
@@ -6542,7 +6790,8 @@
               </w:tc>
               <w:tc>
                 <w:tcPr>
-                  <w:tcW w:w="3691" w:type="dxa"/>
+                  <w:tcW w:w="4508" w:type="dxa"/>
+                  <w:tcMar/>
                 </w:tcPr>
                 <w:p>
                   <w:pPr>
@@ -6602,7 +6851,8 @@
               </w:trPr>
               <w:tc>
                 <w:tcPr>
-                  <w:tcW w:w="3562" w:type="dxa"/>
+                  <w:tcW w:w="2745" w:type="dxa"/>
+                  <w:tcMar/>
                 </w:tcPr>
                 <w:p>
                   <w:pPr>
@@ -6620,7 +6870,8 @@
               </w:tc>
               <w:tc>
                 <w:tcPr>
-                  <w:tcW w:w="3691" w:type="dxa"/>
+                  <w:tcW w:w="4508" w:type="dxa"/>
+                  <w:tcMar/>
                 </w:tcPr>
                 <w:p>
                   <w:pPr>
@@ -6673,7 +6924,8 @@
               </w:trPr>
               <w:tc>
                 <w:tcPr>
-                  <w:tcW w:w="3562" w:type="dxa"/>
+                  <w:tcW w:w="2745" w:type="dxa"/>
+                  <w:tcMar/>
                 </w:tcPr>
                 <w:p>
                   <w:pPr>
@@ -6694,7 +6946,8 @@
               </w:tc>
               <w:tc>
                 <w:tcPr>
-                  <w:tcW w:w="3691" w:type="dxa"/>
+                  <w:tcW w:w="4508" w:type="dxa"/>
+                  <w:tcMar/>
                 </w:tcPr>
                 <w:p>
                   <w:pPr>
@@ -6761,7 +7014,8 @@
               </w:trPr>
               <w:tc>
                 <w:tcPr>
-                  <w:tcW w:w="3562" w:type="dxa"/>
+                  <w:tcW w:w="2745" w:type="dxa"/>
+                  <w:tcMar/>
                 </w:tcPr>
                 <w:p>
                   <w:pPr>
@@ -6785,7 +7039,8 @@
               </w:tc>
               <w:tc>
                 <w:tcPr>
-                  <w:tcW w:w="3691" w:type="dxa"/>
+                  <w:tcW w:w="4508" w:type="dxa"/>
+                  <w:tcMar/>
                 </w:tcPr>
                 <w:p>
                   <w:pPr>
@@ -6906,6 +7161,7 @@
               <w:left w:val="none" w:color="auto" w:sz="0" w:space="0"/>
               <w:bottom w:val="none" w:color="auto" w:sz="0" w:space="0"/>
             </w:tcBorders>
+            <w:tcMar/>
           </w:tcPr>
           <w:p>
             <w:pPr>
@@ -6923,13 +7179,14 @@
         <w:tc>
           <w:tcPr>
             <w:cnfStyle w:val="000010000000" w:firstRow="0" w:lastRow="0" w:firstColumn="0" w:lastColumn="0" w:oddVBand="1" w:evenVBand="0" w:oddHBand="0" w:evenHBand="0" w:firstRowFirstColumn="0" w:firstRowLastColumn="0" w:lastRowFirstColumn="0" w:lastRowLastColumn="0"/>
-            <w:tcW w:w="851" w:type="dxa"/>
+            <w:tcW w:w="855" w:type="dxa"/>
             <w:tcBorders>
               <w:top w:val="none" w:color="auto" w:sz="0" w:space="0"/>
               <w:left w:val="none" w:color="auto" w:sz="0" w:space="0"/>
               <w:bottom w:val="none" w:color="auto" w:sz="0" w:space="0"/>
               <w:right w:val="none" w:color="auto" w:sz="0" w:space="0"/>
             </w:tcBorders>
+            <w:tcMar/>
           </w:tcPr>
           <w:p>
             <w:pPr>
@@ -6956,12 +7213,13 @@
         <w:tc>
           <w:tcPr>
             <w:cnfStyle w:val="000100000000" w:firstRow="0" w:lastRow="0" w:firstColumn="0" w:lastColumn="1" w:oddVBand="0" w:evenVBand="0" w:oddHBand="0" w:evenHBand="0" w:firstRowFirstColumn="0" w:firstRowLastColumn="0" w:lastRowFirstColumn="0" w:lastRowLastColumn="0"/>
-            <w:tcW w:w="7538" w:type="dxa"/>
+            <w:tcW w:w="7534" w:type="dxa"/>
             <w:tcBorders>
               <w:top w:val="none" w:color="auto" w:sz="0" w:space="0"/>
               <w:bottom w:val="none" w:color="auto" w:sz="0" w:space="0"/>
               <w:right w:val="none" w:color="auto" w:sz="0" w:space="0"/>
             </w:tcBorders>
+            <w:tcMar/>
           </w:tcPr>
           <w:p>
             <w:pPr>
@@ -7033,8 +7291,8 @@
       <w:tblGrid>
         <w:gridCol w:w="838"/>
         <w:gridCol w:w="1842"/>
-        <w:gridCol w:w="1985"/>
-        <w:gridCol w:w="4819"/>
+        <w:gridCol w:w="1695"/>
+        <w:gridCol w:w="5109"/>
       </w:tblGrid>
       <w:tr>
         <w:tc>
@@ -7089,7 +7347,7 @@
         </w:tc>
         <w:tc>
           <w:tcPr>
-            <w:tcW w:w="1985" w:type="dxa"/>
+            <w:tcW w:w="1695" w:type="dxa"/>
             <w:tcMar/>
           </w:tcPr>
           <w:p>
@@ -7114,7 +7372,7 @@
         </w:tc>
         <w:tc>
           <w:tcPr>
-            <w:tcW w:w="4819" w:type="dxa"/>
+            <w:tcW w:w="5109" w:type="dxa"/>
             <w:tcMar/>
           </w:tcPr>
           <w:p>
@@ -7208,7 +7466,7 @@
         </w:tc>
         <w:tc>
           <w:tcPr>
-            <w:tcW w:w="1985" w:type="dxa"/>
+            <w:tcW w:w="1695" w:type="dxa"/>
             <w:tcMar/>
           </w:tcPr>
           <w:p>
@@ -7223,7 +7481,7 @@
         </w:tc>
         <w:tc>
           <w:tcPr>
-            <w:tcW w:w="4819" w:type="dxa"/>
+            <w:tcW w:w="5109" w:type="dxa"/>
             <w:tcMar/>
           </w:tcPr>
           <w:p>
@@ -7279,7 +7537,7 @@
         </w:tc>
         <w:tc>
           <w:tcPr>
-            <w:tcW w:w="1985" w:type="dxa"/>
+            <w:tcW w:w="1695" w:type="dxa"/>
             <w:tcMar/>
           </w:tcPr>
           <w:p>
@@ -7297,7 +7555,7 @@
         </w:tc>
         <w:tc>
           <w:tcPr>
-            <w:tcW w:w="4819" w:type="dxa"/>
+            <w:tcW w:w="5109" w:type="dxa"/>
             <w:tcMar/>
           </w:tcPr>
           <w:p>
@@ -7356,7 +7614,7 @@
         </w:tc>
         <w:tc>
           <w:tcPr>
-            <w:tcW w:w="1985" w:type="dxa"/>
+            <w:tcW w:w="1695" w:type="dxa"/>
             <w:tcMar/>
           </w:tcPr>
           <w:p>
@@ -7374,7 +7632,7 @@
         </w:tc>
         <w:tc>
           <w:tcPr>
-            <w:tcW w:w="4819" w:type="dxa"/>
+            <w:tcW w:w="5109" w:type="dxa"/>
             <w:tcMar/>
           </w:tcPr>
           <w:p>
@@ -7398,355 +7656,334 @@
               <w:jc w:val="left"/>
             </w:pPr>
             <w:r>
+              <w:rPr/>
               <w:t>NG_SB_</w:t>
             </w:r>
             <w:r>
+              <w:rPr/>
               <w:t>C</w:t>
             </w:r>
             <w:r>
+              <w:rPr/>
               <w:t>LOS_MAS_EXCEPTION</w:t>
             </w:r>
             <w:r>
+              <w:rPr/>
               <w:t xml:space="preserve"> d </w:t>
             </w:r>
             <w:r>
+              <w:rPr/>
               <w:t xml:space="preserve">&gt; </w:t>
             </w:r>
           </w:p>
           <w:p>
             <w:pPr>
               <w:spacing w:line="360" w:lineRule="auto"/>
-              <w:jc w:val="left"/>
-              <w:rPr>
-                <w:rFonts w:eastAsia="Calibri"/>
-              </w:rPr>
-            </w:pPr>
-            <w:r>
-              <w:rPr>
-                <w:rFonts w:eastAsia="Calibri"/>
-              </w:rPr>
-              <w:t>Lấy</w:t>
-            </w:r>
-            <w:r>
-              <w:rPr>
-                <w:rFonts w:eastAsia="Calibri"/>
+              <w:ind w:right="175"/>
+              <w:jc w:val="left"/>
+            </w:pPr>
+            <w:r>
+              <w:rPr>
+                <w:rFonts w:eastAsia="Times New Roman"/>
+                <w:lang w:val="en-GB"/>
+              </w:rPr>
+              <w:t>Lọc</w:t>
+            </w:r>
+            <w:r>
+              <w:rPr>
+                <w:rFonts w:eastAsia="Times New Roman"/>
+                <w:lang w:val="en-GB"/>
               </w:rPr>
               <w:t xml:space="preserve"> </w:t>
             </w:r>
             <w:r>
               <w:rPr>
-                <w:rFonts w:eastAsia="Calibri"/>
-              </w:rPr>
+                <w:rFonts w:eastAsia="Times New Roman"/>
+                <w:lang w:val="en-GB"/>
+              </w:rPr>
+              <w:t>dữ</w:t>
+            </w:r>
+            <w:r>
+              <w:rPr>
+                <w:rFonts w:eastAsia="Times New Roman"/>
+                <w:lang w:val="en-GB"/>
+              </w:rPr>
+              <w:t xml:space="preserve"> </w:t>
+            </w:r>
+            <w:r>
+              <w:rPr>
+                <w:rFonts w:eastAsia="Times New Roman"/>
+                <w:lang w:val="en-GB"/>
+              </w:rPr>
+              <w:t>liệu</w:t>
+            </w:r>
+            <w:r>
+              <w:rPr>
+                <w:rFonts w:eastAsia="Times New Roman"/>
+                <w:lang w:val="en-GB"/>
+              </w:rPr>
+              <w:t xml:space="preserve"> với điều kiện</w:t>
+            </w:r>
+            <w:r>
+              <w:rPr>
+                <w:rFonts w:eastAsia="Times New Roman"/>
+                <w:lang w:val="en-GB"/>
+              </w:rPr>
+              <w:t>:</w:t>
+            </w:r>
+          </w:p>
+          <w:p>
+            <w:pPr>
+              <w:spacing w:line="360" w:lineRule="auto"/>
+              <w:ind w:right="175"/>
+              <w:jc w:val="left"/>
+            </w:pPr>
+            <w:r>
+              <w:rPr>
+                <w:rFonts w:eastAsia="Times New Roman"/>
+                <w:lang w:val="en-GB"/>
+              </w:rPr>
+              <w:t>LEFT JOIN (</w:t>
+            </w:r>
+          </w:p>
+          <w:p>
+            <w:pPr>
+              <w:pStyle w:val="Normal"/>
+              <w:spacing w:line="360" w:lineRule="auto"/>
+              <w:ind w:right="175"/>
+              <w:jc w:val="left"/>
+            </w:pPr>
+            <w:r>
+              <w:rPr>
+                <w:rFonts w:eastAsia="Times New Roman"/>
+                <w:lang w:val="en-GB"/>
+              </w:rPr>
+              <w:t>SELECT a.*, ROW_NUMBER() OVER(PARTITION BY WINAME ORDER BY ENTRYDATE ASC) RN</w:t>
+            </w:r>
+          </w:p>
+          <w:p>
+            <w:pPr>
+              <w:pStyle w:val="Normal"/>
+              <w:spacing w:line="360" w:lineRule="auto"/>
+              <w:ind w:right="175"/>
+              <w:jc w:val="left"/>
+              <w:rPr>
+                <w:rFonts w:eastAsia="Times New Roman"/>
+                <w:lang w:val="en-GB"/>
+              </w:rPr>
+            </w:pPr>
+            <w:r>
+              <w:rPr>
+                <w:rFonts w:eastAsia="Times New Roman"/>
+                <w:lang w:val="en-GB"/>
+              </w:rPr>
+              <w:t>FROM SBLOS2.NG_SB_CLOS_ENTRY_EXIT a</w:t>
+            </w:r>
+          </w:p>
+          <w:p>
+            <w:pPr>
+              <w:pStyle w:val="Normal"/>
+              <w:spacing w:line="360" w:lineRule="auto"/>
+              <w:ind w:right="175"/>
+              <w:jc w:val="left"/>
+            </w:pPr>
+            <w:r>
+              <w:rPr>
+                <w:rFonts w:eastAsia="Times New Roman"/>
+                <w:lang w:val="en-GB"/>
+              </w:rPr>
+              <w:t>WHERE 1 = 1</w:t>
+            </w:r>
+          </w:p>
+          <w:p>
+            <w:pPr>
+              <w:pStyle w:val="Normal"/>
+              <w:spacing w:line="360" w:lineRule="auto"/>
+              <w:ind w:right="175"/>
+              <w:jc w:val="left"/>
+            </w:pPr>
+            <w:r>
+              <w:rPr>
+                <w:rFonts w:eastAsia="Times New Roman"/>
+                <w:lang w:val="en-GB"/>
+              </w:rPr>
+              <w:t>AND WORKSTEP = 'DetailDataEntry'</w:t>
+            </w:r>
+          </w:p>
+          <w:p>
+            <w:pPr>
+              <w:pStyle w:val="Normal"/>
+              <w:spacing w:line="360" w:lineRule="auto"/>
+              <w:ind w:right="175"/>
+              <w:jc w:val="left"/>
+            </w:pPr>
+            <w:r>
+              <w:rPr>
+                <w:rFonts w:eastAsia="Times New Roman"/>
+                <w:lang w:val="en-GB"/>
+              </w:rPr>
+              <w:t>AND DECISION = 'Submit'</w:t>
+            </w:r>
+          </w:p>
+          <w:p>
+            <w:pPr>
+              <w:pStyle w:val="Normal"/>
+              <w:suppressLineNumbers w:val="0"/>
+              <w:bidi w:val="0"/>
+              <w:spacing w:before="0" w:beforeAutospacing="off" w:after="0" w:afterAutospacing="off" w:line="360" w:lineRule="auto"/>
+              <w:ind w:left="0" w:right="175"/>
+              <w:jc w:val="left"/>
+            </w:pPr>
+            <w:r>
+              <w:rPr>
+                <w:rFonts w:eastAsia="Times New Roman"/>
+                <w:lang w:val="en-GB"/>
+              </w:rPr>
+              <w:t xml:space="preserve">) </w:t>
+            </w:r>
+            <w:r>
+              <w:rPr>
+                <w:rFonts w:eastAsia="Times New Roman"/>
+                <w:lang w:val="en-GB"/>
+              </w:rPr>
+              <w:t>e ON a.WI_NAME = e.WINAME AND e.RN = 1</w:t>
+            </w:r>
+          </w:p>
+          <w:p>
+            <w:pPr>
+              <w:pStyle w:val="Normal"/>
+              <w:spacing w:line="360" w:lineRule="auto"/>
+              <w:jc w:val="left"/>
+            </w:pPr>
+            <w:r>
+              <w:rPr>
+                <w:rFonts w:eastAsia="Times New Roman"/>
+                <w:lang w:val="en-GB"/>
+              </w:rPr>
+              <w:t>WHERE 1 = 1</w:t>
+            </w:r>
+            <w:r>
+              <w:rPr>
+                <w:rFonts w:eastAsia="Times New Roman"/>
+                <w:lang w:val="en-GB"/>
+              </w:rPr>
+              <w:t xml:space="preserve"> </w:t>
+            </w:r>
+            <w:r>
+              <w:rPr>
+                <w:rFonts w:eastAsia="Times New Roman"/>
+                <w:lang w:val="en-GB"/>
+              </w:rPr>
+              <w:t>AND TRUNC(a.RAISED_DATE_TIME</w:t>
+            </w:r>
+            <w:r>
+              <w:rPr>
+                <w:rFonts w:eastAsia="Times New Roman"/>
+                <w:lang w:val="en-GB"/>
+              </w:rPr>
+              <w:t>)</w:t>
+            </w:r>
+            <w:r>
+              <w:rPr>
+                <w:rFonts w:eastAsia="Times New Roman"/>
+                <w:lang w:val="en-GB"/>
+              </w:rPr>
+              <w:t xml:space="preserve"> &gt;= TRUNC(e.ENTRYDATE</w:t>
+            </w:r>
+            <w:r>
+              <w:rPr>
+                <w:rFonts w:eastAsia="Times New Roman"/>
+                <w:lang w:val="en-GB"/>
+              </w:rPr>
+              <w:t>)</w:t>
+            </w:r>
+          </w:p>
+          <w:p>
+            <w:pPr>
+              <w:pStyle w:val="Normal"/>
+              <w:spacing w:line="360" w:lineRule="auto"/>
+              <w:jc w:val="left"/>
+            </w:pPr>
+            <w:r>
+              <w:rPr>
+                <w:rFonts w:eastAsia="Times New Roman"/>
+                <w:lang w:val="en-GB"/>
+              </w:rPr>
+              <w:t xml:space="preserve">Sau </w:t>
+            </w:r>
+            <w:r>
+              <w:rPr>
+                <w:rFonts w:eastAsia="Times New Roman"/>
+                <w:lang w:val="en-GB"/>
+              </w:rPr>
+              <w:t>đó</w:t>
+            </w:r>
+            <w:r>
+              <w:rPr>
+                <w:rFonts w:eastAsia="Times New Roman"/>
+                <w:lang w:val="en-GB"/>
+              </w:rPr>
+              <w:t xml:space="preserve"> JOIN sang </w:t>
+            </w:r>
+            <w:r>
+              <w:rPr>
+                <w:rFonts w:eastAsia="Times New Roman"/>
+                <w:lang w:val="en-GB"/>
+              </w:rPr>
+              <w:t>bảng</w:t>
+            </w:r>
+            <w:r>
+              <w:rPr>
+                <w:rFonts w:eastAsia="Times New Roman"/>
+                <w:lang w:val="en-GB"/>
+              </w:rPr>
+              <w:t xml:space="preserve"> </w:t>
+            </w:r>
+            <w:r>
+              <w:rPr/>
+              <w:t xml:space="preserve">NG_SB_RLOS_MAS_EXCEPTION d </w:t>
+            </w:r>
+            <w:r>
+              <w:rPr/>
+              <w:t>để</w:t>
+            </w:r>
+          </w:p>
+          <w:p>
+            <w:pPr>
+              <w:pStyle w:val="Normal"/>
+              <w:spacing w:line="360" w:lineRule="auto"/>
+              <w:jc w:val="left"/>
+            </w:pPr>
+            <w:r>
+              <w:rPr/>
+              <w:t>lấy</w:t>
+            </w:r>
+            <w:r>
+              <w:rPr/>
+              <w:t xml:space="preserve"> </w:t>
+            </w:r>
+            <w:r>
+              <w:rPr/>
               <w:t>giá</w:t>
             </w:r>
             <w:r>
-              <w:rPr>
-                <w:rFonts w:eastAsia="Calibri"/>
-              </w:rPr>
+              <w:rPr/>
               <w:t xml:space="preserve"> </w:t>
             </w:r>
             <w:r>
-              <w:rPr>
-                <w:rFonts w:eastAsia="Calibri"/>
-              </w:rPr>
+              <w:rPr/>
               <w:t>trị</w:t>
             </w:r>
             <w:r>
-              <w:rPr>
-                <w:rFonts w:eastAsia="Calibri"/>
-              </w:rPr>
-              <w:t xml:space="preserve"> </w:t>
-            </w:r>
-            <w:r>
-              <w:rPr>
-                <w:rFonts w:eastAsia="Calibri"/>
-              </w:rPr>
-              <w:t>d.ACTIVITYNAME</w:t>
-            </w:r>
-            <w:r>
-              <w:rPr>
-                <w:rFonts w:eastAsia="Calibri"/>
-              </w:rPr>
-              <w:t xml:space="preserve"> </w:t>
-            </w:r>
-            <w:r>
-              <w:rPr>
-                <w:rFonts w:eastAsia="Calibri"/>
-              </w:rPr>
-              <w:t>với</w:t>
-            </w:r>
-            <w:r>
-              <w:rPr>
-                <w:rFonts w:eastAsia="Calibri"/>
-              </w:rPr>
-              <w:t xml:space="preserve"> </w:t>
-            </w:r>
-            <w:r>
-              <w:rPr>
-                <w:rFonts w:eastAsia="Calibri"/>
-              </w:rPr>
-              <w:t>điều</w:t>
-            </w:r>
-            <w:r>
-              <w:rPr>
-                <w:rFonts w:eastAsia="Calibri"/>
-              </w:rPr>
-              <w:t xml:space="preserve"> </w:t>
-            </w:r>
-            <w:r>
-              <w:rPr>
-                <w:rFonts w:eastAsia="Calibri"/>
-              </w:rPr>
-              <w:t>kiện</w:t>
-            </w:r>
-            <w:r>
-              <w:rPr>
-                <w:rFonts w:eastAsia="Calibri"/>
-              </w:rPr>
-              <w:t xml:space="preserve">: </w:t>
-            </w:r>
-            <w:r>
-              <w:rPr>
-                <w:rFonts w:eastAsia="Calibri"/>
-              </w:rPr>
-              <w:t>Tồn</w:t>
-            </w:r>
-            <w:r>
-              <w:rPr>
-                <w:rFonts w:eastAsia="Calibri"/>
-              </w:rPr>
-              <w:t xml:space="preserve"> </w:t>
-            </w:r>
-            <w:r>
-              <w:rPr>
-                <w:rFonts w:eastAsia="Calibri"/>
-              </w:rPr>
-              <w:t>tại</w:t>
-            </w:r>
-            <w:r>
-              <w:rPr>
-                <w:rFonts w:eastAsia="Calibri"/>
-              </w:rPr>
-              <w:t xml:space="preserve"> </w:t>
-            </w:r>
-            <w:r>
-              <w:rPr>
-                <w:rFonts w:eastAsia="Calibri"/>
-              </w:rPr>
-              <w:t>bản</w:t>
-            </w:r>
-            <w:r>
-              <w:rPr>
-                <w:rFonts w:eastAsia="Calibri"/>
-              </w:rPr>
-              <w:t xml:space="preserve"> </w:t>
-            </w:r>
-            <w:r>
-              <w:rPr>
-                <w:rFonts w:eastAsia="Calibri"/>
-              </w:rPr>
-              <w:t>ghi</w:t>
-            </w:r>
-            <w:r>
-              <w:rPr>
-                <w:rFonts w:eastAsia="Calibri"/>
-              </w:rPr>
-              <w:t xml:space="preserve"> </w:t>
-            </w:r>
-            <w:r>
-              <w:rPr>
-                <w:rFonts w:eastAsia="Calibri"/>
-              </w:rPr>
-              <w:t>trong</w:t>
-            </w:r>
-            <w:r>
-              <w:rPr>
-                <w:rFonts w:eastAsia="Calibri"/>
-              </w:rPr>
-              <w:t xml:space="preserve"> </w:t>
-            </w:r>
-            <w:r>
-              <w:rPr>
-                <w:rFonts w:eastAsia="Calibri"/>
-              </w:rPr>
-              <w:t>bảng</w:t>
-            </w:r>
-            <w:r>
-              <w:rPr>
-                <w:rFonts w:eastAsia="Calibri"/>
-              </w:rPr>
-              <w:t xml:space="preserve"> NG_SB_</w:t>
-            </w:r>
-            <w:r>
-              <w:rPr>
-                <w:rFonts w:eastAsia="Calibri"/>
-              </w:rPr>
-              <w:t>C</w:t>
-            </w:r>
-            <w:r>
-              <w:rPr>
-                <w:rFonts w:eastAsia="Calibri"/>
-              </w:rPr>
-              <w:t xml:space="preserve">LOS_ENTRY_EXIT (e) </w:t>
-            </w:r>
-            <w:r>
-              <w:rPr>
-                <w:rFonts w:eastAsia="Calibri"/>
-              </w:rPr>
-              <w:t>thỏa</w:t>
-            </w:r>
-            <w:r>
-              <w:rPr>
-                <w:rFonts w:eastAsia="Calibri"/>
-              </w:rPr>
-              <w:t xml:space="preserve"> </w:t>
-            </w:r>
-            <w:r>
-              <w:rPr>
-                <w:rFonts w:eastAsia="Calibri"/>
-              </w:rPr>
-              <w:t>mãn</w:t>
-            </w:r>
-            <w:r>
-              <w:rPr>
-                <w:rFonts w:eastAsia="Calibri"/>
-              </w:rPr>
-              <w:t xml:space="preserve"> </w:t>
-            </w:r>
-            <w:r>
-              <w:rPr>
-                <w:rFonts w:eastAsia="Calibri"/>
-              </w:rPr>
-              <w:t>điều</w:t>
-            </w:r>
-            <w:r>
-              <w:rPr>
-                <w:rFonts w:eastAsia="Calibri"/>
-              </w:rPr>
-              <w:t xml:space="preserve"> </w:t>
-            </w:r>
-            <w:r>
-              <w:rPr>
-                <w:rFonts w:eastAsia="Calibri"/>
-              </w:rPr>
-              <w:t>kiện</w:t>
-            </w:r>
-            <w:r>
-              <w:rPr>
-                <w:rFonts w:eastAsia="Calibri"/>
-              </w:rPr>
-              <w:t xml:space="preserve"> </w:t>
-            </w:r>
-            <w:r>
-              <w:rPr>
-                <w:rFonts w:eastAsia="Calibri"/>
-              </w:rPr>
-              <w:t>e.WINAME</w:t>
-            </w:r>
-            <w:r>
-              <w:rPr>
-                <w:rFonts w:eastAsia="Calibri"/>
-              </w:rPr>
-              <w:t xml:space="preserve"> = </w:t>
-            </w:r>
-            <w:r>
-              <w:rPr>
-                <w:rFonts w:eastAsia="Calibri"/>
-              </w:rPr>
-              <w:t>a.WI</w:t>
-            </w:r>
-            <w:r>
-              <w:rPr>
-                <w:rFonts w:eastAsia="Calibri"/>
-              </w:rPr>
-              <w:t>_NAME</w:t>
-            </w:r>
-          </w:p>
-          <w:p>
-            <w:pPr>
-              <w:spacing w:line="360" w:lineRule="auto"/>
-              <w:jc w:val="left"/>
-              <w:rPr>
-                <w:rFonts w:eastAsia="Calibri"/>
-              </w:rPr>
-            </w:pPr>
-            <w:r>
-              <w:rPr>
-                <w:rFonts w:eastAsia="Calibri"/>
-              </w:rPr>
-              <w:t xml:space="preserve">AND </w:t>
-            </w:r>
-            <w:proofErr w:type="gramStart"/>
-            <w:r>
-              <w:rPr>
-                <w:rFonts w:eastAsia="Calibri"/>
-              </w:rPr>
-              <w:t>e.WORKSTEP</w:t>
-            </w:r>
-            <w:proofErr w:type="gramEnd"/>
-            <w:r>
-              <w:rPr>
-                <w:rFonts w:eastAsia="Calibri"/>
-              </w:rPr>
-              <w:t xml:space="preserve"> = </w:t>
-            </w:r>
-            <w:proofErr w:type="gramStart"/>
-            <w:r>
-              <w:rPr>
-                <w:rFonts w:eastAsia="Calibri"/>
-              </w:rPr>
-              <w:t>d</w:t>
-            </w:r>
-            <w:r>
-              <w:rPr>
-                <w:rFonts w:eastAsia="Calibri"/>
-              </w:rPr>
-              <w:t>.ACTIVITYNAME</w:t>
-            </w:r>
-            <w:proofErr w:type="gramEnd"/>
-          </w:p>
-          <w:p>
-            <w:pPr>
-              <w:spacing w:line="360" w:lineRule="auto"/>
-              <w:jc w:val="left"/>
-              <w:rPr>
-                <w:rFonts w:eastAsia="Calibri"/>
-              </w:rPr>
-            </w:pPr>
-            <w:r>
-              <w:rPr>
-                <w:rFonts w:eastAsia="Calibri"/>
-              </w:rPr>
-              <w:t xml:space="preserve">AND </w:t>
-            </w:r>
-            <w:proofErr w:type="gramStart"/>
-            <w:r>
-              <w:rPr>
-                <w:rFonts w:eastAsia="Calibri"/>
-              </w:rPr>
-              <w:t>e.DECISION</w:t>
-            </w:r>
-            <w:proofErr w:type="gramEnd"/>
-            <w:r>
-              <w:rPr>
-                <w:rFonts w:eastAsia="Calibri"/>
-              </w:rPr>
-              <w:t xml:space="preserve"> = </w:t>
-            </w:r>
-            <w:proofErr w:type="gramStart"/>
-            <w:r>
-              <w:rPr>
-                <w:rFonts w:eastAsia="Calibri"/>
-              </w:rPr>
-              <w:t>d</w:t>
-            </w:r>
-            <w:r>
-              <w:rPr>
-                <w:rFonts w:eastAsia="Calibri"/>
-              </w:rPr>
-              <w:t>.DECISION</w:t>
-            </w:r>
-            <w:proofErr w:type="gramEnd"/>
+              <w:rPr/>
+              <w:t xml:space="preserve"> d.</w:t>
+            </w:r>
+            <w:r>
+              <w:rPr>
+                <w:rFonts w:eastAsia="Calibri"/>
+              </w:rPr>
+              <w:t>ACTIVITYNAME</w:t>
+            </w:r>
           </w:p>
         </w:tc>
       </w:tr>
@@ -7792,7 +8029,7 @@
         </w:tc>
         <w:tc>
           <w:tcPr>
-            <w:tcW w:w="1985" w:type="dxa"/>
+            <w:tcW w:w="1695" w:type="dxa"/>
             <w:tcMar/>
           </w:tcPr>
           <w:p>
@@ -7810,7 +8047,7 @@
         </w:tc>
         <w:tc>
           <w:tcPr>
-            <w:tcW w:w="4819" w:type="dxa"/>
+            <w:tcW w:w="5109" w:type="dxa"/>
             <w:tcMar/>
           </w:tcPr>
           <w:p>
@@ -7869,7 +8106,7 @@
         </w:tc>
         <w:tc>
           <w:tcPr>
-            <w:tcW w:w="1985" w:type="dxa"/>
+            <w:tcW w:w="1695" w:type="dxa"/>
             <w:tcMar/>
           </w:tcPr>
           <w:p>
@@ -7887,7 +8124,7 @@
         </w:tc>
         <w:tc>
           <w:tcPr>
-            <w:tcW w:w="4819" w:type="dxa"/>
+            <w:tcW w:w="5109" w:type="dxa"/>
             <w:tcMar/>
           </w:tcPr>
           <w:p>
@@ -7947,7 +8184,7 @@
         </w:tc>
         <w:tc>
           <w:tcPr>
-            <w:tcW w:w="1985" w:type="dxa"/>
+            <w:tcW w:w="1695" w:type="dxa"/>
             <w:tcMar/>
           </w:tcPr>
           <w:p>
@@ -7965,7 +8202,7 @@
         </w:tc>
         <w:tc>
           <w:tcPr>
-            <w:tcW w:w="4819" w:type="dxa"/>
+            <w:tcW w:w="5109" w:type="dxa"/>
             <w:tcMar/>
           </w:tcPr>
           <w:p>
@@ -8025,7 +8262,7 @@
         </w:tc>
         <w:tc>
           <w:tcPr>
-            <w:tcW w:w="1985" w:type="dxa"/>
+            <w:tcW w:w="1695" w:type="dxa"/>
             <w:tcMar/>
           </w:tcPr>
           <w:p>
@@ -8043,7 +8280,7 @@
         </w:tc>
         <w:tc>
           <w:tcPr>
-            <w:tcW w:w="4819" w:type="dxa"/>
+            <w:tcW w:w="5109" w:type="dxa"/>
             <w:tcMar/>
           </w:tcPr>
           <w:p>
@@ -8103,7 +8340,7 @@
         </w:tc>
         <w:tc>
           <w:tcPr>
-            <w:tcW w:w="1985" w:type="dxa"/>
+            <w:tcW w:w="1695" w:type="dxa"/>
             <w:tcMar/>
           </w:tcPr>
           <w:p>
@@ -8121,7 +8358,7 @@
         </w:tc>
         <w:tc>
           <w:tcPr>
-            <w:tcW w:w="4819" w:type="dxa"/>
+            <w:tcW w:w="5109" w:type="dxa"/>
             <w:tcMar/>
           </w:tcPr>
           <w:p>
@@ -8178,7 +8415,7 @@
         </w:tc>
         <w:tc>
           <w:tcPr>
-            <w:tcW w:w="1985" w:type="dxa"/>
+            <w:tcW w:w="1695" w:type="dxa"/>
             <w:tcMar/>
           </w:tcPr>
           <w:p>
@@ -8196,7 +8433,7 @@
         </w:tc>
         <w:tc>
           <w:tcPr>
-            <w:tcW w:w="4819" w:type="dxa"/>
+            <w:tcW w:w="5109" w:type="dxa"/>
             <w:tcMar/>
           </w:tcPr>
           <w:p>
@@ -8361,7 +8598,7 @@
         </w:tc>
         <w:tc>
           <w:tcPr>
-            <w:tcW w:w="1985" w:type="dxa"/>
+            <w:tcW w:w="1695" w:type="dxa"/>
             <w:tcMar/>
           </w:tcPr>
           <w:p>
@@ -8379,7 +8616,7 @@
         </w:tc>
         <w:tc>
           <w:tcPr>
-            <w:tcW w:w="4819" w:type="dxa"/>
+            <w:tcW w:w="5109" w:type="dxa"/>
             <w:tcMar/>
           </w:tcPr>
           <w:p>
@@ -8439,7 +8676,7 @@
         </w:tc>
         <w:tc>
           <w:tcPr>
-            <w:tcW w:w="1985" w:type="dxa"/>
+            <w:tcW w:w="1695" w:type="dxa"/>
             <w:tcMar/>
           </w:tcPr>
           <w:p>
@@ -8457,7 +8694,7 @@
         </w:tc>
         <w:tc>
           <w:tcPr>
-            <w:tcW w:w="4819" w:type="dxa"/>
+            <w:tcW w:w="5109" w:type="dxa"/>
             <w:tcMar/>
           </w:tcPr>
           <w:p>
@@ -10382,7 +10619,7 @@
         </w:tc>
         <w:tc>
           <w:tcPr>
-            <w:tcW w:w="1985" w:type="dxa"/>
+            <w:tcW w:w="1695" w:type="dxa"/>
             <w:tcMar/>
           </w:tcPr>
           <w:p>
@@ -10400,7 +10637,7 @@
         </w:tc>
         <w:tc>
           <w:tcPr>
-            <w:tcW w:w="4819" w:type="dxa"/>
+            <w:tcW w:w="5109" w:type="dxa"/>
             <w:tcMar/>
           </w:tcPr>
           <w:p>
@@ -10565,7 +10802,7 @@
         </w:tc>
         <w:tc>
           <w:tcPr>
-            <w:tcW w:w="1985" w:type="dxa"/>
+            <w:tcW w:w="1695" w:type="dxa"/>
             <w:tcMar/>
           </w:tcPr>
           <w:p>
@@ -10583,7 +10820,7 @@
         </w:tc>
         <w:tc>
           <w:tcPr>
-            <w:tcW w:w="4819" w:type="dxa"/>
+            <w:tcW w:w="5109" w:type="dxa"/>
             <w:tcMar/>
           </w:tcPr>
           <w:p>
@@ -10675,7 +10912,7 @@
         </w:tc>
         <w:tc>
           <w:tcPr>
-            <w:tcW w:w="1985" w:type="dxa"/>
+            <w:tcW w:w="1695" w:type="dxa"/>
             <w:tcMar/>
           </w:tcPr>
           <w:p>
@@ -10693,7 +10930,7 @@
         </w:tc>
         <w:tc>
           <w:tcPr>
-            <w:tcW w:w="4819" w:type="dxa"/>
+            <w:tcW w:w="5109" w:type="dxa"/>
             <w:tcMar/>
           </w:tcPr>
           <w:p>
@@ -10754,7 +10991,7 @@
         </w:tc>
         <w:tc>
           <w:tcPr>
-            <w:tcW w:w="1985" w:type="dxa"/>
+            <w:tcW w:w="1695" w:type="dxa"/>
             <w:tcMar/>
           </w:tcPr>
           <w:p>
@@ -10772,7 +11009,7 @@
         </w:tc>
         <w:tc>
           <w:tcPr>
-            <w:tcW w:w="4819" w:type="dxa"/>
+            <w:tcW w:w="5109" w:type="dxa"/>
             <w:tcMar/>
           </w:tcPr>
           <w:p>
@@ -10833,7 +11070,7 @@
         </w:tc>
         <w:tc>
           <w:tcPr>
-            <w:tcW w:w="1985" w:type="dxa"/>
+            <w:tcW w:w="1695" w:type="dxa"/>
             <w:tcMar/>
           </w:tcPr>
           <w:p>
@@ -10851,7 +11088,7 @@
         </w:tc>
         <w:tc>
           <w:tcPr>
-            <w:tcW w:w="4819" w:type="dxa"/>
+            <w:tcW w:w="5109" w:type="dxa"/>
             <w:tcMar/>
           </w:tcPr>
           <w:p>
@@ -10875,157 +11112,293 @@
               <w:jc w:val="left"/>
             </w:pPr>
             <w:r>
+              <w:rPr/>
               <w:t>NG_SB_</w:t>
             </w:r>
             <w:r>
+              <w:rPr/>
               <w:t>R</w:t>
             </w:r>
             <w:r>
+              <w:rPr/>
               <w:t>LOS_MAS_EXCEPTION</w:t>
             </w:r>
             <w:r>
+              <w:rPr/>
               <w:t xml:space="preserve"> b </w:t>
             </w:r>
             <w:r>
+              <w:rPr/>
               <w:t xml:space="preserve">&gt; </w:t>
             </w:r>
           </w:p>
           <w:p>
             <w:pPr>
               <w:spacing w:line="360" w:lineRule="auto"/>
-              <w:jc w:val="left"/>
-              <w:rPr>
-                <w:rFonts w:eastAsia="Calibri"/>
-              </w:rPr>
-            </w:pPr>
-            <w:r>
-              <w:rPr>
-                <w:rFonts w:eastAsia="Calibri"/>
-              </w:rPr>
-              <w:t xml:space="preserve">Lấy giá trị </w:t>
-            </w:r>
-            <w:proofErr w:type="gramStart"/>
-            <w:r>
-              <w:rPr>
-                <w:rFonts w:eastAsia="Calibri"/>
-              </w:rPr>
-              <w:t>b</w:t>
-            </w:r>
-            <w:r>
-              <w:rPr>
-                <w:rFonts w:eastAsia="Calibri"/>
-              </w:rPr>
-              <w:t>.ACTIVITYNAME</w:t>
-            </w:r>
-            <w:proofErr w:type="gramEnd"/>
-            <w:r>
-              <w:rPr>
-                <w:rFonts w:eastAsia="Calibri"/>
-              </w:rPr>
-              <w:t xml:space="preserve"> với điều kiện: Tồn tại bản ghi trong bảng NG_SB_RLOS_ENTRY_EXIT (e) thỏa mãn điều kiện </w:t>
-            </w:r>
-            <w:proofErr w:type="gramStart"/>
-            <w:r>
-              <w:rPr>
-                <w:rFonts w:eastAsia="Calibri"/>
-              </w:rPr>
-              <w:t>e.WINAME</w:t>
-            </w:r>
-            <w:proofErr w:type="gramEnd"/>
-            <w:r>
-              <w:rPr>
-                <w:rFonts w:eastAsia="Calibri"/>
-              </w:rPr>
-              <w:t xml:space="preserve"> = </w:t>
-            </w:r>
-            <w:proofErr w:type="gramStart"/>
-            <w:r>
-              <w:rPr>
-                <w:rFonts w:eastAsia="Calibri"/>
-              </w:rPr>
-              <w:t>a.WI</w:t>
-            </w:r>
-            <w:proofErr w:type="gramEnd"/>
-            <w:r>
-              <w:rPr>
-                <w:rFonts w:eastAsia="Calibri"/>
-              </w:rPr>
-              <w:t>_NAME</w:t>
-            </w:r>
-          </w:p>
-          <w:p>
-            <w:pPr>
-              <w:spacing w:line="360" w:lineRule="auto"/>
-              <w:jc w:val="left"/>
-              <w:rPr>
-                <w:rFonts w:eastAsia="Calibri"/>
-              </w:rPr>
-            </w:pPr>
-            <w:r>
-              <w:rPr>
-                <w:rFonts w:eastAsia="Calibri"/>
-              </w:rPr>
-              <w:t xml:space="preserve">AND </w:t>
-            </w:r>
-            <w:proofErr w:type="gramStart"/>
-            <w:r>
-              <w:rPr>
-                <w:rFonts w:eastAsia="Calibri"/>
-              </w:rPr>
-              <w:t>e.WORKSTEP</w:t>
-            </w:r>
-            <w:proofErr w:type="gramEnd"/>
-            <w:r>
-              <w:rPr>
-                <w:rFonts w:eastAsia="Calibri"/>
-              </w:rPr>
-              <w:t xml:space="preserve"> = </w:t>
-            </w:r>
-            <w:proofErr w:type="gramStart"/>
-            <w:r>
-              <w:rPr>
-                <w:rFonts w:eastAsia="Calibri"/>
-              </w:rPr>
-              <w:t>b.ACTIVITYNAME</w:t>
-            </w:r>
-            <w:proofErr w:type="gramEnd"/>
-          </w:p>
-          <w:p>
-            <w:pPr>
-              <w:spacing w:line="360" w:lineRule="auto"/>
-              <w:jc w:val="left"/>
-              <w:rPr>
-                <w:rFonts w:eastAsia="Calibri"/>
-              </w:rPr>
-            </w:pPr>
-            <w:r>
-              <w:rPr>
-                <w:rFonts w:eastAsia="Calibri"/>
-              </w:rPr>
-              <w:t xml:space="preserve">AND </w:t>
-            </w:r>
-            <w:proofErr w:type="gramStart"/>
-            <w:r>
-              <w:rPr>
-                <w:rFonts w:eastAsia="Calibri"/>
-              </w:rPr>
-              <w:t>e.DECISION</w:t>
-            </w:r>
-            <w:proofErr w:type="gramEnd"/>
-            <w:r>
-              <w:rPr>
-                <w:rFonts w:eastAsia="Calibri"/>
-              </w:rPr>
-              <w:t xml:space="preserve"> = </w:t>
-            </w:r>
-            <w:proofErr w:type="gramStart"/>
-            <w:r>
-              <w:rPr>
-                <w:rFonts w:eastAsia="Calibri"/>
-              </w:rPr>
-              <w:t>b.DECISION</w:t>
-            </w:r>
-            <w:proofErr w:type="gramEnd"/>
+              <w:ind w:right="175"/>
+              <w:jc w:val="left"/>
+            </w:pPr>
+            <w:r>
+              <w:rPr>
+                <w:rFonts w:eastAsia="Times New Roman"/>
+                <w:lang w:val="en-GB"/>
+              </w:rPr>
+              <w:t>Lọc</w:t>
+            </w:r>
+            <w:r>
+              <w:rPr>
+                <w:rFonts w:eastAsia="Times New Roman"/>
+                <w:lang w:val="en-GB"/>
+              </w:rPr>
+              <w:t xml:space="preserve"> </w:t>
+            </w:r>
+            <w:r>
+              <w:rPr>
+                <w:rFonts w:eastAsia="Times New Roman"/>
+                <w:lang w:val="en-GB"/>
+              </w:rPr>
+              <w:t>dữ</w:t>
+            </w:r>
+            <w:r>
+              <w:rPr>
+                <w:rFonts w:eastAsia="Times New Roman"/>
+                <w:lang w:val="en-GB"/>
+              </w:rPr>
+              <w:t xml:space="preserve"> </w:t>
+            </w:r>
+            <w:r>
+              <w:rPr>
+                <w:rFonts w:eastAsia="Times New Roman"/>
+                <w:lang w:val="en-GB"/>
+              </w:rPr>
+              <w:t>liệu với điều kiện</w:t>
+            </w:r>
+            <w:r>
+              <w:rPr>
+                <w:rFonts w:eastAsia="Times New Roman"/>
+                <w:lang w:val="en-GB"/>
+              </w:rPr>
+              <w:t>:</w:t>
+            </w:r>
+          </w:p>
+          <w:p>
+            <w:pPr>
+              <w:spacing w:line="360" w:lineRule="auto"/>
+              <w:ind w:right="175"/>
+              <w:jc w:val="left"/>
+            </w:pPr>
+            <w:r>
+              <w:rPr>
+                <w:rFonts w:eastAsia="Times New Roman"/>
+                <w:lang w:val="en-GB"/>
+              </w:rPr>
+              <w:t>LEFT JOIN (</w:t>
+            </w:r>
+          </w:p>
+          <w:p>
+            <w:pPr>
+              <w:pStyle w:val="Normal"/>
+              <w:spacing w:line="360" w:lineRule="auto"/>
+              <w:ind w:right="175"/>
+              <w:jc w:val="left"/>
+            </w:pPr>
+            <w:r>
+              <w:rPr>
+                <w:rFonts w:eastAsia="Times New Roman"/>
+                <w:lang w:val="en-GB"/>
+              </w:rPr>
+              <w:t>SELECT a.*, ROW_NUMBER() OVER(PARTITION BY WINAME ORDER BY ENTRYDATE ASC) RN</w:t>
+            </w:r>
+          </w:p>
+          <w:p>
+            <w:pPr>
+              <w:pStyle w:val="Normal"/>
+              <w:spacing w:line="360" w:lineRule="auto"/>
+              <w:ind w:right="175"/>
+              <w:jc w:val="left"/>
+              <w:rPr>
+                <w:rFonts w:eastAsia="Times New Roman"/>
+                <w:lang w:val="en-GB"/>
+              </w:rPr>
+            </w:pPr>
+            <w:r>
+              <w:rPr>
+                <w:rFonts w:eastAsia="Times New Roman"/>
+                <w:lang w:val="en-GB"/>
+              </w:rPr>
+              <w:t>FROM SBLOS2.NG_SB_RLOS_ENTRY_EXIT a</w:t>
+            </w:r>
+          </w:p>
+          <w:p>
+            <w:pPr>
+              <w:pStyle w:val="Normal"/>
+              <w:spacing w:line="360" w:lineRule="auto"/>
+              <w:ind w:right="175"/>
+              <w:jc w:val="left"/>
+            </w:pPr>
+            <w:r>
+              <w:rPr>
+                <w:rFonts w:eastAsia="Times New Roman"/>
+                <w:lang w:val="en-GB"/>
+              </w:rPr>
+              <w:t>WHERE 1 = 1</w:t>
+            </w:r>
+          </w:p>
+          <w:p>
+            <w:pPr>
+              <w:pStyle w:val="Normal"/>
+              <w:spacing w:line="360" w:lineRule="auto"/>
+              <w:ind w:right="175"/>
+              <w:jc w:val="left"/>
+            </w:pPr>
+            <w:r>
+              <w:rPr>
+                <w:rFonts w:eastAsia="Times New Roman"/>
+                <w:lang w:val="en-GB"/>
+              </w:rPr>
+              <w:t>AND WORKSTEP = 'DetailDataEntry'</w:t>
+            </w:r>
+          </w:p>
+          <w:p>
+            <w:pPr>
+              <w:pStyle w:val="Normal"/>
+              <w:spacing w:line="360" w:lineRule="auto"/>
+              <w:ind w:right="175"/>
+              <w:jc w:val="left"/>
+            </w:pPr>
+            <w:r>
+              <w:rPr>
+                <w:rFonts w:eastAsia="Times New Roman"/>
+                <w:lang w:val="en-GB"/>
+              </w:rPr>
+              <w:t>AND DECISION = 'Submit'</w:t>
+            </w:r>
+          </w:p>
+          <w:p>
+            <w:pPr>
+              <w:pStyle w:val="Normal"/>
+              <w:suppressLineNumbers w:val="0"/>
+              <w:bidi w:val="0"/>
+              <w:spacing w:before="0" w:beforeAutospacing="off" w:after="0" w:afterAutospacing="off" w:line="360" w:lineRule="auto"/>
+              <w:ind w:left="0" w:right="175"/>
+              <w:jc w:val="left"/>
+            </w:pPr>
+            <w:r>
+              <w:rPr>
+                <w:rFonts w:eastAsia="Times New Roman"/>
+                <w:lang w:val="en-GB"/>
+              </w:rPr>
+              <w:t>) e ON a.WI_NAME = e.WINAME AND e.RN = 1</w:t>
+            </w:r>
+          </w:p>
+          <w:p>
+            <w:pPr>
+              <w:pStyle w:val="Normal"/>
+              <w:spacing w:line="360" w:lineRule="auto"/>
+              <w:jc w:val="left"/>
+            </w:pPr>
+            <w:r>
+              <w:rPr>
+                <w:rFonts w:eastAsia="Times New Roman"/>
+                <w:lang w:val="en-GB"/>
+              </w:rPr>
+              <w:t>WHERE 1 = 1 AND TRUNC(a.RAISED_DATE_TIME) &gt;= TRUNC(e.ENTRYDATE)</w:t>
+            </w:r>
+          </w:p>
+          <w:p>
+            <w:pPr>
+              <w:pStyle w:val="Normal"/>
+              <w:spacing w:line="360" w:lineRule="auto"/>
+              <w:jc w:val="left"/>
+            </w:pPr>
+            <w:r>
+              <w:rPr>
+                <w:rFonts w:eastAsia="Times New Roman"/>
+                <w:lang w:val="en-GB"/>
+              </w:rPr>
+              <w:t xml:space="preserve">Sau </w:t>
+            </w:r>
+            <w:r>
+              <w:rPr>
+                <w:rFonts w:eastAsia="Times New Roman"/>
+                <w:lang w:val="en-GB"/>
+              </w:rPr>
+              <w:t>đó</w:t>
+            </w:r>
+            <w:r>
+              <w:rPr>
+                <w:rFonts w:eastAsia="Times New Roman"/>
+                <w:lang w:val="en-GB"/>
+              </w:rPr>
+              <w:t xml:space="preserve"> JOIN sang </w:t>
+            </w:r>
+            <w:r>
+              <w:rPr>
+                <w:rFonts w:eastAsia="Times New Roman"/>
+                <w:lang w:val="en-GB"/>
+              </w:rPr>
+              <w:t>bảng</w:t>
+            </w:r>
+            <w:r>
+              <w:rPr>
+                <w:rFonts w:eastAsia="Times New Roman"/>
+                <w:lang w:val="en-GB"/>
+              </w:rPr>
+              <w:t xml:space="preserve"> </w:t>
+            </w:r>
+            <w:r>
+              <w:rPr/>
+              <w:t xml:space="preserve">NG_SB_RLOS_MAS_EXCEPTION b </w:t>
+            </w:r>
+            <w:r>
+              <w:rPr/>
+              <w:t>để</w:t>
+            </w:r>
+          </w:p>
+          <w:p>
+            <w:pPr>
+              <w:pStyle w:val="Normal"/>
+              <w:spacing w:line="360" w:lineRule="auto"/>
+              <w:jc w:val="left"/>
+            </w:pPr>
+            <w:r>
+              <w:rPr/>
+              <w:t>l</w:t>
+            </w:r>
+            <w:r>
+              <w:rPr/>
+              <w:t>ấy</w:t>
+            </w:r>
+            <w:r>
+              <w:rPr/>
+              <w:t xml:space="preserve"> </w:t>
+            </w:r>
+            <w:r>
+              <w:rPr/>
+              <w:t>giá</w:t>
+            </w:r>
+            <w:r>
+              <w:rPr/>
+              <w:t xml:space="preserve"> </w:t>
+            </w:r>
+            <w:r>
+              <w:rPr/>
+              <w:t>trị</w:t>
+            </w:r>
+            <w:r>
+              <w:rPr/>
+              <w:t xml:space="preserve"> </w:t>
+            </w:r>
+            <w:r>
+              <w:rPr/>
+              <w:t>b.</w:t>
+            </w:r>
+            <w:r>
+              <w:rPr>
+                <w:rFonts w:eastAsia="Calibri"/>
+              </w:rPr>
+              <w:t>ACTIVITYNAME</w:t>
+            </w:r>
           </w:p>
         </w:tc>
       </w:tr>
@@ -11073,7 +11446,7 @@
         </w:tc>
         <w:tc>
           <w:tcPr>
-            <w:tcW w:w="1985" w:type="dxa"/>
+            <w:tcW w:w="1695" w:type="dxa"/>
             <w:tcMar/>
           </w:tcPr>
           <w:p>
@@ -11091,7 +11464,7 @@
         </w:tc>
         <w:tc>
           <w:tcPr>
-            <w:tcW w:w="4819" w:type="dxa"/>
+            <w:tcW w:w="5109" w:type="dxa"/>
             <w:tcMar/>
           </w:tcPr>
           <w:p>
@@ -11152,7 +11525,7 @@
         </w:tc>
         <w:tc>
           <w:tcPr>
-            <w:tcW w:w="1985" w:type="dxa"/>
+            <w:tcW w:w="1695" w:type="dxa"/>
             <w:tcMar/>
           </w:tcPr>
           <w:p>
@@ -11170,7 +11543,7 @@
         </w:tc>
         <w:tc>
           <w:tcPr>
-            <w:tcW w:w="4819" w:type="dxa"/>
+            <w:tcW w:w="5109" w:type="dxa"/>
             <w:tcMar/>
           </w:tcPr>
           <w:p>
@@ -11231,7 +11604,7 @@
         </w:tc>
         <w:tc>
           <w:tcPr>
-            <w:tcW w:w="1985" w:type="dxa"/>
+            <w:tcW w:w="1695" w:type="dxa"/>
             <w:tcMar/>
           </w:tcPr>
           <w:p>
@@ -11249,7 +11622,7 @@
         </w:tc>
         <w:tc>
           <w:tcPr>
-            <w:tcW w:w="4819" w:type="dxa"/>
+            <w:tcW w:w="5109" w:type="dxa"/>
             <w:tcMar/>
           </w:tcPr>
           <w:p>
@@ -11310,7 +11683,7 @@
         </w:tc>
         <w:tc>
           <w:tcPr>
-            <w:tcW w:w="1985" w:type="dxa"/>
+            <w:tcW w:w="1695" w:type="dxa"/>
             <w:tcMar/>
           </w:tcPr>
           <w:p>
@@ -11328,7 +11701,7 @@
         </w:tc>
         <w:tc>
           <w:tcPr>
-            <w:tcW w:w="4819" w:type="dxa"/>
+            <w:tcW w:w="5109" w:type="dxa"/>
             <w:tcMar/>
           </w:tcPr>
           <w:p>
@@ -11389,7 +11762,7 @@
         </w:tc>
         <w:tc>
           <w:tcPr>
-            <w:tcW w:w="1985" w:type="dxa"/>
+            <w:tcW w:w="1695" w:type="dxa"/>
             <w:tcMar/>
           </w:tcPr>
           <w:p>
@@ -11408,7 +11781,7 @@
         </w:tc>
         <w:tc>
           <w:tcPr>
-            <w:tcW w:w="4819" w:type="dxa"/>
+            <w:tcW w:w="5109" w:type="dxa"/>
             <w:tcMar/>
           </w:tcPr>
           <w:p>
@@ -11469,7 +11842,7 @@
         </w:tc>
         <w:tc>
           <w:tcPr>
-            <w:tcW w:w="1985" w:type="dxa"/>
+            <w:tcW w:w="1695" w:type="dxa"/>
             <w:tcMar/>
           </w:tcPr>
           <w:p>
@@ -11488,7 +11861,7 @@
         </w:tc>
         <w:tc>
           <w:tcPr>
-            <w:tcW w:w="4819" w:type="dxa"/>
+            <w:tcW w:w="5109" w:type="dxa"/>
             <w:tcMar/>
           </w:tcPr>
           <w:p>
@@ -11636,7 +12009,7 @@
         </w:tc>
         <w:tc>
           <w:tcPr>
-            <w:tcW w:w="1985" w:type="dxa"/>
+            <w:tcW w:w="1695" w:type="dxa"/>
             <w:tcMar/>
           </w:tcPr>
           <w:p>
@@ -11654,7 +12027,7 @@
         </w:tc>
         <w:tc>
           <w:tcPr>
-            <w:tcW w:w="4819" w:type="dxa"/>
+            <w:tcW w:w="5109" w:type="dxa"/>
             <w:tcMar/>
           </w:tcPr>
           <w:p>
@@ -11715,7 +12088,7 @@
         </w:tc>
         <w:tc>
           <w:tcPr>
-            <w:tcW w:w="1985" w:type="dxa"/>
+            <w:tcW w:w="1695" w:type="dxa"/>
             <w:tcMar/>
           </w:tcPr>
           <w:p>
@@ -11733,7 +12106,7 @@
         </w:tc>
         <w:tc>
           <w:tcPr>
-            <w:tcW w:w="4819" w:type="dxa"/>
+            <w:tcW w:w="5109" w:type="dxa"/>
             <w:tcMar/>
           </w:tcPr>
           <w:p>
@@ -12580,7 +12953,7 @@
         </w:tc>
         <w:tc>
           <w:tcPr>
-            <w:tcW w:w="1985" w:type="dxa"/>
+            <w:tcW w:w="1695" w:type="dxa"/>
             <w:tcMar/>
           </w:tcPr>
           <w:p>
@@ -12598,7 +12971,7 @@
         </w:tc>
         <w:tc>
           <w:tcPr>
-            <w:tcW w:w="4819" w:type="dxa"/>
+            <w:tcW w:w="5109" w:type="dxa"/>
             <w:tcMar/>
           </w:tcPr>
           <w:p>
@@ -12757,7 +13130,7 @@
         </w:tc>
         <w:tc>
           <w:tcPr>
-            <w:tcW w:w="1985" w:type="dxa"/>
+            <w:tcW w:w="1695" w:type="dxa"/>
             <w:tcMar/>
           </w:tcPr>
           <w:p>
@@ -12775,7 +13148,7 @@
         </w:tc>
         <w:tc>
           <w:tcPr>
-            <w:tcW w:w="4819" w:type="dxa"/>
+            <w:tcW w:w="5109" w:type="dxa"/>
             <w:tcMar/>
           </w:tcPr>
           <w:p>

--- a/input/srs_report/BC7_PDTD_DTM_SRS_v1.0.docx
+++ b/input/srs_report/BC7_PDTD_DTM_SRS_v1.0.docx
@@ -8703,12 +8703,15 @@
               <w:jc w:val="left"/>
             </w:pPr>
             <w:r>
+              <w:rPr/>
               <w:t>NG_SB_CLOS_EXCEPTION</w:t>
             </w:r>
             <w:r>
+              <w:rPr/>
               <w:t xml:space="preserve"> a</w:t>
             </w:r>
             <w:r>
+              <w:rPr/>
               <w:t>&gt;</w:t>
             </w:r>
           </w:p>
@@ -8718,274 +8721,8 @@
               <w:jc w:val="left"/>
             </w:pPr>
             <w:r>
-              <w:t>NG_SB_</w:t>
-            </w:r>
-            <w:r>
-              <w:t>C</w:t>
-            </w:r>
-            <w:r>
-              <w:t>LOS_MAS_EXCEPTION</w:t>
-            </w:r>
-            <w:r>
-              <w:t xml:space="preserve"> d </w:t>
-            </w:r>
-            <w:r>
-              <w:t xml:space="preserve">&gt; </w:t>
-            </w:r>
-          </w:p>
-          <w:p>
-            <w:pPr>
-              <w:spacing w:line="360" w:lineRule="auto"/>
-              <w:jc w:val="left"/>
-            </w:pPr>
-            <w:r>
-              <w:t xml:space="preserve">NG_SB_CLOS_ENTRY_EXIT </w:t>
-            </w:r>
-            <w:r>
-              <w:t>h</w:t>
-            </w:r>
-            <w:r>
-              <w:t>&gt;</w:t>
-            </w:r>
-          </w:p>
-          <w:p>
-            <w:pPr>
-              <w:spacing w:line="360" w:lineRule="auto"/>
-              <w:jc w:val="left"/>
-            </w:pPr>
-            <w:r>
+              <w:rPr/>
               <w:t>NG_SB_CLOS_CUST_INFO f&gt;</w:t>
-            </w:r>
-          </w:p>
-          <w:p>
-            <w:pPr>
-              <w:spacing w:line="360" w:lineRule="auto"/>
-              <w:jc w:val="left"/>
-            </w:pPr>
-            <w:r>
-              <w:t xml:space="preserve">Từ bảng </w:t>
-            </w:r>
-            <w:r>
-              <w:t>NG_SB_CLOS_EXCEPTION</w:t>
-            </w:r>
-            <w:r>
-              <w:t>, lấy thông tin WI_NAME</w:t>
-            </w:r>
-            <w:r>
-              <w:t xml:space="preserve">. </w:t>
-            </w:r>
-            <w:r>
-              <w:t xml:space="preserve">Xét các </w:t>
-            </w:r>
-            <w:r>
-              <w:t>EXCEPTION_CATEGORY</w:t>
-            </w:r>
-            <w:r>
-              <w:t xml:space="preserve">, </w:t>
-            </w:r>
-            <w:r>
-              <w:t>EXCEPTION_</w:t>
-            </w:r>
-            <w:r>
-              <w:t>NAME</w:t>
-            </w:r>
-            <w:r>
-              <w:t xml:space="preserve"> của WI_NAME trong bảng </w:t>
-            </w:r>
-            <w:r>
-              <w:t>NG_SB_CLOS_EXCEPTION</w:t>
-            </w:r>
-            <w:r>
-              <w:t xml:space="preserve"> </w:t>
-            </w:r>
-            <w:r>
-              <w:t xml:space="preserve">(a) và </w:t>
-            </w:r>
-            <w:r>
-              <w:t>WORKSTEP</w:t>
-            </w:r>
-            <w:r>
-              <w:t xml:space="preserve">, </w:t>
-            </w:r>
-            <w:r>
-              <w:t>DECISION</w:t>
-            </w:r>
-            <w:r>
-              <w:t xml:space="preserve"> tương ứng</w:t>
-            </w:r>
-            <w:r>
-              <w:t xml:space="preserve"> </w:t>
-            </w:r>
-            <w:r>
-              <w:t xml:space="preserve">trong bảng </w:t>
-            </w:r>
-            <w:r>
-              <w:t xml:space="preserve">NG_SB_CLOS_ENTRY_EXIT </w:t>
-            </w:r>
-            <w:r>
-              <w:t>(</w:t>
-            </w:r>
-            <w:r>
-              <w:t>h</w:t>
-            </w:r>
-            <w:r>
-              <w:t xml:space="preserve">) </w:t>
-            </w:r>
-          </w:p>
-          <w:p>
-            <w:pPr>
-              <w:spacing w:line="360" w:lineRule="auto"/>
-              <w:jc w:val="left"/>
-              <w:rPr>
-                <w:rFonts w:eastAsia="Calibri"/>
-              </w:rPr>
-            </w:pPr>
-            <w:r>
-              <w:t>(join qua điều kiện</w:t>
-            </w:r>
-            <w:r>
-              <w:t>:</w:t>
-            </w:r>
-            <w:r>
-              <w:t xml:space="preserve"> </w:t>
-            </w:r>
-            <w:proofErr w:type="gramStart"/>
-            <w:r>
-              <w:rPr>
-                <w:rFonts w:eastAsia="Calibri"/>
-              </w:rPr>
-              <w:t>h</w:t>
-            </w:r>
-            <w:r>
-              <w:rPr>
-                <w:rFonts w:eastAsia="Calibri"/>
-              </w:rPr>
-              <w:t>.WINAME</w:t>
-            </w:r>
-            <w:proofErr w:type="gramEnd"/>
-            <w:r>
-              <w:rPr>
-                <w:rFonts w:eastAsia="Calibri"/>
-              </w:rPr>
-              <w:t xml:space="preserve"> = </w:t>
-            </w:r>
-            <w:proofErr w:type="gramStart"/>
-            <w:r>
-              <w:rPr>
-                <w:rFonts w:eastAsia="Calibri"/>
-              </w:rPr>
-              <w:t>a.WI</w:t>
-            </w:r>
-            <w:proofErr w:type="gramEnd"/>
-            <w:r>
-              <w:rPr>
-                <w:rFonts w:eastAsia="Calibri"/>
-              </w:rPr>
-              <w:t>_NAME</w:t>
-            </w:r>
-            <w:r>
-              <w:rPr>
-                <w:rFonts w:eastAsia="Calibri"/>
-              </w:rPr>
-              <w:t xml:space="preserve"> </w:t>
-            </w:r>
-            <w:r>
-              <w:rPr>
-                <w:rFonts w:eastAsia="Calibri"/>
-              </w:rPr>
-              <w:t>and</w:t>
-            </w:r>
-            <w:r>
-              <w:rPr>
-                <w:rFonts w:eastAsia="Calibri"/>
-              </w:rPr>
-              <w:t xml:space="preserve"> </w:t>
-            </w:r>
-            <w:proofErr w:type="gramStart"/>
-            <w:r>
-              <w:rPr>
-                <w:rFonts w:eastAsia="Calibri"/>
-              </w:rPr>
-              <w:t>h</w:t>
-            </w:r>
-            <w:r>
-              <w:rPr>
-                <w:rFonts w:eastAsia="Calibri"/>
-              </w:rPr>
-              <w:t>.WORKSTEP</w:t>
-            </w:r>
-            <w:proofErr w:type="gramEnd"/>
-            <w:r>
-              <w:rPr>
-                <w:rFonts w:eastAsia="Calibri"/>
-              </w:rPr>
-              <w:t xml:space="preserve"> = </w:t>
-            </w:r>
-            <w:proofErr w:type="gramStart"/>
-            <w:r>
-              <w:rPr>
-                <w:rFonts w:eastAsia="Calibri"/>
-              </w:rPr>
-              <w:t>d</w:t>
-            </w:r>
-            <w:r>
-              <w:rPr>
-                <w:rFonts w:eastAsia="Calibri"/>
-              </w:rPr>
-              <w:t>.ACTIVITYNAME</w:t>
-            </w:r>
-            <w:proofErr w:type="gramEnd"/>
-            <w:r>
-              <w:rPr>
-                <w:rFonts w:eastAsia="Calibri"/>
-              </w:rPr>
-              <w:t xml:space="preserve"> and</w:t>
-            </w:r>
-            <w:r>
-              <w:rPr>
-                <w:rFonts w:eastAsia="Calibri"/>
-              </w:rPr>
-              <w:t xml:space="preserve"> </w:t>
-            </w:r>
-            <w:proofErr w:type="gramStart"/>
-            <w:r>
-              <w:rPr>
-                <w:rFonts w:eastAsia="Calibri"/>
-              </w:rPr>
-              <w:t>h</w:t>
-            </w:r>
-            <w:r>
-              <w:rPr>
-                <w:rFonts w:eastAsia="Calibri"/>
-              </w:rPr>
-              <w:t>.DECISION</w:t>
-            </w:r>
-            <w:proofErr w:type="gramEnd"/>
-            <w:r>
-              <w:rPr>
-                <w:rFonts w:eastAsia="Calibri"/>
-              </w:rPr>
-              <w:t xml:space="preserve"> = </w:t>
-            </w:r>
-            <w:proofErr w:type="gramStart"/>
-            <w:r>
-              <w:rPr>
-                <w:rFonts w:eastAsia="Calibri"/>
-              </w:rPr>
-              <w:t>d</w:t>
-            </w:r>
-            <w:r>
-              <w:rPr>
-                <w:rFonts w:eastAsia="Calibri"/>
-              </w:rPr>
-              <w:t>.DECISION</w:t>
-            </w:r>
-            <w:proofErr w:type="gramEnd"/>
-            <w:r>
-              <w:rPr>
-                <w:rFonts w:eastAsia="Calibri"/>
-              </w:rPr>
-              <w:t>)</w:t>
             </w:r>
           </w:p>
           <w:p>
@@ -9016,72 +8753,90 @@
             <w:pPr>
               <w:spacing w:line="360" w:lineRule="auto"/>
               <w:jc w:val="left"/>
-            </w:pPr>
+              <w:rPr>
+                <w:color w:val="FF0000"/>
+              </w:rPr>
+            </w:pPr>
+            <w:r>
+              <w:rPr>
+                <w:color w:val="FF0000"/>
+              </w:rPr>
+              <w:t>f.</w:t>
+            </w:r>
+            <w:r>
+              <w:rPr>
+                <w:color w:val="FF0000"/>
+              </w:rPr>
+              <w:t>CUST</w:t>
+            </w:r>
+            <w:r>
+              <w:rPr>
+                <w:color w:val="FF0000"/>
+              </w:rPr>
+              <w:t>_GROUP in ('MSME','SME','USME')</w:t>
+            </w:r>
+          </w:p>
+          <w:p>
+            <w:pPr>
+              <w:spacing w:line="360" w:lineRule="auto"/>
+              <w:jc w:val="left"/>
+            </w:pPr>
+            <w:r>
+              <w:t xml:space="preserve">+ </w:t>
+            </w:r>
             <w:proofErr w:type="gramStart"/>
             <w:r>
-              <w:t>f.</w:t>
-            </w:r>
-            <w:r>
-              <w:t>CUST</w:t>
+              <w:t>a.</w:t>
+            </w:r>
+            <w:r>
+              <w:t>EXCEPTION</w:t>
             </w:r>
             <w:proofErr w:type="gramEnd"/>
             <w:r>
-              <w:t>_GROUP in ('MSME','SME','USME')</w:t>
-            </w:r>
-          </w:p>
-          <w:p>
-            <w:pPr>
-              <w:spacing w:line="360" w:lineRule="auto"/>
-              <w:jc w:val="left"/>
-              <w:rPr>
-                <w:color w:val="EE0000"/>
-              </w:rPr>
-            </w:pPr>
-            <w:r>
-              <w:rPr>
-                <w:color w:val="EE0000"/>
-              </w:rPr>
-              <w:t xml:space="preserve">1.1. </w:t>
+              <w:t>_CATEGORY LIKE N'%DE-BR-NEW: Chất lượng bản scan mờ không thấy thông tin - %'</w:t>
+            </w:r>
+          </w:p>
+          <w:p>
+            <w:pPr>
+              <w:spacing w:line="360" w:lineRule="auto"/>
+              <w:jc w:val="left"/>
+            </w:pPr>
+            <w:r>
+              <w:t xml:space="preserve">+ </w:t>
             </w:r>
             <w:proofErr w:type="gramStart"/>
             <w:r>
-              <w:rPr>
-                <w:color w:val="EE0000"/>
-              </w:rPr>
-              <w:t>h.</w:t>
-            </w:r>
-            <w:r>
-              <w:rPr>
-                <w:color w:val="EE0000"/>
-              </w:rPr>
-              <w:t>WORKSTEP</w:t>
+              <w:t>a</w:t>
+            </w:r>
+            <w:r>
+              <w:t>.</w:t>
+            </w:r>
+            <w:r>
+              <w:t>EXCEPTION</w:t>
             </w:r>
             <w:proofErr w:type="gramEnd"/>
             <w:r>
-              <w:rPr>
-                <w:color w:val="EE0000"/>
-              </w:rPr>
-              <w:t xml:space="preserve"> = 'DetailDataEntry' and </w:t>
+              <w:t xml:space="preserve">_CATEGORY </w:t>
+            </w:r>
+            <w:r>
+              <w:t>=</w:t>
+            </w:r>
+            <w:r>
+              <w:t xml:space="preserve"> N'</w:t>
+            </w:r>
+            <w:r>
+              <w:t xml:space="preserve">DE-BR-NEW: Bổ sung ý kiến tư vấn của bên thứ 3 (pháp chế, chính sách, sản phẩm, thẩm </w:t>
             </w:r>
             <w:proofErr w:type="gramStart"/>
             <w:r>
-              <w:rPr>
-                <w:color w:val="EE0000"/>
-              </w:rPr>
-              <w:t>h.</w:t>
-            </w:r>
-            <w:r>
-              <w:rPr>
-                <w:color w:val="EE0000"/>
-              </w:rPr>
-              <w:t>DECISION</w:t>
+              <w:t>định,…</w:t>
             </w:r>
             <w:proofErr w:type="gramEnd"/>
             <w:r>
-              <w:rPr>
-                <w:color w:val="EE0000"/>
-              </w:rPr>
-              <w:t xml:space="preserve"> = 'Send_Back'</w:t>
+              <w:t>)</w:t>
+            </w:r>
+            <w:r>
+              <w:t>'</w:t>
             </w:r>
           </w:p>
           <w:p>
@@ -9094,6 +8849,128 @@
             </w:r>
             <w:proofErr w:type="gramStart"/>
             <w:r>
+              <w:t>a</w:t>
+            </w:r>
+            <w:r>
+              <w:t>.</w:t>
+            </w:r>
+            <w:r>
+              <w:t>EXCEPTION</w:t>
+            </w:r>
+            <w:proofErr w:type="gramEnd"/>
+            <w:r>
+              <w:t xml:space="preserve">_CATEGORY </w:t>
+            </w:r>
+            <w:r>
+              <w:t>=</w:t>
+            </w:r>
+            <w:r>
+              <w:t xml:space="preserve"> N'</w:t>
+            </w:r>
+            <w:r>
+              <w:t xml:space="preserve">DE-BR-NEW: Lỗi hệ thống (LOS, T24, </w:t>
+            </w:r>
+            <w:proofErr w:type="gramStart"/>
+            <w:r>
+              <w:t>XHTD,…</w:t>
+            </w:r>
+            <w:proofErr w:type="gramEnd"/>
+            <w:r>
+              <w:t>)</w:t>
+            </w:r>
+            <w:r>
+              <w:t>'</w:t>
+            </w:r>
+          </w:p>
+          <w:p>
+            <w:pPr>
+              <w:spacing w:line="360" w:lineRule="auto"/>
+              <w:jc w:val="left"/>
+            </w:pPr>
+            <w:r>
+              <w:rPr/>
+              <w:t xml:space="preserve">+ </w:t>
+            </w:r>
+            <w:r>
+              <w:rPr/>
+              <w:t>a</w:t>
+            </w:r>
+            <w:r>
+              <w:rPr/>
+              <w:t>.</w:t>
+            </w:r>
+            <w:r>
+              <w:rPr/>
+              <w:t>EXCEPTION</w:t>
+            </w:r>
+            <w:r>
+              <w:rPr/>
+              <w:t xml:space="preserve">_CATEGORY </w:t>
+            </w:r>
+            <w:r>
+              <w:rPr/>
+              <w:t>=</w:t>
+            </w:r>
+            <w:r>
+              <w:rPr/>
+              <w:t xml:space="preserve"> </w:t>
+            </w:r>
+            <w:r>
+              <w:rPr/>
+              <w:t>N</w:t>
+            </w:r>
+            <w:r>
+              <w:rPr/>
+              <w:t>'</w:t>
+            </w:r>
+            <w:r>
+              <w:rPr/>
+              <w:t>DE-BR-NEW: Lỗi lựa chọn phân luồng, quy trình trên hệ thống</w:t>
+            </w:r>
+            <w:r>
+              <w:rPr/>
+              <w:t>'</w:t>
+            </w:r>
+          </w:p>
+          <w:p>
+            <w:pPr>
+              <w:spacing w:line="360" w:lineRule="auto"/>
+              <w:jc w:val="left"/>
+            </w:pPr>
+            <w:r>
+              <w:t xml:space="preserve">+ </w:t>
+            </w:r>
+            <w:proofErr w:type="gramStart"/>
+            <w:r>
+              <w:t>a.EXCEPTION</w:t>
+            </w:r>
+            <w:proofErr w:type="gramEnd"/>
+            <w:r>
+              <w:t xml:space="preserve">_CATEGORY LIKE </w:t>
+            </w:r>
+            <w:r>
+              <w:t>N'%</w:t>
+            </w:r>
+            <w:r>
+              <w:t>BC3-BR-NEW: Chất lượng bản scan mờ không thấy thông tin -</w:t>
+            </w:r>
+            <w:r>
+              <w:t xml:space="preserve"> </w:t>
+            </w:r>
+            <w:r>
+              <w:t>%'</w:t>
+            </w:r>
+          </w:p>
+          <w:p>
+            <w:pPr>
+              <w:spacing w:line="360" w:lineRule="auto"/>
+              <w:jc w:val="left"/>
+            </w:pPr>
+            <w:r>
+              <w:t xml:space="preserve">+ </w:t>
+            </w:r>
+            <w:proofErr w:type="gramStart"/>
+            <w:r>
               <w:t>a.</w:t>
             </w:r>
             <w:r>
@@ -9101,23 +8978,107 @@
             </w:r>
             <w:proofErr w:type="gramEnd"/>
             <w:r>
-              <w:t>_CATEGORY LIKE N'%DE-BR-NEW: Chất lượng bản scan mờ không thấy thông tin - %'</w:t>
-            </w:r>
-          </w:p>
-          <w:p>
-            <w:pPr>
-              <w:spacing w:line="360" w:lineRule="auto"/>
-              <w:jc w:val="left"/>
-            </w:pPr>
-            <w:r>
+              <w:t xml:space="preserve">_CATEGORY </w:t>
+            </w:r>
+            <w:r>
+              <w:t>=</w:t>
+            </w:r>
+            <w:r>
+              <w:t xml:space="preserve"> </w:t>
+            </w:r>
+            <w:r>
+              <w:t>N</w:t>
+            </w:r>
+            <w:r>
+              <w:t>'</w:t>
+            </w:r>
+            <w:r>
+              <w:t>BC3-BR-NEW</w:t>
+            </w:r>
+            <w:r>
+              <w:t xml:space="preserve">: Bổ sung ý kiến tư vấn của bên thứ 3 (pháp chế, chính sách, sản phẩm, thẩm </w:t>
+            </w:r>
+            <w:proofErr w:type="gramStart"/>
+            <w:r>
+              <w:t>định,…</w:t>
+            </w:r>
+            <w:proofErr w:type="gramEnd"/>
+            <w:r>
+              <w:t>)</w:t>
+            </w:r>
+            <w:r>
+              <w:t>'</w:t>
+            </w:r>
+          </w:p>
+          <w:p>
+            <w:pPr>
+              <w:spacing w:line="360" w:lineRule="auto"/>
+              <w:jc w:val="left"/>
+            </w:pPr>
+            <w:r>
+              <w:rPr/>
               <w:t xml:space="preserve">+ </w:t>
             </w:r>
+            <w:r>
+              <w:rPr/>
+              <w:t>a.</w:t>
+            </w:r>
+            <w:r>
+              <w:rPr/>
+              <w:t>EXCEPTION</w:t>
+            </w:r>
+            <w:r>
+              <w:rPr/>
+              <w:t xml:space="preserve">_CATEGORY </w:t>
+            </w:r>
+            <w:r>
+              <w:rPr/>
+              <w:t>=</w:t>
+            </w:r>
+            <w:r>
+              <w:rPr/>
+              <w:t xml:space="preserve"> </w:t>
+            </w:r>
+            <w:r>
+              <w:rPr/>
+              <w:t>N</w:t>
+            </w:r>
+            <w:r>
+              <w:rPr/>
+              <w:t>'</w:t>
+            </w:r>
+            <w:r>
+              <w:rPr/>
+              <w:t>BC3-BR-NEW</w:t>
+            </w:r>
+            <w:r>
+              <w:rPr/>
+              <w:t xml:space="preserve">: Lỗi hệ thống (LOS, T24, </w:t>
+            </w:r>
+            <w:r>
+              <w:rPr/>
+              <w:t>XHTD,…</w:t>
+            </w:r>
+            <w:r>
+              <w:rPr/>
+              <w:t>)</w:t>
+            </w:r>
+            <w:r>
+              <w:rPr/>
+              <w:t>'</w:t>
+            </w:r>
+          </w:p>
+          <w:p>
+            <w:pPr>
+              <w:spacing w:line="360" w:lineRule="auto"/>
+              <w:jc w:val="left"/>
+            </w:pPr>
+            <w:r>
+              <w:t xml:space="preserve">+ </w:t>
+            </w:r>
             <w:proofErr w:type="gramStart"/>
             <w:r>
-              <w:t>a</w:t>
-            </w:r>
-            <w:r>
-              <w:t>.</w:t>
+              <w:t>a.</w:t>
             </w:r>
             <w:r>
               <w:t>EXCEPTION</w:t>
@@ -9127,615 +9088,125 @@
               <w:t xml:space="preserve">_CATEGORY </w:t>
             </w:r>
             <w:r>
+              <w:t>LIKE</w:t>
+            </w:r>
+            <w:r>
+              <w:t xml:space="preserve"> </w:t>
+            </w:r>
+            <w:r>
+              <w:t>N</w:t>
+            </w:r>
+            <w:r>
+              <w:t>'</w:t>
+            </w:r>
+            <w:r>
+              <w:t>%</w:t>
+            </w:r>
+            <w:r>
+              <w:t xml:space="preserve">UW-BR- </w:t>
+            </w:r>
+            <w:proofErr w:type="gramStart"/>
+            <w:r>
+              <w:t>FTR:Bổ</w:t>
+            </w:r>
+            <w:proofErr w:type="gramEnd"/>
+            <w:r>
+              <w:t xml:space="preserve"> sung hồ sơ</w:t>
+            </w:r>
+            <w:r>
+              <w:t>%</w:t>
+            </w:r>
+            <w:r>
+              <w:t>'</w:t>
+            </w:r>
+          </w:p>
+          <w:p>
+            <w:pPr>
+              <w:spacing w:line="360" w:lineRule="auto"/>
+            </w:pPr>
+            <w:r>
+              <w:t xml:space="preserve">+ </w:t>
+            </w:r>
+            <w:proofErr w:type="gramStart"/>
+            <w:r>
+              <w:t>a.</w:t>
+            </w:r>
+            <w:r>
+              <w:t>EXCEPTION</w:t>
+            </w:r>
+            <w:proofErr w:type="gramEnd"/>
+            <w:r>
+              <w:t xml:space="preserve">_CATEGORY </w:t>
+            </w:r>
+            <w:r>
               <w:t>=</w:t>
             </w:r>
             <w:r>
-              <w:t xml:space="preserve"> N'</w:t>
-            </w:r>
-            <w:r>
-              <w:t xml:space="preserve">DE-BR-NEW: Bổ sung ý kiến tư vấn của bên thứ 3 (pháp chế, chính sách, sản phẩm, thẩm </w:t>
-            </w:r>
-            <w:proofErr w:type="gramStart"/>
-            <w:r>
-              <w:t>định,…</w:t>
-            </w:r>
-            <w:proofErr w:type="gramEnd"/>
-            <w:r>
-              <w:t>)</w:t>
+              <w:t xml:space="preserve"> </w:t>
+            </w:r>
+            <w:r>
+              <w:t>N</w:t>
             </w:r>
             <w:r>
               <w:t>'</w:t>
             </w:r>
-          </w:p>
-          <w:p>
-            <w:pPr>
-              <w:spacing w:line="360" w:lineRule="auto"/>
-              <w:jc w:val="left"/>
-            </w:pPr>
-            <w:r>
+            <w:r>
+              <w:t>UW-BR-FTR: bổ sung hồ sơ</w:t>
+            </w:r>
+            <w:r>
+              <w:t>'</w:t>
+            </w:r>
+          </w:p>
+          <w:p>
+            <w:pPr>
+              <w:spacing w:line="360" w:lineRule="auto"/>
+            </w:pPr>
+            <w:r>
+              <w:rPr/>
               <w:t xml:space="preserve">+ </w:t>
             </w:r>
-            <w:proofErr w:type="gramStart"/>
-            <w:r>
-              <w:t>a</w:t>
-            </w:r>
-            <w:r>
-              <w:t>.</w:t>
-            </w:r>
-            <w:r>
+            <w:r>
+              <w:rPr/>
+              <w:t>a.</w:t>
+            </w:r>
+            <w:r>
+              <w:rPr/>
               <w:t>EXCEPTION</w:t>
             </w:r>
-            <w:proofErr w:type="gramEnd"/>
-            <w:r>
+            <w:r>
+              <w:rPr/>
               <w:t xml:space="preserve">_CATEGORY </w:t>
             </w:r>
             <w:r>
+              <w:rPr/>
               <w:t>=</w:t>
             </w:r>
             <w:r>
-              <w:t xml:space="preserve"> N'</w:t>
-            </w:r>
-            <w:r>
-              <w:t xml:space="preserve">DE-BR-NEW: Lỗi hệ thống (LOS, T24, </w:t>
-            </w:r>
-            <w:proofErr w:type="gramStart"/>
-            <w:r>
-              <w:t>XHTD,…</w:t>
-            </w:r>
-            <w:proofErr w:type="gramEnd"/>
-            <w:r>
-              <w:t>)</w:t>
-            </w:r>
-            <w:r>
+              <w:rPr/>
+              <w:t xml:space="preserve"> </w:t>
+            </w:r>
+            <w:r>
+              <w:rPr/>
+              <w:t>N</w:t>
+            </w:r>
+            <w:r>
+              <w:rPr/>
               <w:t>'</w:t>
             </w:r>
-          </w:p>
-          <w:p>
-            <w:pPr>
-              <w:spacing w:line="360" w:lineRule="auto"/>
-              <w:jc w:val="left"/>
-            </w:pPr>
-            <w:r>
-              <w:t xml:space="preserve">+ </w:t>
-            </w:r>
-            <w:proofErr w:type="gramStart"/>
-            <w:r>
-              <w:t>a</w:t>
-            </w:r>
-            <w:r>
-              <w:t>.</w:t>
-            </w:r>
-            <w:r>
-              <w:t>EXCEPTION</w:t>
-            </w:r>
-            <w:proofErr w:type="gramEnd"/>
-            <w:r>
-              <w:t xml:space="preserve">_CATEGORY </w:t>
-            </w:r>
-            <w:r>
-              <w:t>=</w:t>
-            </w:r>
-            <w:r>
-              <w:t xml:space="preserve"> </w:t>
-            </w:r>
-            <w:r>
-              <w:t>N</w:t>
-            </w:r>
-            <w:r>
-              <w:t>'</w:t>
-            </w:r>
-            <w:r>
-              <w:t>DE-BR-NEW: Lỗi lựa chọn phân luồng, quy trình trên hệ thống</w:t>
-            </w:r>
-            <w:r>
-              <w:t>'</w:t>
-            </w:r>
-          </w:p>
-          <w:p>
-            <w:pPr>
-              <w:spacing w:line="360" w:lineRule="auto"/>
-              <w:jc w:val="left"/>
-              <w:rPr>
-                <w:color w:val="EE0000"/>
-              </w:rPr>
-            </w:pPr>
-            <w:r>
-              <w:rPr>
-                <w:color w:val="EE0000"/>
-              </w:rPr>
-              <w:t>1.2.</w:t>
-            </w:r>
-            <w:r>
-              <w:rPr>
-                <w:color w:val="EE0000"/>
-              </w:rPr>
-              <w:t xml:space="preserve"> </w:t>
-            </w:r>
-            <w:proofErr w:type="gramStart"/>
-            <w:r>
-              <w:rPr>
-                <w:color w:val="EE0000"/>
-              </w:rPr>
-              <w:t>h.</w:t>
-            </w:r>
-            <w:r>
-              <w:rPr>
-                <w:color w:val="EE0000"/>
-              </w:rPr>
-              <w:t>WORKSTEP</w:t>
-            </w:r>
-            <w:proofErr w:type="gramEnd"/>
-            <w:r>
-              <w:rPr>
-                <w:color w:val="EE0000"/>
-              </w:rPr>
-              <w:t xml:space="preserve"> = '</w:t>
-            </w:r>
-            <w:r>
-              <w:rPr>
-                <w:color w:val="EE0000"/>
-              </w:rPr>
-              <w:t>DataInputerChecker</w:t>
-            </w:r>
-            <w:r>
-              <w:rPr>
-                <w:color w:val="EE0000"/>
-              </w:rPr>
-              <w:t xml:space="preserve">' and </w:t>
-            </w:r>
-            <w:proofErr w:type="gramStart"/>
-            <w:r>
-              <w:rPr>
-                <w:color w:val="EE0000"/>
-              </w:rPr>
-              <w:t>h.</w:t>
-            </w:r>
-            <w:r>
-              <w:rPr>
-                <w:color w:val="EE0000"/>
-              </w:rPr>
-              <w:t>DECISION</w:t>
-            </w:r>
-            <w:proofErr w:type="gramEnd"/>
-            <w:r>
-              <w:rPr>
-                <w:color w:val="EE0000"/>
-              </w:rPr>
-              <w:t xml:space="preserve"> = '</w:t>
-            </w:r>
-            <w:r>
-              <w:rPr>
-                <w:color w:val="EE0000"/>
-              </w:rPr>
-              <w:t>Additional_Doc_Required'</w:t>
-            </w:r>
-          </w:p>
-          <w:p>
-            <w:pPr>
-              <w:spacing w:line="360" w:lineRule="auto"/>
-              <w:jc w:val="left"/>
-            </w:pPr>
-            <w:r>
-              <w:t xml:space="preserve">+ </w:t>
-            </w:r>
-            <w:proofErr w:type="gramStart"/>
-            <w:r>
-              <w:t>a.EXCEPTION</w:t>
-            </w:r>
-            <w:proofErr w:type="gramEnd"/>
-            <w:r>
-              <w:t xml:space="preserve">_CATEGORY LIKE </w:t>
-            </w:r>
-            <w:r>
-              <w:t>N'%</w:t>
-            </w:r>
-            <w:r>
-              <w:t>BC3-BR-NEW: Chất lượng bản scan mờ không thấy thông tin -</w:t>
-            </w:r>
-            <w:r>
-              <w:t xml:space="preserve"> </w:t>
-            </w:r>
-            <w:r>
-              <w:t>%'</w:t>
-            </w:r>
-          </w:p>
-          <w:p>
-            <w:pPr>
-              <w:spacing w:line="360" w:lineRule="auto"/>
-              <w:jc w:val="left"/>
-            </w:pPr>
-            <w:r>
-              <w:t xml:space="preserve">+ </w:t>
-            </w:r>
-            <w:proofErr w:type="gramStart"/>
-            <w:r>
-              <w:t>a.</w:t>
-            </w:r>
-            <w:r>
-              <w:t>EXCEPTION</w:t>
-            </w:r>
-            <w:proofErr w:type="gramEnd"/>
-            <w:r>
-              <w:t xml:space="preserve">_CATEGORY </w:t>
-            </w:r>
-            <w:r>
-              <w:t>=</w:t>
-            </w:r>
-            <w:r>
-              <w:t xml:space="preserve"> </w:t>
-            </w:r>
-            <w:r>
-              <w:t>N</w:t>
-            </w:r>
-            <w:r>
-              <w:t>'</w:t>
-            </w:r>
-            <w:r>
-              <w:t>BC3-BR-NEW</w:t>
-            </w:r>
-            <w:r>
-              <w:t xml:space="preserve">: Bổ sung ý kiến tư vấn của bên thứ 3 (pháp chế, chính sách, sản phẩm, thẩm </w:t>
-            </w:r>
-            <w:proofErr w:type="gramStart"/>
-            <w:r>
-              <w:t>định,…</w:t>
-            </w:r>
-            <w:proofErr w:type="gramEnd"/>
-            <w:r>
-              <w:t>)</w:t>
-            </w:r>
-            <w:r>
-              <w:t>'</w:t>
-            </w:r>
-          </w:p>
-          <w:p>
-            <w:pPr>
-              <w:spacing w:line="360" w:lineRule="auto"/>
-              <w:jc w:val="left"/>
-            </w:pPr>
-            <w:r>
-              <w:t xml:space="preserve">+ </w:t>
-            </w:r>
-            <w:proofErr w:type="gramStart"/>
-            <w:r>
-              <w:t>a.</w:t>
-            </w:r>
-            <w:r>
-              <w:t>EXCEPTION</w:t>
-            </w:r>
-            <w:proofErr w:type="gramEnd"/>
-            <w:r>
-              <w:t xml:space="preserve">_CATEGORY </w:t>
-            </w:r>
-            <w:r>
-              <w:t>=</w:t>
-            </w:r>
-            <w:r>
-              <w:t xml:space="preserve"> </w:t>
-            </w:r>
-            <w:r>
-              <w:t>N</w:t>
-            </w:r>
-            <w:r>
-              <w:t>'</w:t>
-            </w:r>
-            <w:r>
-              <w:t>BC3-BR-NEW</w:t>
-            </w:r>
-            <w:r>
-              <w:t xml:space="preserve">: Lỗi hệ thống (LOS, T24, </w:t>
-            </w:r>
-            <w:proofErr w:type="gramStart"/>
-            <w:r>
-              <w:t>XHTD,…</w:t>
-            </w:r>
-            <w:proofErr w:type="gramEnd"/>
-            <w:r>
-              <w:t>)</w:t>
-            </w:r>
-            <w:r>
-              <w:t>'</w:t>
-            </w:r>
-          </w:p>
-          <w:p>
-            <w:pPr>
-              <w:spacing w:line="360" w:lineRule="auto"/>
-              <w:rPr>
-                <w:color w:val="EE0000"/>
-              </w:rPr>
-            </w:pPr>
-            <w:r>
-              <w:rPr>
-                <w:color w:val="EE0000"/>
-              </w:rPr>
-              <w:t>1.3.</w:t>
-            </w:r>
-            <w:r>
-              <w:rPr>
-                <w:color w:val="EE0000"/>
-              </w:rPr>
-              <w:t xml:space="preserve"> </w:t>
-            </w:r>
-            <w:proofErr w:type="gramStart"/>
-            <w:r>
-              <w:rPr>
-                <w:color w:val="EE0000"/>
-              </w:rPr>
-              <w:t>h.</w:t>
-            </w:r>
-            <w:r>
-              <w:rPr>
-                <w:color w:val="EE0000"/>
-              </w:rPr>
-              <w:t>WORKSTEP</w:t>
-            </w:r>
-            <w:proofErr w:type="gramEnd"/>
-            <w:r>
-              <w:rPr>
-                <w:color w:val="EE0000"/>
-              </w:rPr>
-              <w:t xml:space="preserve"> = '</w:t>
-            </w:r>
-            <w:r>
-              <w:rPr>
-                <w:color w:val="EE0000"/>
-              </w:rPr>
-              <w:t>UnderwriterMaker</w:t>
-            </w:r>
-            <w:r>
-              <w:rPr>
-                <w:color w:val="EE0000"/>
-              </w:rPr>
-              <w:t xml:space="preserve">' and </w:t>
-            </w:r>
-            <w:proofErr w:type="gramStart"/>
-            <w:r>
-              <w:rPr>
-                <w:color w:val="EE0000"/>
-              </w:rPr>
-              <w:t>h.</w:t>
-            </w:r>
-            <w:r>
-              <w:rPr>
-                <w:color w:val="EE0000"/>
-              </w:rPr>
-              <w:t>DECISION</w:t>
-            </w:r>
-            <w:proofErr w:type="gramEnd"/>
-            <w:r>
-              <w:rPr>
-                <w:color w:val="EE0000"/>
-              </w:rPr>
-              <w:t xml:space="preserve"> = 'Additional_Doc_Required'</w:t>
-            </w:r>
-          </w:p>
-          <w:p>
-            <w:pPr>
-              <w:spacing w:line="360" w:lineRule="auto"/>
-              <w:jc w:val="left"/>
-            </w:pPr>
-            <w:r>
-              <w:t xml:space="preserve">+ </w:t>
-            </w:r>
-            <w:proofErr w:type="gramStart"/>
-            <w:r>
-              <w:t>a.</w:t>
-            </w:r>
-            <w:r>
-              <w:t>EXCEPTION</w:t>
-            </w:r>
-            <w:proofErr w:type="gramEnd"/>
-            <w:r>
-              <w:t xml:space="preserve">_CATEGORY </w:t>
-            </w:r>
-            <w:r>
-              <w:t>LIKE</w:t>
-            </w:r>
-            <w:r>
-              <w:t xml:space="preserve"> </w:t>
-            </w:r>
-            <w:r>
-              <w:t>N</w:t>
-            </w:r>
-            <w:r>
-              <w:t>'</w:t>
-            </w:r>
-            <w:r>
-              <w:t>%</w:t>
-            </w:r>
-            <w:r>
-              <w:t xml:space="preserve">UW-BR- </w:t>
-            </w:r>
-            <w:proofErr w:type="gramStart"/>
-            <w:r>
-              <w:t>FTR:Bổ</w:t>
-            </w:r>
-            <w:proofErr w:type="gramEnd"/>
-            <w:r>
-              <w:t xml:space="preserve"> sung hồ sơ</w:t>
-            </w:r>
-            <w:r>
-              <w:t>%</w:t>
-            </w:r>
-            <w:r>
-              <w:t>'</w:t>
-            </w:r>
-          </w:p>
-          <w:p>
-            <w:pPr>
-              <w:spacing w:line="360" w:lineRule="auto"/>
-            </w:pPr>
-            <w:r>
-              <w:t xml:space="preserve">+ </w:t>
-            </w:r>
-            <w:proofErr w:type="gramStart"/>
-            <w:r>
-              <w:t>a.</w:t>
-            </w:r>
-            <w:r>
-              <w:t>EXCEPTION</w:t>
-            </w:r>
-            <w:proofErr w:type="gramEnd"/>
-            <w:r>
-              <w:t xml:space="preserve">_CATEGORY </w:t>
-            </w:r>
-            <w:r>
-              <w:t>=</w:t>
-            </w:r>
-            <w:r>
-              <w:t xml:space="preserve"> </w:t>
-            </w:r>
-            <w:r>
-              <w:t>N</w:t>
-            </w:r>
-            <w:r>
-              <w:t>'</w:t>
-            </w:r>
-            <w:r>
-              <w:t>UW-BR-FTR: bổ sung hồ sơ</w:t>
-            </w:r>
-            <w:r>
-              <w:t>'</w:t>
-            </w:r>
-          </w:p>
-          <w:p>
-            <w:pPr>
-              <w:spacing w:line="360" w:lineRule="auto"/>
-            </w:pPr>
-            <w:r>
-              <w:t xml:space="preserve">+ </w:t>
-            </w:r>
-            <w:proofErr w:type="gramStart"/>
-            <w:r>
-              <w:t>a.</w:t>
-            </w:r>
-            <w:r>
-              <w:t>EXCEPTION</w:t>
-            </w:r>
-            <w:proofErr w:type="gramEnd"/>
-            <w:r>
-              <w:t xml:space="preserve">_CATEGORY </w:t>
-            </w:r>
-            <w:r>
-              <w:t>=</w:t>
-            </w:r>
-            <w:r>
-              <w:t xml:space="preserve"> </w:t>
-            </w:r>
-            <w:r>
-              <w:t>N</w:t>
-            </w:r>
-            <w:r>
-              <w:t>'</w:t>
-            </w:r>
-            <w:r>
+            <w:r>
+              <w:rPr/>
               <w:t>UW-BR-</w:t>
             </w:r>
-            <w:proofErr w:type="gramStart"/>
-            <w:r>
+            <w:r>
+              <w:rPr/>
               <w:t>FTR:Giải</w:t>
             </w:r>
-            <w:proofErr w:type="gramEnd"/>
-            <w:r>
+            <w:r>
+              <w:rPr/>
               <w:t xml:space="preserve"> trình, làm rõ nội dung hồ sơ trường hợp các nội dung yêu cầu giải trình làm rõ ngoài HD thẩm định</w:t>
             </w:r>
             <w:r>
-              <w:t>'</w:t>
-            </w:r>
-          </w:p>
-          <w:p>
-            <w:pPr>
-              <w:spacing w:line="360" w:lineRule="auto"/>
-              <w:rPr>
-                <w:color w:val="EE0000"/>
-              </w:rPr>
-            </w:pPr>
-            <w:r>
-              <w:rPr>
-                <w:color w:val="EE0000"/>
-              </w:rPr>
-              <w:t>1.</w:t>
-            </w:r>
-            <w:r>
-              <w:rPr>
-                <w:color w:val="EE0000"/>
-              </w:rPr>
-              <w:t>4</w:t>
-            </w:r>
-            <w:r>
-              <w:rPr>
-                <w:color w:val="EE0000"/>
-              </w:rPr>
-              <w:t>.</w:t>
-            </w:r>
-            <w:r>
-              <w:rPr>
-                <w:color w:val="EE0000"/>
-              </w:rPr>
-              <w:t xml:space="preserve"> </w:t>
-            </w:r>
-            <w:proofErr w:type="gramStart"/>
-            <w:r>
-              <w:rPr>
-                <w:color w:val="EE0000"/>
-              </w:rPr>
-              <w:t>h.</w:t>
-            </w:r>
-            <w:r>
-              <w:rPr>
-                <w:color w:val="EE0000"/>
-              </w:rPr>
-              <w:t>WORKSTEP</w:t>
-            </w:r>
-            <w:proofErr w:type="gramEnd"/>
-            <w:r>
-              <w:rPr>
-                <w:color w:val="EE0000"/>
-              </w:rPr>
-              <w:t xml:space="preserve"> = '</w:t>
-            </w:r>
-            <w:r>
-              <w:rPr>
-                <w:color w:val="EE0000"/>
-              </w:rPr>
-              <w:t>UnderwriterMaker</w:t>
-            </w:r>
-            <w:r>
-              <w:rPr>
-                <w:color w:val="EE0000"/>
-              </w:rPr>
-              <w:t xml:space="preserve">' and </w:t>
-            </w:r>
-            <w:proofErr w:type="gramStart"/>
-            <w:r>
-              <w:rPr>
-                <w:color w:val="EE0000"/>
-              </w:rPr>
-              <w:t>h.</w:t>
-            </w:r>
-            <w:r>
-              <w:rPr>
-                <w:color w:val="EE0000"/>
-              </w:rPr>
-              <w:t>DECISION</w:t>
-            </w:r>
-            <w:proofErr w:type="gramEnd"/>
-            <w:r>
-              <w:rPr>
-                <w:color w:val="EE0000"/>
-              </w:rPr>
-              <w:t xml:space="preserve"> = '</w:t>
-            </w:r>
-            <w:r>
-              <w:rPr>
-                <w:color w:val="EE0000"/>
-              </w:rPr>
-              <w:t>Send_Back to BranchSupport</w:t>
-            </w:r>
-            <w:r>
-              <w:rPr>
-                <w:color w:val="EE0000"/>
-              </w:rPr>
+              <w:rPr/>
               <w:t>'</w:t>
             </w:r>
           </w:p>
@@ -9820,81 +9291,93 @@
             <w:pPr>
               <w:spacing w:line="360" w:lineRule="auto"/>
               <w:jc w:val="left"/>
-            </w:pPr>
+              <w:rPr>
+                <w:color w:val="FF0000"/>
+              </w:rPr>
+            </w:pPr>
+            <w:r>
+              <w:rPr>
+                <w:color w:val="FF0000"/>
+              </w:rPr>
+              <w:t>f.</w:t>
+            </w:r>
+            <w:r>
+              <w:rPr>
+                <w:color w:val="FF0000"/>
+              </w:rPr>
+              <w:t>CUST</w:t>
+            </w:r>
+            <w:r>
+              <w:rPr>
+                <w:color w:val="FF0000"/>
+              </w:rPr>
+              <w:t xml:space="preserve">_GROUP in </w:t>
+            </w:r>
+            <w:r>
+              <w:rPr>
+                <w:color w:val="FF0000"/>
+              </w:rPr>
+              <w:t>('FDI','SOC','JSC','NBFI', 'BANK','STR')</w:t>
+            </w:r>
+          </w:p>
+          <w:p>
+            <w:pPr>
+              <w:spacing w:line="360" w:lineRule="auto"/>
+              <w:jc w:val="left"/>
+            </w:pPr>
+            <w:r>
+              <w:t xml:space="preserve">+ </w:t>
+            </w:r>
             <w:proofErr w:type="gramStart"/>
             <w:r>
-              <w:t>f.</w:t>
-            </w:r>
-            <w:r>
-              <w:t>CUST</w:t>
+              <w:t>a.</w:t>
+            </w:r>
+            <w:r>
+              <w:t>EXCEPTION</w:t>
             </w:r>
             <w:proofErr w:type="gramEnd"/>
             <w:r>
-              <w:t xml:space="preserve">_GROUP in </w:t>
-            </w:r>
-            <w:r>
-              <w:t>('FDI','SOC','JSC','NBFI', 'BANK','STR')</w:t>
-            </w:r>
-          </w:p>
-          <w:p>
-            <w:pPr>
-              <w:spacing w:line="360" w:lineRule="auto"/>
-              <w:jc w:val="left"/>
-              <w:rPr>
-                <w:color w:val="EE0000"/>
-              </w:rPr>
-            </w:pPr>
-            <w:r>
-              <w:rPr>
-                <w:color w:val="EE0000"/>
-              </w:rPr>
-              <w:t>2</w:t>
-            </w:r>
-            <w:r>
-              <w:rPr>
-                <w:color w:val="EE0000"/>
-              </w:rPr>
-              <w:t xml:space="preserve">.1. </w:t>
+              <w:t>_CATEGORY LIKE N'%DE-BR-NEW: Chất lượng bản scan mờ không thấy thông tin - %'</w:t>
+            </w:r>
+          </w:p>
+          <w:p>
+            <w:pPr>
+              <w:spacing w:line="360" w:lineRule="auto"/>
+              <w:jc w:val="left"/>
+            </w:pPr>
+            <w:r>
+              <w:t xml:space="preserve">+ </w:t>
             </w:r>
             <w:proofErr w:type="gramStart"/>
             <w:r>
-              <w:rPr>
-                <w:color w:val="EE0000"/>
-              </w:rPr>
-              <w:t>h.</w:t>
-            </w:r>
-            <w:r>
-              <w:rPr>
-                <w:color w:val="EE0000"/>
-              </w:rPr>
-              <w:t>WORKSTEP</w:t>
+              <w:t>a.</w:t>
+            </w:r>
+            <w:r>
+              <w:t>EXCEPTION</w:t>
             </w:r>
             <w:proofErr w:type="gramEnd"/>
             <w:r>
-              <w:rPr>
-                <w:color w:val="EE0000"/>
-              </w:rPr>
-              <w:t xml:space="preserve"> = 'DetailDataEntry' and </w:t>
+              <w:t xml:space="preserve">_CATEGORY </w:t>
+            </w:r>
+            <w:r>
+              <w:t>=</w:t>
+            </w:r>
+            <w:r>
+              <w:t xml:space="preserve"> N'</w:t>
+            </w:r>
+            <w:r>
+              <w:t xml:space="preserve">DE-BR-NEW: Bổ sung ý kiến tư vấn của bên thứ 3 (pháp chế, chính sách, sản phẩm, thẩm </w:t>
             </w:r>
             <w:proofErr w:type="gramStart"/>
             <w:r>
-              <w:rPr>
-                <w:color w:val="EE0000"/>
-              </w:rPr>
-              <w:t>h.</w:t>
-            </w:r>
-            <w:r>
-              <w:rPr>
-                <w:color w:val="EE0000"/>
-              </w:rPr>
-              <w:t>DECISION</w:t>
+              <w:t>định,…</w:t>
             </w:r>
             <w:proofErr w:type="gramEnd"/>
             <w:r>
-              <w:rPr>
-                <w:color w:val="EE0000"/>
-              </w:rPr>
-              <w:t xml:space="preserve"> = 'Send_Back'</w:t>
+              <w:t>)</w:t>
+            </w:r>
+            <w:r>
+              <w:t>'</w:t>
             </w:r>
           </w:p>
           <w:p>
@@ -9914,19 +9397,114 @@
             </w:r>
             <w:proofErr w:type="gramEnd"/>
             <w:r>
-              <w:t>_CATEGORY LIKE N'%DE-BR-NEW: Chất lượng bản scan mờ không thấy thông tin - %'</w:t>
-            </w:r>
-          </w:p>
-          <w:p>
-            <w:pPr>
-              <w:spacing w:line="360" w:lineRule="auto"/>
-              <w:jc w:val="left"/>
-            </w:pPr>
-            <w:r>
+              <w:t xml:space="preserve">_CATEGORY </w:t>
+            </w:r>
+            <w:r>
+              <w:t>=</w:t>
+            </w:r>
+            <w:r>
+              <w:t xml:space="preserve"> N'</w:t>
+            </w:r>
+            <w:r>
+              <w:t xml:space="preserve">DE-BR-NEW: Lỗi hệ thống (LOS, T24, </w:t>
+            </w:r>
+            <w:proofErr w:type="gramStart"/>
+            <w:r>
+              <w:t>XHTD,…</w:t>
+            </w:r>
+            <w:proofErr w:type="gramEnd"/>
+            <w:r>
+              <w:t>)</w:t>
+            </w:r>
+            <w:r>
+              <w:t>'</w:t>
+            </w:r>
+          </w:p>
+          <w:p>
+            <w:pPr>
+              <w:spacing w:line="360" w:lineRule="auto"/>
+              <w:jc w:val="left"/>
+            </w:pPr>
+            <w:r>
+              <w:rPr/>
               <w:t xml:space="preserve">+ </w:t>
             </w:r>
+            <w:r>
+              <w:rPr/>
+              <w:t>a.</w:t>
+            </w:r>
+            <w:r>
+              <w:rPr/>
+              <w:t>EXCEPTION</w:t>
+            </w:r>
+            <w:r>
+              <w:rPr/>
+              <w:t xml:space="preserve">_CATEGORY </w:t>
+            </w:r>
+            <w:r>
+              <w:rPr/>
+              <w:t>=</w:t>
+            </w:r>
+            <w:r>
+              <w:rPr/>
+              <w:t xml:space="preserve"> </w:t>
+            </w:r>
+            <w:r>
+              <w:rPr/>
+              <w:t>N</w:t>
+            </w:r>
+            <w:r>
+              <w:rPr/>
+              <w:t>'</w:t>
+            </w:r>
+            <w:r>
+              <w:rPr/>
+              <w:t>DE-BR-NEW: Lỗi lựa chọn phân luồng, quy trình trên hệ thống</w:t>
+            </w:r>
+            <w:r>
+              <w:rPr/>
+              <w:t>'</w:t>
+            </w:r>
+          </w:p>
+          <w:p>
+            <w:pPr>
+              <w:spacing w:line="360" w:lineRule="auto"/>
+              <w:jc w:val="left"/>
+            </w:pPr>
+            <w:r>
+              <w:t xml:space="preserve">+ </w:t>
+            </w:r>
             <w:proofErr w:type="gramStart"/>
             <w:r>
+              <w:t>a.EXCEPTION</w:t>
+            </w:r>
+            <w:proofErr w:type="gramEnd"/>
+            <w:r>
+              <w:t xml:space="preserve">_CATEGORY LIKE </w:t>
+            </w:r>
+            <w:r>
+              <w:t>N'%</w:t>
+            </w:r>
+            <w:r>
+              <w:t>BC3-BR-NEW: Chất lượng bản scan mờ không thấy thông tin -</w:t>
+            </w:r>
+            <w:r>
+              <w:t xml:space="preserve"> </w:t>
+            </w:r>
+            <w:r>
+              <w:t>%'</w:t>
+            </w:r>
+          </w:p>
+          <w:p>
+            <w:pPr>
+              <w:spacing w:line="360" w:lineRule="auto"/>
+              <w:jc w:val="left"/>
+            </w:pPr>
+            <w:r>
+              <w:t xml:space="preserve">+ </w:t>
+            </w:r>
+            <w:proofErr w:type="gramStart"/>
+            <w:r>
               <w:t>a.</w:t>
             </w:r>
             <w:r>
@@ -9940,10 +9518,19 @@
               <w:t>=</w:t>
             </w:r>
             <w:r>
-              <w:t xml:space="preserve"> N'</w:t>
-            </w:r>
-            <w:r>
-              <w:t xml:space="preserve">DE-BR-NEW: Bổ sung ý kiến tư vấn của bên thứ 3 (pháp chế, chính sách, sản phẩm, thẩm </w:t>
+              <w:t xml:space="preserve"> </w:t>
+            </w:r>
+            <w:r>
+              <w:t>N</w:t>
+            </w:r>
+            <w:r>
+              <w:t>'</w:t>
+            </w:r>
+            <w:r>
+              <w:t>BC3-BR-NEW</w:t>
+            </w:r>
+            <w:r>
+              <w:t xml:space="preserve">: Bổ sung ý kiến tư vấn của bên thứ 3 (pháp chế, chính sách, sản phẩm, thẩm </w:t>
             </w:r>
             <w:proofErr w:type="gramStart"/>
             <w:r>
@@ -9963,348 +9550,56 @@
               <w:jc w:val="left"/>
             </w:pPr>
             <w:r>
+              <w:rPr/>
               <w:t xml:space="preserve">+ </w:t>
             </w:r>
-            <w:proofErr w:type="gramStart"/>
-            <w:r>
+            <w:r>
+              <w:rPr/>
               <w:t>a.</w:t>
             </w:r>
             <w:r>
+              <w:rPr/>
               <w:t>EXCEPTION</w:t>
             </w:r>
-            <w:proofErr w:type="gramEnd"/>
-            <w:r>
+            <w:r>
+              <w:rPr/>
               <w:t xml:space="preserve">_CATEGORY </w:t>
             </w:r>
             <w:r>
+              <w:rPr/>
               <w:t>=</w:t>
             </w:r>
             <w:r>
-              <w:t xml:space="preserve"> N'</w:t>
-            </w:r>
-            <w:r>
-              <w:t xml:space="preserve">DE-BR-NEW: Lỗi hệ thống (LOS, T24, </w:t>
-            </w:r>
-            <w:proofErr w:type="gramStart"/>
-            <w:r>
+              <w:rPr/>
+              <w:t xml:space="preserve"> </w:t>
+            </w:r>
+            <w:r>
+              <w:rPr/>
+              <w:t>N</w:t>
+            </w:r>
+            <w:r>
+              <w:rPr/>
+              <w:t>'</w:t>
+            </w:r>
+            <w:r>
+              <w:rPr/>
+              <w:t>BC3-BR-NEW</w:t>
+            </w:r>
+            <w:r>
+              <w:rPr/>
+              <w:t xml:space="preserve">: Lỗi hệ thống (LOS, T24, </w:t>
+            </w:r>
+            <w:r>
+              <w:rPr/>
               <w:t>XHTD,…</w:t>
             </w:r>
-            <w:proofErr w:type="gramEnd"/>
-            <w:r>
+            <w:r>
+              <w:rPr/>
               <w:t>)</w:t>
             </w:r>
             <w:r>
+              <w:rPr/>
               <w:t>'</w:t>
-            </w:r>
-          </w:p>
-          <w:p>
-            <w:pPr>
-              <w:spacing w:line="360" w:lineRule="auto"/>
-              <w:jc w:val="left"/>
-            </w:pPr>
-            <w:r>
-              <w:t xml:space="preserve">+ </w:t>
-            </w:r>
-            <w:proofErr w:type="gramStart"/>
-            <w:r>
-              <w:t>a.</w:t>
-            </w:r>
-            <w:r>
-              <w:t>EXCEPTION</w:t>
-            </w:r>
-            <w:proofErr w:type="gramEnd"/>
-            <w:r>
-              <w:t xml:space="preserve">_CATEGORY </w:t>
-            </w:r>
-            <w:r>
-              <w:t>=</w:t>
-            </w:r>
-            <w:r>
-              <w:t xml:space="preserve"> </w:t>
-            </w:r>
-            <w:r>
-              <w:t>N</w:t>
-            </w:r>
-            <w:r>
-              <w:t>'</w:t>
-            </w:r>
-            <w:r>
-              <w:t>DE-BR-NEW: Lỗi lựa chọn phân luồng, quy trình trên hệ thống</w:t>
-            </w:r>
-            <w:r>
-              <w:t>'</w:t>
-            </w:r>
-          </w:p>
-          <w:p>
-            <w:pPr>
-              <w:spacing w:line="360" w:lineRule="auto"/>
-              <w:jc w:val="left"/>
-              <w:rPr>
-                <w:color w:val="EE0000"/>
-              </w:rPr>
-            </w:pPr>
-            <w:r>
-              <w:rPr>
-                <w:color w:val="EE0000"/>
-              </w:rPr>
-              <w:t>2</w:t>
-            </w:r>
-            <w:r>
-              <w:rPr>
-                <w:color w:val="EE0000"/>
-              </w:rPr>
-              <w:t>.2.</w:t>
-            </w:r>
-            <w:r>
-              <w:rPr>
-                <w:color w:val="EE0000"/>
-              </w:rPr>
-              <w:t xml:space="preserve"> </w:t>
-            </w:r>
-            <w:proofErr w:type="gramStart"/>
-            <w:r>
-              <w:rPr>
-                <w:color w:val="EE0000"/>
-              </w:rPr>
-              <w:t>h.</w:t>
-            </w:r>
-            <w:r>
-              <w:rPr>
-                <w:color w:val="EE0000"/>
-              </w:rPr>
-              <w:t>WORKSTEP</w:t>
-            </w:r>
-            <w:proofErr w:type="gramEnd"/>
-            <w:r>
-              <w:rPr>
-                <w:color w:val="EE0000"/>
-              </w:rPr>
-              <w:t xml:space="preserve"> = 'DataInputerChecker' and </w:t>
-            </w:r>
-            <w:proofErr w:type="gramStart"/>
-            <w:r>
-              <w:rPr>
-                <w:color w:val="EE0000"/>
-              </w:rPr>
-              <w:t>h.</w:t>
-            </w:r>
-            <w:r>
-              <w:rPr>
-                <w:color w:val="EE0000"/>
-              </w:rPr>
-              <w:t>DECISION</w:t>
-            </w:r>
-            <w:proofErr w:type="gramEnd"/>
-            <w:r>
-              <w:rPr>
-                <w:color w:val="EE0000"/>
-              </w:rPr>
-              <w:t xml:space="preserve"> = 'Additional_Doc_Required'</w:t>
-            </w:r>
-          </w:p>
-          <w:p>
-            <w:pPr>
-              <w:spacing w:line="360" w:lineRule="auto"/>
-              <w:jc w:val="left"/>
-            </w:pPr>
-            <w:r>
-              <w:t xml:space="preserve">+ </w:t>
-            </w:r>
-            <w:proofErr w:type="gramStart"/>
-            <w:r>
-              <w:t>a.EXCEPTION</w:t>
-            </w:r>
-            <w:proofErr w:type="gramEnd"/>
-            <w:r>
-              <w:t xml:space="preserve">_CATEGORY LIKE </w:t>
-            </w:r>
-            <w:r>
-              <w:t>N'%</w:t>
-            </w:r>
-            <w:r>
-              <w:t>BC3-BR-NEW: Chất lượng bản scan mờ không thấy thông tin -</w:t>
-            </w:r>
-            <w:r>
-              <w:t xml:space="preserve"> </w:t>
-            </w:r>
-            <w:r>
-              <w:t>%'</w:t>
-            </w:r>
-          </w:p>
-          <w:p>
-            <w:pPr>
-              <w:spacing w:line="360" w:lineRule="auto"/>
-              <w:jc w:val="left"/>
-            </w:pPr>
-            <w:r>
-              <w:t xml:space="preserve">+ </w:t>
-            </w:r>
-            <w:proofErr w:type="gramStart"/>
-            <w:r>
-              <w:t>a.</w:t>
-            </w:r>
-            <w:r>
-              <w:t>EXCEPTION</w:t>
-            </w:r>
-            <w:proofErr w:type="gramEnd"/>
-            <w:r>
-              <w:t xml:space="preserve">_CATEGORY </w:t>
-            </w:r>
-            <w:r>
-              <w:t>=</w:t>
-            </w:r>
-            <w:r>
-              <w:t xml:space="preserve"> </w:t>
-            </w:r>
-            <w:r>
-              <w:t>N</w:t>
-            </w:r>
-            <w:r>
-              <w:t>'</w:t>
-            </w:r>
-            <w:r>
-              <w:t>BC3-BR-NEW</w:t>
-            </w:r>
-            <w:r>
-              <w:t xml:space="preserve">: Bổ sung ý kiến tư vấn của bên thứ 3 (pháp chế, chính sách, sản phẩm, thẩm </w:t>
-            </w:r>
-            <w:proofErr w:type="gramStart"/>
-            <w:r>
-              <w:t>định,…</w:t>
-            </w:r>
-            <w:proofErr w:type="gramEnd"/>
-            <w:r>
-              <w:t>)</w:t>
-            </w:r>
-            <w:r>
-              <w:t>'</w:t>
-            </w:r>
-          </w:p>
-          <w:p>
-            <w:pPr>
-              <w:spacing w:line="360" w:lineRule="auto"/>
-              <w:jc w:val="left"/>
-            </w:pPr>
-            <w:r>
-              <w:t xml:space="preserve">+ </w:t>
-            </w:r>
-            <w:proofErr w:type="gramStart"/>
-            <w:r>
-              <w:t>a.</w:t>
-            </w:r>
-            <w:r>
-              <w:t>EXCEPTION</w:t>
-            </w:r>
-            <w:proofErr w:type="gramEnd"/>
-            <w:r>
-              <w:t xml:space="preserve">_CATEGORY </w:t>
-            </w:r>
-            <w:r>
-              <w:t>=</w:t>
-            </w:r>
-            <w:r>
-              <w:t xml:space="preserve"> </w:t>
-            </w:r>
-            <w:r>
-              <w:t>N</w:t>
-            </w:r>
-            <w:r>
-              <w:t>'</w:t>
-            </w:r>
-            <w:r>
-              <w:t>BC3-BR-NEW</w:t>
-            </w:r>
-            <w:r>
-              <w:t xml:space="preserve">: Lỗi hệ thống (LOS, T24, </w:t>
-            </w:r>
-            <w:proofErr w:type="gramStart"/>
-            <w:r>
-              <w:t>XHTD,…</w:t>
-            </w:r>
-            <w:proofErr w:type="gramEnd"/>
-            <w:r>
-              <w:t>)</w:t>
-            </w:r>
-            <w:r>
-              <w:t>'</w:t>
-            </w:r>
-          </w:p>
-          <w:p>
-            <w:pPr>
-              <w:spacing w:line="360" w:lineRule="auto"/>
-              <w:rPr>
-                <w:color w:val="EE0000"/>
-              </w:rPr>
-            </w:pPr>
-            <w:r>
-              <w:rPr>
-                <w:color w:val="EE0000"/>
-              </w:rPr>
-              <w:t>2</w:t>
-            </w:r>
-            <w:r>
-              <w:rPr>
-                <w:color w:val="EE0000"/>
-              </w:rPr>
-              <w:t>.3.</w:t>
-            </w:r>
-            <w:r>
-              <w:rPr>
-                <w:color w:val="EE0000"/>
-              </w:rPr>
-              <w:t xml:space="preserve"> </w:t>
-            </w:r>
-            <w:proofErr w:type="gramStart"/>
-            <w:r>
-              <w:rPr>
-                <w:color w:val="EE0000"/>
-              </w:rPr>
-              <w:t>h.</w:t>
-            </w:r>
-            <w:r>
-              <w:rPr>
-                <w:color w:val="EE0000"/>
-              </w:rPr>
-              <w:t>WORKSTEP</w:t>
-            </w:r>
-            <w:proofErr w:type="gramEnd"/>
-            <w:r>
-              <w:rPr>
-                <w:color w:val="EE0000"/>
-              </w:rPr>
-              <w:t xml:space="preserve"> = '</w:t>
-            </w:r>
-            <w:r>
-              <w:rPr>
-                <w:color w:val="EE0000"/>
-              </w:rPr>
-              <w:t>UnderwriterMaker</w:t>
-            </w:r>
-            <w:r>
-              <w:rPr>
-                <w:color w:val="EE0000"/>
-              </w:rPr>
-              <w:t xml:space="preserve">' and </w:t>
-            </w:r>
-            <w:proofErr w:type="gramStart"/>
-            <w:r>
-              <w:rPr>
-                <w:color w:val="EE0000"/>
-              </w:rPr>
-              <w:t>h.</w:t>
-            </w:r>
-            <w:r>
-              <w:rPr>
-                <w:color w:val="EE0000"/>
-              </w:rPr>
-              <w:t>DECISION</w:t>
-            </w:r>
-            <w:proofErr w:type="gramEnd"/>
-            <w:r>
-              <w:rPr>
-                <w:color w:val="EE0000"/>
-              </w:rPr>
-              <w:t xml:space="preserve"> = 'Additional_Doc_Required'</w:t>
             </w:r>
           </w:p>
           <w:p>
